--- a/BTEC-Assessment-Record-TemplateJinja.docx
+++ b/BTEC-Assessment-Record-TemplateJinja.docx
@@ -26,8 +26,8 @@
       </w:tblPr>
       <w:tblGrid>
         <w:gridCol w:w="1236"/>
-        <w:gridCol w:w="1236"/>
-        <w:gridCol w:w="2693"/>
+        <w:gridCol w:w="2795"/>
+        <w:gridCol w:w="1134"/>
         <w:gridCol w:w="993"/>
         <w:gridCol w:w="1559"/>
         <w:gridCol w:w="303"/>
@@ -137,7 +137,7 @@
         </w:trPr>
         <w:tc>
           <w:tcPr>
-            <w:tcW w:w="2472" w:type="dxa"/>
+            <w:tcW w:w="4031" w:type="dxa"/>
             <w:gridSpan w:val="2"/>
             <w:vMerge w:val="restart"/>
             <w:tcBorders>
@@ -176,7 +176,7 @@
         </w:tc>
         <w:tc>
           <w:tcPr>
-            <w:tcW w:w="2693" w:type="dxa"/>
+            <w:tcW w:w="1134" w:type="dxa"/>
             <w:vMerge w:val="restart"/>
             <w:tcBorders>
               <w:top w:val="dashSmallGap" w:sz="4" w:space="0" w:color="5B9BD5" w:themeColor="accent1"/>
@@ -299,7 +299,7 @@
         </w:trPr>
         <w:tc>
           <w:tcPr>
-            <w:tcW w:w="2472" w:type="dxa"/>
+            <w:tcW w:w="4031" w:type="dxa"/>
             <w:gridSpan w:val="2"/>
             <w:vMerge/>
             <w:tcMar>
@@ -322,7 +322,7 @@
         </w:tc>
         <w:tc>
           <w:tcPr>
-            <w:tcW w:w="2693" w:type="dxa"/>
+            <w:tcW w:w="1134" w:type="dxa"/>
             <w:vMerge/>
             <w:vAlign w:val="center"/>
           </w:tcPr>
@@ -427,7 +427,7 @@
         </w:trPr>
         <w:tc>
           <w:tcPr>
-            <w:tcW w:w="2472" w:type="dxa"/>
+            <w:tcW w:w="4031" w:type="dxa"/>
             <w:gridSpan w:val="2"/>
             <w:tcBorders>
               <w:top w:val="dashSmallGap" w:sz="4" w:space="0" w:color="5B9BD5" w:themeColor="accent1"/>
@@ -466,7 +466,7 @@
         </w:tc>
         <w:tc>
           <w:tcPr>
-            <w:tcW w:w="2693" w:type="dxa"/>
+            <w:tcW w:w="1134" w:type="dxa"/>
             <w:tcBorders>
               <w:left w:val="dashSmallGap" w:sz="4" w:space="0" w:color="5B9BD5" w:themeColor="accent1"/>
               <w:bottom w:val="dashSmallGap" w:sz="4" w:space="0" w:color="5B9BD5" w:themeColor="accent1"/>
@@ -619,7 +619,7 @@
         </w:trPr>
         <w:tc>
           <w:tcPr>
-            <w:tcW w:w="2472" w:type="dxa"/>
+            <w:tcW w:w="4031" w:type="dxa"/>
             <w:gridSpan w:val="2"/>
             <w:tcBorders>
               <w:top w:val="dashSmallGap" w:sz="4" w:space="0" w:color="5B9BD5" w:themeColor="accent1"/>
@@ -655,7 +655,7 @@
         </w:tc>
         <w:tc>
           <w:tcPr>
-            <w:tcW w:w="8222" w:type="dxa"/>
+            <w:tcW w:w="6663" w:type="dxa"/>
             <w:gridSpan w:val="5"/>
             <w:tcBorders>
               <w:top w:val="dashSmallGap" w:sz="4" w:space="0" w:color="5B9BD5" w:themeColor="accent1"/>
@@ -704,7 +704,7 @@
         </w:trPr>
         <w:tc>
           <w:tcPr>
-            <w:tcW w:w="2472" w:type="dxa"/>
+            <w:tcW w:w="4031" w:type="dxa"/>
             <w:gridSpan w:val="2"/>
             <w:tcBorders>
               <w:top w:val="dashSmallGap" w:sz="4" w:space="0" w:color="5B9BD5" w:themeColor="accent1"/>
@@ -740,7 +740,7 @@
         </w:tc>
         <w:tc>
           <w:tcPr>
-            <w:tcW w:w="2693" w:type="dxa"/>
+            <w:tcW w:w="1134" w:type="dxa"/>
             <w:tcBorders>
               <w:top w:val="dashSmallGap" w:sz="4" w:space="0" w:color="5B9BD5" w:themeColor="accent1"/>
             </w:tcBorders>
@@ -986,7 +986,7 @@
         </w:tc>
         <w:tc>
           <w:tcPr>
-            <w:tcW w:w="1236" w:type="dxa"/>
+            <w:tcW w:w="2795" w:type="dxa"/>
             <w:shd w:val="clear" w:color="auto" w:fill="F2F2F2" w:themeFill="background1" w:themeFillShade="F2"/>
             <w:tcMar>
               <w:top w:w="28" w:type="dxa"/>
@@ -1018,7 +1018,7 @@
         </w:tc>
         <w:tc>
           <w:tcPr>
-            <w:tcW w:w="8222" w:type="dxa"/>
+            <w:tcW w:w="6663" w:type="dxa"/>
             <w:gridSpan w:val="5"/>
             <w:shd w:val="clear" w:color="auto" w:fill="F2F2F2" w:themeFill="background1" w:themeFillShade="F2"/>
             <w:vAlign w:val="center"/>
@@ -1185,7 +1185,7 @@
         </w:tc>
         <w:tc>
           <w:tcPr>
-            <w:tcW w:w="1236" w:type="dxa"/>
+            <w:tcW w:w="2795" w:type="dxa"/>
             <w:tcMar>
               <w:top w:w="28" w:type="dxa"/>
               <w:bottom w:w="28" w:type="dxa"/>
@@ -1197,7 +1197,54 @@
               <w:jc w:val="center"/>
               <w:rPr>
                 <w:rFonts w:ascii="Open Sans" w:hAnsi="Open Sans" w:cs="Open Sans"/>
-                <w:color w:val="auto"/>
+              </w:rPr>
+            </w:pPr>
+            <w:r>
+              <w:rPr>
+                <w:rFonts w:ascii="Open Sans" w:hAnsi="Open Sans" w:cs="Open Sans"/>
+              </w:rPr>
+              <w:t xml:space="preserve">{{ </w:t>
+            </w:r>
+            <w:proofErr w:type="spellStart"/>
+            <w:r>
+              <w:rPr>
+                <w:rFonts w:ascii="Open Sans" w:hAnsi="Open Sans" w:cs="Open Sans"/>
+              </w:rPr>
+              <w:t>criteria.</w:t>
+            </w:r>
+            <w:r>
+              <w:rPr>
+                <w:rFonts w:ascii="Open Sans" w:hAnsi="Open Sans" w:cs="Open Sans"/>
+              </w:rPr>
+              <w:t>criteriaAchieved</w:t>
+            </w:r>
+            <w:proofErr w:type="spellEnd"/>
+            <w:r>
+              <w:rPr>
+                <w:rFonts w:ascii="Open Sans" w:hAnsi="Open Sans" w:cs="Open Sans"/>
+              </w:rPr>
+              <w:t xml:space="preserve"> </w:t>
+            </w:r>
+            <w:bookmarkStart w:id="0" w:name="_GoBack"/>
+            <w:bookmarkEnd w:id="0"/>
+            <w:r>
+              <w:rPr>
+                <w:rFonts w:ascii="Open Sans" w:hAnsi="Open Sans" w:cs="Open Sans"/>
+              </w:rPr>
+              <w:t>}}</w:t>
+            </w:r>
+          </w:p>
+        </w:tc>
+        <w:tc>
+          <w:tcPr>
+            <w:tcW w:w="6663" w:type="dxa"/>
+            <w:gridSpan w:val="5"/>
+            <w:vAlign w:val="center"/>
+          </w:tcPr>
+          <w:p>
+            <w:pPr>
+              <w:rPr>
+                <w:rFonts w:ascii="Open Sans" w:hAnsi="Open Sans" w:cs="Open Sans"/>
               </w:rPr>
             </w:pPr>
             <w:proofErr w:type="gramStart"/>
@@ -1219,56 +1266,13 @@
               <w:rPr>
                 <w:rFonts w:ascii="Open Sans" w:hAnsi="Open Sans" w:cs="Open Sans"/>
               </w:rPr>
-              <w:t>.achieved</w:t>
-            </w:r>
-            <w:proofErr w:type="spellEnd"/>
-            <w:r>
-              <w:rPr>
-                <w:rFonts w:ascii="Open Sans" w:hAnsi="Open Sans" w:cs="Open Sans"/>
-              </w:rPr>
-              <w:t xml:space="preserve"> }}</w:t>
-            </w:r>
-          </w:p>
-        </w:tc>
-        <w:tc>
-          <w:tcPr>
-            <w:tcW w:w="8222" w:type="dxa"/>
-            <w:gridSpan w:val="5"/>
-            <w:vAlign w:val="center"/>
-          </w:tcPr>
-          <w:p>
-            <w:pPr>
-              <w:rPr>
-                <w:rFonts w:ascii="Open Sans" w:hAnsi="Open Sans" w:cs="Open Sans"/>
-                <w:color w:val="auto"/>
-              </w:rPr>
-            </w:pPr>
-            <w:proofErr w:type="gramStart"/>
-            <w:r>
-              <w:rPr>
-                <w:rFonts w:ascii="Open Sans" w:hAnsi="Open Sans" w:cs="Open Sans"/>
-              </w:rPr>
-              <w:t xml:space="preserve">{{ </w:t>
-            </w:r>
-            <w:proofErr w:type="spellStart"/>
-            <w:r>
-              <w:rPr>
-                <w:rFonts w:ascii="Open Sans" w:hAnsi="Open Sans" w:cs="Open Sans"/>
-              </w:rPr>
-              <w:t>criteria</w:t>
-            </w:r>
-            <w:proofErr w:type="gramEnd"/>
-            <w:r>
-              <w:rPr>
-                <w:rFonts w:ascii="Open Sans" w:hAnsi="Open Sans" w:cs="Open Sans"/>
-              </w:rPr>
               <w:t>.</w:t>
             </w:r>
             <w:r>
               <w:rPr>
                 <w:rFonts w:ascii="Open Sans" w:hAnsi="Open Sans" w:cs="Open Sans"/>
               </w:rPr>
-              <w:t>marked_criteria_description</w:t>
+              <w:t>assessmentComment</w:t>
             </w:r>
             <w:proofErr w:type="spellEnd"/>
             <w:r>
@@ -1330,7 +1334,7 @@
         </w:tc>
         <w:tc>
           <w:tcPr>
-            <w:tcW w:w="1236" w:type="dxa"/>
+            <w:tcW w:w="2795" w:type="dxa"/>
             <w:tcMar>
               <w:top w:w="28" w:type="dxa"/>
               <w:bottom w:w="28" w:type="dxa"/>
@@ -1349,7 +1353,7 @@
         </w:tc>
         <w:tc>
           <w:tcPr>
-            <w:tcW w:w="8222" w:type="dxa"/>
+            <w:tcW w:w="6663" w:type="dxa"/>
             <w:gridSpan w:val="5"/>
             <w:vAlign w:val="center"/>
           </w:tcPr>
@@ -1386,6 +1390,45 @@
         </w:tc>
         <w:tc>
           <w:tcPr>
+            <w:tcW w:w="2795" w:type="dxa"/>
+            <w:tcMar>
+              <w:top w:w="28" w:type="dxa"/>
+              <w:bottom w:w="28" w:type="dxa"/>
+            </w:tcMar>
+            <w:vAlign w:val="center"/>
+          </w:tcPr>
+          <w:p>
+            <w:pPr>
+              <w:jc w:val="center"/>
+              <w:rPr>
+                <w:rFonts w:ascii="Open Sans" w:hAnsi="Open Sans" w:cs="Open Sans"/>
+                <w:color w:val="auto"/>
+              </w:rPr>
+            </w:pPr>
+          </w:p>
+        </w:tc>
+        <w:tc>
+          <w:tcPr>
+            <w:tcW w:w="6663" w:type="dxa"/>
+            <w:gridSpan w:val="5"/>
+            <w:vAlign w:val="center"/>
+          </w:tcPr>
+          <w:p>
+            <w:pPr>
+              <w:rPr>
+                <w:rFonts w:ascii="Open Sans" w:hAnsi="Open Sans" w:cs="Open Sans"/>
+                <w:color w:val="auto"/>
+              </w:rPr>
+            </w:pPr>
+          </w:p>
+        </w:tc>
+      </w:tr>
+      <w:tr>
+        <w:trPr>
+          <w:trHeight w:val="333"/>
+        </w:trPr>
+        <w:tc>
+          <w:tcPr>
             <w:tcW w:w="1236" w:type="dxa"/>
             <w:tcMar>
               <w:top w:w="28" w:type="dxa"/>
@@ -1395,6 +1438,24 @@
           </w:tcPr>
           <w:p>
             <w:pPr>
+              <w:rPr>
+                <w:rStyle w:val="normaltextrun"/>
+                <w:shd w:val="clear" w:color="auto" w:fill="FFFFFF"/>
+              </w:rPr>
+            </w:pPr>
+          </w:p>
+        </w:tc>
+        <w:tc>
+          <w:tcPr>
+            <w:tcW w:w="2795" w:type="dxa"/>
+            <w:tcMar>
+              <w:top w:w="28" w:type="dxa"/>
+              <w:bottom w:w="28" w:type="dxa"/>
+            </w:tcMar>
+            <w:vAlign w:val="center"/>
+          </w:tcPr>
+          <w:p>
+            <w:pPr>
               <w:jc w:val="center"/>
               <w:rPr>
                 <w:rFonts w:ascii="Open Sans" w:hAnsi="Open Sans" w:cs="Open Sans"/>
@@ -1405,7 +1466,178 @@
         </w:tc>
         <w:tc>
           <w:tcPr>
-            <w:tcW w:w="8222" w:type="dxa"/>
+            <w:tcW w:w="6663" w:type="dxa"/>
+            <w:gridSpan w:val="5"/>
+            <w:vAlign w:val="center"/>
+          </w:tcPr>
+          <w:p>
+            <w:pPr>
+              <w:rPr>
+                <w:rFonts w:ascii="Open Sans" w:hAnsi="Open Sans" w:cs="Open Sans"/>
+                <w:color w:val="auto"/>
+              </w:rPr>
+            </w:pPr>
+          </w:p>
+        </w:tc>
+      </w:tr>
+      <w:tr>
+        <w:trPr>
+          <w:trHeight w:val="333"/>
+        </w:trPr>
+        <w:tc>
+          <w:tcPr>
+            <w:tcW w:w="1236" w:type="dxa"/>
+            <w:tcMar>
+              <w:top w:w="28" w:type="dxa"/>
+              <w:bottom w:w="28" w:type="dxa"/>
+            </w:tcMar>
+            <w:vAlign w:val="center"/>
+          </w:tcPr>
+          <w:p>
+            <w:pPr>
+              <w:rPr>
+                <w:rStyle w:val="normaltextrun"/>
+                <w:shd w:val="clear" w:color="auto" w:fill="FFFFFF"/>
+              </w:rPr>
+            </w:pPr>
+          </w:p>
+        </w:tc>
+        <w:tc>
+          <w:tcPr>
+            <w:tcW w:w="2795" w:type="dxa"/>
+            <w:tcMar>
+              <w:top w:w="28" w:type="dxa"/>
+              <w:bottom w:w="28" w:type="dxa"/>
+            </w:tcMar>
+            <w:vAlign w:val="center"/>
+          </w:tcPr>
+          <w:p>
+            <w:pPr>
+              <w:jc w:val="center"/>
+              <w:rPr>
+                <w:rFonts w:ascii="Open Sans" w:hAnsi="Open Sans" w:cs="Open Sans"/>
+                <w:color w:val="auto"/>
+              </w:rPr>
+            </w:pPr>
+          </w:p>
+        </w:tc>
+        <w:tc>
+          <w:tcPr>
+            <w:tcW w:w="6663" w:type="dxa"/>
+            <w:gridSpan w:val="5"/>
+            <w:vAlign w:val="center"/>
+          </w:tcPr>
+          <w:p>
+            <w:pPr>
+              <w:rPr>
+                <w:rFonts w:ascii="Open Sans" w:hAnsi="Open Sans" w:cs="Open Sans"/>
+                <w:color w:val="auto"/>
+              </w:rPr>
+            </w:pPr>
+          </w:p>
+        </w:tc>
+      </w:tr>
+      <w:tr>
+        <w:trPr>
+          <w:trHeight w:val="333"/>
+        </w:trPr>
+        <w:tc>
+          <w:tcPr>
+            <w:tcW w:w="1236" w:type="dxa"/>
+            <w:tcMar>
+              <w:top w:w="28" w:type="dxa"/>
+              <w:bottom w:w="28" w:type="dxa"/>
+            </w:tcMar>
+            <w:vAlign w:val="center"/>
+          </w:tcPr>
+          <w:p>
+            <w:pPr>
+              <w:rPr>
+                <w:rStyle w:val="normaltextrun"/>
+                <w:shd w:val="clear" w:color="auto" w:fill="FFFFFF"/>
+              </w:rPr>
+            </w:pPr>
+          </w:p>
+        </w:tc>
+        <w:tc>
+          <w:tcPr>
+            <w:tcW w:w="2795" w:type="dxa"/>
+            <w:tcMar>
+              <w:top w:w="28" w:type="dxa"/>
+              <w:bottom w:w="28" w:type="dxa"/>
+            </w:tcMar>
+            <w:vAlign w:val="center"/>
+          </w:tcPr>
+          <w:p>
+            <w:pPr>
+              <w:jc w:val="center"/>
+              <w:rPr>
+                <w:rFonts w:ascii="Open Sans" w:hAnsi="Open Sans" w:cs="Open Sans"/>
+                <w:color w:val="auto"/>
+              </w:rPr>
+            </w:pPr>
+          </w:p>
+        </w:tc>
+        <w:tc>
+          <w:tcPr>
+            <w:tcW w:w="6663" w:type="dxa"/>
+            <w:gridSpan w:val="5"/>
+            <w:vAlign w:val="center"/>
+          </w:tcPr>
+          <w:p>
+            <w:pPr>
+              <w:rPr>
+                <w:rFonts w:ascii="Open Sans" w:hAnsi="Open Sans" w:cs="Open Sans"/>
+                <w:color w:val="auto"/>
+              </w:rPr>
+            </w:pPr>
+          </w:p>
+        </w:tc>
+      </w:tr>
+      <w:tr>
+        <w:trPr>
+          <w:trHeight w:val="333"/>
+        </w:trPr>
+        <w:tc>
+          <w:tcPr>
+            <w:tcW w:w="1236" w:type="dxa"/>
+            <w:tcMar>
+              <w:top w:w="28" w:type="dxa"/>
+              <w:bottom w:w="28" w:type="dxa"/>
+            </w:tcMar>
+            <w:vAlign w:val="center"/>
+          </w:tcPr>
+          <w:p>
+            <w:pPr>
+              <w:rPr>
+                <w:rStyle w:val="normaltextrun"/>
+                <w:shd w:val="clear" w:color="auto" w:fill="FFFFFF"/>
+              </w:rPr>
+            </w:pPr>
+          </w:p>
+        </w:tc>
+        <w:tc>
+          <w:tcPr>
+            <w:tcW w:w="2795" w:type="dxa"/>
+            <w:tcMar>
+              <w:top w:w="28" w:type="dxa"/>
+              <w:bottom w:w="28" w:type="dxa"/>
+            </w:tcMar>
+            <w:vAlign w:val="center"/>
+          </w:tcPr>
+          <w:p>
+            <w:pPr>
+              <w:jc w:val="center"/>
+              <w:rPr>
+                <w:rFonts w:ascii="Open Sans" w:hAnsi="Open Sans" w:cs="Open Sans"/>
+                <w:color w:val="auto"/>
+              </w:rPr>
+            </w:pPr>
+          </w:p>
+        </w:tc>
+        <w:tc>
+          <w:tcPr>
+            <w:tcW w:w="6663" w:type="dxa"/>
             <w:gridSpan w:val="5"/>
             <w:vAlign w:val="center"/>
           </w:tcPr>
@@ -1505,6 +1737,13 @@
               </w:rPr>
             </w:pPr>
           </w:p>
+          <w:p>
+            <w:pPr>
+              <w:rPr>
+                <w:rFonts w:ascii="Open Sans" w:hAnsi="Open Sans" w:cs="Open Sans"/>
+              </w:rPr>
+            </w:pPr>
+          </w:p>
         </w:tc>
       </w:tr>
       <w:tr>
@@ -1817,7 +2056,7 @@
               </w:rPr>
               <w:t xml:space="preserve">used in the work. </w:t>
             </w:r>
-            <w:ins w:id="0" w:author="Lee Shirley" w:date="2023-12-19T14:26:00Z">
+            <w:ins w:id="1" w:author="Lee Shirley" w:date="2023-12-19T14:26:00Z">
               <w:r>
                 <w:rPr>
                   <w:rFonts w:ascii="Open Sans" w:hAnsi="Open Sans" w:cs="Open Sans"/>
@@ -2894,8 +3133,6 @@
               </w:rPr>
               <w:t xml:space="preserve"> }}</w:t>
             </w:r>
-            <w:bookmarkStart w:id="1" w:name="_GoBack"/>
-            <w:bookmarkEnd w:id="1"/>
           </w:p>
         </w:tc>
       </w:tr>
@@ -3858,6 +4095,7 @@
                 <w:sz w:val="16"/>
                 <w:szCs w:val="16"/>
               </w:rPr>
+              <w:lastRenderedPageBreak/>
               <w:t xml:space="preserve">Learner Declaration - </w:t>
             </w:r>
             <w:r>
@@ -5780,7 +6018,6 @@
   <w:style w:type="character" w:default="1" w:styleId="DefaultParagraphFont">
     <w:name w:val="Default Paragraph Font"/>
     <w:uiPriority w:val="1"/>
-    <w:semiHidden/>
     <w:unhideWhenUsed/>
   </w:style>
   <w:style w:type="table" w:default="1" w:styleId="TableNormal">
@@ -6304,11 +6541,11 @@
 <file path=customXml/item2.xml><?xml version="1.0" encoding="utf-8"?>
 <p:properties xmlns:p="http://schemas.microsoft.com/office/2006/metadata/properties" xmlns:xsi="http://www.w3.org/2001/XMLSchema-instance" xmlns:pc="http://schemas.microsoft.com/office/infopath/2007/PartnerControls">
   <documentManagement>
-    <TaxCatchAll xmlns="468815d5-cb9c-47f5-a02e-1e231035b2f5" xsi:nil="true"/>
-    <lcf76f155ced4ddcb4097134ff3c332f xmlns="88ecf5b8-9820-43d8-9ca8-4b0ec3b93c38">
+    <TaxCatchAll xmlns="3b0546f9-1591-425f-a5ce-577a0197cd82" xsi:nil="true"/>
+    <lcf76f155ced4ddcb4097134ff3c332f xmlns="184593b7-ad5e-4fec-b620-657070b7e511">
       <Terms xmlns="http://schemas.microsoft.com/office/infopath/2007/PartnerControls"/>
     </lcf76f155ced4ddcb4097134ff3c332f>
-    <SharedWithUsers xmlns="468815d5-cb9c-47f5-a02e-1e231035b2f5">
+    <SharedWithUsers xmlns="3b0546f9-1591-425f-a5ce-577a0197cd82">
       <UserInfo>
         <DisplayName>Ravi Patel</DisplayName>
         <AccountId>1831</AccountId>
@@ -6340,17 +6577,15 @@
         <AccountType/>
       </UserInfo>
     </SharedWithUsers>
-    <DateModified xmlns="88ecf5b8-9820-43d8-9ca8-4b0ec3b93c38" xsi:nil="true"/>
-    <DateofModification xmlns="88ecf5b8-9820-43d8-9ca8-4b0ec3b93c38" xsi:nil="true"/>
   </documentManagement>
 </p:properties>
 </file>
 
 <file path=customXml/item3.xml><?xml version="1.0" encoding="utf-8"?>
-<ct:contentTypeSchema xmlns:ct="http://schemas.microsoft.com/office/2006/metadata/contentType" xmlns:ma="http://schemas.microsoft.com/office/2006/metadata/properties/metaAttributes" ct:_="" ma:_="" ma:contentTypeName="Document" ma:contentTypeID="0x010100843A8D5C37786B49B9B1C84B34032B24" ma:contentTypeVersion="20" ma:contentTypeDescription="Create a new document." ma:contentTypeScope="" ma:versionID="837efde7be552861d3b148f43fd3c0de">
-  <xsd:schema xmlns:xsd="http://www.w3.org/2001/XMLSchema" xmlns:xs="http://www.w3.org/2001/XMLSchema" xmlns:p="http://schemas.microsoft.com/office/2006/metadata/properties" xmlns:ns2="88ecf5b8-9820-43d8-9ca8-4b0ec3b93c38" xmlns:ns3="468815d5-cb9c-47f5-a02e-1e231035b2f5" targetNamespace="http://schemas.microsoft.com/office/2006/metadata/properties" ma:root="true" ma:fieldsID="8d82298263908599410167b8df6b4d1c" ns2:_="" ns3:_="">
-    <xsd:import namespace="88ecf5b8-9820-43d8-9ca8-4b0ec3b93c38"/>
-    <xsd:import namespace="468815d5-cb9c-47f5-a02e-1e231035b2f5"/>
+<ct:contentTypeSchema xmlns:ct="http://schemas.microsoft.com/office/2006/metadata/contentType" xmlns:ma="http://schemas.microsoft.com/office/2006/metadata/properties/metaAttributes" ct:_="" ma:_="" ma:contentTypeName="Document" ma:contentTypeID="0x0101008B7F7BC62E88274DB030B98DB86109F1" ma:contentTypeVersion="18" ma:contentTypeDescription="Create a new document." ma:contentTypeScope="" ma:versionID="af5224957d712b2c4c6eb0a37b955b27">
+  <xsd:schema xmlns:xsd="http://www.w3.org/2001/XMLSchema" xmlns:xs="http://www.w3.org/2001/XMLSchema" xmlns:p="http://schemas.microsoft.com/office/2006/metadata/properties" xmlns:ns2="184593b7-ad5e-4fec-b620-657070b7e511" xmlns:ns3="3b0546f9-1591-425f-a5ce-577a0197cd82" targetNamespace="http://schemas.microsoft.com/office/2006/metadata/properties" ma:root="true" ma:fieldsID="eee6da7a7debdcc4afc87b42161348c0" ns2:_="" ns3:_="">
+    <xsd:import namespace="184593b7-ad5e-4fec-b620-657070b7e511"/>
+    <xsd:import namespace="3b0546f9-1591-425f-a5ce-577a0197cd82"/>
     <xsd:element name="properties">
       <xsd:complexType>
         <xsd:sequence>
@@ -6361,21 +6596,18 @@
                 <xsd:element ref="ns2:MediaServiceFastMetadata" minOccurs="0"/>
                 <xsd:element ref="ns2:MediaServiceAutoKeyPoints" minOccurs="0"/>
                 <xsd:element ref="ns2:MediaServiceKeyPoints" minOccurs="0"/>
-                <xsd:element ref="ns3:SharedWithUsers" minOccurs="0"/>
-                <xsd:element ref="ns3:SharedWithDetails" minOccurs="0"/>
-                <xsd:element ref="ns2:DateofModification" minOccurs="0"/>
-                <xsd:element ref="ns2:MediaServiceAutoTags" minOccurs="0"/>
                 <xsd:element ref="ns2:MediaServiceOCR" minOccurs="0"/>
                 <xsd:element ref="ns2:MediaServiceGenerationTime" minOccurs="0"/>
                 <xsd:element ref="ns2:MediaServiceEventHashCode" minOccurs="0"/>
-                <xsd:element ref="ns2:MediaServiceDateTaken" minOccurs="0"/>
-                <xsd:element ref="ns2:DateModified" minOccurs="0"/>
-                <xsd:element ref="ns2:MediaServiceLocation" minOccurs="0"/>
+                <xsd:element ref="ns3:SharedWithUsers" minOccurs="0"/>
+                <xsd:element ref="ns3:SharedWithDetails" minOccurs="0"/>
                 <xsd:element ref="ns2:MediaLengthInSeconds" minOccurs="0"/>
                 <xsd:element ref="ns2:lcf76f155ced4ddcb4097134ff3c332f" minOccurs="0"/>
                 <xsd:element ref="ns3:TaxCatchAll" minOccurs="0"/>
+                <xsd:element ref="ns2:MediaServiceDateTaken" minOccurs="0"/>
+                <xsd:element ref="ns2:MediaServiceSearchProperties" minOccurs="0"/>
                 <xsd:element ref="ns2:MediaServiceObjectDetectorVersions" minOccurs="0"/>
-                <xsd:element ref="ns2:MediaServiceSearchProperties" minOccurs="0"/>
+                <xsd:element ref="ns2:MediaServiceLocation" minOccurs="0"/>
               </xsd:all>
             </xsd:complexType>
           </xsd:element>
@@ -6383,7 +6615,7 @@
       </xsd:complexType>
     </xsd:element>
   </xsd:schema>
-  <xsd:schema xmlns:xsd="http://www.w3.org/2001/XMLSchema" xmlns:xs="http://www.w3.org/2001/XMLSchema" xmlns:dms="http://schemas.microsoft.com/office/2006/documentManagement/types" xmlns:pc="http://schemas.microsoft.com/office/infopath/2007/PartnerControls" targetNamespace="88ecf5b8-9820-43d8-9ca8-4b0ec3b93c38" elementFormDefault="qualified">
+  <xsd:schema xmlns:xsd="http://www.w3.org/2001/XMLSchema" xmlns:xs="http://www.w3.org/2001/XMLSchema" xmlns:dms="http://schemas.microsoft.com/office/2006/documentManagement/types" xmlns:pc="http://schemas.microsoft.com/office/infopath/2007/PartnerControls" targetNamespace="184593b7-ad5e-4fec-b620-657070b7e511" elementFormDefault="qualified">
     <xsd:import namespace="http://schemas.microsoft.com/office/2006/documentManagement/types"/>
     <xsd:import namespace="http://schemas.microsoft.com/office/infopath/2007/PartnerControls"/>
     <xsd:element name="MediaServiceMetadata" ma:index="8" nillable="true" ma:displayName="MediaServiceMetadata" ma:hidden="true" ma:internalName="MediaServiceMetadata" ma:readOnly="true">
@@ -6408,75 +6640,60 @@
         </xsd:restriction>
       </xsd:simpleType>
     </xsd:element>
-    <xsd:element name="DateofModification" ma:index="14" nillable="true" ma:displayName="Date of Modification" ma:format="DateOnly" ma:internalName="DateofModification">
-      <xsd:simpleType>
-        <xsd:restriction base="dms:DateTime"/>
-      </xsd:simpleType>
-    </xsd:element>
-    <xsd:element name="MediaServiceAutoTags" ma:index="15" nillable="true" ma:displayName="Tags" ma:internalName="MediaServiceAutoTags" ma:readOnly="true">
-      <xsd:simpleType>
-        <xsd:restriction base="dms:Text"/>
-      </xsd:simpleType>
-    </xsd:element>
-    <xsd:element name="MediaServiceOCR" ma:index="16" nillable="true" ma:displayName="Extracted Text" ma:internalName="MediaServiceOCR" ma:readOnly="true">
+    <xsd:element name="MediaServiceOCR" ma:index="12" nillable="true" ma:displayName="Extracted Text" ma:internalName="MediaServiceOCR" ma:readOnly="true">
       <xsd:simpleType>
         <xsd:restriction base="dms:Note">
           <xsd:maxLength value="255"/>
         </xsd:restriction>
       </xsd:simpleType>
     </xsd:element>
-    <xsd:element name="MediaServiceGenerationTime" ma:index="17" nillable="true" ma:displayName="MediaServiceGenerationTime" ma:hidden="true" ma:internalName="MediaServiceGenerationTime" ma:readOnly="true">
+    <xsd:element name="MediaServiceGenerationTime" ma:index="13" nillable="true" ma:displayName="MediaServiceGenerationTime" ma:hidden="true" ma:internalName="MediaServiceGenerationTime" ma:readOnly="true">
       <xsd:simpleType>
         <xsd:restriction base="dms:Text"/>
       </xsd:simpleType>
     </xsd:element>
-    <xsd:element name="MediaServiceEventHashCode" ma:index="18" nillable="true" ma:displayName="MediaServiceEventHashCode" ma:hidden="true" ma:internalName="MediaServiceEventHashCode" ma:readOnly="true">
+    <xsd:element name="MediaServiceEventHashCode" ma:index="14" nillable="true" ma:displayName="MediaServiceEventHashCode" ma:hidden="true" ma:internalName="MediaServiceEventHashCode" ma:readOnly="true">
       <xsd:simpleType>
         <xsd:restriction base="dms:Text"/>
       </xsd:simpleType>
     </xsd:element>
-    <xsd:element name="MediaServiceDateTaken" ma:index="19" nillable="true" ma:displayName="MediaServiceDateTaken" ma:hidden="true" ma:internalName="MediaServiceDateTaken" ma:readOnly="true">
-      <xsd:simpleType>
-        <xsd:restriction base="dms:Text"/>
-      </xsd:simpleType>
-    </xsd:element>
-    <xsd:element name="DateModified" ma:index="20" nillable="true" ma:displayName="Date Modified" ma:format="DateOnly" ma:internalName="DateModified">
-      <xsd:simpleType>
-        <xsd:restriction base="dms:DateTime"/>
-      </xsd:simpleType>
-    </xsd:element>
-    <xsd:element name="MediaServiceLocation" ma:index="21" nillable="true" ma:displayName="Location" ma:internalName="MediaServiceLocation" ma:readOnly="true">
-      <xsd:simpleType>
-        <xsd:restriction base="dms:Text"/>
-      </xsd:simpleType>
-    </xsd:element>
-    <xsd:element name="MediaLengthInSeconds" ma:index="22" nillable="true" ma:displayName="Length (seconds)" ma:internalName="MediaLengthInSeconds" ma:readOnly="true">
+    <xsd:element name="MediaLengthInSeconds" ma:index="17" nillable="true" ma:displayName="Length (seconds)" ma:internalName="MediaLengthInSeconds" ma:readOnly="true">
       <xsd:simpleType>
         <xsd:restriction base="dms:Unknown"/>
       </xsd:simpleType>
     </xsd:element>
-    <xsd:element name="lcf76f155ced4ddcb4097134ff3c332f" ma:index="24" nillable="true" ma:taxonomy="true" ma:internalName="lcf76f155ced4ddcb4097134ff3c332f" ma:taxonomyFieldName="MediaServiceImageTags" ma:displayName="Image Tags" ma:readOnly="false" ma:fieldId="{5cf76f15-5ced-4ddc-b409-7134ff3c332f}" ma:taxonomyMulti="true" ma:sspId="46342d94-4a90-4c9b-8c88-cb4c8647e98f" ma:termSetId="09814cd3-568e-fe90-9814-8d621ff8fb84" ma:anchorId="fba54fb3-c3e1-fe81-a776-ca4b69148c4d" ma:open="true" ma:isKeyword="false">
+    <xsd:element name="lcf76f155ced4ddcb4097134ff3c332f" ma:index="19" nillable="true" ma:taxonomy="true" ma:internalName="lcf76f155ced4ddcb4097134ff3c332f" ma:taxonomyFieldName="MediaServiceImageTags" ma:displayName="Image Tags" ma:readOnly="false" ma:fieldId="{5cf76f15-5ced-4ddc-b409-7134ff3c332f}" ma:taxonomyMulti="true" ma:sspId="b8a6fc9d-fa20-4e1a-b911-78d429d48e32" ma:termSetId="09814cd3-568e-fe90-9814-8d621ff8fb84" ma:anchorId="fba54fb3-c3e1-fe81-a776-ca4b69148c4d" ma:open="true" ma:isKeyword="false">
       <xsd:complexType>
         <xsd:sequence>
           <xsd:element ref="pc:Terms" minOccurs="0" maxOccurs="1"/>
         </xsd:sequence>
       </xsd:complexType>
     </xsd:element>
-    <xsd:element name="MediaServiceObjectDetectorVersions" ma:index="26" nillable="true" ma:displayName="MediaServiceObjectDetectorVersions" ma:hidden="true" ma:indexed="true" ma:internalName="MediaServiceObjectDetectorVersions" ma:readOnly="true">
+    <xsd:element name="MediaServiceDateTaken" ma:index="21" nillable="true" ma:displayName="MediaServiceDateTaken" ma:hidden="true" ma:internalName="MediaServiceDateTaken" ma:readOnly="true">
       <xsd:simpleType>
         <xsd:restriction base="dms:Text"/>
       </xsd:simpleType>
     </xsd:element>
-    <xsd:element name="MediaServiceSearchProperties" ma:index="27" nillable="true" ma:displayName="MediaServiceSearchProperties" ma:hidden="true" ma:internalName="MediaServiceSearchProperties" ma:readOnly="true">
+    <xsd:element name="MediaServiceSearchProperties" ma:index="22" nillable="true" ma:displayName="MediaServiceSearchProperties" ma:hidden="true" ma:internalName="MediaServiceSearchProperties" ma:readOnly="true">
       <xsd:simpleType>
         <xsd:restriction base="dms:Note"/>
       </xsd:simpleType>
     </xsd:element>
+    <xsd:element name="MediaServiceObjectDetectorVersions" ma:index="23" nillable="true" ma:displayName="MediaServiceObjectDetectorVersions" ma:hidden="true" ma:indexed="true" ma:internalName="MediaServiceObjectDetectorVersions" ma:readOnly="true">
+      <xsd:simpleType>
+        <xsd:restriction base="dms:Text"/>
+      </xsd:simpleType>
+    </xsd:element>
+    <xsd:element name="MediaServiceLocation" ma:index="24" nillable="true" ma:displayName="Location" ma:indexed="true" ma:internalName="MediaServiceLocation" ma:readOnly="true">
+      <xsd:simpleType>
+        <xsd:restriction base="dms:Text"/>
+      </xsd:simpleType>
+    </xsd:element>
   </xsd:schema>
-  <xsd:schema xmlns:xsd="http://www.w3.org/2001/XMLSchema" xmlns:xs="http://www.w3.org/2001/XMLSchema" xmlns:dms="http://schemas.microsoft.com/office/2006/documentManagement/types" xmlns:pc="http://schemas.microsoft.com/office/infopath/2007/PartnerControls" targetNamespace="468815d5-cb9c-47f5-a02e-1e231035b2f5" elementFormDefault="qualified">
+  <xsd:schema xmlns:xsd="http://www.w3.org/2001/XMLSchema" xmlns:xs="http://www.w3.org/2001/XMLSchema" xmlns:dms="http://schemas.microsoft.com/office/2006/documentManagement/types" xmlns:pc="http://schemas.microsoft.com/office/infopath/2007/PartnerControls" targetNamespace="3b0546f9-1591-425f-a5ce-577a0197cd82" elementFormDefault="qualified">
     <xsd:import namespace="http://schemas.microsoft.com/office/2006/documentManagement/types"/>
     <xsd:import namespace="http://schemas.microsoft.com/office/infopath/2007/PartnerControls"/>
-    <xsd:element name="SharedWithUsers" ma:index="12" nillable="true" ma:displayName="Shared With" ma:internalName="SharedWithUsers" ma:readOnly="true">
+    <xsd:element name="SharedWithUsers" ma:index="15" nillable="true" ma:displayName="Shared With" ma:internalName="SharedWithUsers" ma:readOnly="true">
       <xsd:complexType>
         <xsd:complexContent>
           <xsd:extension base="dms:UserMulti">
@@ -6495,14 +6712,14 @@
         </xsd:complexContent>
       </xsd:complexType>
     </xsd:element>
-    <xsd:element name="SharedWithDetails" ma:index="13" nillable="true" ma:displayName="Shared With Details" ma:internalName="SharedWithDetails" ma:readOnly="true">
+    <xsd:element name="SharedWithDetails" ma:index="16" nillable="true" ma:displayName="Shared With Details" ma:internalName="SharedWithDetails" ma:readOnly="true">
       <xsd:simpleType>
         <xsd:restriction base="dms:Note">
           <xsd:maxLength value="255"/>
         </xsd:restriction>
       </xsd:simpleType>
     </xsd:element>
-    <xsd:element name="TaxCatchAll" ma:index="25" nillable="true" ma:displayName="Taxonomy Catch All Column" ma:hidden="true" ma:list="{80935f1f-9d5f-4b6d-8dba-ca4f0d380f96}" ma:internalName="TaxCatchAll" ma:showField="CatchAllData" ma:web="468815d5-cb9c-47f5-a02e-1e231035b2f5">
+    <xsd:element name="TaxCatchAll" ma:index="20" nillable="true" ma:displayName="Taxonomy Catch All Column" ma:hidden="true" ma:list="{21058b11-7069-4e64-920a-e42f03a7a0bd}" ma:internalName="TaxCatchAll" ma:showField="CatchAllData" ma:web="3b0546f9-1591-425f-a5ce-577a0197cd82">
       <xsd:complexType>
         <xsd:complexContent>
           <xsd:extension base="dms:MultiChoiceLookup">
@@ -6624,29 +6841,23 @@
 <file path=customXml/itemProps2.xml><?xml version="1.0" encoding="utf-8"?>
 <ds:datastoreItem xmlns:ds="http://schemas.openxmlformats.org/officeDocument/2006/customXml" ds:itemID="{2CB38153-5319-4411-A4F1-100AE80E3828}">
   <ds:schemaRefs>
-    <ds:schemaRef ds:uri="http://schemas.microsoft.com/office/2006/documentManagement/types"/>
-    <ds:schemaRef ds:uri="88ecf5b8-9820-43d8-9ca8-4b0ec3b93c38"/>
-    <ds:schemaRef ds:uri="http://purl.org/dc/elements/1.1/"/>
     <ds:schemaRef ds:uri="http://schemas.microsoft.com/office/2006/metadata/properties"/>
-    <ds:schemaRef ds:uri="http://purl.org/dc/terms/"/>
-    <ds:schemaRef ds:uri="http://schemas.openxmlformats.org/package/2006/metadata/core-properties"/>
     <ds:schemaRef ds:uri="http://schemas.microsoft.com/office/infopath/2007/PartnerControls"/>
-    <ds:schemaRef ds:uri="468815d5-cb9c-47f5-a02e-1e231035b2f5"/>
-    <ds:schemaRef ds:uri="http://www.w3.org/XML/1998/namespace"/>
-    <ds:schemaRef ds:uri="http://purl.org/dc/dcmitype/"/>
+    <ds:schemaRef ds:uri="3b0546f9-1591-425f-a5ce-577a0197cd82"/>
+    <ds:schemaRef ds:uri="184593b7-ad5e-4fec-b620-657070b7e511"/>
   </ds:schemaRefs>
 </ds:datastoreItem>
 </file>
 
 <file path=customXml/itemProps3.xml><?xml version="1.0" encoding="utf-8"?>
-<ds:datastoreItem xmlns:ds="http://schemas.openxmlformats.org/officeDocument/2006/customXml" ds:itemID="{82C02CD0-9918-4AE3-A17E-32E8B1952265}">
+<ds:datastoreItem xmlns:ds="http://schemas.openxmlformats.org/officeDocument/2006/customXml" ds:itemID="{544E857E-378A-414F-81B0-848D019A7DDC}">
   <ds:schemaRefs>
     <ds:schemaRef ds:uri="http://schemas.microsoft.com/office/2006/metadata/contentType"/>
     <ds:schemaRef ds:uri="http://schemas.microsoft.com/office/2006/metadata/properties/metaAttributes"/>
     <ds:schemaRef ds:uri="http://www.w3.org/2001/XMLSchema"/>
     <ds:schemaRef ds:uri="http://schemas.microsoft.com/office/2006/metadata/properties"/>
-    <ds:schemaRef ds:uri="88ecf5b8-9820-43d8-9ca8-4b0ec3b93c38"/>
-    <ds:schemaRef ds:uri="468815d5-cb9c-47f5-a02e-1e231035b2f5"/>
+    <ds:schemaRef ds:uri="184593b7-ad5e-4fec-b620-657070b7e511"/>
+    <ds:schemaRef ds:uri="3b0546f9-1591-425f-a5ce-577a0197cd82"/>
     <ds:schemaRef ds:uri="http://schemas.microsoft.com/office/2006/documentManagement/types"/>
     <ds:schemaRef ds:uri="http://schemas.microsoft.com/office/infopath/2007/PartnerControls"/>
     <ds:schemaRef ds:uri="http://schemas.openxmlformats.org/package/2006/metadata/core-properties"/>

--- a/BTEC-Assessment-Record-TemplateJinja.docx
+++ b/BTEC-Assessment-Record-TemplateJinja.docx
@@ -1,6 +1,6 @@
 
 <file path=word/document.xml><?xml version="1.0" encoding="utf-8"?>
-<w:document xmlns:wpc="http://schemas.microsoft.com/office/word/2010/wordprocessingCanvas" xmlns:cx="http://schemas.microsoft.com/office/drawing/2014/chartex" xmlns:cx1="http://schemas.microsoft.com/office/drawing/2015/9/8/chartex" xmlns:cx2="http://schemas.microsoft.com/office/drawing/2015/10/21/chartex" xmlns:cx3="http://schemas.microsoft.com/office/drawing/2016/5/9/chartex" xmlns:cx4="http://schemas.microsoft.com/office/drawing/2016/5/10/chartex" xmlns:cx5="http://schemas.microsoft.com/office/drawing/2016/5/11/chartex" xmlns:cx6="http://schemas.microsoft.com/office/drawing/2016/5/12/chartex" xmlns:cx7="http://schemas.microsoft.com/office/drawing/2016/5/13/chartex" xmlns:cx8="http://schemas.microsoft.com/office/drawing/2016/5/14/chartex" xmlns:mc="http://schemas.openxmlformats.org/markup-compatibility/2006" xmlns:aink="http://schemas.microsoft.com/office/drawing/2016/ink" xmlns:am3d="http://schemas.microsoft.com/office/drawing/2017/model3d" xmlns:o="urn:schemas-microsoft-com:office:office" xmlns:r="http://schemas.openxmlformats.org/officeDocument/2006/relationships" xmlns:m="http://schemas.openxmlformats.org/officeDocument/2006/math" xmlns:v="urn:schemas-microsoft-com:vml" xmlns:wp14="http://schemas.microsoft.com/office/word/2010/wordprocessingDrawing" xmlns:wp="http://schemas.openxmlformats.org/drawingml/2006/wordprocessingDrawing" xmlns:w10="urn:schemas-microsoft-com:office:word" xmlns:w="http://schemas.openxmlformats.org/wordprocessingml/2006/main" xmlns:w14="http://schemas.microsoft.com/office/word/2010/wordml" xmlns:w15="http://schemas.microsoft.com/office/word/2012/wordml" xmlns:w16cid="http://schemas.microsoft.com/office/word/2016/wordml/cid" xmlns:w16se="http://schemas.microsoft.com/office/word/2015/wordml/symex" xmlns:wpg="http://schemas.microsoft.com/office/word/2010/wordprocessingGroup" xmlns:wpi="http://schemas.microsoft.com/office/word/2010/wordprocessingInk" xmlns:wne="http://schemas.microsoft.com/office/word/2006/wordml" xmlns:wps="http://schemas.microsoft.com/office/word/2010/wordprocessingShape" mc:Ignorable="w14 w15 w16se w16cid wp14">
+<w:document xmlns:wpc="http://schemas.microsoft.com/office/word/2010/wordprocessingCanvas" xmlns:cx="http://schemas.microsoft.com/office/drawing/2014/chartex" xmlns:cx1="http://schemas.microsoft.com/office/drawing/2015/9/8/chartex" xmlns:cx2="http://schemas.microsoft.com/office/drawing/2015/10/21/chartex" xmlns:cx3="http://schemas.microsoft.com/office/drawing/2016/5/9/chartex" xmlns:cx4="http://schemas.microsoft.com/office/drawing/2016/5/10/chartex" xmlns:cx5="http://schemas.microsoft.com/office/drawing/2016/5/11/chartex" xmlns:cx6="http://schemas.microsoft.com/office/drawing/2016/5/12/chartex" xmlns:cx7="http://schemas.microsoft.com/office/drawing/2016/5/13/chartex" xmlns:cx8="http://schemas.microsoft.com/office/drawing/2016/5/14/chartex" xmlns:mc="http://schemas.openxmlformats.org/markup-compatibility/2006" xmlns:aink="http://schemas.microsoft.com/office/drawing/2016/ink" xmlns:am3d="http://schemas.microsoft.com/office/drawing/2017/model3d" xmlns:o="urn:schemas-microsoft-com:office:office" xmlns:oel="http://schemas.microsoft.com/office/2019/extlst" xmlns:r="http://schemas.openxmlformats.org/officeDocument/2006/relationships" xmlns:m="http://schemas.openxmlformats.org/officeDocument/2006/math" xmlns:v="urn:schemas-microsoft-com:vml" xmlns:wp14="http://schemas.microsoft.com/office/word/2010/wordprocessingDrawing" xmlns:wp="http://schemas.openxmlformats.org/drawingml/2006/wordprocessingDrawing" xmlns:w10="urn:schemas-microsoft-com:office:word" xmlns:w="http://schemas.openxmlformats.org/wordprocessingml/2006/main" xmlns:w14="http://schemas.microsoft.com/office/word/2010/wordml" xmlns:w15="http://schemas.microsoft.com/office/word/2012/wordml" xmlns:w16cex="http://schemas.microsoft.com/office/word/2018/wordml/cex" xmlns:w16cid="http://schemas.microsoft.com/office/word/2016/wordml/cid" xmlns:w16="http://schemas.microsoft.com/office/word/2018/wordml" xmlns:w16du="http://schemas.microsoft.com/office/word/2023/wordml/word16du" xmlns:w16sdtdh="http://schemas.microsoft.com/office/word/2020/wordml/sdtdatahash" xmlns:w16sdtfl="http://schemas.microsoft.com/office/word/2024/wordml/sdtformatlock" xmlns:w16se="http://schemas.microsoft.com/office/word/2015/wordml/symex" xmlns:wpg="http://schemas.microsoft.com/office/word/2010/wordprocessingGroup" xmlns:wpi="http://schemas.microsoft.com/office/word/2010/wordprocessingInk" xmlns:wne="http://schemas.microsoft.com/office/word/2006/wordml" xmlns:wps="http://schemas.microsoft.com/office/word/2010/wordprocessingShape" mc:Ignorable="w14 w15 w16se w16cid w16 w16cex w16sdtdh w16sdtfl w16du wp14">
   <w:background w:color="FFFFFF"/>
   <w:body>
     <w:tbl>
@@ -26,12 +26,13 @@
       </w:tblPr>
       <w:tblGrid>
         <w:gridCol w:w="1236"/>
-        <w:gridCol w:w="2795"/>
-        <w:gridCol w:w="1134"/>
-        <w:gridCol w:w="993"/>
-        <w:gridCol w:w="1559"/>
-        <w:gridCol w:w="303"/>
-        <w:gridCol w:w="2674"/>
+        <w:gridCol w:w="953"/>
+        <w:gridCol w:w="283"/>
+        <w:gridCol w:w="100"/>
+        <w:gridCol w:w="2572"/>
+        <w:gridCol w:w="21"/>
+        <w:gridCol w:w="2552"/>
+        <w:gridCol w:w="2977"/>
       </w:tblGrid>
       <w:tr>
         <w:trPr>
@@ -40,14 +41,13 @@
         <w:tc>
           <w:tcPr>
             <w:tcW w:w="5165" w:type="dxa"/>
-            <w:gridSpan w:val="3"/>
-            <w:tcBorders>
-              <w:top w:val="nil"/>
+            <w:gridSpan w:val="6"/>
+            <w:tcBorders>
+              <w:top w:val="dashSmallGap" w:sz="4" w:space="0" w:color="512EAB"/>
               <w:left w:val="nil"/>
-              <w:bottom w:val="dashSmallGap" w:sz="4" w:space="0" w:color="5B9BD5" w:themeColor="accent1"/>
+              <w:bottom w:val="dashSmallGap" w:sz="4" w:space="0" w:color="512EAB"/>
               <w:right w:val="nil"/>
             </w:tcBorders>
-            <w:shd w:val="clear" w:color="auto" w:fill="auto"/>
             <w:tcMar>
               <w:top w:w="28" w:type="dxa"/>
               <w:bottom w:w="28" w:type="dxa"/>
@@ -57,16 +57,17 @@
           <w:p>
             <w:pPr>
               <w:rPr>
-                <w:rFonts w:ascii="Open Sans Semibold" w:hAnsi="Open Sans Semibold" w:cs="Open Sans Semibold"/>
+                <w:rFonts w:ascii="Plus Jakarta Sans" w:hAnsi="Plus Jakarta Sans" w:cs="Open Sans Semibold"/>
+                <w:color w:val="0D004D"/>
                 <w:sz w:val="48"/>
                 <w:szCs w:val="48"/>
               </w:rPr>
             </w:pPr>
             <w:r>
               <w:rPr>
-                <w:rFonts w:ascii="Open Sans Semibold" w:hAnsi="Open Sans Semibold" w:cs="Open Sans Semibold"/>
-                <w:b/>
-                <w:color w:val="2E74B5" w:themeColor="accent1" w:themeShade="BF"/>
+                <w:rFonts w:ascii="Plus Jakarta Sans" w:hAnsi="Plus Jakarta Sans" w:cs="Open Sans Semibold"/>
+                <w:b/>
+                <w:color w:val="0D004D"/>
                 <w:sz w:val="48"/>
                 <w:szCs w:val="48"/>
               </w:rPr>
@@ -74,9 +75,9 @@
             </w:r>
             <w:r>
               <w:rPr>
-                <w:rFonts w:ascii="Open Sans Semibold" w:hAnsi="Open Sans Semibold" w:cs="Open Sans Semibold"/>
-                <w:b/>
-                <w:color w:val="2E74B5" w:themeColor="accent1" w:themeShade="BF"/>
+                <w:rFonts w:ascii="Plus Jakarta Sans" w:hAnsi="Plus Jakarta Sans" w:cs="Open Sans Semibold"/>
+                <w:b/>
+                <w:color w:val="0D004D"/>
                 <w:sz w:val="48"/>
                 <w:szCs w:val="48"/>
               </w:rPr>
@@ -84,9 +85,9 @@
             </w:r>
             <w:r>
               <w:rPr>
-                <w:rFonts w:ascii="Open Sans Semibold" w:hAnsi="Open Sans Semibold" w:cs="Open Sans Semibold"/>
-                <w:b/>
-                <w:color w:val="2E74B5" w:themeColor="accent1" w:themeShade="BF"/>
+                <w:rFonts w:ascii="Plus Jakarta Sans" w:hAnsi="Plus Jakarta Sans" w:cs="Open Sans Semibold"/>
+                <w:b/>
+                <w:color w:val="0D004D"/>
                 <w:sz w:val="48"/>
                 <w:szCs w:val="48"/>
               </w:rPr>
@@ -97,14 +98,13 @@
         <w:tc>
           <w:tcPr>
             <w:tcW w:w="5529" w:type="dxa"/>
-            <w:gridSpan w:val="4"/>
-            <w:tcBorders>
-              <w:top w:val="nil"/>
+            <w:gridSpan w:val="2"/>
+            <w:tcBorders>
+              <w:top w:val="dashSmallGap" w:sz="4" w:space="0" w:color="512EAB"/>
               <w:left w:val="nil"/>
-              <w:bottom w:val="dashSmallGap" w:sz="4" w:space="0" w:color="5B9BD5" w:themeColor="accent1"/>
+              <w:bottom w:val="dashSmallGap" w:sz="4" w:space="0" w:color="512EAB"/>
               <w:right w:val="nil"/>
             </w:tcBorders>
-            <w:shd w:val="clear" w:color="auto" w:fill="auto"/>
             <w:tcMar>
               <w:top w:w="28" w:type="dxa"/>
               <w:bottom w:w="28" w:type="dxa"/>
@@ -115,14 +115,15 @@
             <w:pPr>
               <w:jc w:val="right"/>
               <w:rPr>
-                <w:rFonts w:ascii="Open Sans Semibold" w:hAnsi="Open Sans Semibold" w:cs="Open Sans Semibold"/>
-              </w:rPr>
-            </w:pPr>
-            <w:r>
-              <w:rPr>
-                <w:rFonts w:ascii="Open Sans Semibold" w:hAnsi="Open Sans Semibold" w:cs="Open Sans Semibold"/>
-                <w:b/>
-                <w:color w:val="9CC2E5" w:themeColor="accent1" w:themeTint="99"/>
+                <w:rFonts w:ascii="Plus Jakarta Sans" w:hAnsi="Plus Jakarta Sans" w:cs="Open Sans Semibold"/>
+                <w:color w:val="512EAB"/>
+              </w:rPr>
+            </w:pPr>
+            <w:r>
+              <w:rPr>
+                <w:rFonts w:ascii="Plus Jakarta Sans" w:hAnsi="Plus Jakarta Sans" w:cs="Open Sans Semibold"/>
+                <w:b/>
+                <w:color w:val="512EAB"/>
                 <w:sz w:val="36"/>
                 <w:szCs w:val="36"/>
               </w:rPr>
@@ -137,13 +138,14 @@
         </w:trPr>
         <w:tc>
           <w:tcPr>
-            <w:tcW w:w="4031" w:type="dxa"/>
-            <w:gridSpan w:val="2"/>
+            <w:tcW w:w="2472" w:type="dxa"/>
+            <w:gridSpan w:val="3"/>
             <w:vMerge w:val="restart"/>
             <w:tcBorders>
-              <w:top w:val="dashSmallGap" w:sz="4" w:space="0" w:color="5B9BD5" w:themeColor="accent1"/>
-              <w:left w:val="dashSmallGap" w:sz="4" w:space="0" w:color="5B9BD5" w:themeColor="accent1"/>
-              <w:right w:val="dashSmallGap" w:sz="4" w:space="0" w:color="5B9BD5" w:themeColor="accent1"/>
+              <w:top w:val="dashSmallGap" w:sz="4" w:space="0" w:color="512EAB"/>
+              <w:left w:val="dashSmallGap" w:sz="4" w:space="0" w:color="512EAB"/>
+              <w:bottom w:val="dashSmallGap" w:sz="4" w:space="0" w:color="512EAB"/>
+              <w:right w:val="dashSmallGap" w:sz="4" w:space="0" w:color="512EAB"/>
             </w:tcBorders>
             <w:shd w:val="clear" w:color="auto" w:fill="F2F2F2" w:themeFill="background1" w:themeFillShade="F2"/>
             <w:tcMar>
@@ -155,75 +157,83 @@
           <w:p>
             <w:pPr>
               <w:rPr>
+                <w:rFonts w:ascii="Plus Jakarta Sans" w:hAnsi="Plus Jakarta Sans" w:cs="Open Sans"/>
+                <w:b/>
+                <w:color w:val="0D004D"/>
+              </w:rPr>
+            </w:pPr>
+            <w:r>
+              <w:rPr>
+                <w:rFonts w:ascii="Plus Jakarta Sans" w:hAnsi="Plus Jakarta Sans" w:cs="Open Sans"/>
+                <w:b/>
+                <w:color w:val="0D004D"/>
+              </w:rPr>
+              <w:t xml:space="preserve">Programme </w:t>
+            </w:r>
+            <w:r>
+              <w:rPr>
+                <w:rFonts w:ascii="Plus Jakarta Sans" w:hAnsi="Plus Jakarta Sans" w:cs="Open Sans"/>
+                <w:b/>
+                <w:color w:val="0D004D"/>
+              </w:rPr>
+              <w:t>t</w:t>
+            </w:r>
+            <w:r>
+              <w:rPr>
+                <w:rFonts w:ascii="Plus Jakarta Sans" w:hAnsi="Plus Jakarta Sans" w:cs="Open Sans"/>
+                <w:b/>
+                <w:color w:val="0D004D"/>
+              </w:rPr>
+              <w:t>itle</w:t>
+            </w:r>
+          </w:p>
+        </w:tc>
+        <w:tc>
+          <w:tcPr>
+            <w:tcW w:w="2693" w:type="dxa"/>
+            <w:gridSpan w:val="3"/>
+            <w:vMerge w:val="restart"/>
+            <w:tcBorders>
+              <w:top w:val="dashSmallGap" w:sz="4" w:space="0" w:color="512EAB"/>
+              <w:left w:val="dashSmallGap" w:sz="4" w:space="0" w:color="512EAB"/>
+              <w:bottom w:val="dashSmallGap" w:sz="4" w:space="0" w:color="512EAB"/>
+              <w:right w:val="dashSmallGap" w:sz="4" w:space="0" w:color="512EAB"/>
+            </w:tcBorders>
+            <w:shd w:val="clear" w:color="auto" w:fill="FFFFFF" w:themeFill="background1"/>
+            <w:vAlign w:val="center"/>
+          </w:tcPr>
+          <w:p>
+            <w:pPr>
+              <w:rPr>
+                <w:rFonts w:ascii="Plus Jakarta Sans" w:hAnsi="Plus Jakarta Sans" w:cs="Open Sans"/>
+                <w:color w:val="auto"/>
+              </w:rPr>
+            </w:pPr>
+            <w:r>
+              <w:rPr>
                 <w:rFonts w:ascii="Open Sans" w:hAnsi="Open Sans" w:cs="Open Sans"/>
-                <w:b/>
-                <w:color w:val="2E74B5" w:themeColor="accent1" w:themeShade="BF"/>
-                <w:sz w:val="16"/>
-                <w:szCs w:val="16"/>
-              </w:rPr>
-            </w:pPr>
+                <w:color w:val="auto"/>
+                <w:sz w:val="16"/>
+                <w:szCs w:val="16"/>
+              </w:rPr>
+              <w:t xml:space="preserve">{{ </w:t>
+            </w:r>
             <w:r>
               <w:rPr>
                 <w:rFonts w:ascii="Open Sans" w:hAnsi="Open Sans" w:cs="Open Sans"/>
-                <w:b/>
-                <w:color w:val="2E74B5" w:themeColor="accent1" w:themeShade="BF"/>
-                <w:sz w:val="16"/>
-                <w:szCs w:val="16"/>
-              </w:rPr>
-              <w:t>Programme Title</w:t>
-            </w:r>
-          </w:p>
-        </w:tc>
-        <w:tc>
-          <w:tcPr>
-            <w:tcW w:w="1134" w:type="dxa"/>
-            <w:vMerge w:val="restart"/>
-            <w:tcBorders>
-              <w:top w:val="dashSmallGap" w:sz="4" w:space="0" w:color="5B9BD5" w:themeColor="accent1"/>
-              <w:left w:val="dashSmallGap" w:sz="4" w:space="0" w:color="5B9BD5" w:themeColor="accent1"/>
-              <w:right w:val="dashSmallGap" w:sz="4" w:space="0" w:color="5B9BD5" w:themeColor="accent1"/>
-            </w:tcBorders>
-            <w:shd w:val="clear" w:color="auto" w:fill="FFFFFF" w:themeFill="background1"/>
-            <w:vAlign w:val="center"/>
-          </w:tcPr>
-          <w:p>
-            <w:pPr>
+                <w:color w:val="auto"/>
+                <w:sz w:val="16"/>
+                <w:szCs w:val="16"/>
+              </w:rPr>
+              <w:t>programmeTitle</w:t>
+            </w:r>
+            <w:r>
               <w:rPr>
                 <w:rFonts w:ascii="Open Sans" w:hAnsi="Open Sans" w:cs="Open Sans"/>
                 <w:color w:val="auto"/>
                 <w:sz w:val="16"/>
                 <w:szCs w:val="16"/>
               </w:rPr>
-            </w:pPr>
-            <w:proofErr w:type="gramStart"/>
-            <w:r>
-              <w:rPr>
-                <w:rFonts w:ascii="Open Sans" w:hAnsi="Open Sans" w:cs="Open Sans"/>
-                <w:color w:val="auto"/>
-                <w:sz w:val="16"/>
-                <w:szCs w:val="16"/>
-              </w:rPr>
-              <w:t xml:space="preserve">{{ </w:t>
-            </w:r>
-            <w:proofErr w:type="spellStart"/>
-            <w:r>
-              <w:rPr>
-                <w:rFonts w:ascii="Open Sans" w:hAnsi="Open Sans" w:cs="Open Sans"/>
-                <w:color w:val="auto"/>
-                <w:sz w:val="16"/>
-                <w:szCs w:val="16"/>
-              </w:rPr>
-              <w:t>programmeTitle</w:t>
-            </w:r>
-            <w:proofErr w:type="spellEnd"/>
-            <w:proofErr w:type="gramEnd"/>
-            <w:r>
-              <w:rPr>
-                <w:rFonts w:ascii="Open Sans" w:hAnsi="Open Sans" w:cs="Open Sans"/>
-                <w:color w:val="auto"/>
-                <w:sz w:val="16"/>
-                <w:szCs w:val="16"/>
-              </w:rPr>
               <w:t xml:space="preserve"> }}</w:t>
             </w:r>
           </w:p>
@@ -231,11 +241,11 @@
         <w:tc>
           <w:tcPr>
             <w:tcW w:w="2552" w:type="dxa"/>
-            <w:gridSpan w:val="2"/>
-            <w:tcBorders>
-              <w:top w:val="dashSmallGap" w:sz="4" w:space="0" w:color="5B9BD5" w:themeColor="accent1"/>
-              <w:left w:val="dashSmallGap" w:sz="4" w:space="0" w:color="5B9BD5" w:themeColor="accent1"/>
-              <w:right w:val="dashSmallGap" w:sz="4" w:space="0" w:color="5B9BD5" w:themeColor="accent1"/>
+            <w:tcBorders>
+              <w:top w:val="dashSmallGap" w:sz="4" w:space="0" w:color="512EAB"/>
+              <w:left w:val="dashSmallGap" w:sz="4" w:space="0" w:color="512EAB"/>
+              <w:bottom w:val="dashSmallGap" w:sz="4" w:space="0" w:color="512EAB"/>
+              <w:right w:val="dashSmallGap" w:sz="4" w:space="0" w:color="512EAB"/>
             </w:tcBorders>
             <w:shd w:val="clear" w:color="auto" w:fill="F2F2F2" w:themeFill="background1" w:themeFillShade="F2"/>
             <w:tcMar>
@@ -247,33 +257,53 @@
           <w:p>
             <w:pPr>
               <w:rPr>
-                <w:rFonts w:ascii="Open Sans" w:hAnsi="Open Sans" w:cs="Open Sans"/>
-                <w:b/>
-                <w:color w:val="2E74B5" w:themeColor="accent1" w:themeShade="BF"/>
-                <w:sz w:val="16"/>
-                <w:szCs w:val="16"/>
-              </w:rPr>
-            </w:pPr>
-            <w:r>
-              <w:rPr>
-                <w:rFonts w:ascii="Open Sans" w:hAnsi="Open Sans" w:cs="Open Sans"/>
-                <w:b/>
-                <w:color w:val="2E74B5" w:themeColor="accent1" w:themeShade="BF"/>
-                <w:sz w:val="16"/>
-                <w:szCs w:val="16"/>
-              </w:rPr>
-              <w:t>Learner Registration Number</w:t>
+                <w:rFonts w:ascii="Plus Jakarta Sans" w:hAnsi="Plus Jakarta Sans" w:cs="Open Sans"/>
+                <w:b/>
+                <w:color w:val="0D004D"/>
+              </w:rPr>
+            </w:pPr>
+            <w:r>
+              <w:rPr>
+                <w:rFonts w:ascii="Plus Jakarta Sans" w:hAnsi="Plus Jakarta Sans" w:cs="Open Sans"/>
+                <w:b/>
+                <w:color w:val="0D004D"/>
+              </w:rPr>
+              <w:t>Student r</w:t>
+            </w:r>
+            <w:r>
+              <w:rPr>
+                <w:rFonts w:ascii="Plus Jakarta Sans" w:hAnsi="Plus Jakarta Sans" w:cs="Open Sans"/>
+                <w:b/>
+                <w:color w:val="0D004D"/>
+              </w:rPr>
+              <w:t xml:space="preserve">egistration </w:t>
+            </w:r>
+            <w:r>
+              <w:rPr>
+                <w:rFonts w:ascii="Plus Jakarta Sans" w:hAnsi="Plus Jakarta Sans" w:cs="Open Sans"/>
+                <w:b/>
+                <w:color w:val="0D004D"/>
+              </w:rPr>
+              <w:t>n</w:t>
+            </w:r>
+            <w:r>
+              <w:rPr>
+                <w:rFonts w:ascii="Plus Jakarta Sans" w:hAnsi="Plus Jakarta Sans" w:cs="Open Sans"/>
+                <w:b/>
+                <w:color w:val="0D004D"/>
+              </w:rPr>
+              <w:t>umber</w:t>
             </w:r>
           </w:p>
         </w:tc>
         <w:tc>
           <w:tcPr>
             <w:tcW w:w="2977" w:type="dxa"/>
-            <w:gridSpan w:val="2"/>
-            <w:tcBorders>
-              <w:top w:val="dashSmallGap" w:sz="4" w:space="0" w:color="5B9BD5" w:themeColor="accent1"/>
-              <w:left w:val="dashSmallGap" w:sz="4" w:space="0" w:color="5B9BD5" w:themeColor="accent1"/>
-              <w:right w:val="dashSmallGap" w:sz="4" w:space="0" w:color="5B9BD5" w:themeColor="accent1"/>
+            <w:tcBorders>
+              <w:top w:val="dashSmallGap" w:sz="4" w:space="0" w:color="512EAB"/>
+              <w:left w:val="dashSmallGap" w:sz="4" w:space="0" w:color="512EAB"/>
+              <w:bottom w:val="dashSmallGap" w:sz="4" w:space="0" w:color="512EAB"/>
+              <w:right w:val="dashSmallGap" w:sz="4" w:space="0" w:color="512EAB"/>
             </w:tcBorders>
             <w:tcMar>
               <w:top w:w="28" w:type="dxa"/>
@@ -299,9 +329,15 @@
         </w:trPr>
         <w:tc>
           <w:tcPr>
-            <w:tcW w:w="4031" w:type="dxa"/>
-            <w:gridSpan w:val="2"/>
+            <w:tcW w:w="2472" w:type="dxa"/>
+            <w:gridSpan w:val="3"/>
             <w:vMerge/>
+            <w:tcBorders>
+              <w:top w:val="dashSmallGap" w:sz="4" w:space="0" w:color="512EAB"/>
+              <w:left w:val="dashSmallGap" w:sz="4" w:space="0" w:color="512EAB"/>
+              <w:bottom w:val="dashSmallGap" w:sz="4" w:space="0" w:color="512EAB"/>
+              <w:right w:val="dashSmallGap" w:sz="4" w:space="0" w:color="512EAB"/>
+            </w:tcBorders>
             <w:tcMar>
               <w:top w:w="28" w:type="dxa"/>
               <w:bottom w:w="28" w:type="dxa"/>
@@ -311,28 +347,31 @@
           <w:p>
             <w:pPr>
               <w:rPr>
-                <w:rFonts w:ascii="Open Sans" w:hAnsi="Open Sans" w:cs="Open Sans"/>
-                <w:b/>
-                <w:color w:val="2E74B5" w:themeColor="accent1" w:themeShade="BF"/>
-                <w:sz w:val="16"/>
-                <w:szCs w:val="16"/>
-              </w:rPr>
-            </w:pPr>
-          </w:p>
-        </w:tc>
-        <w:tc>
-          <w:tcPr>
-            <w:tcW w:w="1134" w:type="dxa"/>
+                <w:rFonts w:ascii="Plus Jakarta Sans" w:hAnsi="Plus Jakarta Sans" w:cs="Open Sans"/>
+                <w:b/>
+                <w:color w:val="0D004D"/>
+              </w:rPr>
+            </w:pPr>
+          </w:p>
+        </w:tc>
+        <w:tc>
+          <w:tcPr>
+            <w:tcW w:w="2693" w:type="dxa"/>
+            <w:gridSpan w:val="3"/>
             <w:vMerge/>
-            <w:vAlign w:val="center"/>
-          </w:tcPr>
-          <w:p>
-            <w:pPr>
-              <w:rPr>
-                <w:rFonts w:ascii="Open Sans" w:hAnsi="Open Sans" w:cs="Open Sans"/>
-                <w:color w:val="auto"/>
-                <w:sz w:val="16"/>
-                <w:szCs w:val="16"/>
+            <w:tcBorders>
+              <w:top w:val="dashSmallGap" w:sz="4" w:space="0" w:color="512EAB"/>
+              <w:left w:val="dashSmallGap" w:sz="4" w:space="0" w:color="512EAB"/>
+              <w:bottom w:val="dashSmallGap" w:sz="4" w:space="0" w:color="512EAB"/>
+              <w:right w:val="dashSmallGap" w:sz="4" w:space="0" w:color="512EAB"/>
+            </w:tcBorders>
+            <w:vAlign w:val="center"/>
+          </w:tcPr>
+          <w:p>
+            <w:pPr>
+              <w:rPr>
+                <w:rFonts w:ascii="Plus Jakarta Sans" w:hAnsi="Plus Jakarta Sans" w:cs="Open Sans"/>
+                <w:color w:val="auto"/>
               </w:rPr>
             </w:pPr>
           </w:p>
@@ -340,11 +379,11 @@
         <w:tc>
           <w:tcPr>
             <w:tcW w:w="2552" w:type="dxa"/>
-            <w:gridSpan w:val="2"/>
-            <w:tcBorders>
-              <w:top w:val="dashSmallGap" w:sz="4" w:space="0" w:color="5B9BD5" w:themeColor="accent1"/>
-              <w:left w:val="dashSmallGap" w:sz="4" w:space="0" w:color="5B9BD5" w:themeColor="accent1"/>
-              <w:right w:val="dashSmallGap" w:sz="4" w:space="0" w:color="5B9BD5" w:themeColor="accent1"/>
+            <w:tcBorders>
+              <w:top w:val="dashSmallGap" w:sz="4" w:space="0" w:color="512EAB"/>
+              <w:left w:val="dashSmallGap" w:sz="4" w:space="0" w:color="512EAB"/>
+              <w:bottom w:val="dashSmallGap" w:sz="4" w:space="0" w:color="512EAB"/>
+              <w:right w:val="dashSmallGap" w:sz="4" w:space="0" w:color="512EAB"/>
             </w:tcBorders>
             <w:shd w:val="clear" w:color="auto" w:fill="F2F2F2" w:themeFill="background1" w:themeFillShade="F2"/>
             <w:tcMar>
@@ -356,32 +395,37 @@
           <w:p>
             <w:pPr>
               <w:rPr>
-                <w:rFonts w:ascii="Open Sans" w:hAnsi="Open Sans" w:cs="Open Sans"/>
-                <w:b/>
-                <w:color w:val="2E74B5" w:themeColor="accent1" w:themeShade="BF"/>
-                <w:sz w:val="16"/>
-                <w:szCs w:val="16"/>
-              </w:rPr>
-            </w:pPr>
-            <w:r>
-              <w:rPr>
-                <w:rFonts w:ascii="Open Sans" w:hAnsi="Open Sans" w:cs="Open Sans"/>
-                <w:b/>
-                <w:color w:val="2E74B5" w:themeColor="accent1" w:themeShade="BF"/>
-                <w:sz w:val="16"/>
-                <w:szCs w:val="16"/>
-              </w:rPr>
-              <w:t>Learner Name</w:t>
+                <w:rFonts w:ascii="Plus Jakarta Sans" w:hAnsi="Plus Jakarta Sans" w:cs="Open Sans"/>
+                <w:b/>
+                <w:color w:val="0D004D"/>
+              </w:rPr>
+            </w:pPr>
+            <w:r>
+              <w:rPr>
+                <w:rFonts w:ascii="Plus Jakarta Sans" w:hAnsi="Plus Jakarta Sans" w:cs="Open Sans"/>
+                <w:b/>
+                <w:color w:val="0D004D"/>
+              </w:rPr>
+              <w:t>Student n</w:t>
+            </w:r>
+            <w:r>
+              <w:rPr>
+                <w:rFonts w:ascii="Plus Jakarta Sans" w:hAnsi="Plus Jakarta Sans" w:cs="Open Sans"/>
+                <w:b/>
+                <w:color w:val="0D004D"/>
+              </w:rPr>
+              <w:t>ame</w:t>
             </w:r>
           </w:p>
         </w:tc>
         <w:tc>
           <w:tcPr>
             <w:tcW w:w="2977" w:type="dxa"/>
-            <w:gridSpan w:val="2"/>
-            <w:tcBorders>
-              <w:left w:val="dashSmallGap" w:sz="4" w:space="0" w:color="5B9BD5" w:themeColor="accent1"/>
-              <w:right w:val="dashSmallGap" w:sz="4" w:space="0" w:color="5B9BD5" w:themeColor="accent1"/>
+            <w:tcBorders>
+              <w:top w:val="dashSmallGap" w:sz="4" w:space="0" w:color="512EAB"/>
+              <w:left w:val="dashSmallGap" w:sz="4" w:space="0" w:color="512EAB"/>
+              <w:bottom w:val="dashSmallGap" w:sz="4" w:space="0" w:color="512EAB"/>
+              <w:right w:val="dashSmallGap" w:sz="4" w:space="0" w:color="512EAB"/>
             </w:tcBorders>
             <w:tcMar>
               <w:top w:w="28" w:type="dxa"/>
@@ -398,7 +442,6 @@
                 <w:szCs w:val="16"/>
               </w:rPr>
             </w:pPr>
-            <w:proofErr w:type="gramStart"/>
             <w:r>
               <w:rPr>
                 <w:rFonts w:ascii="Open Sans" w:hAnsi="Open Sans" w:cs="Open Sans"/>
@@ -406,17 +449,7 @@
                 <w:sz w:val="16"/>
                 <w:szCs w:val="16"/>
               </w:rPr>
-              <w:t>{{ Name</w:t>
-            </w:r>
-            <w:proofErr w:type="gramEnd"/>
-            <w:r>
-              <w:rPr>
-                <w:rFonts w:ascii="Open Sans" w:hAnsi="Open Sans" w:cs="Open Sans"/>
-                <w:color w:val="auto"/>
-                <w:sz w:val="16"/>
-                <w:szCs w:val="16"/>
-              </w:rPr>
-              <w:t xml:space="preserve"> }}</w:t>
+              <w:t>{{ Name }}</w:t>
             </w:r>
           </w:p>
         </w:tc>
@@ -427,13 +460,13 @@
         </w:trPr>
         <w:tc>
           <w:tcPr>
-            <w:tcW w:w="4031" w:type="dxa"/>
-            <w:gridSpan w:val="2"/>
-            <w:tcBorders>
-              <w:top w:val="dashSmallGap" w:sz="4" w:space="0" w:color="5B9BD5" w:themeColor="accent1"/>
-              <w:left w:val="dashSmallGap" w:sz="4" w:space="0" w:color="5B9BD5" w:themeColor="accent1"/>
-              <w:bottom w:val="dashSmallGap" w:sz="4" w:space="0" w:color="5B9BD5" w:themeColor="accent1"/>
-              <w:right w:val="dashSmallGap" w:sz="4" w:space="0" w:color="5B9BD5" w:themeColor="accent1"/>
+            <w:tcW w:w="2472" w:type="dxa"/>
+            <w:gridSpan w:val="3"/>
+            <w:tcBorders>
+              <w:top w:val="dashSmallGap" w:sz="4" w:space="0" w:color="512EAB"/>
+              <w:left w:val="dashSmallGap" w:sz="4" w:space="0" w:color="512EAB"/>
+              <w:bottom w:val="dashSmallGap" w:sz="4" w:space="0" w:color="512EAB"/>
+              <w:right w:val="dashSmallGap" w:sz="4" w:space="0" w:color="512EAB"/>
             </w:tcBorders>
             <w:shd w:val="clear" w:color="auto" w:fill="F2F2F2" w:themeFill="background1" w:themeFillShade="F2"/>
             <w:tcMar>
@@ -445,74 +478,82 @@
           <w:p>
             <w:pPr>
               <w:rPr>
+                <w:rFonts w:ascii="Plus Jakarta Sans" w:hAnsi="Plus Jakarta Sans" w:cs="Open Sans"/>
+                <w:b/>
+                <w:color w:val="0D004D"/>
+              </w:rPr>
+            </w:pPr>
+            <w:r>
+              <w:rPr>
+                <w:rFonts w:ascii="Plus Jakarta Sans" w:hAnsi="Plus Jakarta Sans" w:cs="Open Sans"/>
+                <w:b/>
+                <w:color w:val="0D004D"/>
+              </w:rPr>
+              <w:t xml:space="preserve">Assignment </w:t>
+            </w:r>
+            <w:r>
+              <w:rPr>
+                <w:rFonts w:ascii="Plus Jakarta Sans" w:hAnsi="Plus Jakarta Sans" w:cs="Open Sans"/>
+                <w:b/>
+                <w:color w:val="0D004D"/>
+              </w:rPr>
+              <w:t>t</w:t>
+            </w:r>
+            <w:r>
+              <w:rPr>
+                <w:rFonts w:ascii="Plus Jakarta Sans" w:hAnsi="Plus Jakarta Sans" w:cs="Open Sans"/>
+                <w:b/>
+                <w:color w:val="0D004D"/>
+              </w:rPr>
+              <w:t>itle</w:t>
+            </w:r>
+          </w:p>
+        </w:tc>
+        <w:tc>
+          <w:tcPr>
+            <w:tcW w:w="2693" w:type="dxa"/>
+            <w:gridSpan w:val="3"/>
+            <w:tcBorders>
+              <w:top w:val="dashSmallGap" w:sz="4" w:space="0" w:color="512EAB"/>
+              <w:left w:val="dashSmallGap" w:sz="4" w:space="0" w:color="512EAB"/>
+              <w:bottom w:val="dashSmallGap" w:sz="4" w:space="0" w:color="512EAB"/>
+              <w:right w:val="dashSmallGap" w:sz="4" w:space="0" w:color="512EAB"/>
+            </w:tcBorders>
+            <w:shd w:val="clear" w:color="auto" w:fill="FFFFFF" w:themeFill="background1"/>
+            <w:vAlign w:val="center"/>
+          </w:tcPr>
+          <w:p>
+            <w:pPr>
+              <w:rPr>
+                <w:rFonts w:ascii="Plus Jakarta Sans" w:hAnsi="Plus Jakarta Sans" w:cs="Open Sans"/>
+                <w:color w:val="auto"/>
+              </w:rPr>
+            </w:pPr>
+            <w:r>
+              <w:rPr>
                 <w:rFonts w:ascii="Open Sans" w:hAnsi="Open Sans" w:cs="Open Sans"/>
-                <w:b/>
-                <w:color w:val="2E74B5" w:themeColor="accent1" w:themeShade="BF"/>
-                <w:sz w:val="16"/>
-                <w:szCs w:val="16"/>
-              </w:rPr>
-            </w:pPr>
+                <w:color w:val="auto"/>
+                <w:sz w:val="16"/>
+                <w:szCs w:val="16"/>
+              </w:rPr>
+              <w:t xml:space="preserve">{{ </w:t>
+            </w:r>
             <w:r>
               <w:rPr>
                 <w:rFonts w:ascii="Open Sans" w:hAnsi="Open Sans" w:cs="Open Sans"/>
-                <w:b/>
-                <w:color w:val="2E74B5" w:themeColor="accent1" w:themeShade="BF"/>
-                <w:sz w:val="16"/>
-                <w:szCs w:val="16"/>
-              </w:rPr>
-              <w:t>Assignment Title</w:t>
-            </w:r>
-          </w:p>
-        </w:tc>
-        <w:tc>
-          <w:tcPr>
-            <w:tcW w:w="1134" w:type="dxa"/>
-            <w:tcBorders>
-              <w:left w:val="dashSmallGap" w:sz="4" w:space="0" w:color="5B9BD5" w:themeColor="accent1"/>
-              <w:bottom w:val="dashSmallGap" w:sz="4" w:space="0" w:color="5B9BD5" w:themeColor="accent1"/>
-              <w:right w:val="dashSmallGap" w:sz="4" w:space="0" w:color="5B9BD5" w:themeColor="accent1"/>
-            </w:tcBorders>
-            <w:shd w:val="clear" w:color="auto" w:fill="FFFFFF" w:themeFill="background1"/>
-            <w:vAlign w:val="center"/>
-          </w:tcPr>
-          <w:p>
-            <w:pPr>
+                <w:color w:val="auto"/>
+                <w:sz w:val="16"/>
+                <w:szCs w:val="16"/>
+              </w:rPr>
+              <w:t>assignmentTitle</w:t>
+            </w:r>
+            <w:r>
               <w:rPr>
                 <w:rFonts w:ascii="Open Sans" w:hAnsi="Open Sans" w:cs="Open Sans"/>
                 <w:color w:val="auto"/>
                 <w:sz w:val="16"/>
                 <w:szCs w:val="16"/>
               </w:rPr>
-            </w:pPr>
-            <w:proofErr w:type="gramStart"/>
-            <w:r>
-              <w:rPr>
-                <w:rFonts w:ascii="Open Sans" w:hAnsi="Open Sans" w:cs="Open Sans"/>
-                <w:color w:val="auto"/>
-                <w:sz w:val="16"/>
-                <w:szCs w:val="16"/>
-              </w:rPr>
-              <w:t xml:space="preserve">{{ </w:t>
-            </w:r>
-            <w:proofErr w:type="spellStart"/>
-            <w:r>
-              <w:rPr>
-                <w:rFonts w:ascii="Open Sans" w:hAnsi="Open Sans" w:cs="Open Sans"/>
-                <w:color w:val="auto"/>
-                <w:sz w:val="16"/>
-                <w:szCs w:val="16"/>
-              </w:rPr>
-              <w:t>assignmentTitle</w:t>
-            </w:r>
-            <w:proofErr w:type="spellEnd"/>
-            <w:proofErr w:type="gramEnd"/>
-            <w:r>
-              <w:rPr>
-                <w:rFonts w:ascii="Open Sans" w:hAnsi="Open Sans" w:cs="Open Sans"/>
-                <w:color w:val="auto"/>
-                <w:sz w:val="16"/>
-                <w:szCs w:val="16"/>
-              </w:rPr>
               <w:t xml:space="preserve"> }}</w:t>
             </w:r>
           </w:p>
@@ -520,11 +561,11 @@
         <w:tc>
           <w:tcPr>
             <w:tcW w:w="2552" w:type="dxa"/>
-            <w:gridSpan w:val="2"/>
-            <w:tcBorders>
-              <w:left w:val="dashSmallGap" w:sz="4" w:space="0" w:color="5B9BD5" w:themeColor="accent1"/>
-              <w:bottom w:val="dashSmallGap" w:sz="4" w:space="0" w:color="5B9BD5" w:themeColor="accent1"/>
-              <w:right w:val="dashSmallGap" w:sz="4" w:space="0" w:color="5B9BD5" w:themeColor="accent1"/>
+            <w:tcBorders>
+              <w:top w:val="dashSmallGap" w:sz="4" w:space="0" w:color="512EAB"/>
+              <w:left w:val="dashSmallGap" w:sz="4" w:space="0" w:color="512EAB"/>
+              <w:bottom w:val="dashSmallGap" w:sz="4" w:space="0" w:color="512EAB"/>
+              <w:right w:val="dashSmallGap" w:sz="4" w:space="0" w:color="512EAB"/>
             </w:tcBorders>
             <w:shd w:val="clear" w:color="auto" w:fill="F2F2F2" w:themeFill="background1" w:themeFillShade="F2"/>
             <w:tcMar>
@@ -536,33 +577,45 @@
           <w:p>
             <w:pPr>
               <w:rPr>
-                <w:rFonts w:ascii="Open Sans" w:hAnsi="Open Sans" w:cs="Open Sans"/>
-                <w:b/>
-                <w:color w:val="2E74B5" w:themeColor="accent1" w:themeShade="BF"/>
-                <w:sz w:val="16"/>
-                <w:szCs w:val="16"/>
-              </w:rPr>
-            </w:pPr>
-            <w:r>
-              <w:rPr>
-                <w:rFonts w:ascii="Open Sans" w:hAnsi="Open Sans" w:cs="Open Sans"/>
-                <w:b/>
-                <w:color w:val="2E74B5" w:themeColor="accent1" w:themeShade="BF"/>
-                <w:sz w:val="16"/>
-                <w:szCs w:val="16"/>
-              </w:rPr>
-              <w:t>Assessor Name</w:t>
+                <w:rFonts w:ascii="Plus Jakarta Sans" w:hAnsi="Plus Jakarta Sans" w:cs="Open Sans"/>
+                <w:b/>
+                <w:color w:val="0D004D"/>
+              </w:rPr>
+            </w:pPr>
+            <w:r>
+              <w:rPr>
+                <w:rFonts w:ascii="Plus Jakarta Sans" w:hAnsi="Plus Jakarta Sans" w:cs="Open Sans"/>
+                <w:b/>
+                <w:color w:val="0D004D"/>
+              </w:rPr>
+              <w:t xml:space="preserve">Assessor </w:t>
+            </w:r>
+            <w:r>
+              <w:rPr>
+                <w:rFonts w:ascii="Plus Jakarta Sans" w:hAnsi="Plus Jakarta Sans" w:cs="Open Sans"/>
+                <w:b/>
+                <w:color w:val="0D004D"/>
+              </w:rPr>
+              <w:t>n</w:t>
+            </w:r>
+            <w:r>
+              <w:rPr>
+                <w:rFonts w:ascii="Plus Jakarta Sans" w:hAnsi="Plus Jakarta Sans" w:cs="Open Sans"/>
+                <w:b/>
+                <w:color w:val="0D004D"/>
+              </w:rPr>
+              <w:t>ame</w:t>
             </w:r>
           </w:p>
         </w:tc>
         <w:tc>
           <w:tcPr>
             <w:tcW w:w="2977" w:type="dxa"/>
-            <w:gridSpan w:val="2"/>
-            <w:tcBorders>
-              <w:left w:val="dashSmallGap" w:sz="4" w:space="0" w:color="5B9BD5" w:themeColor="accent1"/>
-              <w:bottom w:val="dashSmallGap" w:sz="4" w:space="0" w:color="5B9BD5" w:themeColor="accent1"/>
-              <w:right w:val="dashSmallGap" w:sz="4" w:space="0" w:color="5B9BD5" w:themeColor="accent1"/>
+            <w:tcBorders>
+              <w:top w:val="dashSmallGap" w:sz="4" w:space="0" w:color="512EAB"/>
+              <w:left w:val="dashSmallGap" w:sz="4" w:space="0" w:color="512EAB"/>
+              <w:bottom w:val="dashSmallGap" w:sz="4" w:space="0" w:color="512EAB"/>
+              <w:right w:val="dashSmallGap" w:sz="4" w:space="0" w:color="512EAB"/>
             </w:tcBorders>
             <w:tcMar>
               <w:top w:w="28" w:type="dxa"/>
@@ -579,7 +632,6 @@
                 <w:szCs w:val="16"/>
               </w:rPr>
             </w:pPr>
-            <w:proofErr w:type="gramStart"/>
             <w:r>
               <w:rPr>
                 <w:rFonts w:ascii="Open Sans" w:hAnsi="Open Sans" w:cs="Open Sans"/>
@@ -587,28 +639,7 @@
                 <w:sz w:val="16"/>
                 <w:szCs w:val="16"/>
               </w:rPr>
-              <w:t xml:space="preserve">{{ </w:t>
-            </w:r>
-            <w:proofErr w:type="spellStart"/>
-            <w:r>
-              <w:rPr>
-                <w:rFonts w:ascii="Open Sans" w:hAnsi="Open Sans" w:cs="Open Sans"/>
-                <w:color w:val="auto"/>
-                <w:sz w:val="16"/>
-                <w:szCs w:val="16"/>
-              </w:rPr>
-              <w:t>assessorName</w:t>
-            </w:r>
-            <w:proofErr w:type="spellEnd"/>
-            <w:proofErr w:type="gramEnd"/>
-            <w:r>
-              <w:rPr>
-                <w:rFonts w:ascii="Open Sans" w:hAnsi="Open Sans" w:cs="Open Sans"/>
-                <w:color w:val="auto"/>
-                <w:sz w:val="16"/>
-                <w:szCs w:val="16"/>
-              </w:rPr>
-              <w:t xml:space="preserve"> }}</w:t>
+              <w:t>{{ assessorName }}</w:t>
             </w:r>
           </w:p>
         </w:tc>
@@ -619,10 +650,13 @@
         </w:trPr>
         <w:tc>
           <w:tcPr>
-            <w:tcW w:w="4031" w:type="dxa"/>
-            <w:gridSpan w:val="2"/>
-            <w:tcBorders>
-              <w:top w:val="dashSmallGap" w:sz="4" w:space="0" w:color="5B9BD5" w:themeColor="accent1"/>
+            <w:tcW w:w="2472" w:type="dxa"/>
+            <w:gridSpan w:val="3"/>
+            <w:tcBorders>
+              <w:top w:val="dashSmallGap" w:sz="4" w:space="0" w:color="512EAB"/>
+              <w:left w:val="dashSmallGap" w:sz="4" w:space="0" w:color="512EAB"/>
+              <w:bottom w:val="dashSmallGap" w:sz="4" w:space="0" w:color="512EAB"/>
+              <w:right w:val="dashSmallGap" w:sz="4" w:space="0" w:color="512EAB"/>
             </w:tcBorders>
             <w:shd w:val="clear" w:color="auto" w:fill="F2F2F2" w:themeFill="background1" w:themeFillShade="F2"/>
             <w:tcMar>
@@ -634,66 +668,78 @@
           <w:p>
             <w:pPr>
               <w:rPr>
+                <w:rFonts w:ascii="Plus Jakarta Sans" w:hAnsi="Plus Jakarta Sans" w:cs="Open Sans"/>
+                <w:b/>
+                <w:color w:val="0D004D"/>
+              </w:rPr>
+            </w:pPr>
+            <w:r>
+              <w:rPr>
+                <w:rFonts w:ascii="Plus Jakarta Sans" w:hAnsi="Plus Jakarta Sans" w:cs="Open Sans"/>
+                <w:b/>
+                <w:color w:val="0D004D"/>
+              </w:rPr>
+              <w:t xml:space="preserve">Unit </w:t>
+            </w:r>
+            <w:r>
+              <w:rPr>
+                <w:rFonts w:ascii="Plus Jakarta Sans" w:hAnsi="Plus Jakarta Sans" w:cs="Open Sans"/>
+                <w:b/>
+                <w:color w:val="0D004D"/>
+              </w:rPr>
+              <w:t>n</w:t>
+            </w:r>
+            <w:r>
+              <w:rPr>
+                <w:rFonts w:ascii="Plus Jakarta Sans" w:hAnsi="Plus Jakarta Sans" w:cs="Open Sans"/>
+                <w:b/>
+                <w:color w:val="0D004D"/>
+              </w:rPr>
+              <w:t xml:space="preserve">umber and </w:t>
+            </w:r>
+            <w:r>
+              <w:rPr>
+                <w:rFonts w:ascii="Plus Jakarta Sans" w:hAnsi="Plus Jakarta Sans" w:cs="Open Sans"/>
+                <w:b/>
+                <w:color w:val="0D004D"/>
+              </w:rPr>
+              <w:t>t</w:t>
+            </w:r>
+            <w:r>
+              <w:rPr>
+                <w:rFonts w:ascii="Plus Jakarta Sans" w:hAnsi="Plus Jakarta Sans" w:cs="Open Sans"/>
+                <w:b/>
+                <w:color w:val="0D004D"/>
+              </w:rPr>
+              <w:t>itle</w:t>
+            </w:r>
+          </w:p>
+        </w:tc>
+        <w:tc>
+          <w:tcPr>
+            <w:tcW w:w="8222" w:type="dxa"/>
+            <w:gridSpan w:val="5"/>
+            <w:tcBorders>
+              <w:top w:val="dashSmallGap" w:sz="4" w:space="0" w:color="512EAB"/>
+              <w:left w:val="dashSmallGap" w:sz="4" w:space="0" w:color="512EAB"/>
+              <w:bottom w:val="dashSmallGap" w:sz="4" w:space="0" w:color="512EAB"/>
+              <w:right w:val="dashSmallGap" w:sz="4" w:space="0" w:color="512EAB"/>
+            </w:tcBorders>
+            <w:vAlign w:val="center"/>
+          </w:tcPr>
+          <w:p>
+            <w:pPr>
+              <w:rPr>
+                <w:rFonts w:ascii="Plus Jakarta Sans" w:hAnsi="Plus Jakarta Sans" w:cs="Open Sans"/>
+                <w:color w:val="auto"/>
+              </w:rPr>
+            </w:pPr>
+            <w:r>
+              <w:rPr>
                 <w:rFonts w:ascii="Open Sans" w:hAnsi="Open Sans" w:cs="Open Sans"/>
-                <w:b/>
-                <w:color w:val="2E74B5" w:themeColor="accent1" w:themeShade="BF"/>
-                <w:sz w:val="16"/>
-                <w:szCs w:val="16"/>
-              </w:rPr>
-            </w:pPr>
-            <w:r>
-              <w:rPr>
-                <w:rFonts w:ascii="Open Sans" w:hAnsi="Open Sans" w:cs="Open Sans"/>
-                <w:b/>
-                <w:color w:val="2E74B5" w:themeColor="accent1" w:themeShade="BF"/>
-                <w:sz w:val="16"/>
-                <w:szCs w:val="16"/>
-              </w:rPr>
-              <w:t>Unit / Component Number and Title</w:t>
-            </w:r>
-          </w:p>
-        </w:tc>
-        <w:tc>
-          <w:tcPr>
-            <w:tcW w:w="6663" w:type="dxa"/>
-            <w:gridSpan w:val="5"/>
-            <w:tcBorders>
-              <w:top w:val="dashSmallGap" w:sz="4" w:space="0" w:color="5B9BD5" w:themeColor="accent1"/>
-            </w:tcBorders>
-            <w:shd w:val="clear" w:color="auto" w:fill="auto"/>
-            <w:vAlign w:val="center"/>
-          </w:tcPr>
-          <w:p>
-            <w:pPr>
-              <w:rPr>
-                <w:rFonts w:ascii="Open Sans" w:hAnsi="Open Sans" w:cs="Open Sans"/>
-                <w:color w:val="auto"/>
-              </w:rPr>
-            </w:pPr>
-            <w:proofErr w:type="gramStart"/>
-            <w:r>
-              <w:rPr>
-                <w:rFonts w:ascii="Open Sans" w:hAnsi="Open Sans" w:cs="Open Sans"/>
-                <w:color w:val="auto"/>
-              </w:rPr>
-              <w:t xml:space="preserve">{{ </w:t>
-            </w:r>
-            <w:proofErr w:type="spellStart"/>
-            <w:r>
-              <w:rPr>
-                <w:rFonts w:ascii="Open Sans" w:hAnsi="Open Sans" w:cs="Open Sans"/>
-                <w:color w:val="auto"/>
-              </w:rPr>
-              <w:t>unitNumber</w:t>
-            </w:r>
-            <w:proofErr w:type="spellEnd"/>
-            <w:proofErr w:type="gramEnd"/>
-            <w:r>
-              <w:rPr>
-                <w:rFonts w:ascii="Open Sans" w:hAnsi="Open Sans" w:cs="Open Sans"/>
-                <w:color w:val="auto"/>
-              </w:rPr>
-              <w:t xml:space="preserve"> }}</w:t>
+                <w:color w:val="auto"/>
+              </w:rPr>
+              <w:t>{{ unitNumber }}</w:t>
             </w:r>
           </w:p>
         </w:tc>
@@ -704,10 +750,13 @@
         </w:trPr>
         <w:tc>
           <w:tcPr>
-            <w:tcW w:w="4031" w:type="dxa"/>
-            <w:gridSpan w:val="2"/>
-            <w:tcBorders>
-              <w:top w:val="dashSmallGap" w:sz="4" w:space="0" w:color="5B9BD5" w:themeColor="accent1"/>
+            <w:tcW w:w="2472" w:type="dxa"/>
+            <w:gridSpan w:val="3"/>
+            <w:tcBorders>
+              <w:top w:val="dashSmallGap" w:sz="4" w:space="0" w:color="512EAB"/>
+              <w:left w:val="dashSmallGap" w:sz="4" w:space="0" w:color="512EAB"/>
+              <w:bottom w:val="dashSmallGap" w:sz="4" w:space="0" w:color="512EAB"/>
+              <w:right w:val="dashSmallGap" w:sz="4" w:space="0" w:color="512EAB"/>
             </w:tcBorders>
             <w:shd w:val="clear" w:color="auto" w:fill="F2F2F2" w:themeFill="background1" w:themeFillShade="F2"/>
             <w:tcMar>
@@ -719,36 +768,62 @@
           <w:p>
             <w:pPr>
               <w:rPr>
+                <w:rFonts w:ascii="Plus Jakarta Sans" w:hAnsi="Plus Jakarta Sans" w:cs="Open Sans"/>
+                <w:b/>
+                <w:color w:val="0D004D"/>
+              </w:rPr>
+            </w:pPr>
+            <w:r>
+              <w:rPr>
+                <w:rFonts w:ascii="Plus Jakarta Sans" w:hAnsi="Plus Jakarta Sans" w:cs="Open Sans"/>
+                <w:b/>
+                <w:color w:val="0D004D"/>
+              </w:rPr>
+              <w:t>Deadline</w:t>
+            </w:r>
+          </w:p>
+        </w:tc>
+        <w:tc>
+          <w:tcPr>
+            <w:tcW w:w="2693" w:type="dxa"/>
+            <w:gridSpan w:val="3"/>
+            <w:tcBorders>
+              <w:top w:val="dashSmallGap" w:sz="4" w:space="0" w:color="512EAB"/>
+              <w:left w:val="dashSmallGap" w:sz="4" w:space="0" w:color="512EAB"/>
+              <w:bottom w:val="dashSmallGap" w:sz="4" w:space="0" w:color="512EAB"/>
+              <w:right w:val="dashSmallGap" w:sz="4" w:space="0" w:color="512EAB"/>
+            </w:tcBorders>
+            <w:vAlign w:val="center"/>
+          </w:tcPr>
+          <w:p>
+            <w:pPr>
+              <w:rPr>
+                <w:rFonts w:ascii="Plus Jakarta Sans" w:hAnsi="Plus Jakarta Sans" w:cs="Open Sans"/>
+                <w:b/>
+                <w:color w:val="auto"/>
+              </w:rPr>
+            </w:pPr>
+            <w:r>
+              <w:rPr>
                 <w:rFonts w:ascii="Open Sans" w:hAnsi="Open Sans" w:cs="Open Sans"/>
                 <w:b/>
-                <w:color w:val="2E74B5" w:themeColor="accent1" w:themeShade="BF"/>
-                <w:sz w:val="16"/>
-                <w:szCs w:val="16"/>
-              </w:rPr>
-            </w:pPr>
+                <w:color w:val="auto"/>
+                <w:sz w:val="16"/>
+                <w:szCs w:val="16"/>
+              </w:rPr>
+              <w:t xml:space="preserve">{{ </w:t>
+            </w:r>
             <w:r>
               <w:rPr>
                 <w:rFonts w:ascii="Open Sans" w:hAnsi="Open Sans" w:cs="Open Sans"/>
                 <w:b/>
-                <w:color w:val="2E74B5" w:themeColor="accent1" w:themeShade="BF"/>
-                <w:sz w:val="16"/>
-                <w:szCs w:val="16"/>
-              </w:rPr>
-              <w:t>Deadline</w:t>
-            </w:r>
-          </w:p>
-        </w:tc>
-        <w:tc>
-          <w:tcPr>
-            <w:tcW w:w="1134" w:type="dxa"/>
-            <w:tcBorders>
-              <w:top w:val="dashSmallGap" w:sz="4" w:space="0" w:color="5B9BD5" w:themeColor="accent1"/>
-            </w:tcBorders>
-            <w:shd w:val="clear" w:color="auto" w:fill="auto"/>
-            <w:vAlign w:val="center"/>
-          </w:tcPr>
-          <w:p>
-            <w:pPr>
+                <w:color w:val="auto"/>
+                <w:sz w:val="16"/>
+                <w:szCs w:val="16"/>
+              </w:rPr>
+              <w:t>due_date</w:t>
+            </w:r>
+            <w:r>
               <w:rPr>
                 <w:rFonts w:ascii="Open Sans" w:hAnsi="Open Sans" w:cs="Open Sans"/>
                 <w:b/>
@@ -756,49 +831,6 @@
                 <w:sz w:val="16"/>
                 <w:szCs w:val="16"/>
               </w:rPr>
-            </w:pPr>
-            <w:proofErr w:type="gramStart"/>
-            <w:r>
-              <w:rPr>
-                <w:rFonts w:ascii="Open Sans" w:hAnsi="Open Sans" w:cs="Open Sans"/>
-                <w:b/>
-                <w:color w:val="auto"/>
-                <w:sz w:val="16"/>
-                <w:szCs w:val="16"/>
-              </w:rPr>
-              <w:t xml:space="preserve">{{ </w:t>
-            </w:r>
-            <w:proofErr w:type="spellStart"/>
-            <w:r>
-              <w:rPr>
-                <w:rFonts w:ascii="Open Sans" w:hAnsi="Open Sans" w:cs="Open Sans"/>
-                <w:b/>
-                <w:color w:val="auto"/>
-                <w:sz w:val="16"/>
-                <w:szCs w:val="16"/>
-              </w:rPr>
-              <w:t>due</w:t>
-            </w:r>
-            <w:proofErr w:type="gramEnd"/>
-            <w:r>
-              <w:rPr>
-                <w:rFonts w:ascii="Open Sans" w:hAnsi="Open Sans" w:cs="Open Sans"/>
-                <w:b/>
-                <w:color w:val="auto"/>
-                <w:sz w:val="16"/>
-                <w:szCs w:val="16"/>
-              </w:rPr>
-              <w:t>_date</w:t>
-            </w:r>
-            <w:proofErr w:type="spellEnd"/>
-            <w:r>
-              <w:rPr>
-                <w:rFonts w:ascii="Open Sans" w:hAnsi="Open Sans" w:cs="Open Sans"/>
-                <w:b/>
-                <w:color w:val="auto"/>
-                <w:sz w:val="16"/>
-                <w:szCs w:val="16"/>
-              </w:rPr>
               <w:t xml:space="preserve"> }}</w:t>
             </w:r>
           </w:p>
@@ -806,9 +838,11 @@
         <w:tc>
           <w:tcPr>
             <w:tcW w:w="2552" w:type="dxa"/>
-            <w:gridSpan w:val="2"/>
-            <w:tcBorders>
-              <w:top w:val="dashSmallGap" w:sz="4" w:space="0" w:color="5B9BD5" w:themeColor="accent1"/>
+            <w:tcBorders>
+              <w:top w:val="dashSmallGap" w:sz="4" w:space="0" w:color="512EAB"/>
+              <w:left w:val="dashSmallGap" w:sz="4" w:space="0" w:color="512EAB"/>
+              <w:bottom w:val="dashSmallGap" w:sz="4" w:space="0" w:color="512EAB"/>
+              <w:right w:val="dashSmallGap" w:sz="4" w:space="0" w:color="512EAB"/>
             </w:tcBorders>
             <w:shd w:val="clear" w:color="auto" w:fill="F2F2F2" w:themeFill="background1" w:themeFillShade="F2"/>
             <w:tcMar>
@@ -820,31 +854,45 @@
           <w:p>
             <w:pPr>
               <w:rPr>
-                <w:rFonts w:ascii="Open Sans" w:hAnsi="Open Sans" w:cs="Open Sans"/>
-                <w:b/>
-                <w:color w:val="2E74B5" w:themeColor="accent1" w:themeShade="BF"/>
-                <w:sz w:val="16"/>
-                <w:szCs w:val="16"/>
-              </w:rPr>
-            </w:pPr>
-            <w:r>
-              <w:rPr>
-                <w:rFonts w:ascii="Open Sans" w:hAnsi="Open Sans" w:cs="Open Sans"/>
-                <w:b/>
-                <w:color w:val="2E74B5" w:themeColor="accent1" w:themeShade="BF"/>
-                <w:sz w:val="16"/>
-                <w:szCs w:val="16"/>
-              </w:rPr>
-              <w:t>Date Submitted</w:t>
+                <w:rFonts w:ascii="Plus Jakarta Sans" w:hAnsi="Plus Jakarta Sans" w:cs="Open Sans"/>
+                <w:b/>
+                <w:color w:val="512EAB"/>
+              </w:rPr>
+            </w:pPr>
+            <w:r>
+              <w:rPr>
+                <w:rFonts w:ascii="Plus Jakarta Sans" w:hAnsi="Plus Jakarta Sans" w:cs="Open Sans"/>
+                <w:b/>
+                <w:color w:val="0D004D"/>
+              </w:rPr>
+              <w:t xml:space="preserve">Date </w:t>
+            </w:r>
+            <w:r>
+              <w:rPr>
+                <w:rFonts w:ascii="Plus Jakarta Sans" w:hAnsi="Plus Jakarta Sans" w:cs="Open Sans"/>
+                <w:b/>
+                <w:color w:val="0D004D"/>
+              </w:rPr>
+              <w:t>s</w:t>
+            </w:r>
+            <w:r>
+              <w:rPr>
+                <w:rFonts w:ascii="Plus Jakarta Sans" w:hAnsi="Plus Jakarta Sans" w:cs="Open Sans"/>
+                <w:b/>
+                <w:color w:val="0D004D"/>
+              </w:rPr>
+              <w:t>ubmitted</w:t>
             </w:r>
           </w:p>
         </w:tc>
         <w:tc>
           <w:tcPr>
             <w:tcW w:w="2977" w:type="dxa"/>
-            <w:gridSpan w:val="2"/>
-            <w:tcBorders>
-              <w:top w:val="dashSmallGap" w:sz="4" w:space="0" w:color="5B9BD5" w:themeColor="accent1"/>
+            <w:tcBorders>
+              <w:top w:val="dashSmallGap" w:sz="4" w:space="0" w:color="512EAB"/>
+              <w:left w:val="dashSmallGap" w:sz="4" w:space="0" w:color="512EAB"/>
+              <w:bottom w:val="dashSmallGap" w:sz="4" w:space="0" w:color="512EAB"/>
+              <w:right w:val="dashSmallGap" w:sz="4" w:space="0" w:color="512EAB"/>
             </w:tcBorders>
             <w:tcMar>
               <w:top w:w="28" w:type="dxa"/>
@@ -859,30 +907,12 @@
                 <w:color w:val="auto"/>
               </w:rPr>
             </w:pPr>
-            <w:proofErr w:type="gramStart"/>
             <w:r>
               <w:rPr>
                 <w:rFonts w:ascii="Open Sans" w:hAnsi="Open Sans" w:cs="Open Sans"/>
                 <w:color w:val="auto"/>
               </w:rPr>
-              <w:t xml:space="preserve">{{ </w:t>
-            </w:r>
-            <w:proofErr w:type="spellStart"/>
-            <w:r>
-              <w:rPr>
-                <w:rFonts w:ascii="Open Sans" w:hAnsi="Open Sans" w:cs="Open Sans"/>
-                <w:color w:val="auto"/>
-              </w:rPr>
-              <w:t>HandInDate</w:t>
-            </w:r>
-            <w:proofErr w:type="spellEnd"/>
-            <w:proofErr w:type="gramEnd"/>
-            <w:r>
-              <w:rPr>
-                <w:rFonts w:ascii="Open Sans" w:hAnsi="Open Sans" w:cs="Open Sans"/>
-                <w:color w:val="auto"/>
-              </w:rPr>
-              <w:t xml:space="preserve"> }}</w:t>
+              <w:t>{{ HandInDate }}</w:t>
             </w:r>
           </w:p>
         </w:tc>
@@ -894,7 +924,13 @@
         <w:tc>
           <w:tcPr>
             <w:tcW w:w="7717" w:type="dxa"/>
-            <w:gridSpan w:val="5"/>
+            <w:gridSpan w:val="7"/>
+            <w:tcBorders>
+              <w:top w:val="dashSmallGap" w:sz="4" w:space="0" w:color="512EAB"/>
+              <w:left w:val="dashSmallGap" w:sz="4" w:space="0" w:color="512EAB"/>
+              <w:bottom w:val="dashSmallGap" w:sz="4" w:space="0" w:color="512EAB"/>
+              <w:right w:val="dashSmallGap" w:sz="4" w:space="0" w:color="512EAB"/>
+            </w:tcBorders>
             <w:shd w:val="clear" w:color="auto" w:fill="F2F2F2" w:themeFill="background1" w:themeFillShade="F2"/>
             <w:tcMar>
               <w:top w:w="28" w:type="dxa"/>
@@ -905,27 +941,62 @@
           <w:p>
             <w:pPr>
               <w:rPr>
-                <w:rFonts w:ascii="Open Sans" w:hAnsi="Open Sans" w:cs="Open Sans"/>
-                <w:b/>
-                <w:color w:val="2E74B5" w:themeColor="accent1" w:themeShade="BF"/>
-              </w:rPr>
-            </w:pPr>
-            <w:r>
-              <w:rPr>
-                <w:rFonts w:ascii="Open Sans" w:hAnsi="Open Sans" w:cs="Open Sans"/>
-                <w:b/>
-                <w:color w:val="2E74B5" w:themeColor="accent1" w:themeShade="BF"/>
-                <w:sz w:val="14"/>
-                <w:szCs w:val="14"/>
-              </w:rPr>
-              <w:t>Has an extension to the deadline been approved by the Assessor due to extenuating circumstances?</w:t>
+                <w:rFonts w:ascii="Plus Jakarta Sans" w:hAnsi="Plus Jakarta Sans" w:cs="Open Sans"/>
+                <w:b/>
+                <w:color w:val="512EAB"/>
+              </w:rPr>
+            </w:pPr>
+            <w:r>
+              <w:rPr>
+                <w:rFonts w:ascii="Plus Jakarta Sans" w:hAnsi="Plus Jakarta Sans" w:cs="Open Sans"/>
+                <w:b/>
+                <w:color w:val="0D004D"/>
+              </w:rPr>
+              <w:t>Has an extension to the deadline been approved</w:t>
+            </w:r>
+            <w:r>
+              <w:rPr>
+                <w:rFonts w:ascii="Plus Jakarta Sans" w:hAnsi="Plus Jakarta Sans" w:cs="Open Sans"/>
+                <w:b/>
+                <w:color w:val="0D004D"/>
+              </w:rPr>
+              <w:t xml:space="preserve"> by the </w:t>
+            </w:r>
+            <w:r>
+              <w:rPr>
+                <w:rFonts w:ascii="Plus Jakarta Sans" w:hAnsi="Plus Jakarta Sans" w:cs="Open Sans"/>
+                <w:b/>
+                <w:color w:val="0D004D"/>
+              </w:rPr>
+              <w:t>a</w:t>
+            </w:r>
+            <w:r>
+              <w:rPr>
+                <w:rFonts w:ascii="Plus Jakarta Sans" w:hAnsi="Plus Jakarta Sans" w:cs="Open Sans"/>
+                <w:b/>
+                <w:color w:val="0D004D"/>
+              </w:rPr>
+              <w:t>ssessor</w:t>
+            </w:r>
+            <w:r>
+              <w:rPr>
+                <w:rFonts w:ascii="Plus Jakarta Sans" w:hAnsi="Plus Jakarta Sans" w:cs="Open Sans"/>
+                <w:b/>
+                <w:color w:val="0D004D"/>
+              </w:rPr>
+              <w:t xml:space="preserve"> due to extenuating circumstances?</w:t>
             </w:r>
           </w:p>
         </w:tc>
         <w:tc>
           <w:tcPr>
             <w:tcW w:w="2977" w:type="dxa"/>
-            <w:gridSpan w:val="2"/>
+            <w:tcBorders>
+              <w:top w:val="dashSmallGap" w:sz="4" w:space="0" w:color="512EAB"/>
+              <w:left w:val="dashSmallGap" w:sz="4" w:space="0" w:color="512EAB"/>
+              <w:bottom w:val="dashSmallGap" w:sz="4" w:space="0" w:color="512EAB"/>
+              <w:right w:val="dashSmallGap" w:sz="4" w:space="0" w:color="512EAB"/>
+            </w:tcBorders>
             <w:tcMar>
               <w:top w:w="28" w:type="dxa"/>
               <w:bottom w:w="28" w:type="dxa"/>
@@ -936,11 +1007,13 @@
             <w:pPr>
               <w:rPr>
                 <w:rFonts w:ascii="Open Sans" w:hAnsi="Open Sans" w:cs="Open Sans"/>
+                <w:color w:val="auto"/>
               </w:rPr>
             </w:pPr>
             <w:r>
               <w:rPr>
                 <w:rFonts w:ascii="Open Sans" w:hAnsi="Open Sans" w:cs="Open Sans"/>
+                <w:color w:val="auto"/>
               </w:rPr>
               <w:t>No</w:t>
             </w:r>
@@ -954,6 +1027,12 @@
         <w:tc>
           <w:tcPr>
             <w:tcW w:w="1236" w:type="dxa"/>
+            <w:tcBorders>
+              <w:top w:val="dashSmallGap" w:sz="4" w:space="0" w:color="512EAB"/>
+              <w:left w:val="dashSmallGap" w:sz="4" w:space="0" w:color="512EAB"/>
+              <w:bottom w:val="dashSmallGap" w:sz="4" w:space="0" w:color="512EAB"/>
+              <w:right w:val="dashSmallGap" w:sz="4" w:space="0" w:color="512EAB"/>
+            </w:tcBorders>
             <w:shd w:val="clear" w:color="auto" w:fill="F2F2F2" w:themeFill="background1" w:themeFillShade="F2"/>
             <w:tcMar>
               <w:top w:w="28" w:type="dxa"/>
@@ -965,28 +1044,47 @@
             <w:pPr>
               <w:jc w:val="center"/>
               <w:rPr>
-                <w:rFonts w:ascii="Open Sans" w:hAnsi="Open Sans" w:cs="Open Sans"/>
-                <w:b/>
-                <w:color w:val="2E74B5" w:themeColor="accent1" w:themeShade="BF"/>
-                <w:sz w:val="16"/>
-                <w:szCs w:val="16"/>
-              </w:rPr>
-            </w:pPr>
-            <w:r>
-              <w:rPr>
-                <w:rFonts w:ascii="Open Sans" w:hAnsi="Open Sans" w:cs="Open Sans"/>
-                <w:b/>
-                <w:color w:val="2E74B5" w:themeColor="accent1" w:themeShade="BF"/>
-                <w:sz w:val="16"/>
-                <w:szCs w:val="16"/>
-              </w:rPr>
-              <w:t>Targeted Criteria</w:t>
-            </w:r>
-          </w:p>
-        </w:tc>
-        <w:tc>
-          <w:tcPr>
-            <w:tcW w:w="2795" w:type="dxa"/>
+                <w:rFonts w:ascii="Plus Jakarta Sans" w:hAnsi="Plus Jakarta Sans" w:cs="Open Sans"/>
+                <w:b/>
+                <w:color w:val="0D004D"/>
+              </w:rPr>
+            </w:pPr>
+            <w:r>
+              <w:rPr>
+                <w:rFonts w:ascii="Plus Jakarta Sans" w:hAnsi="Plus Jakarta Sans" w:cs="Open Sans"/>
+                <w:b/>
+                <w:color w:val="0D004D"/>
+              </w:rPr>
+              <w:t xml:space="preserve">Targeted </w:t>
+            </w:r>
+            <w:r>
+              <w:rPr>
+                <w:rFonts w:ascii="Plus Jakarta Sans" w:hAnsi="Plus Jakarta Sans" w:cs="Open Sans"/>
+                <w:b/>
+                <w:color w:val="0D004D"/>
+              </w:rPr>
+              <w:t>c</w:t>
+            </w:r>
+            <w:r>
+              <w:rPr>
+                <w:rFonts w:ascii="Plus Jakarta Sans" w:hAnsi="Plus Jakarta Sans" w:cs="Open Sans"/>
+                <w:b/>
+                <w:color w:val="0D004D"/>
+              </w:rPr>
+              <w:t>riteria</w:t>
+            </w:r>
+          </w:p>
+        </w:tc>
+        <w:tc>
+          <w:tcPr>
+            <w:tcW w:w="1236" w:type="dxa"/>
+            <w:gridSpan w:val="2"/>
+            <w:tcBorders>
+              <w:top w:val="dashSmallGap" w:sz="4" w:space="0" w:color="512EAB"/>
+              <w:left w:val="dashSmallGap" w:sz="4" w:space="0" w:color="512EAB"/>
+              <w:bottom w:val="dashSmallGap" w:sz="4" w:space="0" w:color="512EAB"/>
+              <w:right w:val="dashSmallGap" w:sz="4" w:space="0" w:color="512EAB"/>
+            </w:tcBorders>
             <w:shd w:val="clear" w:color="auto" w:fill="F2F2F2" w:themeFill="background1" w:themeFillShade="F2"/>
             <w:tcMar>
               <w:top w:w="28" w:type="dxa"/>
@@ -998,19 +1096,15 @@
             <w:pPr>
               <w:jc w:val="center"/>
               <w:rPr>
-                <w:rFonts w:ascii="Open Sans" w:hAnsi="Open Sans" w:cs="Open Sans"/>
-                <w:color w:val="2E74B5" w:themeColor="accent1" w:themeShade="BF"/>
-                <w:sz w:val="16"/>
-                <w:szCs w:val="16"/>
-              </w:rPr>
-            </w:pPr>
-            <w:r>
-              <w:rPr>
-                <w:rFonts w:ascii="Open Sans" w:hAnsi="Open Sans" w:cs="Open Sans"/>
-                <w:b/>
-                <w:color w:val="2E74B5" w:themeColor="accent1" w:themeShade="BF"/>
-                <w:sz w:val="16"/>
-                <w:szCs w:val="16"/>
+                <w:rFonts w:ascii="Plus Jakarta Sans" w:hAnsi="Plus Jakarta Sans" w:cs="Open Sans"/>
+                <w:color w:val="0D004D"/>
+              </w:rPr>
+            </w:pPr>
+            <w:r>
+              <w:rPr>
+                <w:rFonts w:ascii="Plus Jakarta Sans" w:hAnsi="Plus Jakarta Sans" w:cs="Open Sans"/>
+                <w:b/>
+                <w:color w:val="0D004D"/>
               </w:rPr>
               <w:t>Criteria achieved</w:t>
             </w:r>
@@ -1018,27 +1112,29 @@
         </w:tc>
         <w:tc>
           <w:tcPr>
-            <w:tcW w:w="6663" w:type="dxa"/>
+            <w:tcW w:w="8222" w:type="dxa"/>
             <w:gridSpan w:val="5"/>
+            <w:tcBorders>
+              <w:top w:val="dashSmallGap" w:sz="4" w:space="0" w:color="512EAB"/>
+              <w:left w:val="dashSmallGap" w:sz="4" w:space="0" w:color="512EAB"/>
+              <w:bottom w:val="dashSmallGap" w:sz="4" w:space="0" w:color="512EAB"/>
+              <w:right w:val="dashSmallGap" w:sz="4" w:space="0" w:color="512EAB"/>
+            </w:tcBorders>
             <w:shd w:val="clear" w:color="auto" w:fill="F2F2F2" w:themeFill="background1" w:themeFillShade="F2"/>
             <w:vAlign w:val="center"/>
           </w:tcPr>
           <w:p>
             <w:pPr>
               <w:rPr>
-                <w:rFonts w:ascii="Open Sans" w:hAnsi="Open Sans" w:cs="Open Sans"/>
-                <w:color w:val="2E74B5" w:themeColor="accent1" w:themeShade="BF"/>
-                <w:sz w:val="16"/>
-                <w:szCs w:val="16"/>
-              </w:rPr>
-            </w:pPr>
-            <w:r>
-              <w:rPr>
-                <w:rFonts w:ascii="Open Sans" w:hAnsi="Open Sans" w:cs="Open Sans"/>
-                <w:b/>
-                <w:color w:val="2E74B5" w:themeColor="accent1" w:themeShade="BF"/>
-                <w:sz w:val="16"/>
-                <w:szCs w:val="16"/>
+                <w:rFonts w:ascii="Plus Jakarta Sans" w:hAnsi="Plus Jakarta Sans" w:cs="Open Sans"/>
+                <w:color w:val="0D004D"/>
+              </w:rPr>
+            </w:pPr>
+            <w:r>
+              <w:rPr>
+                <w:rFonts w:ascii="Plus Jakarta Sans" w:hAnsi="Plus Jakarta Sans" w:cs="Open Sans"/>
+                <w:b/>
+                <w:color w:val="0D004D"/>
               </w:rPr>
               <w:t>Assessment comments</w:t>
             </w:r>
@@ -1047,11 +1143,17 @@
       </w:tr>
       <w:tr>
         <w:trPr>
-          <w:trHeight w:val="411"/>
+          <w:trHeight w:val="316"/>
         </w:trPr>
         <w:tc>
           <w:tcPr>
             <w:tcW w:w="1236" w:type="dxa"/>
+            <w:tcBorders>
+              <w:top w:val="dashSmallGap" w:sz="4" w:space="0" w:color="512EAB"/>
+              <w:left w:val="dashSmallGap" w:sz="4" w:space="0" w:color="512EAB"/>
+              <w:bottom w:val="dashSmallGap" w:sz="4" w:space="0" w:color="512EAB"/>
+              <w:right w:val="dashSmallGap" w:sz="4" w:space="0" w:color="512EAB"/>
+            </w:tcBorders>
             <w:tcMar>
               <w:top w:w="28" w:type="dxa"/>
               <w:bottom w:w="28" w:type="dxa"/>
@@ -1068,36 +1170,24 @@
               <w:rPr>
                 <w:lang w:val="en-US"/>
               </w:rPr>
-              <w:t xml:space="preserve">{%p </w:t>
-            </w:r>
-            <w:proofErr w:type="gramStart"/>
+              <w:t xml:space="preserve">{%p for </w:t>
+            </w:r>
+            <w:r>
+              <w:t xml:space="preserve"> criteria in criterias </w:t>
+            </w:r>
             <w:r>
               <w:rPr>
                 <w:lang w:val="en-US"/>
               </w:rPr>
-              <w:t xml:space="preserve">for </w:t>
-            </w:r>
-            <w:r>
-              <w:t xml:space="preserve"> criteria</w:t>
-            </w:r>
-            <w:proofErr w:type="gramEnd"/>
-            <w:r>
-              <w:t xml:space="preserve"> in </w:t>
-            </w:r>
-            <w:proofErr w:type="spellStart"/>
-            <w:r>
-              <w:t>criterias</w:t>
-            </w:r>
-            <w:proofErr w:type="spellEnd"/>
-            <w:r>
-              <w:t xml:space="preserve"> </w:t>
-            </w:r>
-            <w:r>
+              <w:t>%}</w:t>
+            </w:r>
+          </w:p>
+          <w:p>
+            <w:pPr>
               <w:rPr>
                 <w:lang w:val="en-US"/>
               </w:rPr>
-              <w:t>%}</w:t>
-            </w:r>
+            </w:pPr>
           </w:p>
           <w:p>
             <w:pPr>
@@ -1109,13 +1199,6 @@
           <w:p>
             <w:pPr>
               <w:rPr>
-                <w:lang w:val="en-US"/>
-              </w:rPr>
-            </w:pPr>
-          </w:p>
-          <w:p>
-            <w:pPr>
-              <w:rPr>
                 <w:rFonts w:ascii="Open Sans" w:hAnsi="Open Sans" w:cs="Open Sans"/>
               </w:rPr>
             </w:pPr>
@@ -1126,66 +1209,44 @@
                 <w:rFonts w:ascii="Open Sans" w:hAnsi="Open Sans" w:cs="Open Sans"/>
               </w:rPr>
             </w:pPr>
-            <w:proofErr w:type="gramStart"/>
             <w:r>
               <w:rPr>
                 <w:rFonts w:ascii="Open Sans" w:hAnsi="Open Sans" w:cs="Open Sans"/>
               </w:rPr>
-              <w:t xml:space="preserve">{{ </w:t>
-            </w:r>
-            <w:proofErr w:type="spellStart"/>
+              <w:t>{{ criteria.title }}-{{ criteria.</w:t>
+            </w:r>
             <w:r>
               <w:rPr>
                 <w:rFonts w:ascii="Open Sans" w:hAnsi="Open Sans" w:cs="Open Sans"/>
               </w:rPr>
-              <w:t>criteria</w:t>
-            </w:r>
-            <w:proofErr w:type="gramEnd"/>
+              <w:t>targetedCriteria</w:t>
+            </w:r>
             <w:r>
               <w:rPr>
                 <w:rFonts w:ascii="Open Sans" w:hAnsi="Open Sans" w:cs="Open Sans"/>
               </w:rPr>
-              <w:t>.title</w:t>
-            </w:r>
-            <w:proofErr w:type="spellEnd"/>
-            <w:r>
-              <w:rPr>
-                <w:rFonts w:ascii="Open Sans" w:hAnsi="Open Sans" w:cs="Open Sans"/>
-              </w:rPr>
-              <w:t xml:space="preserve"> }}-{{ </w:t>
-            </w:r>
-            <w:proofErr w:type="spellStart"/>
-            <w:r>
-              <w:rPr>
-                <w:rFonts w:ascii="Open Sans" w:hAnsi="Open Sans" w:cs="Open Sans"/>
-              </w:rPr>
-              <w:t>criteria.</w:t>
-            </w:r>
-            <w:r>
-              <w:rPr>
-                <w:rFonts w:ascii="Open Sans" w:hAnsi="Open Sans" w:cs="Open Sans"/>
-              </w:rPr>
-              <w:t>targetedCriteria</w:t>
-            </w:r>
-            <w:proofErr w:type="spellEnd"/>
-            <w:r>
-              <w:rPr>
-                <w:rFonts w:ascii="Open Sans" w:hAnsi="Open Sans" w:cs="Open Sans"/>
-              </w:rPr>
               <w:t xml:space="preserve"> }} </w:t>
             </w:r>
           </w:p>
           <w:p>
             <w:pPr>
               <w:rPr>
-                <w:rFonts w:ascii="Open Sans" w:hAnsi="Open Sans" w:cs="Open Sans"/>
-              </w:rPr>
-            </w:pPr>
-          </w:p>
-        </w:tc>
-        <w:tc>
-          <w:tcPr>
-            <w:tcW w:w="2795" w:type="dxa"/>
+                <w:rFonts w:ascii="Plus Jakarta Sans" w:hAnsi="Plus Jakarta Sans" w:cs="Open Sans"/>
+                <w:color w:val="auto"/>
+              </w:rPr>
+            </w:pPr>
+          </w:p>
+        </w:tc>
+        <w:tc>
+          <w:tcPr>
+            <w:tcW w:w="1236" w:type="dxa"/>
+            <w:gridSpan w:val="2"/>
+            <w:tcBorders>
+              <w:top w:val="dashSmallGap" w:sz="4" w:space="0" w:color="512EAB"/>
+              <w:left w:val="dashSmallGap" w:sz="4" w:space="0" w:color="512EAB"/>
+              <w:bottom w:val="dashSmallGap" w:sz="4" w:space="0" w:color="512EAB"/>
+              <w:right w:val="dashSmallGap" w:sz="4" w:space="0" w:color="512EAB"/>
+            </w:tcBorders>
             <w:tcMar>
               <w:top w:w="28" w:type="dxa"/>
               <w:bottom w:w="28" w:type="dxa"/>
@@ -1196,85 +1257,63 @@
             <w:pPr>
               <w:jc w:val="center"/>
               <w:rPr>
+                <w:rFonts w:ascii="Plus Jakarta Sans" w:hAnsi="Plus Jakarta Sans" w:cs="Open Sans"/>
+                <w:color w:val="auto"/>
+              </w:rPr>
+            </w:pPr>
+            <w:r>
+              <w:rPr>
                 <w:rFonts w:ascii="Open Sans" w:hAnsi="Open Sans" w:cs="Open Sans"/>
               </w:rPr>
-            </w:pPr>
+              <w:t>{{ criteria.</w:t>
+            </w:r>
             <w:r>
               <w:rPr>
                 <w:rFonts w:ascii="Open Sans" w:hAnsi="Open Sans" w:cs="Open Sans"/>
               </w:rPr>
-              <w:t xml:space="preserve">{{ </w:t>
-            </w:r>
-            <w:proofErr w:type="spellStart"/>
+              <w:t>criteriaAchieved</w:t>
+            </w:r>
             <w:r>
               <w:rPr>
                 <w:rFonts w:ascii="Open Sans" w:hAnsi="Open Sans" w:cs="Open Sans"/>
               </w:rPr>
-              <w:t>criteria.</w:t>
-            </w:r>
+              <w:t xml:space="preserve"> }}</w:t>
+            </w:r>
+          </w:p>
+        </w:tc>
+        <w:tc>
+          <w:tcPr>
+            <w:tcW w:w="8222" w:type="dxa"/>
+            <w:gridSpan w:val="5"/>
+            <w:tcBorders>
+              <w:top w:val="dashSmallGap" w:sz="4" w:space="0" w:color="512EAB"/>
+              <w:left w:val="dashSmallGap" w:sz="4" w:space="0" w:color="512EAB"/>
+              <w:bottom w:val="dashSmallGap" w:sz="4" w:space="0" w:color="512EAB"/>
+              <w:right w:val="dashSmallGap" w:sz="4" w:space="0" w:color="512EAB"/>
+            </w:tcBorders>
+            <w:vAlign w:val="center"/>
+          </w:tcPr>
+          <w:p>
+            <w:pPr>
+              <w:rPr>
+                <w:rFonts w:ascii="Plus Jakarta Sans" w:hAnsi="Plus Jakarta Sans" w:cs="Open Sans"/>
+                <w:color w:val="auto"/>
+                <w:sz w:val="24"/>
+                <w:szCs w:val="24"/>
+              </w:rPr>
+            </w:pPr>
             <w:r>
               <w:rPr>
                 <w:rFonts w:ascii="Open Sans" w:hAnsi="Open Sans" w:cs="Open Sans"/>
               </w:rPr>
-              <w:t>criteriaAchieved</w:t>
-            </w:r>
-            <w:proofErr w:type="spellEnd"/>
+              <w:t>{{ criteria.</w:t>
+            </w:r>
             <w:r>
               <w:rPr>
                 <w:rFonts w:ascii="Open Sans" w:hAnsi="Open Sans" w:cs="Open Sans"/>
               </w:rPr>
-              <w:t xml:space="preserve"> </w:t>
-            </w:r>
-            <w:bookmarkStart w:id="0" w:name="_GoBack"/>
-            <w:bookmarkEnd w:id="0"/>
-            <w:r>
-              <w:rPr>
-                <w:rFonts w:ascii="Open Sans" w:hAnsi="Open Sans" w:cs="Open Sans"/>
-              </w:rPr>
-              <w:t>}}</w:t>
-            </w:r>
-          </w:p>
-        </w:tc>
-        <w:tc>
-          <w:tcPr>
-            <w:tcW w:w="6663" w:type="dxa"/>
-            <w:gridSpan w:val="5"/>
-            <w:vAlign w:val="center"/>
-          </w:tcPr>
-          <w:p>
-            <w:pPr>
-              <w:rPr>
-                <w:rFonts w:ascii="Open Sans" w:hAnsi="Open Sans" w:cs="Open Sans"/>
-              </w:rPr>
-            </w:pPr>
-            <w:proofErr w:type="gramStart"/>
-            <w:r>
-              <w:rPr>
-                <w:rFonts w:ascii="Open Sans" w:hAnsi="Open Sans" w:cs="Open Sans"/>
-              </w:rPr>
-              <w:t xml:space="preserve">{{ </w:t>
-            </w:r>
-            <w:proofErr w:type="spellStart"/>
-            <w:r>
-              <w:rPr>
-                <w:rFonts w:ascii="Open Sans" w:hAnsi="Open Sans" w:cs="Open Sans"/>
-              </w:rPr>
-              <w:t>criteria</w:t>
-            </w:r>
-            <w:proofErr w:type="gramEnd"/>
-            <w:r>
-              <w:rPr>
-                <w:rFonts w:ascii="Open Sans" w:hAnsi="Open Sans" w:cs="Open Sans"/>
-              </w:rPr>
-              <w:t>.</w:t>
-            </w:r>
-            <w:r>
-              <w:rPr>
-                <w:rFonts w:ascii="Open Sans" w:hAnsi="Open Sans" w:cs="Open Sans"/>
-              </w:rPr>
               <w:t>assessmentComment</w:t>
             </w:r>
-            <w:proofErr w:type="spellEnd"/>
             <w:r>
               <w:rPr>
                 <w:rFonts w:ascii="Open Sans" w:hAnsi="Open Sans" w:cs="Open Sans"/>
@@ -1291,6 +1330,12 @@
         <w:tc>
           <w:tcPr>
             <w:tcW w:w="1236" w:type="dxa"/>
+            <w:tcBorders>
+              <w:top w:val="dashSmallGap" w:sz="4" w:space="0" w:color="512EAB"/>
+              <w:left w:val="dashSmallGap" w:sz="4" w:space="0" w:color="512EAB"/>
+              <w:bottom w:val="dashSmallGap" w:sz="4" w:space="0" w:color="512EAB"/>
+              <w:right w:val="dashSmallGap" w:sz="4" w:space="0" w:color="512EAB"/>
+            </w:tcBorders>
             <w:tcMar>
               <w:top w:w="28" w:type="dxa"/>
               <w:bottom w:w="28" w:type="dxa"/>
@@ -1307,34 +1352,28 @@
               <w:rPr>
                 <w:lang w:val="en-US"/>
               </w:rPr>
-              <w:t xml:space="preserve">{%p </w:t>
-            </w:r>
-            <w:proofErr w:type="spellStart"/>
-            <w:r>
-              <w:rPr>
-                <w:lang w:val="en-US"/>
-              </w:rPr>
-              <w:t>endfor</w:t>
-            </w:r>
-            <w:proofErr w:type="spellEnd"/>
-            <w:r>
-              <w:rPr>
-                <w:lang w:val="en-US"/>
-              </w:rPr>
-              <w:t xml:space="preserve"> %}</w:t>
-            </w:r>
-          </w:p>
-          <w:p>
-            <w:pPr>
-              <w:rPr>
-                <w:rFonts w:ascii="Open Sans" w:hAnsi="Open Sans" w:cs="Open Sans"/>
-              </w:rPr>
-            </w:pPr>
-          </w:p>
-        </w:tc>
-        <w:tc>
-          <w:tcPr>
-            <w:tcW w:w="2795" w:type="dxa"/>
+              <w:t>{%p endfor %}</w:t>
+            </w:r>
+          </w:p>
+          <w:p>
+            <w:pPr>
+              <w:rPr>
+                <w:rFonts w:ascii="Plus Jakarta Sans" w:hAnsi="Plus Jakarta Sans" w:cs="Open Sans"/>
+                <w:color w:val="auto"/>
+              </w:rPr>
+            </w:pPr>
+          </w:p>
+        </w:tc>
+        <w:tc>
+          <w:tcPr>
+            <w:tcW w:w="1236" w:type="dxa"/>
+            <w:gridSpan w:val="2"/>
+            <w:tcBorders>
+              <w:top w:val="dashSmallGap" w:sz="4" w:space="0" w:color="512EAB"/>
+              <w:left w:val="dashSmallGap" w:sz="4" w:space="0" w:color="512EAB"/>
+              <w:bottom w:val="dashSmallGap" w:sz="4" w:space="0" w:color="512EAB"/>
+              <w:right w:val="dashSmallGap" w:sz="4" w:space="0" w:color="512EAB"/>
+            </w:tcBorders>
             <w:tcMar>
               <w:top w:w="28" w:type="dxa"/>
               <w:bottom w:w="28" w:type="dxa"/>
@@ -1345,23 +1384,31 @@
             <w:pPr>
               <w:jc w:val="center"/>
               <w:rPr>
-                <w:rFonts w:ascii="Open Sans" w:hAnsi="Open Sans" w:cs="Open Sans"/>
-                <w:color w:val="auto"/>
-              </w:rPr>
-            </w:pPr>
-          </w:p>
-        </w:tc>
-        <w:tc>
-          <w:tcPr>
-            <w:tcW w:w="6663" w:type="dxa"/>
+                <w:rFonts w:ascii="Plus Jakarta Sans" w:hAnsi="Plus Jakarta Sans" w:cs="Open Sans"/>
+                <w:color w:val="auto"/>
+              </w:rPr>
+            </w:pPr>
+          </w:p>
+        </w:tc>
+        <w:tc>
+          <w:tcPr>
+            <w:tcW w:w="8222" w:type="dxa"/>
             <w:gridSpan w:val="5"/>
-            <w:vAlign w:val="center"/>
-          </w:tcPr>
-          <w:p>
-            <w:pPr>
-              <w:rPr>
-                <w:rFonts w:ascii="Open Sans" w:hAnsi="Open Sans" w:cs="Open Sans"/>
-                <w:color w:val="auto"/>
+            <w:tcBorders>
+              <w:top w:val="dashSmallGap" w:sz="4" w:space="0" w:color="512EAB"/>
+              <w:left w:val="dashSmallGap" w:sz="4" w:space="0" w:color="512EAB"/>
+              <w:bottom w:val="dashSmallGap" w:sz="4" w:space="0" w:color="512EAB"/>
+              <w:right w:val="dashSmallGap" w:sz="4" w:space="0" w:color="512EAB"/>
+            </w:tcBorders>
+            <w:vAlign w:val="center"/>
+          </w:tcPr>
+          <w:p>
+            <w:pPr>
+              <w:rPr>
+                <w:rFonts w:ascii="Plus Jakarta Sans" w:hAnsi="Plus Jakarta Sans" w:cs="Open Sans"/>
+                <w:color w:val="auto"/>
+                <w:sz w:val="24"/>
+                <w:szCs w:val="24"/>
               </w:rPr>
             </w:pPr>
           </w:p>
@@ -1374,6 +1421,12 @@
         <w:tc>
           <w:tcPr>
             <w:tcW w:w="1236" w:type="dxa"/>
+            <w:tcBorders>
+              <w:top w:val="dashSmallGap" w:sz="4" w:space="0" w:color="512EAB"/>
+              <w:left w:val="dashSmallGap" w:sz="4" w:space="0" w:color="512EAB"/>
+              <w:bottom w:val="dashSmallGap" w:sz="4" w:space="0" w:color="512EAB"/>
+              <w:right w:val="dashSmallGap" w:sz="4" w:space="0" w:color="512EAB"/>
+            </w:tcBorders>
             <w:tcMar>
               <w:top w:w="28" w:type="dxa"/>
               <w:bottom w:w="28" w:type="dxa"/>
@@ -1383,14 +1436,22 @@
           <w:p>
             <w:pPr>
               <w:rPr>
-                <w:rFonts w:ascii="Open Sans" w:hAnsi="Open Sans" w:cs="Open Sans"/>
-              </w:rPr>
-            </w:pPr>
-          </w:p>
-        </w:tc>
-        <w:tc>
-          <w:tcPr>
-            <w:tcW w:w="2795" w:type="dxa"/>
+                <w:rFonts w:ascii="Plus Jakarta Sans" w:hAnsi="Plus Jakarta Sans" w:cs="Open Sans"/>
+                <w:color w:val="auto"/>
+              </w:rPr>
+            </w:pPr>
+          </w:p>
+        </w:tc>
+        <w:tc>
+          <w:tcPr>
+            <w:tcW w:w="1236" w:type="dxa"/>
+            <w:gridSpan w:val="2"/>
+            <w:tcBorders>
+              <w:top w:val="dashSmallGap" w:sz="4" w:space="0" w:color="512EAB"/>
+              <w:left w:val="dashSmallGap" w:sz="4" w:space="0" w:color="512EAB"/>
+              <w:bottom w:val="dashSmallGap" w:sz="4" w:space="0" w:color="512EAB"/>
+              <w:right w:val="dashSmallGap" w:sz="4" w:space="0" w:color="512EAB"/>
+            </w:tcBorders>
             <w:tcMar>
               <w:top w:w="28" w:type="dxa"/>
               <w:bottom w:w="28" w:type="dxa"/>
@@ -1401,251 +1462,31 @@
             <w:pPr>
               <w:jc w:val="center"/>
               <w:rPr>
-                <w:rFonts w:ascii="Open Sans" w:hAnsi="Open Sans" w:cs="Open Sans"/>
-                <w:color w:val="auto"/>
-              </w:rPr>
-            </w:pPr>
-          </w:p>
-        </w:tc>
-        <w:tc>
-          <w:tcPr>
-            <w:tcW w:w="6663" w:type="dxa"/>
+                <w:rFonts w:ascii="Plus Jakarta Sans" w:hAnsi="Plus Jakarta Sans" w:cs="Open Sans"/>
+                <w:color w:val="auto"/>
+              </w:rPr>
+            </w:pPr>
+          </w:p>
+        </w:tc>
+        <w:tc>
+          <w:tcPr>
+            <w:tcW w:w="8222" w:type="dxa"/>
             <w:gridSpan w:val="5"/>
-            <w:vAlign w:val="center"/>
-          </w:tcPr>
-          <w:p>
-            <w:pPr>
-              <w:rPr>
-                <w:rFonts w:ascii="Open Sans" w:hAnsi="Open Sans" w:cs="Open Sans"/>
-                <w:color w:val="auto"/>
-              </w:rPr>
-            </w:pPr>
-          </w:p>
-        </w:tc>
-      </w:tr>
-      <w:tr>
-        <w:trPr>
-          <w:trHeight w:val="333"/>
-        </w:trPr>
-        <w:tc>
-          <w:tcPr>
-            <w:tcW w:w="1236" w:type="dxa"/>
-            <w:tcMar>
-              <w:top w:w="28" w:type="dxa"/>
-              <w:bottom w:w="28" w:type="dxa"/>
-            </w:tcMar>
-            <w:vAlign w:val="center"/>
-          </w:tcPr>
-          <w:p>
-            <w:pPr>
-              <w:rPr>
-                <w:rStyle w:val="normaltextrun"/>
-                <w:shd w:val="clear" w:color="auto" w:fill="FFFFFF"/>
-              </w:rPr>
-            </w:pPr>
-          </w:p>
-        </w:tc>
-        <w:tc>
-          <w:tcPr>
-            <w:tcW w:w="2795" w:type="dxa"/>
-            <w:tcMar>
-              <w:top w:w="28" w:type="dxa"/>
-              <w:bottom w:w="28" w:type="dxa"/>
-            </w:tcMar>
-            <w:vAlign w:val="center"/>
-          </w:tcPr>
-          <w:p>
-            <w:pPr>
-              <w:jc w:val="center"/>
-              <w:rPr>
-                <w:rFonts w:ascii="Open Sans" w:hAnsi="Open Sans" w:cs="Open Sans"/>
-                <w:color w:val="auto"/>
-              </w:rPr>
-            </w:pPr>
-          </w:p>
-        </w:tc>
-        <w:tc>
-          <w:tcPr>
-            <w:tcW w:w="6663" w:type="dxa"/>
-            <w:gridSpan w:val="5"/>
-            <w:vAlign w:val="center"/>
-          </w:tcPr>
-          <w:p>
-            <w:pPr>
-              <w:rPr>
-                <w:rFonts w:ascii="Open Sans" w:hAnsi="Open Sans" w:cs="Open Sans"/>
-                <w:color w:val="auto"/>
-              </w:rPr>
-            </w:pPr>
-          </w:p>
-        </w:tc>
-      </w:tr>
-      <w:tr>
-        <w:trPr>
-          <w:trHeight w:val="333"/>
-        </w:trPr>
-        <w:tc>
-          <w:tcPr>
-            <w:tcW w:w="1236" w:type="dxa"/>
-            <w:tcMar>
-              <w:top w:w="28" w:type="dxa"/>
-              <w:bottom w:w="28" w:type="dxa"/>
-            </w:tcMar>
-            <w:vAlign w:val="center"/>
-          </w:tcPr>
-          <w:p>
-            <w:pPr>
-              <w:rPr>
-                <w:rStyle w:val="normaltextrun"/>
-                <w:shd w:val="clear" w:color="auto" w:fill="FFFFFF"/>
-              </w:rPr>
-            </w:pPr>
-          </w:p>
-        </w:tc>
-        <w:tc>
-          <w:tcPr>
-            <w:tcW w:w="2795" w:type="dxa"/>
-            <w:tcMar>
-              <w:top w:w="28" w:type="dxa"/>
-              <w:bottom w:w="28" w:type="dxa"/>
-            </w:tcMar>
-            <w:vAlign w:val="center"/>
-          </w:tcPr>
-          <w:p>
-            <w:pPr>
-              <w:jc w:val="center"/>
-              <w:rPr>
-                <w:rFonts w:ascii="Open Sans" w:hAnsi="Open Sans" w:cs="Open Sans"/>
-                <w:color w:val="auto"/>
-              </w:rPr>
-            </w:pPr>
-          </w:p>
-        </w:tc>
-        <w:tc>
-          <w:tcPr>
-            <w:tcW w:w="6663" w:type="dxa"/>
-            <w:gridSpan w:val="5"/>
-            <w:vAlign w:val="center"/>
-          </w:tcPr>
-          <w:p>
-            <w:pPr>
-              <w:rPr>
-                <w:rFonts w:ascii="Open Sans" w:hAnsi="Open Sans" w:cs="Open Sans"/>
-                <w:color w:val="auto"/>
-              </w:rPr>
-            </w:pPr>
-          </w:p>
-        </w:tc>
-      </w:tr>
-      <w:tr>
-        <w:trPr>
-          <w:trHeight w:val="333"/>
-        </w:trPr>
-        <w:tc>
-          <w:tcPr>
-            <w:tcW w:w="1236" w:type="dxa"/>
-            <w:tcMar>
-              <w:top w:w="28" w:type="dxa"/>
-              <w:bottom w:w="28" w:type="dxa"/>
-            </w:tcMar>
-            <w:vAlign w:val="center"/>
-          </w:tcPr>
-          <w:p>
-            <w:pPr>
-              <w:rPr>
-                <w:rStyle w:val="normaltextrun"/>
-                <w:shd w:val="clear" w:color="auto" w:fill="FFFFFF"/>
-              </w:rPr>
-            </w:pPr>
-          </w:p>
-        </w:tc>
-        <w:tc>
-          <w:tcPr>
-            <w:tcW w:w="2795" w:type="dxa"/>
-            <w:tcMar>
-              <w:top w:w="28" w:type="dxa"/>
-              <w:bottom w:w="28" w:type="dxa"/>
-            </w:tcMar>
-            <w:vAlign w:val="center"/>
-          </w:tcPr>
-          <w:p>
-            <w:pPr>
-              <w:jc w:val="center"/>
-              <w:rPr>
-                <w:rFonts w:ascii="Open Sans" w:hAnsi="Open Sans" w:cs="Open Sans"/>
-                <w:color w:val="auto"/>
-              </w:rPr>
-            </w:pPr>
-          </w:p>
-        </w:tc>
-        <w:tc>
-          <w:tcPr>
-            <w:tcW w:w="6663" w:type="dxa"/>
-            <w:gridSpan w:val="5"/>
-            <w:vAlign w:val="center"/>
-          </w:tcPr>
-          <w:p>
-            <w:pPr>
-              <w:rPr>
-                <w:rFonts w:ascii="Open Sans" w:hAnsi="Open Sans" w:cs="Open Sans"/>
-                <w:color w:val="auto"/>
-              </w:rPr>
-            </w:pPr>
-          </w:p>
-        </w:tc>
-      </w:tr>
-      <w:tr>
-        <w:trPr>
-          <w:trHeight w:val="333"/>
-        </w:trPr>
-        <w:tc>
-          <w:tcPr>
-            <w:tcW w:w="1236" w:type="dxa"/>
-            <w:tcMar>
-              <w:top w:w="28" w:type="dxa"/>
-              <w:bottom w:w="28" w:type="dxa"/>
-            </w:tcMar>
-            <w:vAlign w:val="center"/>
-          </w:tcPr>
-          <w:p>
-            <w:pPr>
-              <w:rPr>
-                <w:rStyle w:val="normaltextrun"/>
-                <w:shd w:val="clear" w:color="auto" w:fill="FFFFFF"/>
-              </w:rPr>
-            </w:pPr>
-          </w:p>
-        </w:tc>
-        <w:tc>
-          <w:tcPr>
-            <w:tcW w:w="2795" w:type="dxa"/>
-            <w:tcMar>
-              <w:top w:w="28" w:type="dxa"/>
-              <w:bottom w:w="28" w:type="dxa"/>
-            </w:tcMar>
-            <w:vAlign w:val="center"/>
-          </w:tcPr>
-          <w:p>
-            <w:pPr>
-              <w:jc w:val="center"/>
-              <w:rPr>
-                <w:rFonts w:ascii="Open Sans" w:hAnsi="Open Sans" w:cs="Open Sans"/>
-                <w:color w:val="auto"/>
-              </w:rPr>
-            </w:pPr>
-          </w:p>
-        </w:tc>
-        <w:tc>
-          <w:tcPr>
-            <w:tcW w:w="6663" w:type="dxa"/>
-            <w:gridSpan w:val="5"/>
-            <w:vAlign w:val="center"/>
-          </w:tcPr>
-          <w:p>
-            <w:pPr>
-              <w:rPr>
-                <w:rFonts w:ascii="Open Sans" w:hAnsi="Open Sans" w:cs="Open Sans"/>
-                <w:color w:val="auto"/>
+            <w:tcBorders>
+              <w:top w:val="dashSmallGap" w:sz="4" w:space="0" w:color="512EAB"/>
+              <w:left w:val="dashSmallGap" w:sz="4" w:space="0" w:color="512EAB"/>
+              <w:bottom w:val="dashSmallGap" w:sz="4" w:space="0" w:color="512EAB"/>
+              <w:right w:val="dashSmallGap" w:sz="4" w:space="0" w:color="512EAB"/>
+            </w:tcBorders>
+            <w:vAlign w:val="center"/>
+          </w:tcPr>
+          <w:p>
+            <w:pPr>
+              <w:rPr>
+                <w:rFonts w:ascii="Plus Jakarta Sans" w:hAnsi="Plus Jakarta Sans" w:cs="Open Sans"/>
+                <w:color w:val="auto"/>
+                <w:sz w:val="24"/>
+                <w:szCs w:val="24"/>
               </w:rPr>
             </w:pPr>
           </w:p>
@@ -1658,7 +1499,13 @@
         <w:tc>
           <w:tcPr>
             <w:tcW w:w="10694" w:type="dxa"/>
-            <w:gridSpan w:val="7"/>
+            <w:gridSpan w:val="8"/>
+            <w:tcBorders>
+              <w:top w:val="dashSmallGap" w:sz="4" w:space="0" w:color="512EAB"/>
+              <w:left w:val="dashSmallGap" w:sz="4" w:space="0" w:color="512EAB"/>
+              <w:bottom w:val="dashSmallGap" w:sz="4" w:space="0" w:color="512EAB"/>
+              <w:right w:val="dashSmallGap" w:sz="4" w:space="0" w:color="512EAB"/>
+            </w:tcBorders>
             <w:shd w:val="clear" w:color="auto" w:fill="F2F2F2" w:themeFill="background1" w:themeFillShade="F2"/>
             <w:tcMar>
               <w:top w:w="28" w:type="dxa"/>
@@ -1669,16 +1516,15 @@
           <w:p>
             <w:pPr>
               <w:rPr>
-                <w:rFonts w:ascii="Open Sans" w:hAnsi="Open Sans" w:cs="Open Sans"/>
-              </w:rPr>
-            </w:pPr>
-            <w:r>
-              <w:rPr>
-                <w:rFonts w:ascii="Open Sans" w:hAnsi="Open Sans" w:cs="Open Sans"/>
-                <w:b/>
-                <w:color w:val="2E74B5" w:themeColor="accent1" w:themeShade="BF"/>
-                <w:sz w:val="16"/>
-                <w:szCs w:val="16"/>
+                <w:rFonts w:ascii="Plus Jakarta Sans" w:hAnsi="Plus Jakarta Sans" w:cs="Open Sans"/>
+                <w:color w:val="512EAB"/>
+              </w:rPr>
+            </w:pPr>
+            <w:r>
+              <w:rPr>
+                <w:rFonts w:ascii="Plus Jakarta Sans" w:hAnsi="Plus Jakarta Sans" w:cs="Open Sans"/>
+                <w:b/>
+                <w:color w:val="0D004D"/>
               </w:rPr>
               <w:t xml:space="preserve">General comments </w:t>
             </w:r>
@@ -1692,12 +1538,19 @@
         <w:tc>
           <w:tcPr>
             <w:tcW w:w="10694" w:type="dxa"/>
-            <w:gridSpan w:val="7"/>
+            <w:gridSpan w:val="8"/>
+            <w:tcBorders>
+              <w:top w:val="dashSmallGap" w:sz="4" w:space="0" w:color="512EAB"/>
+              <w:left w:val="dashSmallGap" w:sz="4" w:space="0" w:color="512EAB"/>
+              <w:bottom w:val="dashSmallGap" w:sz="4" w:space="0" w:color="512EAB"/>
+              <w:right w:val="dashSmallGap" w:sz="4" w:space="0" w:color="512EAB"/>
+            </w:tcBorders>
           </w:tcPr>
           <w:p>
             <w:pPr>
               <w:rPr>
                 <w:rFonts w:ascii="Open Sans" w:hAnsi="Open Sans" w:cs="Open Sans"/>
+                <w:color w:val="auto"/>
               </w:rPr>
             </w:pPr>
           </w:p>
@@ -1707,42 +1560,84 @@
                 <w:rFonts w:ascii="Open Sans" w:hAnsi="Open Sans" w:cs="Open Sans"/>
               </w:rPr>
             </w:pPr>
-            <w:proofErr w:type="gramStart"/>
             <w:r>
               <w:rPr>
                 <w:rFonts w:ascii="Open Sans" w:hAnsi="Open Sans" w:cs="Open Sans"/>
               </w:rPr>
-              <w:t xml:space="preserve">{{ </w:t>
-            </w:r>
-            <w:proofErr w:type="spellStart"/>
-            <w:r>
+              <w:t>{{ overallComment }}</w:t>
+            </w:r>
+          </w:p>
+          <w:p>
+            <w:pPr>
               <w:rPr>
                 <w:rFonts w:ascii="Open Sans" w:hAnsi="Open Sans" w:cs="Open Sans"/>
-              </w:rPr>
-              <w:t>overallComment</w:t>
-            </w:r>
-            <w:proofErr w:type="spellEnd"/>
-            <w:proofErr w:type="gramEnd"/>
-            <w:r>
+                <w:color w:val="auto"/>
+              </w:rPr>
+            </w:pPr>
+          </w:p>
+          <w:p>
+            <w:pPr>
               <w:rPr>
                 <w:rFonts w:ascii="Open Sans" w:hAnsi="Open Sans" w:cs="Open Sans"/>
-              </w:rPr>
-              <w:t xml:space="preserve"> }}</w:t>
-            </w:r>
-          </w:p>
+                <w:color w:val="auto"/>
+              </w:rPr>
+            </w:pPr>
+          </w:p>
+        </w:tc>
+      </w:tr>
+      <w:tr>
+        <w:trPr>
+          <w:trHeight w:val="513"/>
+        </w:trPr>
+        <w:tc>
+          <w:tcPr>
+            <w:tcW w:w="10694" w:type="dxa"/>
+            <w:gridSpan w:val="8"/>
+            <w:tcBorders>
+              <w:top w:val="dashSmallGap" w:sz="4" w:space="0" w:color="512EAB"/>
+              <w:left w:val="dashSmallGap" w:sz="4" w:space="0" w:color="512EAB"/>
+              <w:bottom w:val="dashSmallGap" w:sz="4" w:space="0" w:color="512EAB"/>
+              <w:right w:val="dashSmallGap" w:sz="4" w:space="0" w:color="512EAB"/>
+            </w:tcBorders>
+            <w:shd w:val="clear" w:color="auto" w:fill="F2F2F2" w:themeFill="background1" w:themeFillShade="F2"/>
+          </w:tcPr>
           <w:p>
             <w:pPr>
               <w:rPr>
                 <w:rFonts w:ascii="Open Sans" w:hAnsi="Open Sans" w:cs="Open Sans"/>
               </w:rPr>
             </w:pPr>
-          </w:p>
-          <w:p>
-            <w:pPr>
-              <w:rPr>
-                <w:rFonts w:ascii="Open Sans" w:hAnsi="Open Sans" w:cs="Open Sans"/>
-              </w:rPr>
-            </w:pPr>
+            <w:r>
+              <w:rPr>
+                <w:rFonts w:ascii="Plus Jakarta Sans" w:hAnsi="Plus Jakarta Sans" w:cs="Open Sans"/>
+                <w:b/>
+                <w:bCs/>
+                <w:color w:val="0D004D"/>
+                <w:sz w:val="18"/>
+                <w:szCs w:val="18"/>
+              </w:rPr>
+              <w:t>Student d</w:t>
+            </w:r>
+            <w:r>
+              <w:rPr>
+                <w:rFonts w:ascii="Plus Jakarta Sans" w:hAnsi="Plus Jakarta Sans" w:cs="Open Sans"/>
+                <w:b/>
+                <w:bCs/>
+                <w:color w:val="0D004D"/>
+                <w:sz w:val="18"/>
+                <w:szCs w:val="18"/>
+              </w:rPr>
+              <w:t xml:space="preserve">eclaration - </w:t>
+            </w:r>
+            <w:r>
+              <w:rPr>
+                <w:rFonts w:ascii="Plus Jakarta Sans" w:hAnsi="Plus Jakarta Sans" w:cs="Open Sans"/>
+                <w:color w:val="auto"/>
+                <w:sz w:val="16"/>
+                <w:szCs w:val="16"/>
+              </w:rPr>
+              <w:t>I certify that the evidence submitted for this assignment is my own. I have clearly referenced any sources, and any artificial intelligence (AI) tools used in the work. I understand that false declaration is a form of malpractice.</w:t>
+            </w:r>
           </w:p>
         </w:tc>
       </w:tr>
@@ -1752,9 +1647,14 @@
         </w:trPr>
         <w:tc>
           <w:tcPr>
-            <w:tcW w:w="5165" w:type="dxa"/>
-            <w:gridSpan w:val="3"/>
-            <w:vMerge w:val="restart"/>
+            <w:tcW w:w="2189" w:type="dxa"/>
+            <w:gridSpan w:val="2"/>
+            <w:tcBorders>
+              <w:top w:val="dashSmallGap" w:sz="4" w:space="0" w:color="512EAB"/>
+              <w:left w:val="dashSmallGap" w:sz="4" w:space="0" w:color="512EAB"/>
+              <w:bottom w:val="dashSmallGap" w:sz="4" w:space="0" w:color="512EAB"/>
+              <w:right w:val="dashSmallGap" w:sz="4" w:space="0" w:color="512EAB"/>
+            </w:tcBorders>
             <w:shd w:val="clear" w:color="auto" w:fill="F2F2F2" w:themeFill="background1" w:themeFillShade="F2"/>
             <w:tcMar>
               <w:top w:w="28" w:type="dxa"/>
@@ -1765,21 +1665,61 @@
           <w:p>
             <w:pPr>
               <w:rPr>
+                <w:rFonts w:ascii="Plus Jakarta Sans" w:hAnsi="Plus Jakarta Sans" w:cs="Open Sans"/>
+                <w:b/>
+                <w:bCs/>
+                <w:color w:val="0D004D"/>
+              </w:rPr>
+            </w:pPr>
+            <w:r>
+              <w:rPr>
+                <w:rFonts w:ascii="Plus Jakarta Sans" w:hAnsi="Plus Jakarta Sans" w:cs="Open Sans"/>
+                <w:b/>
+                <w:bCs/>
+                <w:color w:val="0D004D"/>
+              </w:rPr>
+              <w:t>Student signature</w:t>
+            </w:r>
+          </w:p>
+        </w:tc>
+        <w:tc>
+          <w:tcPr>
+            <w:tcW w:w="2976" w:type="dxa"/>
+            <w:gridSpan w:val="4"/>
+            <w:tcBorders>
+              <w:top w:val="dashSmallGap" w:sz="4" w:space="0" w:color="512EAB"/>
+              <w:left w:val="dashSmallGap" w:sz="4" w:space="0" w:color="512EAB"/>
+              <w:bottom w:val="dashSmallGap" w:sz="4" w:space="0" w:color="512EAB"/>
+              <w:right w:val="dashSmallGap" w:sz="4" w:space="0" w:color="512EAB"/>
+            </w:tcBorders>
+            <w:vAlign w:val="center"/>
+          </w:tcPr>
+          <w:p>
+            <w:pPr>
+              <w:rPr>
+                <w:rFonts w:ascii="Plus Jakarta Sans" w:hAnsi="Plus Jakarta Sans" w:cs="Open Sans"/>
+                <w:b/>
+                <w:bCs/>
+                <w:color w:val="auto"/>
+              </w:rPr>
+            </w:pPr>
+            <w:r>
+              <w:rPr>
                 <w:rFonts w:ascii="Open Sans" w:hAnsi="Open Sans" w:cs="Open Sans"/>
-                <w:sz w:val="16"/>
-                <w:szCs w:val="16"/>
-              </w:rPr>
-            </w:pPr>
+                <w:color w:val="auto"/>
+                <w:sz w:val="16"/>
+                <w:szCs w:val="16"/>
+              </w:rPr>
+              <w:t xml:space="preserve">{{ </w:t>
+            </w:r>
             <w:r>
               <w:rPr>
                 <w:rFonts w:ascii="Open Sans" w:hAnsi="Open Sans" w:cs="Open Sans"/>
-                <w:b/>
-                <w:bCs/>
-                <w:color w:val="2E74B5" w:themeColor="accent1" w:themeShade="BF"/>
-                <w:sz w:val="16"/>
-                <w:szCs w:val="16"/>
-              </w:rPr>
-              <w:t xml:space="preserve">Learner Declaration - </w:t>
+                <w:color w:val="auto"/>
+                <w:sz w:val="16"/>
+                <w:szCs w:val="16"/>
+              </w:rPr>
+              <w:t>studentEmailSignature</w:t>
             </w:r>
             <w:r>
               <w:rPr>
@@ -1788,23 +1728,56 @@
                 <w:sz w:val="16"/>
                 <w:szCs w:val="16"/>
               </w:rPr>
-              <w:t>I certify that the evidence submitted for this assignment is my own. I have clearly referenced any sources and any artificial intelligence (AI) tools used in the work. I understand that false declaration is a form of malpractice.</w:t>
+              <w:t xml:space="preserve"> }}</w:t>
             </w:r>
           </w:p>
         </w:tc>
         <w:tc>
           <w:tcPr>
             <w:tcW w:w="2552" w:type="dxa"/>
-            <w:gridSpan w:val="2"/>
+            <w:tcBorders>
+              <w:top w:val="dashSmallGap" w:sz="4" w:space="0" w:color="512EAB"/>
+              <w:left w:val="dashSmallGap" w:sz="4" w:space="0" w:color="512EAB"/>
+              <w:bottom w:val="dashSmallGap" w:sz="4" w:space="0" w:color="512EAB"/>
+              <w:right w:val="dashSmallGap" w:sz="4" w:space="0" w:color="512EAB"/>
+            </w:tcBorders>
             <w:shd w:val="clear" w:color="auto" w:fill="F2F2F2" w:themeFill="background1" w:themeFillShade="F2"/>
             <w:vAlign w:val="center"/>
           </w:tcPr>
           <w:p>
             <w:pPr>
               <w:rPr>
+                <w:rFonts w:ascii="Plus Jakarta Sans" w:hAnsi="Plus Jakarta Sans" w:cs="Open Sans"/>
+                <w:b/>
+                <w:color w:val="0D004D"/>
+              </w:rPr>
+            </w:pPr>
+            <w:r>
+              <w:rPr>
+                <w:rFonts w:ascii="Plus Jakarta Sans" w:hAnsi="Plus Jakarta Sans" w:cs="Open Sans"/>
+                <w:b/>
+                <w:color w:val="0D004D"/>
+              </w:rPr>
+              <w:t>Date</w:t>
+            </w:r>
+          </w:p>
+        </w:tc>
+        <w:tc>
+          <w:tcPr>
+            <w:tcW w:w="2977" w:type="dxa"/>
+            <w:tcBorders>
+              <w:top w:val="dashSmallGap" w:sz="4" w:space="0" w:color="512EAB"/>
+              <w:left w:val="dashSmallGap" w:sz="4" w:space="0" w:color="512EAB"/>
+              <w:bottom w:val="dashSmallGap" w:sz="4" w:space="0" w:color="512EAB"/>
+              <w:right w:val="dashSmallGap" w:sz="4" w:space="0" w:color="512EAB"/>
+            </w:tcBorders>
+            <w:vAlign w:val="center"/>
+          </w:tcPr>
+          <w:p>
+            <w:pPr>
+              <w:rPr>
                 <w:rFonts w:ascii="Open Sans" w:hAnsi="Open Sans" w:cs="Open Sans"/>
-                <w:b/>
-                <w:color w:val="2E74B5" w:themeColor="accent1" w:themeShade="BF"/>
+                <w:color w:val="auto"/>
                 <w:sz w:val="16"/>
                 <w:szCs w:val="16"/>
               </w:rPr>
@@ -1812,55 +1785,22 @@
             <w:r>
               <w:rPr>
                 <w:rFonts w:ascii="Open Sans" w:hAnsi="Open Sans" w:cs="Open Sans"/>
-                <w:b/>
-                <w:color w:val="2E74B5" w:themeColor="accent1" w:themeShade="BF"/>
-                <w:sz w:val="16"/>
-                <w:szCs w:val="16"/>
-              </w:rPr>
-              <w:t>Learner signature</w:t>
-            </w:r>
-          </w:p>
-        </w:tc>
-        <w:tc>
-          <w:tcPr>
-            <w:tcW w:w="2977" w:type="dxa"/>
-            <w:gridSpan w:val="2"/>
-            <w:vAlign w:val="center"/>
-          </w:tcPr>
-          <w:p>
-            <w:pPr>
+                <w:sz w:val="16"/>
+                <w:szCs w:val="16"/>
+              </w:rPr>
+              <w:t xml:space="preserve">{{ </w:t>
+            </w:r>
+            <w:r>
               <w:rPr>
                 <w:rFonts w:ascii="Open Sans" w:hAnsi="Open Sans" w:cs="Open Sans"/>
                 <w:sz w:val="16"/>
                 <w:szCs w:val="16"/>
               </w:rPr>
-            </w:pPr>
-            <w:proofErr w:type="gramStart"/>
+              <w:t>HandInDate</w:t>
+            </w:r>
             <w:r>
               <w:rPr>
                 <w:rFonts w:ascii="Open Sans" w:hAnsi="Open Sans" w:cs="Open Sans"/>
-                <w:color w:val="auto"/>
-                <w:sz w:val="16"/>
-                <w:szCs w:val="16"/>
-              </w:rPr>
-              <w:t xml:space="preserve">{{ </w:t>
-            </w:r>
-            <w:proofErr w:type="spellStart"/>
-            <w:r>
-              <w:rPr>
-                <w:rFonts w:ascii="Open Sans" w:hAnsi="Open Sans" w:cs="Open Sans"/>
-                <w:color w:val="auto"/>
-                <w:sz w:val="16"/>
-                <w:szCs w:val="16"/>
-              </w:rPr>
-              <w:t>studentEmailSignature</w:t>
-            </w:r>
-            <w:proofErr w:type="spellEnd"/>
-            <w:proofErr w:type="gramEnd"/>
-            <w:r>
-              <w:rPr>
-                <w:rFonts w:ascii="Open Sans" w:hAnsi="Open Sans" w:cs="Open Sans"/>
-                <w:color w:val="auto"/>
                 <w:sz w:val="16"/>
                 <w:szCs w:val="16"/>
               </w:rPr>
@@ -1875,106 +1815,14 @@
         </w:trPr>
         <w:tc>
           <w:tcPr>
-            <w:tcW w:w="5165" w:type="dxa"/>
-            <w:gridSpan w:val="3"/>
-            <w:vMerge/>
-            <w:tcMar>
-              <w:top w:w="28" w:type="dxa"/>
-              <w:bottom w:w="28" w:type="dxa"/>
-            </w:tcMar>
-            <w:vAlign w:val="center"/>
-          </w:tcPr>
-          <w:p>
-            <w:pPr>
-              <w:rPr>
-                <w:rFonts w:ascii="Open Sans" w:hAnsi="Open Sans" w:cs="Open Sans"/>
-                <w:sz w:val="16"/>
-                <w:szCs w:val="16"/>
-              </w:rPr>
-            </w:pPr>
-          </w:p>
-        </w:tc>
-        <w:tc>
-          <w:tcPr>
-            <w:tcW w:w="2552" w:type="dxa"/>
-            <w:gridSpan w:val="2"/>
-            <w:shd w:val="clear" w:color="auto" w:fill="F2F2F2" w:themeFill="background1" w:themeFillShade="F2"/>
-            <w:vAlign w:val="center"/>
-          </w:tcPr>
-          <w:p>
-            <w:pPr>
-              <w:rPr>
-                <w:rFonts w:ascii="Open Sans" w:hAnsi="Open Sans" w:cs="Open Sans"/>
-                <w:sz w:val="16"/>
-                <w:szCs w:val="16"/>
-              </w:rPr>
-            </w:pPr>
-            <w:r>
-              <w:rPr>
-                <w:rFonts w:ascii="Open Sans" w:hAnsi="Open Sans" w:cs="Open Sans"/>
-                <w:b/>
-                <w:color w:val="2E74B5" w:themeColor="accent1" w:themeShade="BF"/>
-                <w:sz w:val="16"/>
-                <w:szCs w:val="16"/>
-              </w:rPr>
-              <w:t>Date</w:t>
-            </w:r>
-          </w:p>
-        </w:tc>
-        <w:tc>
-          <w:tcPr>
-            <w:tcW w:w="2977" w:type="dxa"/>
-            <w:gridSpan w:val="2"/>
-            <w:vAlign w:val="center"/>
-          </w:tcPr>
-          <w:p>
-            <w:pPr>
-              <w:rPr>
-                <w:rFonts w:ascii="Open Sans" w:hAnsi="Open Sans" w:cs="Open Sans"/>
-                <w:sz w:val="16"/>
-                <w:szCs w:val="16"/>
-              </w:rPr>
-            </w:pPr>
-            <w:proofErr w:type="gramStart"/>
-            <w:r>
-              <w:rPr>
-                <w:rFonts w:ascii="Open Sans" w:hAnsi="Open Sans" w:cs="Open Sans"/>
-                <w:sz w:val="16"/>
-                <w:szCs w:val="16"/>
-              </w:rPr>
-              <w:t xml:space="preserve">{{ </w:t>
-            </w:r>
-            <w:proofErr w:type="spellStart"/>
-            <w:r>
-              <w:rPr>
-                <w:rFonts w:ascii="Open Sans" w:hAnsi="Open Sans" w:cs="Open Sans"/>
-                <w:sz w:val="16"/>
-                <w:szCs w:val="16"/>
-              </w:rPr>
-              <w:t>HandInDate</w:t>
-            </w:r>
-            <w:proofErr w:type="spellEnd"/>
-            <w:proofErr w:type="gramEnd"/>
-            <w:r>
-              <w:rPr>
-                <w:rFonts w:ascii="Open Sans" w:hAnsi="Open Sans" w:cs="Open Sans"/>
-                <w:sz w:val="16"/>
-                <w:szCs w:val="16"/>
-              </w:rPr>
-              <w:t xml:space="preserve"> }}</w:t>
-            </w:r>
-          </w:p>
-        </w:tc>
-      </w:tr>
-      <w:tr>
-        <w:trPr>
-          <w:trHeight w:val="412"/>
-        </w:trPr>
-        <w:tc>
-          <w:tcPr>
-            <w:tcW w:w="5165" w:type="dxa"/>
-            <w:gridSpan w:val="3"/>
-            <w:vMerge w:val="restart"/>
+            <w:tcW w:w="10694" w:type="dxa"/>
+            <w:gridSpan w:val="8"/>
+            <w:tcBorders>
+              <w:top w:val="dashSmallGap" w:sz="4" w:space="0" w:color="512EAB"/>
+              <w:left w:val="dashSmallGap" w:sz="4" w:space="0" w:color="512EAB"/>
+              <w:bottom w:val="dashSmallGap" w:sz="4" w:space="0" w:color="512EAB"/>
+              <w:right w:val="dashSmallGap" w:sz="4" w:space="0" w:color="512EAB"/>
+            </w:tcBorders>
             <w:shd w:val="clear" w:color="auto" w:fill="F2F2F2" w:themeFill="background1" w:themeFillShade="F2"/>
             <w:tcMar>
               <w:top w:w="28" w:type="dxa"/>
@@ -1985,6 +1833,198 @@
           <w:p>
             <w:pPr>
               <w:rPr>
+                <w:rFonts w:ascii="Plus Jakarta Sans" w:hAnsi="Plus Jakarta Sans" w:cs="Open Sans"/>
+                <w:sz w:val="16"/>
+                <w:szCs w:val="16"/>
+              </w:rPr>
+            </w:pPr>
+            <w:r>
+              <w:rPr>
+                <w:rFonts w:ascii="Plus Jakarta Sans" w:hAnsi="Plus Jakarta Sans" w:cs="Open Sans"/>
+                <w:b/>
+                <w:bCs/>
+                <w:color w:val="0D004D"/>
+                <w:sz w:val="18"/>
+                <w:szCs w:val="18"/>
+              </w:rPr>
+              <w:t>Student c</w:t>
+            </w:r>
+            <w:r>
+              <w:rPr>
+                <w:rFonts w:ascii="Plus Jakarta Sans" w:hAnsi="Plus Jakarta Sans" w:cs="Open Sans"/>
+                <w:b/>
+                <w:bCs/>
+                <w:color w:val="0D004D"/>
+                <w:sz w:val="18"/>
+                <w:szCs w:val="18"/>
+              </w:rPr>
+              <w:t>onsent –</w:t>
+            </w:r>
+            <w:r>
+              <w:rPr>
+                <w:rFonts w:ascii="Plus Jakarta Sans" w:hAnsi="Plus Jakarta Sans" w:cs="Open Sans"/>
+                <w:color w:val="0D004D"/>
+                <w:sz w:val="18"/>
+                <w:szCs w:val="18"/>
+              </w:rPr>
+              <w:t xml:space="preserve"> </w:t>
+            </w:r>
+            <w:r>
+              <w:rPr>
+                <w:rFonts w:ascii="Plus Jakarta Sans" w:hAnsi="Plus Jakarta Sans" w:cs="Open Sans"/>
+                <w:sz w:val="16"/>
+                <w:szCs w:val="16"/>
+              </w:rPr>
+              <w:t xml:space="preserve">By signing this declaration, you understand that your </w:t>
+            </w:r>
+            <w:r>
+              <w:rPr>
+                <w:rFonts w:ascii="Plus Jakarta Sans" w:hAnsi="Plus Jakarta Sans" w:cs="Open Sans"/>
+                <w:sz w:val="16"/>
+                <w:szCs w:val="16"/>
+              </w:rPr>
+              <w:t>student</w:t>
+            </w:r>
+            <w:r>
+              <w:rPr>
+                <w:rFonts w:ascii="Plus Jakarta Sans" w:hAnsi="Plus Jakarta Sans" w:cs="Open Sans"/>
+                <w:sz w:val="16"/>
+                <w:szCs w:val="16"/>
+              </w:rPr>
+              <w:t xml:space="preserve"> assessed work (</w:t>
+            </w:r>
+            <w:r>
+              <w:rPr>
+                <w:rFonts w:ascii="Plus Jakarta Sans" w:hAnsi="Plus Jakarta Sans" w:cs="Open Sans"/>
+                <w:i/>
+                <w:iCs/>
+                <w:sz w:val="16"/>
+                <w:szCs w:val="16"/>
+              </w:rPr>
+              <w:t>which may include video recording of your image and/or voice recording and/or photographic images of you and any other individuals who may be featured in your work</w:t>
+            </w:r>
+            <w:r>
+              <w:rPr>
+                <w:rFonts w:ascii="Plus Jakarta Sans" w:hAnsi="Plus Jakarta Sans" w:cs="Open Sans"/>
+                <w:sz w:val="16"/>
+                <w:szCs w:val="16"/>
+              </w:rPr>
+              <w:t xml:space="preserve">) may be used by Pearson for the following purposes: </w:t>
+            </w:r>
+          </w:p>
+          <w:p>
+            <w:pPr>
+              <w:rPr>
+                <w:rFonts w:ascii="Plus Jakarta Sans" w:hAnsi="Plus Jakarta Sans" w:cs="Open Sans"/>
+                <w:sz w:val="16"/>
+                <w:szCs w:val="16"/>
+              </w:rPr>
+            </w:pPr>
+          </w:p>
+          <w:p>
+            <w:pPr>
+              <w:pStyle w:val="ListParagraph"/>
+              <w:numPr>
+                <w:ilvl w:val="0"/>
+                <w:numId w:val="5"/>
+              </w:numPr>
+              <w:rPr>
+                <w:rFonts w:ascii="Plus Jakarta Sans" w:hAnsi="Plus Jakarta Sans" w:cs="Open Sans"/>
+                <w:sz w:val="16"/>
+                <w:szCs w:val="16"/>
+              </w:rPr>
+            </w:pPr>
+            <w:r>
+              <w:rPr>
+                <w:rFonts w:ascii="Plus Jakarta Sans" w:hAnsi="Plus Jakarta Sans" w:cs="Open Sans"/>
+                <w:sz w:val="16"/>
+                <w:szCs w:val="16"/>
+              </w:rPr>
+              <w:t xml:space="preserve">Professional development, online exemplar materials and other resources for teachers. </w:t>
+            </w:r>
+          </w:p>
+          <w:p>
+            <w:pPr>
+              <w:pStyle w:val="ListParagraph"/>
+              <w:numPr>
+                <w:ilvl w:val="0"/>
+                <w:numId w:val="5"/>
+              </w:numPr>
+              <w:rPr>
+                <w:rFonts w:ascii="Plus Jakarta Sans" w:hAnsi="Plus Jakarta Sans" w:cs="Open Sans"/>
+                <w:sz w:val="16"/>
+                <w:szCs w:val="16"/>
+              </w:rPr>
+            </w:pPr>
+            <w:r>
+              <w:rPr>
+                <w:rFonts w:ascii="Plus Jakarta Sans" w:hAnsi="Plus Jakarta Sans" w:cs="Open Sans"/>
+                <w:sz w:val="16"/>
+                <w:szCs w:val="16"/>
+              </w:rPr>
+              <w:t xml:space="preserve">Support and training for those involved in the assessment of your work such as </w:t>
+            </w:r>
+            <w:r>
+              <w:rPr>
+                <w:rFonts w:ascii="Plus Jakarta Sans" w:hAnsi="Plus Jakarta Sans" w:cs="Open Sans"/>
+                <w:sz w:val="16"/>
+                <w:szCs w:val="16"/>
+              </w:rPr>
+              <w:t>e</w:t>
+            </w:r>
+            <w:r>
+              <w:rPr>
+                <w:rFonts w:ascii="Plus Jakarta Sans" w:hAnsi="Plus Jakarta Sans" w:cs="Open Sans"/>
+                <w:sz w:val="16"/>
+                <w:szCs w:val="16"/>
+              </w:rPr>
+              <w:t xml:space="preserve">xaminers, </w:t>
+            </w:r>
+            <w:r>
+              <w:rPr>
+                <w:rFonts w:ascii="Plus Jakarta Sans" w:hAnsi="Plus Jakarta Sans" w:cs="Open Sans"/>
+                <w:sz w:val="16"/>
+                <w:szCs w:val="16"/>
+              </w:rPr>
+              <w:t>m</w:t>
+            </w:r>
+            <w:r>
+              <w:rPr>
+                <w:rFonts w:ascii="Plus Jakarta Sans" w:hAnsi="Plus Jakarta Sans" w:cs="Open Sans"/>
+                <w:sz w:val="16"/>
+                <w:szCs w:val="16"/>
+              </w:rPr>
+              <w:t xml:space="preserve">oderators and </w:t>
+            </w:r>
+            <w:r>
+              <w:rPr>
+                <w:rFonts w:ascii="Plus Jakarta Sans" w:hAnsi="Plus Jakarta Sans" w:cs="Open Sans"/>
+                <w:sz w:val="16"/>
+                <w:szCs w:val="16"/>
+              </w:rPr>
+              <w:t>v</w:t>
+            </w:r>
+            <w:r>
+              <w:rPr>
+                <w:rFonts w:ascii="Plus Jakarta Sans" w:hAnsi="Plus Jakarta Sans" w:cs="Open Sans"/>
+                <w:sz w:val="16"/>
+                <w:szCs w:val="16"/>
+              </w:rPr>
+              <w:t xml:space="preserve">erifiers. </w:t>
+            </w:r>
+          </w:p>
+          <w:p>
+            <w:pPr>
+              <w:rPr>
+                <w:rFonts w:ascii="Plus Jakarta Sans" w:hAnsi="Plus Jakarta Sans" w:cs="Open Sans"/>
+                <w:sz w:val="16"/>
+                <w:szCs w:val="16"/>
+              </w:rPr>
+            </w:pPr>
+          </w:p>
+          <w:p>
+            <w:pPr>
+              <w:rPr>
                 <w:rFonts w:ascii="Open Sans" w:hAnsi="Open Sans" w:cs="Open Sans"/>
                 <w:sz w:val="16"/>
                 <w:szCs w:val="16"/>
@@ -1992,96 +2032,86 @@
             </w:pPr>
             <w:r>
               <w:rPr>
-                <w:rFonts w:ascii="Open Sans" w:hAnsi="Open Sans" w:cs="Open Sans"/>
-                <w:b/>
-                <w:color w:val="2E74B5" w:themeColor="accent1" w:themeShade="BF"/>
-                <w:sz w:val="16"/>
-                <w:szCs w:val="16"/>
-              </w:rPr>
-              <w:t xml:space="preserve">Assessor declaration </w:t>
-            </w:r>
-            <w:r>
-              <w:rPr>
-                <w:rFonts w:ascii="Open Sans" w:hAnsi="Open Sans" w:cs="Open Sans"/>
-                <w:b/>
-                <w:color w:val="2E74B5" w:themeColor="accent1" w:themeShade="BF"/>
-                <w:sz w:val="16"/>
-                <w:szCs w:val="16"/>
-              </w:rPr>
-              <w:t>–</w:t>
-            </w:r>
-            <w:r>
-              <w:rPr>
-                <w:rFonts w:ascii="Open Sans" w:hAnsi="Open Sans" w:cs="Open Sans"/>
-                <w:b/>
-                <w:color w:val="2E74B5" w:themeColor="accent1" w:themeShade="BF"/>
-                <w:sz w:val="16"/>
-                <w:szCs w:val="16"/>
-              </w:rPr>
-              <w:t xml:space="preserve"> </w:t>
-            </w:r>
-            <w:r>
-              <w:rPr>
-                <w:rFonts w:ascii="Open Sans" w:hAnsi="Open Sans" w:cs="Open Sans"/>
-                <w:color w:val="auto"/>
-                <w:sz w:val="16"/>
-                <w:szCs w:val="16"/>
-              </w:rPr>
-              <w:t xml:space="preserve">I declare that the work submitted for assessment has been carried out without assistance other than that which is acceptable according to the rules of the specification. I </w:t>
-            </w:r>
-            <w:r>
-              <w:rPr>
-                <w:rFonts w:ascii="Open Sans" w:hAnsi="Open Sans" w:cs="Open Sans"/>
-                <w:color w:val="auto"/>
-                <w:sz w:val="16"/>
-                <w:szCs w:val="16"/>
-              </w:rPr>
-              <w:t xml:space="preserve">certify that to the best of my knowledge the evidence submitted for this assignment is the learner’s own. The learner has clearly referenced any sources </w:t>
-            </w:r>
-            <w:r>
-              <w:rPr>
-                <w:rFonts w:ascii="Open Sans" w:hAnsi="Open Sans" w:cs="Open Sans"/>
-                <w:color w:val="auto"/>
-                <w:sz w:val="16"/>
-                <w:szCs w:val="16"/>
-              </w:rPr>
-              <w:t xml:space="preserve">and any AI tools </w:t>
-            </w:r>
-            <w:r>
-              <w:rPr>
-                <w:rFonts w:ascii="Open Sans" w:hAnsi="Open Sans" w:cs="Open Sans"/>
-                <w:color w:val="auto"/>
-                <w:sz w:val="16"/>
-                <w:szCs w:val="16"/>
-              </w:rPr>
-              <w:t xml:space="preserve">used in the work. </w:t>
-            </w:r>
-            <w:ins w:id="1" w:author="Lee Shirley" w:date="2023-12-19T14:26:00Z">
+                <w:rFonts w:ascii="Plus Jakarta Sans" w:hAnsi="Plus Jakarta Sans" w:cs="Open Sans"/>
+                <w:sz w:val="16"/>
+                <w:szCs w:val="16"/>
+              </w:rPr>
+              <w:t xml:space="preserve">Your </w:t>
+            </w:r>
+            <w:r>
+              <w:rPr>
+                <w:rFonts w:ascii="Plus Jakarta Sans" w:hAnsi="Plus Jakarta Sans" w:cs="Open Sans"/>
+                <w:sz w:val="16"/>
+                <w:szCs w:val="16"/>
+              </w:rPr>
+              <w:t>p</w:t>
+            </w:r>
+            <w:r>
+              <w:rPr>
+                <w:rFonts w:ascii="Plus Jakarta Sans" w:hAnsi="Plus Jakarta Sans" w:cs="Open Sans"/>
+                <w:sz w:val="16"/>
+                <w:szCs w:val="16"/>
+              </w:rPr>
+              <w:t xml:space="preserve">ersonal details will be kept secure as required by local Data Privacy laws including UK GDPR. For more information please read </w:t>
+            </w:r>
+            <w:hyperlink r:id="rId10" w:history="1">
               <w:r>
                 <w:rPr>
-                  <w:rFonts w:ascii="Open Sans" w:hAnsi="Open Sans" w:cs="Open Sans"/>
-                  <w:color w:val="auto"/>
+                  <w:rStyle w:val="Hyperlink"/>
+                  <w:rFonts w:ascii="Plus Jakarta Sans" w:hAnsi="Plus Jakarta Sans" w:cs="Open Sans"/>
+                  <w:color w:val="512EAB"/>
                   <w:sz w:val="16"/>
                   <w:szCs w:val="16"/>
                 </w:rPr>
-                <w:t xml:space="preserve">I have not solely used AI to mark learner’s work. </w:t>
+                <w:t>Information for candidates – privacy notice.</w:t>
               </w:r>
-            </w:ins>
-            <w:r>
-              <w:rPr>
-                <w:rFonts w:ascii="Open Sans" w:hAnsi="Open Sans" w:cs="Open Sans"/>
-                <w:color w:val="auto"/>
-                <w:sz w:val="16"/>
-                <w:szCs w:val="16"/>
-              </w:rPr>
-              <w:t>I understand that false declaration is a form of malpractice.</w:t>
-            </w:r>
-          </w:p>
-        </w:tc>
-        <w:tc>
-          <w:tcPr>
-            <w:tcW w:w="2552" w:type="dxa"/>
+            </w:hyperlink>
+            <w:r>
+              <w:rPr>
+                <w:rFonts w:ascii="Plus Jakarta Sans" w:hAnsi="Plus Jakarta Sans" w:cs="Open Sans"/>
+                <w:sz w:val="16"/>
+                <w:szCs w:val="16"/>
+              </w:rPr>
+              <w:t xml:space="preserve"> Should you have any concerns, now or in the future regarding the use of your work, please contact us via the </w:t>
+            </w:r>
+            <w:hyperlink r:id="rId11" w:history="1">
+              <w:r>
+                <w:rPr>
+                  <w:rStyle w:val="Hyperlink"/>
+                  <w:rFonts w:ascii="Plus Jakarta Sans" w:hAnsi="Plus Jakarta Sans" w:cs="Open Sans"/>
+                  <w:color w:val="512EAB"/>
+                  <w:sz w:val="16"/>
+                  <w:szCs w:val="16"/>
+                </w:rPr>
+                <w:t>Pearson Contact Portal.</w:t>
+              </w:r>
+            </w:hyperlink>
+            <w:r>
+              <w:rPr>
+                <w:rFonts w:ascii="Plus Jakarta Sans" w:hAnsi="Plus Jakarta Sans" w:cs="Open Sans"/>
+                <w:color w:val="512EAB"/>
+                <w:sz w:val="16"/>
+                <w:szCs w:val="16"/>
+              </w:rPr>
+              <w:t xml:space="preserve"> </w:t>
+            </w:r>
+          </w:p>
+        </w:tc>
+      </w:tr>
+      <w:tr>
+        <w:trPr>
+          <w:trHeight w:val="377"/>
+        </w:trPr>
+        <w:tc>
+          <w:tcPr>
+            <w:tcW w:w="2189" w:type="dxa"/>
             <w:gridSpan w:val="2"/>
+            <w:tcBorders>
+              <w:top w:val="dashSmallGap" w:sz="4" w:space="0" w:color="512EAB"/>
+              <w:left w:val="dashSmallGap" w:sz="4" w:space="0" w:color="512EAB"/>
+              <w:bottom w:val="dashSmallGap" w:sz="4" w:space="0" w:color="512EAB"/>
+              <w:right w:val="dashSmallGap" w:sz="4" w:space="0" w:color="512EAB"/>
+            </w:tcBorders>
             <w:shd w:val="clear" w:color="auto" w:fill="F2F2F2" w:themeFill="background1" w:themeFillShade="F2"/>
             <w:tcMar>
               <w:top w:w="28" w:type="dxa"/>
@@ -2092,69 +2122,142 @@
           <w:p>
             <w:pPr>
               <w:rPr>
+                <w:rFonts w:ascii="Plus Jakarta Sans" w:hAnsi="Plus Jakarta Sans" w:cs="Open Sans"/>
+                <w:b/>
+                <w:bCs/>
+                <w:color w:val="0D004D"/>
+              </w:rPr>
+            </w:pPr>
+            <w:r>
+              <w:rPr>
+                <w:rFonts w:ascii="Plus Jakarta Sans" w:hAnsi="Plus Jakarta Sans" w:cs="Open Sans"/>
+                <w:b/>
+                <w:bCs/>
+                <w:color w:val="0D004D"/>
+              </w:rPr>
+              <w:t>Student signature</w:t>
+            </w:r>
+          </w:p>
+        </w:tc>
+        <w:tc>
+          <w:tcPr>
+            <w:tcW w:w="2976" w:type="dxa"/>
+            <w:gridSpan w:val="4"/>
+            <w:tcBorders>
+              <w:top w:val="dashSmallGap" w:sz="4" w:space="0" w:color="512EAB"/>
+              <w:left w:val="dashSmallGap" w:sz="4" w:space="0" w:color="512EAB"/>
+              <w:bottom w:val="dashSmallGap" w:sz="4" w:space="0" w:color="512EAB"/>
+              <w:right w:val="dashSmallGap" w:sz="4" w:space="0" w:color="512EAB"/>
+            </w:tcBorders>
+            <w:vAlign w:val="center"/>
+          </w:tcPr>
+          <w:p>
+            <w:pPr>
+              <w:rPr>
+                <w:rFonts w:ascii="Plus Jakarta Sans" w:hAnsi="Plus Jakarta Sans" w:cs="Open Sans"/>
+                <w:b/>
+                <w:bCs/>
+                <w:color w:val="auto"/>
+              </w:rPr>
+            </w:pPr>
+            <w:r>
+              <w:rPr>
                 <w:rFonts w:ascii="Open Sans" w:hAnsi="Open Sans" w:cs="Open Sans"/>
-                <w:b/>
-                <w:color w:val="2E74B5" w:themeColor="accent1" w:themeShade="BF"/>
-                <w:sz w:val="16"/>
-                <w:szCs w:val="16"/>
-              </w:rPr>
-            </w:pPr>
+                <w:color w:val="auto"/>
+                <w:sz w:val="16"/>
+                <w:szCs w:val="16"/>
+              </w:rPr>
+              <w:t xml:space="preserve">{{ </w:t>
+            </w:r>
             <w:r>
               <w:rPr>
                 <w:rFonts w:ascii="Open Sans" w:hAnsi="Open Sans" w:cs="Open Sans"/>
-                <w:b/>
-                <w:color w:val="2E74B5" w:themeColor="accent1" w:themeShade="BF"/>
-                <w:sz w:val="16"/>
-                <w:szCs w:val="16"/>
-              </w:rPr>
-              <w:t>Assessor signature</w:t>
+                <w:color w:val="auto"/>
+                <w:sz w:val="16"/>
+                <w:szCs w:val="16"/>
+              </w:rPr>
+              <w:t>studentEmailSignature</w:t>
+            </w:r>
+            <w:r>
+              <w:rPr>
+                <w:rFonts w:ascii="Open Sans" w:hAnsi="Open Sans" w:cs="Open Sans"/>
+                <w:color w:val="auto"/>
+                <w:sz w:val="16"/>
+                <w:szCs w:val="16"/>
+              </w:rPr>
+              <w:t xml:space="preserve"> }}</w:t>
+            </w:r>
+          </w:p>
+        </w:tc>
+        <w:tc>
+          <w:tcPr>
+            <w:tcW w:w="2552" w:type="dxa"/>
+            <w:tcBorders>
+              <w:top w:val="dashSmallGap" w:sz="4" w:space="0" w:color="512EAB"/>
+              <w:left w:val="dashSmallGap" w:sz="4" w:space="0" w:color="512EAB"/>
+              <w:bottom w:val="dashSmallGap" w:sz="4" w:space="0" w:color="512EAB"/>
+              <w:right w:val="dashSmallGap" w:sz="4" w:space="0" w:color="512EAB"/>
+            </w:tcBorders>
+            <w:shd w:val="clear" w:color="auto" w:fill="F2F2F2" w:themeFill="background1" w:themeFillShade="F2"/>
+            <w:vAlign w:val="center"/>
+          </w:tcPr>
+          <w:p>
+            <w:pPr>
+              <w:rPr>
+                <w:rFonts w:ascii="Plus Jakarta Sans" w:hAnsi="Plus Jakarta Sans" w:cs="Open Sans"/>
+                <w:b/>
+                <w:color w:val="0D004D"/>
+              </w:rPr>
+            </w:pPr>
+            <w:r>
+              <w:rPr>
+                <w:rFonts w:ascii="Plus Jakarta Sans" w:hAnsi="Plus Jakarta Sans" w:cs="Open Sans"/>
+                <w:b/>
+                <w:color w:val="0D004D"/>
+              </w:rPr>
+              <w:t>Date</w:t>
             </w:r>
           </w:p>
         </w:tc>
         <w:tc>
           <w:tcPr>
             <w:tcW w:w="2977" w:type="dxa"/>
-            <w:gridSpan w:val="2"/>
-            <w:tcMar>
-              <w:top w:w="28" w:type="dxa"/>
-              <w:bottom w:w="28" w:type="dxa"/>
-            </w:tcMar>
+            <w:tcBorders>
+              <w:top w:val="dashSmallGap" w:sz="4" w:space="0" w:color="512EAB"/>
+              <w:left w:val="dashSmallGap" w:sz="4" w:space="0" w:color="512EAB"/>
+              <w:bottom w:val="dashSmallGap" w:sz="4" w:space="0" w:color="512EAB"/>
+              <w:right w:val="dashSmallGap" w:sz="4" w:space="0" w:color="512EAB"/>
+            </w:tcBorders>
             <w:vAlign w:val="center"/>
           </w:tcPr>
           <w:p>
             <w:pPr>
               <w:rPr>
                 <w:rFonts w:ascii="Open Sans" w:hAnsi="Open Sans" w:cs="Open Sans"/>
-                <w:sz w:val="16"/>
-                <w:szCs w:val="16"/>
-              </w:rPr>
-            </w:pPr>
-            <w:proofErr w:type="gramStart"/>
+                <w:color w:val="auto"/>
+                <w:sz w:val="16"/>
+                <w:szCs w:val="16"/>
+              </w:rPr>
+            </w:pPr>
             <w:r>
               <w:rPr>
                 <w:rFonts w:ascii="Open Sans" w:hAnsi="Open Sans" w:cs="Open Sans"/>
-                <w:color w:val="auto"/>
                 <w:sz w:val="16"/>
                 <w:szCs w:val="16"/>
               </w:rPr>
               <w:t xml:space="preserve">{{ </w:t>
             </w:r>
-            <w:proofErr w:type="spellStart"/>
             <w:r>
               <w:rPr>
                 <w:rFonts w:ascii="Open Sans" w:hAnsi="Open Sans" w:cs="Open Sans"/>
-                <w:color w:val="auto"/>
-                <w:sz w:val="16"/>
-                <w:szCs w:val="16"/>
-              </w:rPr>
-              <w:t>assessorEmailSignature</w:t>
-            </w:r>
-            <w:proofErr w:type="spellEnd"/>
-            <w:proofErr w:type="gramEnd"/>
+                <w:sz w:val="16"/>
+                <w:szCs w:val="16"/>
+              </w:rPr>
+              <w:t>HandInDate</w:t>
+            </w:r>
             <w:r>
               <w:rPr>
                 <w:rFonts w:ascii="Open Sans" w:hAnsi="Open Sans" w:cs="Open Sans"/>
-                <w:color w:val="auto"/>
                 <w:sz w:val="16"/>
                 <w:szCs w:val="16"/>
               </w:rPr>
@@ -2165,33 +2268,18 @@
       </w:tr>
       <w:tr>
         <w:trPr>
-          <w:trHeight w:val="412"/>
+          <w:trHeight w:val="926"/>
         </w:trPr>
         <w:tc>
           <w:tcPr>
-            <w:tcW w:w="5165" w:type="dxa"/>
-            <w:gridSpan w:val="3"/>
-            <w:vMerge/>
-            <w:tcMar>
-              <w:top w:w="28" w:type="dxa"/>
-              <w:bottom w:w="28" w:type="dxa"/>
-            </w:tcMar>
-            <w:vAlign w:val="center"/>
-          </w:tcPr>
-          <w:p>
-            <w:pPr>
-              <w:rPr>
-                <w:rFonts w:ascii="Open Sans" w:hAnsi="Open Sans" w:cs="Open Sans"/>
-                <w:sz w:val="16"/>
-                <w:szCs w:val="16"/>
-              </w:rPr>
-            </w:pPr>
-          </w:p>
-        </w:tc>
-        <w:tc>
-          <w:tcPr>
-            <w:tcW w:w="2552" w:type="dxa"/>
-            <w:gridSpan w:val="2"/>
+            <w:tcW w:w="10694" w:type="dxa"/>
+            <w:gridSpan w:val="8"/>
+            <w:tcBorders>
+              <w:top w:val="dashSmallGap" w:sz="4" w:space="0" w:color="512EAB"/>
+              <w:left w:val="dashSmallGap" w:sz="4" w:space="0" w:color="512EAB"/>
+              <w:bottom w:val="dashSmallGap" w:sz="4" w:space="0" w:color="512EAB"/>
+              <w:right w:val="dashSmallGap" w:sz="4" w:space="0" w:color="512EAB"/>
+            </w:tcBorders>
             <w:shd w:val="clear" w:color="auto" w:fill="F2F2F2" w:themeFill="background1" w:themeFillShade="F2"/>
             <w:tcMar>
               <w:top w:w="28" w:type="dxa"/>
@@ -2202,27 +2290,166 @@
           <w:p>
             <w:pPr>
               <w:rPr>
+                <w:rFonts w:ascii="Plus Jakarta Sans" w:hAnsi="Plus Jakarta Sans" w:cs="Open Sans"/>
+                <w:sz w:val="16"/>
+                <w:szCs w:val="16"/>
+              </w:rPr>
+            </w:pPr>
+            <w:r>
+              <w:rPr>
+                <w:rFonts w:ascii="Plus Jakarta Sans" w:hAnsi="Plus Jakarta Sans" w:cs="Open Sans"/>
+                <w:b/>
+                <w:color w:val="0D004D"/>
+                <w:sz w:val="18"/>
+                <w:szCs w:val="18"/>
+              </w:rPr>
+              <w:lastRenderedPageBreak/>
+              <w:t xml:space="preserve">Assessor declaration – </w:t>
+            </w:r>
+            <w:r>
+              <w:rPr>
+                <w:rFonts w:ascii="Plus Jakarta Sans" w:hAnsi="Plus Jakarta Sans" w:cs="Open Sans"/>
+                <w:color w:val="0D004D"/>
+                <w:sz w:val="16"/>
+                <w:szCs w:val="16"/>
+              </w:rPr>
+              <w:t xml:space="preserve">I </w:t>
+            </w:r>
+            <w:r>
+              <w:rPr>
+                <w:rFonts w:ascii="Plus Jakarta Sans" w:hAnsi="Plus Jakarta Sans" w:cs="Open Sans"/>
+                <w:color w:val="auto"/>
+                <w:sz w:val="16"/>
+                <w:szCs w:val="16"/>
+              </w:rPr>
+              <w:t>declare that the work submitted for assessment has been carried out without assistance other than that which is acceptable according to the rules of the specification. I certify that to the best of my knowledge the evidence submitted for this assignment is the</w:t>
+            </w:r>
+            <w:r>
+              <w:rPr>
+                <w:rFonts w:ascii="Plus Jakarta Sans" w:hAnsi="Plus Jakarta Sans" w:cs="Open Sans"/>
+                <w:color w:val="auto"/>
+                <w:sz w:val="16"/>
+                <w:szCs w:val="16"/>
+              </w:rPr>
+              <w:t xml:space="preserve"> student</w:t>
+            </w:r>
+            <w:r>
+              <w:rPr>
+                <w:rFonts w:ascii="Plus Jakarta Sans" w:hAnsi="Plus Jakarta Sans" w:cs="Open Sans"/>
+                <w:color w:val="auto"/>
+                <w:sz w:val="16"/>
+                <w:szCs w:val="16"/>
+              </w:rPr>
+              <w:t xml:space="preserve">’s own. The </w:t>
+            </w:r>
+            <w:r>
+              <w:rPr>
+                <w:rFonts w:ascii="Plus Jakarta Sans" w:hAnsi="Plus Jakarta Sans" w:cs="Open Sans"/>
+                <w:color w:val="auto"/>
+                <w:sz w:val="16"/>
+                <w:szCs w:val="16"/>
+              </w:rPr>
+              <w:t>student</w:t>
+            </w:r>
+            <w:r>
+              <w:rPr>
+                <w:rFonts w:ascii="Plus Jakarta Sans" w:hAnsi="Plus Jakarta Sans" w:cs="Open Sans"/>
+                <w:color w:val="auto"/>
+                <w:sz w:val="16"/>
+                <w:szCs w:val="16"/>
+              </w:rPr>
+              <w:t xml:space="preserve"> has clearly referenced any sources, and any AI tools used in the work.</w:t>
+            </w:r>
+            <w:r>
+              <w:rPr>
+                <w:rFonts w:ascii="Plus Jakarta Sans" w:hAnsi="Plus Jakarta Sans" w:cs="Open Sans"/>
+                <w:color w:val="auto"/>
+                <w:sz w:val="16"/>
+                <w:szCs w:val="16"/>
+              </w:rPr>
+              <w:t xml:space="preserve"> </w:t>
+            </w:r>
+            <w:r>
+              <w:rPr>
+                <w:rFonts w:ascii="Plus Jakarta Sans" w:hAnsi="Plus Jakarta Sans" w:cs="Open Sans"/>
+                <w:i/>
+                <w:iCs/>
+                <w:color w:val="512EAB"/>
+                <w:sz w:val="16"/>
+                <w:szCs w:val="16"/>
+                <w:u w:val="single"/>
+              </w:rPr>
+              <w:t>I have not solely used AI to mark</w:t>
+            </w:r>
+            <w:r>
+              <w:rPr>
+                <w:rFonts w:ascii="Plus Jakarta Sans" w:hAnsi="Plus Jakarta Sans" w:cs="Open Sans"/>
+                <w:i/>
+                <w:iCs/>
+                <w:color w:val="512EAB"/>
+                <w:sz w:val="16"/>
+                <w:szCs w:val="16"/>
+                <w:u w:val="single"/>
+              </w:rPr>
+              <w:t xml:space="preserve"> student's </w:t>
+            </w:r>
+            <w:r>
+              <w:rPr>
+                <w:rFonts w:ascii="Plus Jakarta Sans" w:hAnsi="Plus Jakarta Sans" w:cs="Open Sans"/>
+                <w:i/>
+                <w:iCs/>
+                <w:color w:val="512EAB"/>
+                <w:sz w:val="16"/>
+                <w:szCs w:val="16"/>
+                <w:u w:val="single"/>
+              </w:rPr>
+              <w:t>work</w:t>
+            </w:r>
+            <w:r>
+              <w:rPr>
+                <w:rFonts w:ascii="Plus Jakarta Sans" w:hAnsi="Plus Jakarta Sans" w:cs="Open Sans"/>
+                <w:color w:val="auto"/>
+                <w:sz w:val="16"/>
+                <w:szCs w:val="16"/>
+              </w:rPr>
+              <w:t xml:space="preserve">. </w:t>
+            </w:r>
+            <w:r>
+              <w:rPr>
+                <w:rFonts w:ascii="Plus Jakarta Sans" w:hAnsi="Plus Jakarta Sans" w:cs="Open Sans"/>
+                <w:color w:val="auto"/>
+                <w:sz w:val="16"/>
+                <w:szCs w:val="16"/>
+              </w:rPr>
+              <w:t>I understand that false declaration is a form of malpractice.</w:t>
+            </w:r>
+          </w:p>
+          <w:p>
+            <w:pPr>
+              <w:rPr>
                 <w:rFonts w:ascii="Open Sans" w:hAnsi="Open Sans" w:cs="Open Sans"/>
                 <w:sz w:val="16"/>
                 <w:szCs w:val="16"/>
               </w:rPr>
             </w:pPr>
-            <w:r>
-              <w:rPr>
-                <w:rFonts w:ascii="Open Sans" w:hAnsi="Open Sans" w:cs="Open Sans"/>
-                <w:b/>
-                <w:color w:val="2E74B5" w:themeColor="accent1" w:themeShade="BF"/>
-                <w:sz w:val="16"/>
-                <w:szCs w:val="16"/>
-              </w:rPr>
-              <w:t>Date</w:t>
-            </w:r>
-          </w:p>
-        </w:tc>
-        <w:tc>
-          <w:tcPr>
-            <w:tcW w:w="2977" w:type="dxa"/>
-            <w:gridSpan w:val="2"/>
+          </w:p>
+        </w:tc>
+      </w:tr>
+      <w:tr>
+        <w:trPr>
+          <w:trHeight w:val="374"/>
+        </w:trPr>
+        <w:tc>
+          <w:tcPr>
+            <w:tcW w:w="2572" w:type="dxa"/>
+            <w:gridSpan w:val="4"/>
+            <w:tcBorders>
+              <w:top w:val="dashSmallGap" w:sz="4" w:space="0" w:color="512EAB"/>
+              <w:left w:val="dashSmallGap" w:sz="4" w:space="0" w:color="512EAB"/>
+              <w:bottom w:val="dashSmallGap" w:sz="4" w:space="0" w:color="512EAB"/>
+              <w:right w:val="dashSmallGap" w:sz="4" w:space="0" w:color="512EAB"/>
+            </w:tcBorders>
+            <w:shd w:val="clear" w:color="auto" w:fill="F2F2F2" w:themeFill="background1" w:themeFillShade="F2"/>
             <w:tcMar>
               <w:top w:w="28" w:type="dxa"/>
               <w:bottom w:w="28" w:type="dxa"/>
@@ -2232,39 +2459,148 @@
           <w:p>
             <w:pPr>
               <w:rPr>
+                <w:rFonts w:ascii="Plus Jakarta Sans" w:hAnsi="Plus Jakarta Sans" w:cs="Open Sans"/>
+                <w:b/>
+                <w:color w:val="0D004D"/>
+                <w:sz w:val="18"/>
+                <w:szCs w:val="18"/>
+              </w:rPr>
+            </w:pPr>
+            <w:r>
+              <w:rPr>
+                <w:rFonts w:ascii="Plus Jakarta Sans" w:hAnsi="Plus Jakarta Sans" w:cs="Open Sans"/>
+                <w:b/>
+                <w:bCs/>
+                <w:color w:val="0D004D"/>
+              </w:rPr>
+              <w:t>Assessor signature</w:t>
+            </w:r>
+          </w:p>
+        </w:tc>
+        <w:tc>
+          <w:tcPr>
+            <w:tcW w:w="2572" w:type="dxa"/>
+            <w:tcBorders>
+              <w:top w:val="dashSmallGap" w:sz="4" w:space="0" w:color="512EAB"/>
+              <w:left w:val="dashSmallGap" w:sz="4" w:space="0" w:color="512EAB"/>
+              <w:bottom w:val="dashSmallGap" w:sz="4" w:space="0" w:color="512EAB"/>
+              <w:right w:val="dashSmallGap" w:sz="4" w:space="0" w:color="512EAB"/>
+            </w:tcBorders>
+            <w:shd w:val="clear" w:color="auto" w:fill="FFFFFF" w:themeFill="background1"/>
+            <w:vAlign w:val="center"/>
+          </w:tcPr>
+          <w:p>
+            <w:pPr>
+              <w:rPr>
+                <w:rFonts w:ascii="Plus Jakarta Sans" w:hAnsi="Plus Jakarta Sans" w:cs="Open Sans"/>
+                <w:b/>
+                <w:color w:val="auto"/>
+                <w:sz w:val="18"/>
+                <w:szCs w:val="18"/>
+              </w:rPr>
+            </w:pPr>
+            <w:r>
+              <w:rPr>
                 <w:rFonts w:ascii="Open Sans" w:hAnsi="Open Sans" w:cs="Open Sans"/>
-                <w:sz w:val="16"/>
-                <w:szCs w:val="16"/>
-              </w:rPr>
-            </w:pPr>
-            <w:proofErr w:type="gramStart"/>
+                <w:color w:val="auto"/>
+                <w:sz w:val="16"/>
+                <w:szCs w:val="16"/>
+              </w:rPr>
+              <w:t xml:space="preserve">{{ </w:t>
+            </w:r>
             <w:r>
               <w:rPr>
                 <w:rFonts w:ascii="Open Sans" w:hAnsi="Open Sans" w:cs="Open Sans"/>
+                <w:color w:val="auto"/>
+                <w:sz w:val="16"/>
+                <w:szCs w:val="16"/>
+              </w:rPr>
+              <w:t>assessorEmailSignature</w:t>
+            </w:r>
+            <w:r>
+              <w:rPr>
+                <w:rFonts w:ascii="Open Sans" w:hAnsi="Open Sans" w:cs="Open Sans"/>
+                <w:color w:val="auto"/>
+                <w:sz w:val="16"/>
+                <w:szCs w:val="16"/>
+              </w:rPr>
+              <w:t xml:space="preserve"> }}</w:t>
+            </w:r>
+          </w:p>
+        </w:tc>
+        <w:tc>
+          <w:tcPr>
+            <w:tcW w:w="2573" w:type="dxa"/>
+            <w:gridSpan w:val="2"/>
+            <w:tcBorders>
+              <w:top w:val="dashSmallGap" w:sz="4" w:space="0" w:color="512EAB"/>
+              <w:left w:val="dashSmallGap" w:sz="4" w:space="0" w:color="512EAB"/>
+              <w:bottom w:val="dashSmallGap" w:sz="4" w:space="0" w:color="512EAB"/>
+              <w:right w:val="dashSmallGap" w:sz="4" w:space="0" w:color="512EAB"/>
+            </w:tcBorders>
+            <w:shd w:val="clear" w:color="auto" w:fill="F2F2F2" w:themeFill="background1" w:themeFillShade="F2"/>
+            <w:vAlign w:val="center"/>
+          </w:tcPr>
+          <w:p>
+            <w:pPr>
+              <w:rPr>
+                <w:rFonts w:ascii="Plus Jakarta Sans" w:hAnsi="Plus Jakarta Sans" w:cs="Open Sans"/>
+                <w:b/>
+                <w:color w:val="0D004D"/>
+                <w:sz w:val="18"/>
+                <w:szCs w:val="18"/>
+              </w:rPr>
+            </w:pPr>
+            <w:r>
+              <w:rPr>
+                <w:rFonts w:ascii="Plus Jakarta Sans" w:hAnsi="Plus Jakarta Sans" w:cs="Open Sans"/>
+                <w:b/>
+                <w:color w:val="0D004D"/>
+              </w:rPr>
+              <w:t>Date</w:t>
+            </w:r>
+          </w:p>
+        </w:tc>
+        <w:tc>
+          <w:tcPr>
+            <w:tcW w:w="2977" w:type="dxa"/>
+            <w:tcBorders>
+              <w:top w:val="dashSmallGap" w:sz="4" w:space="0" w:color="512EAB"/>
+              <w:left w:val="dashSmallGap" w:sz="4" w:space="0" w:color="512EAB"/>
+              <w:bottom w:val="dashSmallGap" w:sz="4" w:space="0" w:color="512EAB"/>
+              <w:right w:val="dashSmallGap" w:sz="4" w:space="0" w:color="512EAB"/>
+            </w:tcBorders>
+            <w:tcMar>
+              <w:top w:w="28" w:type="dxa"/>
+              <w:bottom w:w="28" w:type="dxa"/>
+            </w:tcMar>
+            <w:vAlign w:val="center"/>
+          </w:tcPr>
+          <w:p>
+            <w:pPr>
+              <w:rPr>
+                <w:rFonts w:ascii="Open Sans" w:hAnsi="Open Sans" w:cs="Open Sans"/>
+                <w:color w:val="auto"/>
+                <w:sz w:val="16"/>
+                <w:szCs w:val="16"/>
+              </w:rPr>
+            </w:pPr>
+            <w:r>
+              <w:rPr>
+                <w:rFonts w:ascii="Open Sans" w:hAnsi="Open Sans" w:cs="Open Sans"/>
                 <w:sz w:val="16"/>
                 <w:szCs w:val="16"/>
               </w:rPr>
               <w:t xml:space="preserve">{{ </w:t>
             </w:r>
-            <w:proofErr w:type="spellStart"/>
             <w:r>
               <w:rPr>
                 <w:rFonts w:ascii="Open Sans" w:hAnsi="Open Sans" w:cs="Open Sans"/>
                 <w:sz w:val="16"/>
                 <w:szCs w:val="16"/>
               </w:rPr>
-              <w:t>marked</w:t>
-            </w:r>
-            <w:proofErr w:type="gramEnd"/>
-            <w:r>
-              <w:rPr>
-                <w:rFonts w:ascii="Open Sans" w:hAnsi="Open Sans" w:cs="Open Sans"/>
-                <w:sz w:val="16"/>
-                <w:szCs w:val="16"/>
-              </w:rPr>
-              <w:t>_date</w:t>
-            </w:r>
-            <w:proofErr w:type="spellEnd"/>
+              <w:t>marked_date</w:t>
+            </w:r>
             <w:r>
               <w:rPr>
                 <w:rFonts w:ascii="Open Sans" w:hAnsi="Open Sans" w:cs="Open Sans"/>
@@ -2283,7 +2619,13 @@
         <w:tc>
           <w:tcPr>
             <w:tcW w:w="7717" w:type="dxa"/>
-            <w:gridSpan w:val="5"/>
+            <w:gridSpan w:val="7"/>
+            <w:tcBorders>
+              <w:top w:val="dashSmallGap" w:sz="4" w:space="0" w:color="512EAB"/>
+              <w:left w:val="dashSmallGap" w:sz="4" w:space="0" w:color="512EAB"/>
+              <w:bottom w:val="dashSmallGap" w:sz="4" w:space="0" w:color="512EAB"/>
+              <w:right w:val="dashSmallGap" w:sz="4" w:space="0" w:color="512EAB"/>
+            </w:tcBorders>
             <w:shd w:val="clear" w:color="auto" w:fill="F2F2F2" w:themeFill="background1" w:themeFillShade="F2"/>
             <w:tcMar>
               <w:top w:w="28" w:type="dxa"/>
@@ -2294,7 +2636,7 @@
           <w:p>
             <w:pPr>
               <w:rPr>
-                <w:rFonts w:ascii="Open Sans" w:hAnsi="Open Sans" w:cs="Open Sans"/>
+                <w:rFonts w:ascii="Plus Jakarta Sans" w:hAnsi="Plus Jakarta Sans" w:cs="Open Sans"/>
                 <w:b/>
                 <w:color w:val="2E74B5" w:themeColor="accent1" w:themeShade="BF"/>
                 <w:sz w:val="16"/>
@@ -2303,50 +2645,35 @@
             </w:pPr>
             <w:r>
               <w:rPr>
-                <w:rFonts w:ascii="Open Sans" w:hAnsi="Open Sans" w:cs="Open Sans"/>
-                <w:b/>
-                <w:color w:val="2E74B5" w:themeColor="accent1" w:themeShade="BF"/>
-                <w:sz w:val="16"/>
-                <w:szCs w:val="16"/>
-              </w:rPr>
-              <w:t xml:space="preserve">Date of feedback to learner </w:t>
-            </w:r>
-            <w:r>
-              <w:rPr>
-                <w:rFonts w:ascii="Open Sans" w:hAnsi="Open Sans" w:cs="Open Sans"/>
-                <w:b/>
-                <w:color w:val="auto"/>
-                <w:sz w:val="16"/>
-                <w:szCs w:val="16"/>
-              </w:rPr>
-              <w:t xml:space="preserve">– </w:t>
-            </w:r>
-            <w:r>
-              <w:rPr>
-                <w:rFonts w:ascii="Open Sans" w:hAnsi="Open Sans" w:cs="Open Sans"/>
+                <w:rFonts w:ascii="Plus Jakarta Sans" w:hAnsi="Plus Jakarta Sans" w:cs="Open Sans"/>
+                <w:b/>
+                <w:color w:val="0D004D"/>
+                <w:sz w:val="18"/>
+                <w:szCs w:val="18"/>
+              </w:rPr>
+              <w:t xml:space="preserve">Date of feedback to student – </w:t>
+            </w:r>
+            <w:r>
+              <w:rPr>
+                <w:rFonts w:ascii="Plus Jakarta Sans" w:hAnsi="Plus Jakarta Sans" w:cs="Open Sans"/>
                 <w:bCs/>
                 <w:color w:val="auto"/>
                 <w:sz w:val="16"/>
                 <w:szCs w:val="16"/>
               </w:rPr>
-              <w:t>this must be within a timely period of the assessment taking place</w:t>
-            </w:r>
-            <w:r>
-              <w:rPr>
-                <w:rFonts w:ascii="Open Sans" w:hAnsi="Open Sans" w:cs="Open Sans"/>
-                <w:bCs/>
-                <w:color w:val="auto"/>
-                <w:sz w:val="16"/>
-                <w:szCs w:val="16"/>
-              </w:rPr>
-              <w:t xml:space="preserve"> and after internal verification has taken place.</w:t>
+              <w:t>this must be within a timely period of the assessment taking place and after internal verification has taken place.</w:t>
             </w:r>
           </w:p>
         </w:tc>
         <w:tc>
           <w:tcPr>
             <w:tcW w:w="2977" w:type="dxa"/>
-            <w:gridSpan w:val="2"/>
+            <w:tcBorders>
+              <w:top w:val="dashSmallGap" w:sz="4" w:space="0" w:color="512EAB"/>
+              <w:left w:val="dashSmallGap" w:sz="4" w:space="0" w:color="512EAB"/>
+              <w:bottom w:val="dashSmallGap" w:sz="4" w:space="0" w:color="512EAB"/>
+              <w:right w:val="dashSmallGap" w:sz="4" w:space="0" w:color="512EAB"/>
+            </w:tcBorders>
             <w:tcMar>
               <w:top w:w="28" w:type="dxa"/>
               <w:bottom w:w="28" w:type="dxa"/>
@@ -2357,38 +2684,27 @@
             <w:pPr>
               <w:rPr>
                 <w:rFonts w:ascii="Open Sans" w:hAnsi="Open Sans" w:cs="Open Sans"/>
-                <w:sz w:val="16"/>
-                <w:szCs w:val="16"/>
-              </w:rPr>
-            </w:pPr>
-            <w:proofErr w:type="gramStart"/>
+                <w:color w:val="auto"/>
+                <w:sz w:val="16"/>
+                <w:szCs w:val="16"/>
+              </w:rPr>
+            </w:pPr>
             <w:r>
               <w:rPr>
                 <w:rFonts w:ascii="Open Sans" w:hAnsi="Open Sans" w:cs="Open Sans"/>
                 <w:sz w:val="16"/>
                 <w:szCs w:val="16"/>
               </w:rPr>
-              <w:t xml:space="preserve">{{ </w:t>
-            </w:r>
-            <w:proofErr w:type="spellStart"/>
+              <w:t>{{ feedback</w:t>
+            </w:r>
             <w:r>
               <w:rPr>
                 <w:rFonts w:ascii="Open Sans" w:hAnsi="Open Sans" w:cs="Open Sans"/>
                 <w:sz w:val="16"/>
                 <w:szCs w:val="16"/>
               </w:rPr>
-              <w:t>feedback</w:t>
-            </w:r>
-            <w:proofErr w:type="gramEnd"/>
-            <w:r>
-              <w:rPr>
-                <w:rFonts w:ascii="Open Sans" w:hAnsi="Open Sans" w:cs="Open Sans"/>
-                <w:sz w:val="16"/>
-                <w:szCs w:val="16"/>
-              </w:rPr>
               <w:t>_date</w:t>
             </w:r>
-            <w:proofErr w:type="spellEnd"/>
             <w:r>
               <w:rPr>
                 <w:rFonts w:ascii="Open Sans" w:hAnsi="Open Sans" w:cs="Open Sans"/>
@@ -2402,12 +2718,18 @@
       </w:tr>
       <w:tr>
         <w:trPr>
-          <w:trHeight w:val="784"/>
+          <w:trHeight w:val="1801"/>
         </w:trPr>
         <w:tc>
           <w:tcPr>
             <w:tcW w:w="10694" w:type="dxa"/>
-            <w:gridSpan w:val="7"/>
+            <w:gridSpan w:val="8"/>
+            <w:tcBorders>
+              <w:top w:val="dashSmallGap" w:sz="4" w:space="0" w:color="512EAB"/>
+              <w:left w:val="dashSmallGap" w:sz="4" w:space="0" w:color="512EAB"/>
+              <w:bottom w:val="dashSmallGap" w:sz="4" w:space="0" w:color="512EAB"/>
+              <w:right w:val="dashSmallGap" w:sz="4" w:space="0" w:color="512EAB"/>
+            </w:tcBorders>
             <w:shd w:val="clear" w:color="auto" w:fill="F2F2F2" w:themeFill="background1" w:themeFillShade="F2"/>
             <w:tcMar>
               <w:top w:w="28" w:type="dxa"/>
@@ -2417,354 +2739,100 @@
           </w:tcPr>
           <w:p>
             <w:pPr>
-              <w:pStyle w:val="paragraph"/>
-              <w:spacing w:before="0" w:beforeAutospacing="0" w:after="0" w:afterAutospacing="0"/>
-              <w:textAlignment w:val="baseline"/>
-              <w:rPr>
-                <w:rFonts w:ascii="Open Sans" w:hAnsi="Open Sans" w:cs="Open Sans"/>
-                <w:color w:val="000000"/>
-                <w:sz w:val="12"/>
-                <w:szCs w:val="12"/>
-              </w:rPr>
-            </w:pPr>
-            <w:r>
-              <w:rPr>
-                <w:rStyle w:val="normaltextrun"/>
-                <w:rFonts w:ascii="Open Sans" w:hAnsi="Open Sans" w:cs="Open Sans"/>
-                <w:color w:val="000000"/>
-                <w:sz w:val="16"/>
-                <w:szCs w:val="16"/>
-              </w:rPr>
-              <w:t>By signing the above declaration, you agree to your work and/or image (if featured in recorded and/or photographed files) to be used by Pearson or other Pearson group companies for</w:t>
-            </w:r>
-            <w:r>
-              <w:rPr>
-                <w:rStyle w:val="normaltextrun"/>
-                <w:rFonts w:ascii="Open Sans" w:hAnsi="Open Sans" w:cs="Open Sans"/>
-                <w:color w:val="000000"/>
-                <w:sz w:val="16"/>
-                <w:szCs w:val="16"/>
-              </w:rPr>
-              <w:t>: (</w:t>
-            </w:r>
-            <w:r>
-              <w:rPr>
-                <w:rStyle w:val="normaltextrun"/>
-                <w:rFonts w:ascii="Open Sans" w:hAnsi="Open Sans" w:cs="Open Sans"/>
-                <w:color w:val="000000"/>
-                <w:sz w:val="12"/>
-                <w:szCs w:val="12"/>
-              </w:rPr>
-              <w:t xml:space="preserve">delete if not consenting to </w:t>
-            </w:r>
-            <w:r>
-              <w:rPr>
-                <w:rStyle w:val="normaltextrun"/>
-                <w:rFonts w:ascii="Open Sans" w:hAnsi="Open Sans" w:cs="Open Sans"/>
-                <w:color w:val="000000"/>
-                <w:sz w:val="12"/>
-                <w:szCs w:val="12"/>
-              </w:rPr>
-              <w:t>some</w:t>
-            </w:r>
-            <w:r>
-              <w:rPr>
-                <w:rStyle w:val="normaltextrun"/>
-                <w:rFonts w:ascii="Open Sans" w:hAnsi="Open Sans" w:cs="Open Sans"/>
-                <w:color w:val="000000"/>
-                <w:sz w:val="12"/>
-                <w:szCs w:val="12"/>
-              </w:rPr>
-              <w:t xml:space="preserve"> of the following</w:t>
-            </w:r>
-            <w:r>
-              <w:rPr>
-                <w:rStyle w:val="normaltextrun"/>
-                <w:rFonts w:ascii="Open Sans" w:hAnsi="Open Sans" w:cs="Open Sans"/>
-                <w:color w:val="000000"/>
-                <w:sz w:val="12"/>
-                <w:szCs w:val="12"/>
-              </w:rPr>
-              <w:t>)</w:t>
-            </w:r>
-          </w:p>
-          <w:p>
-            <w:pPr>
-              <w:pStyle w:val="paragraph"/>
-              <w:numPr>
-                <w:ilvl w:val="0"/>
-                <w:numId w:val="3"/>
-              </w:numPr>
-              <w:spacing w:before="0" w:beforeAutospacing="0" w:after="0" w:afterAutospacing="0"/>
-              <w:textAlignment w:val="baseline"/>
-              <w:rPr>
-                <w:rFonts w:ascii="Open Sans" w:hAnsi="Open Sans" w:cs="Open Sans"/>
-                <w:color w:val="000000"/>
-                <w:sz w:val="16"/>
-                <w:szCs w:val="16"/>
-              </w:rPr>
-            </w:pPr>
-            <w:r>
-              <w:rPr>
-                <w:rStyle w:val="normaltextrun"/>
-                <w:rFonts w:ascii="Open Sans" w:hAnsi="Open Sans" w:cs="Open Sans"/>
-                <w:color w:val="000000"/>
-                <w:sz w:val="16"/>
-                <w:szCs w:val="16"/>
-              </w:rPr>
-              <w:t>professional development, online support, and training of Centre Assessors</w:t>
-            </w:r>
-            <w:r>
-              <w:rPr>
-                <w:rStyle w:val="eop"/>
-                <w:rFonts w:ascii="Open Sans" w:hAnsi="Open Sans" w:cs="Open Sans"/>
-                <w:color w:val="000000"/>
-                <w:sz w:val="16"/>
-                <w:szCs w:val="16"/>
-              </w:rPr>
-              <w:t> </w:t>
-            </w:r>
-          </w:p>
-          <w:p>
-            <w:pPr>
-              <w:pStyle w:val="paragraph"/>
-              <w:numPr>
-                <w:ilvl w:val="0"/>
-                <w:numId w:val="3"/>
-              </w:numPr>
-              <w:spacing w:before="0" w:beforeAutospacing="0" w:after="0" w:afterAutospacing="0"/>
-              <w:textAlignment w:val="baseline"/>
-              <w:rPr>
-                <w:rFonts w:ascii="Open Sans" w:hAnsi="Open Sans" w:cs="Open Sans"/>
-                <w:color w:val="000000"/>
-                <w:sz w:val="16"/>
-                <w:szCs w:val="16"/>
-              </w:rPr>
-            </w:pPr>
-            <w:r>
-              <w:rPr>
-                <w:rStyle w:val="normaltextrun"/>
-                <w:rFonts w:ascii="Open Sans" w:hAnsi="Open Sans" w:cs="Open Sans"/>
-                <w:color w:val="000000"/>
-                <w:sz w:val="16"/>
-                <w:szCs w:val="16"/>
-              </w:rPr>
-              <w:t>support and training for Pearson Examiners/Moderators</w:t>
-            </w:r>
-            <w:r>
-              <w:rPr>
-                <w:rStyle w:val="eop"/>
-                <w:rFonts w:ascii="Open Sans" w:hAnsi="Open Sans" w:cs="Open Sans"/>
-                <w:color w:val="000000"/>
-                <w:sz w:val="16"/>
-                <w:szCs w:val="16"/>
-              </w:rPr>
-              <w:t> </w:t>
-            </w:r>
-          </w:p>
-          <w:p>
-            <w:pPr>
-              <w:pStyle w:val="paragraph"/>
-              <w:numPr>
-                <w:ilvl w:val="0"/>
-                <w:numId w:val="3"/>
-              </w:numPr>
-              <w:spacing w:before="0" w:beforeAutospacing="0" w:after="0" w:afterAutospacing="0"/>
-              <w:textAlignment w:val="baseline"/>
-              <w:rPr>
-                <w:rFonts w:ascii="Open Sans" w:hAnsi="Open Sans" w:cs="Open Sans"/>
-                <w:color w:val="000000"/>
-                <w:sz w:val="16"/>
-                <w:szCs w:val="16"/>
-              </w:rPr>
-            </w:pPr>
-            <w:r>
-              <w:rPr>
-                <w:rStyle w:val="normaltextrun"/>
-                <w:rFonts w:ascii="Open Sans" w:hAnsi="Open Sans" w:cs="Open Sans"/>
-                <w:color w:val="000000"/>
-                <w:sz w:val="16"/>
-                <w:szCs w:val="16"/>
-              </w:rPr>
-              <w:t>published resources </w:t>
-            </w:r>
-            <w:r>
-              <w:rPr>
-                <w:rStyle w:val="eop"/>
-                <w:rFonts w:ascii="Open Sans" w:hAnsi="Open Sans" w:cs="Open Sans"/>
-                <w:color w:val="000000"/>
-                <w:sz w:val="16"/>
-                <w:szCs w:val="16"/>
-              </w:rPr>
-              <w:t> </w:t>
-            </w:r>
-          </w:p>
-          <w:p>
-            <w:pPr>
-              <w:pStyle w:val="paragraph"/>
-              <w:numPr>
-                <w:ilvl w:val="0"/>
-                <w:numId w:val="3"/>
-              </w:numPr>
-              <w:spacing w:before="0" w:beforeAutospacing="0" w:after="0" w:afterAutospacing="0"/>
-              <w:textAlignment w:val="baseline"/>
-              <w:rPr>
-                <w:rFonts w:ascii="Open Sans" w:hAnsi="Open Sans" w:cs="Open Sans"/>
-                <w:color w:val="000000"/>
-                <w:sz w:val="16"/>
-                <w:szCs w:val="16"/>
-              </w:rPr>
-            </w:pPr>
-            <w:r>
-              <w:rPr>
-                <w:rStyle w:val="normaltextrun"/>
-                <w:rFonts w:ascii="Open Sans" w:hAnsi="Open Sans" w:cs="Open Sans"/>
-                <w:color w:val="000000"/>
-                <w:sz w:val="16"/>
-                <w:szCs w:val="16"/>
-              </w:rPr>
-              <w:t>marketing materials</w:t>
-            </w:r>
-            <w:r>
-              <w:rPr>
-                <w:rStyle w:val="eop"/>
-                <w:rFonts w:ascii="Open Sans" w:hAnsi="Open Sans" w:cs="Open Sans"/>
-                <w:color w:val="000000"/>
-                <w:sz w:val="16"/>
-                <w:szCs w:val="16"/>
-              </w:rPr>
-              <w:t> </w:t>
-            </w:r>
-          </w:p>
-          <w:p>
-            <w:pPr>
-              <w:pStyle w:val="paragraph"/>
-              <w:spacing w:before="0" w:beforeAutospacing="0" w:after="0" w:afterAutospacing="0"/>
-              <w:textAlignment w:val="baseline"/>
-              <w:rPr>
-                <w:rFonts w:ascii="Open Sans" w:hAnsi="Open Sans" w:cs="Open Sans"/>
-                <w:color w:val="000000"/>
-                <w:sz w:val="16"/>
-                <w:szCs w:val="16"/>
-              </w:rPr>
-            </w:pPr>
-            <w:r>
-              <w:rPr>
-                <w:rStyle w:val="normaltextrun"/>
-                <w:rFonts w:ascii="Open Sans" w:hAnsi="Open Sans" w:cs="Open Sans"/>
-                <w:color w:val="000000"/>
-                <w:sz w:val="16"/>
-                <w:szCs w:val="16"/>
-              </w:rPr>
-              <w:t>Your personal details will be kept in accordance with GDPR, if you have any concerns regarding this, please contact us via the</w:t>
-            </w:r>
-            <w:r>
-              <w:rPr>
-                <w:rStyle w:val="normaltextrun"/>
-                <w:rFonts w:ascii="Arial" w:hAnsi="Arial" w:cs="Arial"/>
-                <w:color w:val="000000"/>
-                <w:sz w:val="16"/>
-                <w:szCs w:val="16"/>
-              </w:rPr>
-              <w:t> </w:t>
-            </w:r>
-            <w:hyperlink r:id="rId10" w:tgtFrame="_blank" w:history="1">
-              <w:r>
-                <w:rPr>
-                  <w:rStyle w:val="normaltextrun"/>
-                  <w:rFonts w:ascii="Open Sans" w:hAnsi="Open Sans" w:cs="Open Sans"/>
-                  <w:color w:val="0563C1"/>
-                  <w:sz w:val="16"/>
-                  <w:szCs w:val="16"/>
-                  <w:u w:val="single"/>
-                </w:rPr>
-                <w:t>Pearson Contact Portal</w:t>
-              </w:r>
-            </w:hyperlink>
-            <w:r>
-              <w:rPr>
-                <w:rStyle w:val="normaltextrun"/>
-                <w:rFonts w:ascii="Open Sans" w:hAnsi="Open Sans" w:cs="Open Sans"/>
-                <w:color w:val="000000"/>
-                <w:sz w:val="16"/>
-                <w:szCs w:val="16"/>
-              </w:rPr>
-              <w:t>.</w:t>
-            </w:r>
-            <w:r>
-              <w:rPr>
-                <w:rStyle w:val="normaltextrun"/>
-                <w:rFonts w:ascii="Arial" w:hAnsi="Arial" w:cs="Arial"/>
-                <w:color w:val="000000"/>
-                <w:sz w:val="16"/>
-                <w:szCs w:val="16"/>
-              </w:rPr>
-              <w:t> </w:t>
-            </w:r>
-            <w:r>
-              <w:rPr>
-                <w:rStyle w:val="eop"/>
-                <w:rFonts w:ascii="Open Sans" w:hAnsi="Open Sans" w:cs="Open Sans"/>
-                <w:color w:val="000000"/>
-                <w:sz w:val="16"/>
-                <w:szCs w:val="16"/>
-              </w:rPr>
-              <w:t> </w:t>
-            </w:r>
-          </w:p>
-        </w:tc>
-      </w:tr>
-      <w:tr>
-        <w:trPr>
-          <w:trHeight w:val="1618"/>
-        </w:trPr>
-        <w:tc>
-          <w:tcPr>
-            <w:tcW w:w="6158" w:type="dxa"/>
-            <w:gridSpan w:val="4"/>
-            <w:vMerge w:val="restart"/>
-            <w:shd w:val="clear" w:color="auto" w:fill="F2F2F2" w:themeFill="background1" w:themeFillShade="F2"/>
-            <w:tcMar>
-              <w:top w:w="28" w:type="dxa"/>
-              <w:bottom w:w="28" w:type="dxa"/>
-            </w:tcMar>
-            <w:vAlign w:val="center"/>
-          </w:tcPr>
-          <w:p>
-            <w:pPr>
-              <w:rPr>
-                <w:rFonts w:ascii="Open Sans" w:hAnsi="Open Sans" w:cs="Open Sans"/>
-                <w:color w:val="0070C0"/>
-              </w:rPr>
-            </w:pPr>
-            <w:r>
-              <w:rPr>
-                <w:rFonts w:ascii="Open Sans" w:hAnsi="Open Sans" w:cs="Open Sans"/>
-                <w:b/>
-                <w:color w:val="0070C0"/>
-                <w:sz w:val="16"/>
-                <w:szCs w:val="16"/>
-              </w:rPr>
-              <w:t xml:space="preserve">Resubmission authorisation </w:t>
-            </w:r>
-            <w:r>
-              <w:rPr>
-                <w:rFonts w:ascii="Open Sans" w:hAnsi="Open Sans" w:cs="Open Sans"/>
+              <w:rPr>
+                <w:rFonts w:ascii="Plus Jakarta Sans" w:hAnsi="Plus Jakarta Sans" w:cs="Open Sans"/>
+                <w:color w:val="auto"/>
+                <w:sz w:val="16"/>
+                <w:szCs w:val="16"/>
+              </w:rPr>
+            </w:pPr>
+            <w:r>
+              <w:rPr>
+                <w:rFonts w:ascii="Plus Jakarta Sans" w:hAnsi="Plus Jakarta Sans" w:cs="Open Sans"/>
+                <w:b/>
+                <w:color w:val="512EAB"/>
                 <w:sz w:val="18"/>
                 <w:szCs w:val="18"/>
               </w:rPr>
-              <w:t>by Lead Internal Verifier</w:t>
-            </w:r>
-          </w:p>
-          <w:p>
-            <w:pPr>
-              <w:rPr>
-                <w:rFonts w:ascii="Open Sans" w:hAnsi="Open Sans" w:cs="Open Sans"/>
-              </w:rPr>
-            </w:pPr>
-            <w:r>
-              <w:rPr>
-                <w:rFonts w:ascii="Open Sans" w:hAnsi="Open Sans" w:cs="Open Sans"/>
+              <w:t xml:space="preserve">Resubmission authorisation </w:t>
+            </w:r>
+            <w:r>
+              <w:rPr>
+                <w:rFonts w:ascii="Plus Jakarta Sans" w:hAnsi="Plus Jakarta Sans" w:cs="Open Sans"/>
+                <w:color w:val="auto"/>
+                <w:sz w:val="16"/>
+                <w:szCs w:val="16"/>
+              </w:rPr>
+              <w:t xml:space="preserve">by </w:t>
+            </w:r>
+            <w:r>
+              <w:rPr>
+                <w:rFonts w:ascii="Plus Jakarta Sans" w:hAnsi="Plus Jakarta Sans" w:cs="Open Sans"/>
+                <w:color w:val="auto"/>
+                <w:sz w:val="16"/>
+                <w:szCs w:val="16"/>
+              </w:rPr>
+              <w:t>l</w:t>
+            </w:r>
+            <w:r>
+              <w:rPr>
+                <w:rFonts w:ascii="Plus Jakarta Sans" w:hAnsi="Plus Jakarta Sans" w:cs="Open Sans"/>
+                <w:color w:val="auto"/>
+                <w:sz w:val="16"/>
+                <w:szCs w:val="16"/>
+              </w:rPr>
+              <w:t xml:space="preserve">ead </w:t>
+            </w:r>
+            <w:r>
+              <w:rPr>
+                <w:rFonts w:ascii="Plus Jakarta Sans" w:hAnsi="Plus Jakarta Sans" w:cs="Open Sans"/>
+                <w:color w:val="auto"/>
+                <w:sz w:val="16"/>
+                <w:szCs w:val="16"/>
+              </w:rPr>
+              <w:t>i</w:t>
+            </w:r>
+            <w:r>
+              <w:rPr>
+                <w:rFonts w:ascii="Plus Jakarta Sans" w:hAnsi="Plus Jakarta Sans" w:cs="Open Sans"/>
+                <w:color w:val="auto"/>
+                <w:sz w:val="16"/>
+                <w:szCs w:val="16"/>
+              </w:rPr>
+              <w:t xml:space="preserve">nternal </w:t>
+            </w:r>
+            <w:r>
+              <w:rPr>
+                <w:rFonts w:ascii="Plus Jakarta Sans" w:hAnsi="Plus Jakarta Sans" w:cs="Open Sans"/>
+                <w:color w:val="auto"/>
+                <w:sz w:val="16"/>
+                <w:szCs w:val="16"/>
+              </w:rPr>
+              <w:t>v</w:t>
+            </w:r>
+            <w:r>
+              <w:rPr>
+                <w:rFonts w:ascii="Plus Jakarta Sans" w:hAnsi="Plus Jakarta Sans" w:cs="Open Sans"/>
+                <w:color w:val="auto"/>
+                <w:sz w:val="16"/>
+                <w:szCs w:val="16"/>
+              </w:rPr>
+              <w:t>erifier</w:t>
+            </w:r>
+          </w:p>
+          <w:p>
+            <w:pPr>
+              <w:rPr>
+                <w:rFonts w:ascii="Plus Jakarta Sans" w:hAnsi="Plus Jakarta Sans" w:cs="Open Sans"/>
+                <w:color w:val="auto"/>
+                <w:sz w:val="16"/>
+                <w:szCs w:val="16"/>
+              </w:rPr>
+            </w:pPr>
+            <w:r>
+              <w:rPr>
+                <w:rFonts w:ascii="Plus Jakarta Sans" w:hAnsi="Plus Jakarta Sans" w:cs="Open Sans"/>
+                <w:color w:val="auto"/>
                 <w:sz w:val="16"/>
                 <w:szCs w:val="16"/>
               </w:rPr>
@@ -2772,16 +2840,68 @@
             </w:r>
             <w:r>
               <w:rPr>
-                <w:rFonts w:ascii="Open Sans" w:hAnsi="Open Sans" w:cs="Open Sans"/>
-                <w:b/>
-                <w:sz w:val="16"/>
-                <w:szCs w:val="16"/>
-              </w:rPr>
-              <w:t>Lead Internal Verifier</w:t>
-            </w:r>
-            <w:r>
-              <w:rPr>
-                <w:rFonts w:ascii="Open Sans" w:hAnsi="Open Sans" w:cs="Open Sans"/>
+                <w:rFonts w:ascii="Plus Jakarta Sans" w:hAnsi="Plus Jakarta Sans" w:cs="Open Sans"/>
+                <w:b/>
+                <w:color w:val="auto"/>
+                <w:sz w:val="16"/>
+                <w:szCs w:val="16"/>
+              </w:rPr>
+              <w:t>l</w:t>
+            </w:r>
+            <w:r>
+              <w:rPr>
+                <w:rFonts w:ascii="Plus Jakarta Sans" w:hAnsi="Plus Jakarta Sans" w:cs="Open Sans"/>
+                <w:b/>
+                <w:color w:val="auto"/>
+                <w:sz w:val="16"/>
+                <w:szCs w:val="16"/>
+              </w:rPr>
+              <w:t xml:space="preserve">ead </w:t>
+            </w:r>
+            <w:r>
+              <w:rPr>
+                <w:rFonts w:ascii="Plus Jakarta Sans" w:hAnsi="Plus Jakarta Sans" w:cs="Open Sans"/>
+                <w:b/>
+                <w:color w:val="auto"/>
+                <w:sz w:val="16"/>
+                <w:szCs w:val="16"/>
+              </w:rPr>
+              <w:t>i</w:t>
+            </w:r>
+            <w:r>
+              <w:rPr>
+                <w:rFonts w:ascii="Plus Jakarta Sans" w:hAnsi="Plus Jakarta Sans" w:cs="Open Sans"/>
+                <w:b/>
+                <w:color w:val="auto"/>
+                <w:sz w:val="16"/>
+                <w:szCs w:val="16"/>
+              </w:rPr>
+              <w:t xml:space="preserve">nternal </w:t>
+            </w:r>
+            <w:r>
+              <w:rPr>
+                <w:rFonts w:ascii="Plus Jakarta Sans" w:hAnsi="Plus Jakarta Sans" w:cs="Open Sans"/>
+                <w:b/>
+                <w:color w:val="auto"/>
+                <w:sz w:val="16"/>
+                <w:szCs w:val="16"/>
+              </w:rPr>
+              <w:t>v</w:t>
+            </w:r>
+            <w:r>
+              <w:rPr>
+                <w:rFonts w:ascii="Plus Jakarta Sans" w:hAnsi="Plus Jakarta Sans" w:cs="Open Sans"/>
+                <w:b/>
+                <w:color w:val="auto"/>
+                <w:sz w:val="16"/>
+                <w:szCs w:val="16"/>
+              </w:rPr>
+              <w:t>erifier</w:t>
+            </w:r>
+            <w:r>
+              <w:rPr>
+                <w:rFonts w:ascii="Plus Jakarta Sans" w:hAnsi="Plus Jakarta Sans" w:cs="Open Sans"/>
+                <w:color w:val="auto"/>
                 <w:sz w:val="16"/>
                 <w:szCs w:val="16"/>
               </w:rPr>
@@ -2789,8 +2909,9 @@
             </w:r>
             <w:r>
               <w:rPr>
-                <w:rFonts w:ascii="Open Sans" w:hAnsi="Open Sans" w:cs="Open Sans"/>
-                <w:b/>
+                <w:rFonts w:ascii="Plus Jakarta Sans" w:hAnsi="Plus Jakarta Sans" w:cs="Open Sans"/>
+                <w:b/>
+                <w:color w:val="auto"/>
                 <w:sz w:val="16"/>
                 <w:szCs w:val="16"/>
               </w:rPr>
@@ -2798,7 +2919,8 @@
             </w:r>
             <w:r>
               <w:rPr>
-                <w:rFonts w:ascii="Open Sans" w:hAnsi="Open Sans" w:cs="Open Sans"/>
+                <w:rFonts w:ascii="Plus Jakarta Sans" w:hAnsi="Plus Jakarta Sans" w:cs="Open Sans"/>
+                <w:color w:val="auto"/>
                 <w:sz w:val="16"/>
                 <w:szCs w:val="16"/>
               </w:rPr>
@@ -2814,18 +2936,38 @@
               <w:ind w:left="426" w:hanging="360"/>
               <w:contextualSpacing/>
               <w:rPr>
-                <w:rFonts w:ascii="Open Sans" w:hAnsi="Open Sans" w:cs="Open Sans"/>
-                <w:sz w:val="16"/>
-                <w:szCs w:val="16"/>
-              </w:rPr>
-            </w:pPr>
-            <w:r>
-              <w:rPr>
-                <w:rFonts w:ascii="Open Sans" w:hAnsi="Open Sans" w:cs="Open Sans"/>
-                <w:sz w:val="16"/>
-                <w:szCs w:val="16"/>
-              </w:rPr>
-              <w:t>The learner has met initial deadlines set in the assignment or has met an agreed deadline extension.</w:t>
+                <w:rFonts w:ascii="Plus Jakarta Sans" w:hAnsi="Plus Jakarta Sans" w:cs="Open Sans"/>
+                <w:color w:val="auto"/>
+                <w:sz w:val="16"/>
+                <w:szCs w:val="16"/>
+              </w:rPr>
+            </w:pPr>
+            <w:r>
+              <w:rPr>
+                <w:rFonts w:ascii="Plus Jakarta Sans" w:hAnsi="Plus Jakarta Sans" w:cs="Open Sans"/>
+                <w:color w:val="auto"/>
+                <w:sz w:val="16"/>
+                <w:szCs w:val="16"/>
+              </w:rPr>
+              <w:t xml:space="preserve">The </w:t>
+            </w:r>
+            <w:r>
+              <w:rPr>
+                <w:rFonts w:ascii="Plus Jakarta Sans" w:hAnsi="Plus Jakarta Sans" w:cs="Open Sans"/>
+                <w:color w:val="auto"/>
+                <w:sz w:val="16"/>
+                <w:szCs w:val="16"/>
+              </w:rPr>
+              <w:t>student</w:t>
+            </w:r>
+            <w:r>
+              <w:rPr>
+                <w:rFonts w:ascii="Plus Jakarta Sans" w:hAnsi="Plus Jakarta Sans" w:cs="Open Sans"/>
+                <w:color w:val="auto"/>
+                <w:sz w:val="16"/>
+                <w:szCs w:val="16"/>
+              </w:rPr>
+              <w:t xml:space="preserve"> has met initial deadlines set in the assignment or has met an agreed deadline extension.</w:t>
             </w:r>
           </w:p>
           <w:p>
@@ -2837,18 +2979,38 @@
               <w:ind w:left="426" w:hanging="360"/>
               <w:contextualSpacing/>
               <w:rPr>
-                <w:rFonts w:ascii="Open Sans" w:hAnsi="Open Sans" w:cs="Open Sans"/>
-                <w:sz w:val="16"/>
-                <w:szCs w:val="16"/>
-              </w:rPr>
-            </w:pPr>
-            <w:r>
-              <w:rPr>
-                <w:rFonts w:ascii="Open Sans" w:hAnsi="Open Sans" w:cs="Open Sans"/>
-                <w:sz w:val="16"/>
-                <w:szCs w:val="16"/>
-              </w:rPr>
-              <w:t>The tutor considers that the learner will be able to provide improved evidence without further guidance.</w:t>
+                <w:rFonts w:ascii="Plus Jakarta Sans" w:hAnsi="Plus Jakarta Sans" w:cs="Open Sans"/>
+                <w:color w:val="auto"/>
+                <w:sz w:val="16"/>
+                <w:szCs w:val="16"/>
+              </w:rPr>
+            </w:pPr>
+            <w:r>
+              <w:rPr>
+                <w:rFonts w:ascii="Plus Jakarta Sans" w:hAnsi="Plus Jakarta Sans" w:cs="Open Sans"/>
+                <w:color w:val="auto"/>
+                <w:sz w:val="16"/>
+                <w:szCs w:val="16"/>
+              </w:rPr>
+              <w:t xml:space="preserve">The tutor considers that the </w:t>
+            </w:r>
+            <w:r>
+              <w:rPr>
+                <w:rFonts w:ascii="Plus Jakarta Sans" w:hAnsi="Plus Jakarta Sans" w:cs="Open Sans"/>
+                <w:color w:val="auto"/>
+                <w:sz w:val="16"/>
+                <w:szCs w:val="16"/>
+              </w:rPr>
+              <w:t>student</w:t>
+            </w:r>
+            <w:r>
+              <w:rPr>
+                <w:rFonts w:ascii="Plus Jakarta Sans" w:hAnsi="Plus Jakarta Sans" w:cs="Open Sans"/>
+                <w:color w:val="auto"/>
+                <w:sz w:val="16"/>
+                <w:szCs w:val="16"/>
+              </w:rPr>
+              <w:t xml:space="preserve"> will be able to provide improved evidence without further guidance.</w:t>
             </w:r>
           </w:p>
           <w:p>
@@ -2860,18 +3022,38 @@
               <w:ind w:left="426" w:hanging="360"/>
               <w:contextualSpacing/>
               <w:rPr>
-                <w:rFonts w:ascii="Open Sans" w:hAnsi="Open Sans" w:cs="Open Sans"/>
-                <w:sz w:val="18"/>
-                <w:szCs w:val="18"/>
-              </w:rPr>
-            </w:pPr>
-            <w:r>
-              <w:rPr>
-                <w:rFonts w:ascii="Open Sans" w:hAnsi="Open Sans" w:cs="Open Sans"/>
-                <w:sz w:val="16"/>
-                <w:szCs w:val="16"/>
-              </w:rPr>
-              <w:t>Evidence submitted for assessment has been authenticated and accompanied by a signed and dated declaration of authenticity by the learner.</w:t>
+                <w:rFonts w:ascii="Plus Jakarta Sans" w:hAnsi="Plus Jakarta Sans" w:cs="Open Sans"/>
+                <w:color w:val="auto"/>
+                <w:sz w:val="16"/>
+                <w:szCs w:val="16"/>
+              </w:rPr>
+            </w:pPr>
+            <w:r>
+              <w:rPr>
+                <w:rFonts w:ascii="Plus Jakarta Sans" w:hAnsi="Plus Jakarta Sans" w:cs="Open Sans"/>
+                <w:color w:val="auto"/>
+                <w:sz w:val="16"/>
+                <w:szCs w:val="16"/>
+              </w:rPr>
+              <w:t xml:space="preserve">Evidence submitted for assessment has been authenticated and accompanied by a signed and dated declaration of authenticity by the </w:t>
+            </w:r>
+            <w:r>
+              <w:rPr>
+                <w:rFonts w:ascii="Plus Jakarta Sans" w:hAnsi="Plus Jakarta Sans" w:cs="Open Sans"/>
+                <w:color w:val="auto"/>
+                <w:sz w:val="16"/>
+                <w:szCs w:val="16"/>
+              </w:rPr>
+              <w:t>student</w:t>
+            </w:r>
+            <w:r>
+              <w:rPr>
+                <w:rFonts w:ascii="Plus Jakarta Sans" w:hAnsi="Plus Jakarta Sans" w:cs="Open Sans"/>
+                <w:color w:val="auto"/>
+                <w:sz w:val="16"/>
+                <w:szCs w:val="16"/>
+              </w:rPr>
+              <w:t>.</w:t>
             </w:r>
           </w:p>
           <w:p>
@@ -2883,14 +3065,17 @@
               <w:ind w:left="426" w:hanging="360"/>
               <w:contextualSpacing/>
               <w:rPr>
-                <w:rFonts w:ascii="Open Sans" w:hAnsi="Open Sans" w:cs="Open Sans"/>
-                <w:sz w:val="16"/>
-                <w:szCs w:val="16"/>
-              </w:rPr>
-            </w:pPr>
-            <w:r>
-              <w:rPr>
-                <w:rFonts w:ascii="Open Sans" w:hAnsi="Open Sans" w:cs="Open Sans"/>
+                <w:rStyle w:val="normaltextrun"/>
+                <w:rFonts w:ascii="Plus Jakarta Sans" w:hAnsi="Plus Jakarta Sans" w:cs="Open Sans"/>
+                <w:color w:val="auto"/>
+                <w:sz w:val="16"/>
+                <w:szCs w:val="16"/>
+              </w:rPr>
+            </w:pPr>
+            <w:r>
+              <w:rPr>
+                <w:rFonts w:ascii="Plus Jakarta Sans" w:hAnsi="Plus Jakarta Sans" w:cs="Open Sans"/>
+                <w:color w:val="auto"/>
                 <w:sz w:val="16"/>
                 <w:szCs w:val="16"/>
               </w:rPr>
@@ -2898,8 +3083,9 @@
             </w:r>
             <w:r>
               <w:rPr>
-                <w:rFonts w:ascii="Open Sans" w:hAnsi="Open Sans" w:cs="Open Sans"/>
-                <w:b/>
+                <w:rFonts w:ascii="Plus Jakarta Sans" w:hAnsi="Plus Jakarta Sans" w:cs="Open Sans"/>
+                <w:b/>
+                <w:color w:val="auto"/>
                 <w:sz w:val="16"/>
                 <w:szCs w:val="16"/>
               </w:rPr>
@@ -2907,121 +3093,49 @@
             </w:r>
             <w:r>
               <w:rPr>
-                <w:rFonts w:ascii="Open Sans" w:hAnsi="Open Sans" w:cs="Open Sans"/>
-                <w:sz w:val="16"/>
-                <w:szCs w:val="16"/>
-              </w:rPr>
-              <w:t xml:space="preserve"> be submitted within 15 working days of learners receiving assessment feedback which must be within a timely period of the assessment taking place.</w:t>
-            </w:r>
-          </w:p>
-        </w:tc>
-        <w:tc>
-          <w:tcPr>
-            <w:tcW w:w="1862" w:type="dxa"/>
-            <w:gridSpan w:val="2"/>
-            <w:shd w:val="clear" w:color="auto" w:fill="F2F2F2" w:themeFill="background1" w:themeFillShade="F2"/>
-            <w:vAlign w:val="center"/>
-          </w:tcPr>
-          <w:p>
-            <w:pPr>
-              <w:pStyle w:val="paragraph"/>
-              <w:spacing w:before="0" w:beforeAutospacing="0" w:after="0" w:afterAutospacing="0"/>
-              <w:textAlignment w:val="baseline"/>
-              <w:rPr>
-                <w:rStyle w:val="normaltextrun"/>
-                <w:rFonts w:ascii="Open Sans" w:hAnsi="Open Sans" w:cs="Open Sans"/>
-                <w:color w:val="000000"/>
-                <w:sz w:val="16"/>
-                <w:szCs w:val="16"/>
-              </w:rPr>
-            </w:pPr>
-            <w:r>
-              <w:rPr>
-                <w:rFonts w:ascii="Open Sans" w:hAnsi="Open Sans" w:cs="Open Sans"/>
-                <w:b/>
-                <w:color w:val="0070C0"/>
-                <w:sz w:val="16"/>
-                <w:szCs w:val="16"/>
-              </w:rPr>
-              <w:t>LIV signature</w:t>
-            </w:r>
-          </w:p>
-        </w:tc>
-        <w:tc>
-          <w:tcPr>
-            <w:tcW w:w="2674" w:type="dxa"/>
-            <w:shd w:val="clear" w:color="auto" w:fill="FFFFFF" w:themeFill="background1"/>
-            <w:vAlign w:val="center"/>
-          </w:tcPr>
-          <w:p>
-            <w:pPr>
-              <w:pStyle w:val="paragraph"/>
-              <w:spacing w:before="0" w:beforeAutospacing="0" w:after="0" w:afterAutospacing="0"/>
-              <w:textAlignment w:val="baseline"/>
-              <w:rPr>
-                <w:rStyle w:val="normaltextrun"/>
-                <w:rFonts w:ascii="Open Sans" w:hAnsi="Open Sans" w:cs="Open Sans"/>
-                <w:color w:val="000000"/>
-                <w:sz w:val="16"/>
-                <w:szCs w:val="16"/>
-              </w:rPr>
-            </w:pPr>
-            <w:proofErr w:type="gramStart"/>
-            <w:r>
-              <w:rPr>
-                <w:rStyle w:val="normaltextrun"/>
-                <w:rFonts w:ascii="Open Sans" w:eastAsia="Open Sans" w:hAnsi="Open Sans" w:cs="Open Sans"/>
-                <w:color w:val="000000" w:themeColor="text1"/>
-                <w:sz w:val="16"/>
-                <w:szCs w:val="16"/>
-              </w:rPr>
-              <w:t xml:space="preserve">{{ </w:t>
-            </w:r>
-            <w:proofErr w:type="spellStart"/>
-            <w:r>
-              <w:rPr>
-                <w:rStyle w:val="normaltextrun"/>
-                <w:rFonts w:ascii="Open Sans" w:eastAsia="Open Sans" w:hAnsi="Open Sans" w:cs="Open Sans"/>
-                <w:color w:val="000000" w:themeColor="text1"/>
-                <w:sz w:val="16"/>
-                <w:szCs w:val="16"/>
-              </w:rPr>
-              <w:t>signature</w:t>
-            </w:r>
-            <w:proofErr w:type="gramEnd"/>
-            <w:r>
-              <w:rPr>
-                <w:rStyle w:val="normaltextrun"/>
-                <w:rFonts w:ascii="Open Sans" w:eastAsia="Open Sans" w:hAnsi="Open Sans" w:cs="Open Sans"/>
-                <w:color w:val="000000" w:themeColor="text1"/>
-                <w:sz w:val="16"/>
-                <w:szCs w:val="16"/>
-              </w:rPr>
-              <w:t>_iv</w:t>
-            </w:r>
-            <w:proofErr w:type="spellEnd"/>
-            <w:r>
-              <w:rPr>
-                <w:rStyle w:val="normaltextrun"/>
-                <w:rFonts w:ascii="Open Sans" w:eastAsia="Open Sans" w:hAnsi="Open Sans" w:cs="Open Sans"/>
-                <w:color w:val="000000" w:themeColor="text1"/>
-                <w:sz w:val="16"/>
-                <w:szCs w:val="16"/>
-              </w:rPr>
-              <w:t xml:space="preserve"> }}</w:t>
+                <w:rFonts w:ascii="Plus Jakarta Sans" w:hAnsi="Plus Jakarta Sans" w:cs="Open Sans"/>
+                <w:color w:val="auto"/>
+                <w:sz w:val="16"/>
+                <w:szCs w:val="16"/>
+              </w:rPr>
+              <w:t xml:space="preserve"> be submitted within 15 working days of</w:t>
+            </w:r>
+            <w:r>
+              <w:rPr>
+                <w:rFonts w:ascii="Plus Jakarta Sans" w:hAnsi="Plus Jakarta Sans" w:cs="Open Sans"/>
+                <w:color w:val="auto"/>
+                <w:sz w:val="16"/>
+                <w:szCs w:val="16"/>
+              </w:rPr>
+              <w:t xml:space="preserve"> students</w:t>
+            </w:r>
+            <w:r>
+              <w:rPr>
+                <w:rFonts w:ascii="Plus Jakarta Sans" w:hAnsi="Plus Jakarta Sans" w:cs="Open Sans"/>
+                <w:color w:val="auto"/>
+                <w:sz w:val="16"/>
+                <w:szCs w:val="16"/>
+              </w:rPr>
+              <w:t xml:space="preserve"> receiving assessment feedback which must be within a timely period of the assessment taking place.</w:t>
             </w:r>
           </w:p>
         </w:tc>
       </w:tr>
       <w:tr>
         <w:trPr>
-          <w:trHeight w:val="1178"/>
+          <w:trHeight w:val="374"/>
         </w:trPr>
         <w:tc>
           <w:tcPr>
-            <w:tcW w:w="6158" w:type="dxa"/>
+            <w:tcW w:w="2572" w:type="dxa"/>
             <w:gridSpan w:val="4"/>
-            <w:vMerge/>
+            <w:tcBorders>
+              <w:top w:val="dashSmallGap" w:sz="4" w:space="0" w:color="512EAB"/>
+              <w:left w:val="dashSmallGap" w:sz="4" w:space="0" w:color="512EAB"/>
+              <w:bottom w:val="dashSmallGap" w:sz="4" w:space="0" w:color="512EAB"/>
+              <w:right w:val="dashSmallGap" w:sz="4" w:space="0" w:color="512EAB"/>
+            </w:tcBorders>
+            <w:shd w:val="clear" w:color="auto" w:fill="F2F2F2" w:themeFill="background1" w:themeFillShade="F2"/>
             <w:tcMar>
               <w:top w:w="28" w:type="dxa"/>
               <w:bottom w:w="28" w:type="dxa"/>
@@ -3031,65 +3145,46 @@
           <w:p>
             <w:pPr>
               <w:rPr>
-                <w:rFonts w:ascii="Open Sans" w:hAnsi="Open Sans" w:cs="Open Sans"/>
-                <w:b/>
-                <w:color w:val="0070C0"/>
-              </w:rPr>
-            </w:pPr>
-          </w:p>
-        </w:tc>
-        <w:tc>
-          <w:tcPr>
-            <w:tcW w:w="1862" w:type="dxa"/>
-            <w:gridSpan w:val="2"/>
-            <w:shd w:val="clear" w:color="auto" w:fill="F2F2F2" w:themeFill="background1" w:themeFillShade="F2"/>
-            <w:vAlign w:val="center"/>
-          </w:tcPr>
-          <w:p>
-            <w:pPr>
-              <w:pStyle w:val="paragraph"/>
-              <w:spacing w:before="0" w:beforeAutospacing="0" w:after="0" w:afterAutospacing="0"/>
-              <w:textAlignment w:val="baseline"/>
-              <w:rPr>
-                <w:rStyle w:val="normaltextrun"/>
-                <w:rFonts w:ascii="Open Sans" w:hAnsi="Open Sans" w:cs="Open Sans"/>
-                <w:color w:val="000000"/>
-                <w:sz w:val="16"/>
-                <w:szCs w:val="16"/>
-              </w:rPr>
-            </w:pPr>
-            <w:r>
-              <w:rPr>
-                <w:rFonts w:ascii="Open Sans" w:hAnsi="Open Sans" w:cs="Open Sans"/>
-                <w:b/>
-                <w:color w:val="0070C0"/>
-                <w:sz w:val="16"/>
-                <w:szCs w:val="16"/>
-              </w:rPr>
-              <w:t>Date</w:t>
-            </w:r>
-          </w:p>
-        </w:tc>
-        <w:tc>
-          <w:tcPr>
-            <w:tcW w:w="2674" w:type="dxa"/>
+                <w:rFonts w:ascii="Plus Jakarta Sans" w:hAnsi="Plus Jakarta Sans" w:cs="Open Sans"/>
+                <w:b/>
+                <w:color w:val="0D004D"/>
+                <w:sz w:val="18"/>
+                <w:szCs w:val="18"/>
+              </w:rPr>
+            </w:pPr>
+            <w:r>
+              <w:rPr>
+                <w:rFonts w:ascii="Plus Jakarta Sans" w:hAnsi="Plus Jakarta Sans" w:cs="Open Sans"/>
+                <w:b/>
+                <w:bCs/>
+                <w:color w:val="0D004D"/>
+              </w:rPr>
+              <w:t>Lead IV signature</w:t>
+            </w:r>
+          </w:p>
+        </w:tc>
+        <w:tc>
+          <w:tcPr>
+            <w:tcW w:w="2572" w:type="dxa"/>
+            <w:tcBorders>
+              <w:top w:val="dashSmallGap" w:sz="4" w:space="0" w:color="512EAB"/>
+              <w:left w:val="dashSmallGap" w:sz="4" w:space="0" w:color="512EAB"/>
+              <w:bottom w:val="dashSmallGap" w:sz="4" w:space="0" w:color="512EAB"/>
+              <w:right w:val="dashSmallGap" w:sz="4" w:space="0" w:color="512EAB"/>
+            </w:tcBorders>
             <w:shd w:val="clear" w:color="auto" w:fill="FFFFFF" w:themeFill="background1"/>
             <w:vAlign w:val="center"/>
           </w:tcPr>
           <w:p>
             <w:pPr>
-              <w:pStyle w:val="paragraph"/>
-              <w:spacing w:before="0" w:beforeAutospacing="0" w:after="0" w:afterAutospacing="0"/>
-              <w:textAlignment w:val="baseline"/>
-              <w:rPr>
-                <w:rStyle w:val="normaltextrun"/>
-                <w:rFonts w:ascii="Open Sans" w:hAnsi="Open Sans" w:cs="Open Sans"/>
-                <w:color w:val="000000"/>
-                <w:sz w:val="16"/>
-                <w:szCs w:val="16"/>
-              </w:rPr>
-            </w:pPr>
-            <w:proofErr w:type="gramStart"/>
+              <w:rPr>
+                <w:rFonts w:ascii="Plus Jakarta Sans" w:hAnsi="Plus Jakarta Sans" w:cs="Open Sans"/>
+                <w:b/>
+                <w:color w:val="auto"/>
+                <w:sz w:val="18"/>
+                <w:szCs w:val="18"/>
+              </w:rPr>
+            </w:pPr>
             <w:r>
               <w:rPr>
                 <w:rStyle w:val="normaltextrun"/>
@@ -3098,9 +3193,67 @@
                 <w:sz w:val="16"/>
                 <w:szCs w:val="16"/>
               </w:rPr>
-              <w:t xml:space="preserve">{{ </w:t>
-            </w:r>
-            <w:proofErr w:type="spellStart"/>
+              <w:t>{{ signature_iv }}</w:t>
+            </w:r>
+          </w:p>
+        </w:tc>
+        <w:tc>
+          <w:tcPr>
+            <w:tcW w:w="2573" w:type="dxa"/>
+            <w:gridSpan w:val="2"/>
+            <w:tcBorders>
+              <w:top w:val="dashSmallGap" w:sz="4" w:space="0" w:color="512EAB"/>
+              <w:left w:val="dashSmallGap" w:sz="4" w:space="0" w:color="512EAB"/>
+              <w:bottom w:val="dashSmallGap" w:sz="4" w:space="0" w:color="512EAB"/>
+              <w:right w:val="dashSmallGap" w:sz="4" w:space="0" w:color="512EAB"/>
+            </w:tcBorders>
+            <w:shd w:val="clear" w:color="auto" w:fill="F2F2F2" w:themeFill="background1" w:themeFillShade="F2"/>
+            <w:vAlign w:val="center"/>
+          </w:tcPr>
+          <w:p>
+            <w:pPr>
+              <w:rPr>
+                <w:rFonts w:ascii="Plus Jakarta Sans" w:hAnsi="Plus Jakarta Sans" w:cs="Open Sans"/>
+                <w:b/>
+                <w:color w:val="0D004D"/>
+                <w:sz w:val="18"/>
+                <w:szCs w:val="18"/>
+              </w:rPr>
+            </w:pPr>
+            <w:r>
+              <w:rPr>
+                <w:rFonts w:ascii="Plus Jakarta Sans" w:hAnsi="Plus Jakarta Sans" w:cs="Open Sans"/>
+                <w:b/>
+                <w:color w:val="0D004D"/>
+              </w:rPr>
+              <w:t>Date</w:t>
+            </w:r>
+          </w:p>
+        </w:tc>
+        <w:tc>
+          <w:tcPr>
+            <w:tcW w:w="2977" w:type="dxa"/>
+            <w:tcBorders>
+              <w:top w:val="dashSmallGap" w:sz="4" w:space="0" w:color="512EAB"/>
+              <w:left w:val="dashSmallGap" w:sz="4" w:space="0" w:color="512EAB"/>
+              <w:bottom w:val="dashSmallGap" w:sz="4" w:space="0" w:color="512EAB"/>
+              <w:right w:val="dashSmallGap" w:sz="4" w:space="0" w:color="512EAB"/>
+            </w:tcBorders>
+            <w:tcMar>
+              <w:top w:w="28" w:type="dxa"/>
+              <w:bottom w:w="28" w:type="dxa"/>
+            </w:tcMar>
+            <w:vAlign w:val="center"/>
+          </w:tcPr>
+          <w:p>
+            <w:pPr>
+              <w:rPr>
+                <w:rFonts w:ascii="Open Sans" w:hAnsi="Open Sans" w:cs="Open Sans"/>
+                <w:color w:val="auto"/>
+                <w:sz w:val="16"/>
+                <w:szCs w:val="16"/>
+              </w:rPr>
+            </w:pPr>
             <w:r>
               <w:rPr>
                 <w:rStyle w:val="normaltextrun"/>
@@ -3109,29 +3262,7 @@
                 <w:sz w:val="16"/>
                 <w:szCs w:val="16"/>
               </w:rPr>
-              <w:t>lead</w:t>
-            </w:r>
-            <w:proofErr w:type="gramEnd"/>
-            <w:r>
-              <w:rPr>
-                <w:rStyle w:val="normaltextrun"/>
-                <w:rFonts w:ascii="Open Sans" w:eastAsia="Open Sans" w:hAnsi="Open Sans" w:cs="Open Sans"/>
-                <w:color w:val="000000" w:themeColor="text1"/>
-                <w:sz w:val="16"/>
-                <w:szCs w:val="16"/>
-              </w:rPr>
-              <w:t>_iv_signed_date</w:t>
-            </w:r>
-            <w:proofErr w:type="spellEnd"/>
-            <w:r>
-              <w:rPr>
-                <w:rStyle w:val="normaltextrun"/>
-                <w:rFonts w:ascii="Open Sans" w:eastAsia="Open Sans" w:hAnsi="Open Sans" w:cs="Open Sans"/>
-                <w:color w:val="000000" w:themeColor="text1"/>
-                <w:sz w:val="16"/>
-                <w:szCs w:val="16"/>
-              </w:rPr>
-              <w:t xml:space="preserve"> }}</w:t>
+              <w:t>{{ lead_iv_signed_date }}</w:t>
             </w:r>
           </w:p>
         </w:tc>
@@ -3172,10 +3303,9 @@
             <w:tcBorders>
               <w:top w:val="nil"/>
               <w:left w:val="nil"/>
-              <w:bottom w:val="dashSmallGap" w:sz="4" w:space="0" w:color="5B9BD5" w:themeColor="accent1"/>
+              <w:bottom w:val="dashSmallGap" w:sz="4" w:space="0" w:color="512EAB"/>
               <w:right w:val="nil"/>
             </w:tcBorders>
-            <w:shd w:val="clear" w:color="auto" w:fill="auto"/>
             <w:tcMar>
               <w:top w:w="28" w:type="dxa"/>
               <w:bottom w:w="28" w:type="dxa"/>
@@ -3194,20 +3324,40 @@
               <w:rPr>
                 <w:rFonts w:ascii="Open Sans Semibold" w:hAnsi="Open Sans Semibold" w:cs="Open Sans Semibold"/>
                 <w:b/>
-                <w:color w:val="2E74B5" w:themeColor="accent1" w:themeShade="BF"/>
+                <w:color w:val="0D004D"/>
                 <w:sz w:val="48"/>
                 <w:szCs w:val="48"/>
               </w:rPr>
-              <w:t>Resubmission/Retak</w:t>
+              <w:t>Resubmission/</w:t>
             </w:r>
             <w:r>
               <w:rPr>
                 <w:rFonts w:ascii="Open Sans Semibold" w:hAnsi="Open Sans Semibold" w:cs="Open Sans Semibold"/>
                 <w:b/>
-                <w:color w:val="2E74B5" w:themeColor="accent1" w:themeShade="BF"/>
+                <w:color w:val="0D004D"/>
                 <w:sz w:val="48"/>
                 <w:szCs w:val="48"/>
               </w:rPr>
+              <w:t>r</w:t>
+            </w:r>
+            <w:r>
+              <w:rPr>
+                <w:rFonts w:ascii="Open Sans Semibold" w:hAnsi="Open Sans Semibold" w:cs="Open Sans Semibold"/>
+                <w:b/>
+                <w:color w:val="0D004D"/>
+                <w:sz w:val="48"/>
+                <w:szCs w:val="48"/>
+              </w:rPr>
+              <w:t>etak</w:t>
+            </w:r>
+            <w:r>
+              <w:rPr>
+                <w:rFonts w:ascii="Open Sans Semibold" w:hAnsi="Open Sans Semibold" w:cs="Open Sans Semibold"/>
+                <w:b/>
+                <w:color w:val="0D004D"/>
+                <w:sz w:val="48"/>
+                <w:szCs w:val="48"/>
+              </w:rPr>
               <w:t>e</w:t>
             </w:r>
           </w:p>
@@ -3219,10 +3369,9 @@
             <w:tcBorders>
               <w:top w:val="nil"/>
               <w:left w:val="nil"/>
-              <w:bottom w:val="dashSmallGap" w:sz="4" w:space="0" w:color="5B9BD5" w:themeColor="accent1"/>
+              <w:bottom w:val="dashSmallGap" w:sz="4" w:space="0" w:color="512EAB"/>
               <w:right w:val="nil"/>
             </w:tcBorders>
-            <w:shd w:val="clear" w:color="auto" w:fill="auto"/>
             <w:tcMar>
               <w:top w:w="28" w:type="dxa"/>
               <w:bottom w:w="28" w:type="dxa"/>
@@ -3234,7 +3383,7 @@
               <w:jc w:val="right"/>
               <w:rPr>
                 <w:rFonts w:ascii="Open Sans Semibold" w:hAnsi="Open Sans Semibold" w:cs="Open Sans Semibold"/>
-                <w:color w:val="9CC2E5" w:themeColor="accent1" w:themeTint="99"/>
+                <w:color w:val="512EAB"/>
                 <w:sz w:val="36"/>
                 <w:szCs w:val="36"/>
               </w:rPr>
@@ -3242,91 +3391,105 @@
             <w:r>
               <w:rPr>
                 <w:rFonts w:ascii="Open Sans Semibold" w:hAnsi="Open Sans Semibold" w:cs="Open Sans Semibold"/>
-                <w:color w:val="9CC2E5" w:themeColor="accent1" w:themeTint="99"/>
+                <w:color w:val="512EAB"/>
               </w:rPr>
               <w:t>I</w:t>
             </w:r>
             <w:r>
               <w:rPr>
                 <w:rFonts w:ascii="Open Sans Semibold" w:hAnsi="Open Sans Semibold" w:cs="Open Sans Semibold"/>
-                <w:color w:val="9CC2E5" w:themeColor="accent1" w:themeTint="99"/>
+                <w:color w:val="512EAB"/>
               </w:rPr>
               <w:t>f a retake is required</w:t>
             </w:r>
             <w:r>
               <w:rPr>
                 <w:rFonts w:ascii="Open Sans Semibold" w:hAnsi="Open Sans Semibold" w:cs="Open Sans Semibold"/>
-                <w:color w:val="9CC2E5" w:themeColor="accent1" w:themeTint="99"/>
+                <w:color w:val="512EAB"/>
               </w:rPr>
               <w:t xml:space="preserve">, </w:t>
             </w:r>
             <w:r>
               <w:rPr>
                 <w:rFonts w:ascii="Open Sans Semibold" w:hAnsi="Open Sans Semibold" w:cs="Open Sans Semibold"/>
-                <w:color w:val="9CC2E5" w:themeColor="accent1" w:themeTint="99"/>
+                <w:color w:val="512EAB"/>
               </w:rPr>
               <w:t>copy,</w:t>
             </w:r>
             <w:r>
               <w:rPr>
                 <w:rFonts w:ascii="Open Sans Semibold" w:hAnsi="Open Sans Semibold" w:cs="Open Sans Semibold"/>
-                <w:color w:val="9CC2E5" w:themeColor="accent1" w:themeTint="99"/>
+                <w:color w:val="512EAB"/>
               </w:rPr>
               <w:t xml:space="preserve"> and paste the table belo</w:t>
             </w:r>
             <w:r>
               <w:rPr>
                 <w:rFonts w:ascii="Open Sans Semibold" w:hAnsi="Open Sans Semibold" w:cs="Open Sans Semibold"/>
-                <w:color w:val="9CC2E5" w:themeColor="accent1" w:themeTint="99"/>
+                <w:color w:val="512EAB"/>
               </w:rPr>
               <w:t>w. Note:</w:t>
             </w:r>
             <w:r>
               <w:rPr>
                 <w:rFonts w:ascii="Open Sans Semibold" w:hAnsi="Open Sans Semibold" w:cs="Open Sans Semibold"/>
-                <w:color w:val="9CC2E5" w:themeColor="accent1" w:themeTint="99"/>
+                <w:color w:val="512EAB"/>
               </w:rPr>
               <w:t xml:space="preserve"> </w:t>
             </w:r>
             <w:r>
               <w:rPr>
                 <w:rFonts w:ascii="Open Sans Semibold" w:hAnsi="Open Sans Semibold" w:cs="Open Sans Semibold"/>
-                <w:color w:val="9CC2E5" w:themeColor="accent1" w:themeTint="99"/>
+                <w:color w:val="512EAB"/>
               </w:rPr>
               <w:t xml:space="preserve">a </w:t>
             </w:r>
             <w:r>
               <w:rPr>
                 <w:rFonts w:ascii="Open Sans Semibold" w:hAnsi="Open Sans Semibold" w:cs="Open Sans Semibold"/>
-                <w:color w:val="9CC2E5" w:themeColor="accent1" w:themeTint="99"/>
+                <w:color w:val="512EAB"/>
               </w:rPr>
               <w:t xml:space="preserve">retake </w:t>
             </w:r>
             <w:r>
               <w:rPr>
                 <w:rFonts w:ascii="Open Sans Semibold" w:hAnsi="Open Sans Semibold" w:cs="Open Sans Semibold"/>
-                <w:color w:val="9CC2E5" w:themeColor="accent1" w:themeTint="99"/>
+                <w:color w:val="512EAB"/>
               </w:rPr>
               <w:t>is for</w:t>
             </w:r>
             <w:r>
               <w:rPr>
                 <w:rFonts w:ascii="Open Sans Semibold" w:hAnsi="Open Sans Semibold" w:cs="Open Sans Semibold"/>
-                <w:color w:val="9CC2E5" w:themeColor="accent1" w:themeTint="99"/>
-              </w:rPr>
-              <w:t xml:space="preserve"> missing Pass criteria only</w:t>
+                <w:color w:val="512EAB"/>
+              </w:rPr>
+              <w:t xml:space="preserve"> missing </w:t>
             </w:r>
             <w:r>
               <w:rPr>
                 <w:rFonts w:ascii="Open Sans Semibold" w:hAnsi="Open Sans Semibold" w:cs="Open Sans Semibold"/>
-                <w:color w:val="9CC2E5" w:themeColor="accent1" w:themeTint="99"/>
+                <w:color w:val="512EAB"/>
+              </w:rPr>
+              <w:t>p</w:t>
+            </w:r>
+            <w:r>
+              <w:rPr>
+                <w:rFonts w:ascii="Open Sans Semibold" w:hAnsi="Open Sans Semibold" w:cs="Open Sans Semibold"/>
+                <w:color w:val="512EAB"/>
+              </w:rPr>
+              <w:t>ass criteria only</w:t>
+            </w:r>
+            <w:r>
+              <w:rPr>
+                <w:rFonts w:ascii="Open Sans Semibold" w:hAnsi="Open Sans Semibold" w:cs="Open Sans Semibold"/>
+                <w:color w:val="512EAB"/>
               </w:rPr>
               <w:t>.</w:t>
             </w:r>
             <w:r>
               <w:rPr>
                 <w:rFonts w:ascii="Open Sans Semibold" w:hAnsi="Open Sans Semibold" w:cs="Open Sans Semibold"/>
-                <w:color w:val="auto"/>
+                <w:color w:val="512EAB"/>
                 <w:sz w:val="10"/>
                 <w:szCs w:val="10"/>
               </w:rPr>
@@ -3335,7 +3498,7 @@
             <w:r>
               <w:rPr>
                 <w:rFonts w:ascii="Open Sans Semibold" w:hAnsi="Open Sans Semibold" w:cs="Open Sans Semibold"/>
-                <w:color w:val="auto"/>
+                <w:color w:val="512EAB"/>
                 <w:sz w:val="10"/>
                 <w:szCs w:val="10"/>
               </w:rPr>
@@ -3354,7 +3517,9 @@
             <w:gridSpan w:val="2"/>
             <w:vMerge w:val="restart"/>
             <w:tcBorders>
-              <w:top w:val="dashSmallGap" w:sz="4" w:space="0" w:color="5B9BD5" w:themeColor="accent1"/>
+              <w:top w:val="dashSmallGap" w:sz="4" w:space="0" w:color="512EAB"/>
+              <w:left w:val="dashSmallGap" w:sz="4" w:space="0" w:color="512EAB"/>
+              <w:right w:val="dashSmallGap" w:sz="4" w:space="0" w:color="512EAB"/>
             </w:tcBorders>
             <w:shd w:val="clear" w:color="auto" w:fill="F2F2F2" w:themeFill="background1" w:themeFillShade="F2"/>
             <w:tcMar>
@@ -3366,20 +3531,25 @@
           <w:p>
             <w:pPr>
               <w:rPr>
-                <w:rFonts w:ascii="Open Sans" w:hAnsi="Open Sans" w:cs="Open Sans"/>
-                <w:sz w:val="16"/>
-                <w:szCs w:val="16"/>
-              </w:rPr>
-            </w:pPr>
-            <w:r>
-              <w:rPr>
-                <w:rFonts w:ascii="Open Sans" w:hAnsi="Open Sans" w:cs="Open Sans"/>
-                <w:b/>
-                <w:color w:val="2E74B5" w:themeColor="accent1" w:themeShade="BF"/>
-                <w:sz w:val="16"/>
-                <w:szCs w:val="16"/>
-              </w:rPr>
-              <w:t>Learner Name</w:t>
+                <w:rFonts w:ascii="Plus Jakarta Sans" w:hAnsi="Plus Jakarta Sans" w:cs="Open Sans"/>
+                <w:color w:val="auto"/>
+              </w:rPr>
+            </w:pPr>
+            <w:r>
+              <w:rPr>
+                <w:rFonts w:ascii="Plus Jakarta Sans" w:hAnsi="Plus Jakarta Sans" w:cs="Open Sans"/>
+                <w:b/>
+                <w:color w:val="0D004D"/>
+              </w:rPr>
+              <w:t>Student n</w:t>
+            </w:r>
+            <w:r>
+              <w:rPr>
+                <w:rFonts w:ascii="Plus Jakarta Sans" w:hAnsi="Plus Jakarta Sans" w:cs="Open Sans"/>
+                <w:b/>
+                <w:color w:val="0D004D"/>
+              </w:rPr>
+              <w:t>ame</w:t>
             </w:r>
           </w:p>
         </w:tc>
@@ -3388,7 +3558,76 @@
             <w:tcW w:w="2693" w:type="dxa"/>
             <w:vMerge w:val="restart"/>
             <w:tcBorders>
-              <w:top w:val="dashSmallGap" w:sz="4" w:space="0" w:color="5B9BD5" w:themeColor="accent1"/>
+              <w:top w:val="dashSmallGap" w:sz="4" w:space="0" w:color="512EAB"/>
+              <w:left w:val="dashSmallGap" w:sz="4" w:space="0" w:color="512EAB"/>
+              <w:right w:val="dashSmallGap" w:sz="4" w:space="0" w:color="512EAB"/>
+            </w:tcBorders>
+            <w:vAlign w:val="center"/>
+          </w:tcPr>
+          <w:p>
+            <w:pPr>
+              <w:jc w:val="right"/>
+              <w:rPr>
+                <w:rFonts w:ascii="Plus Jakarta Sans" w:hAnsi="Plus Jakarta Sans" w:cs="Open Sans"/>
+                <w:color w:val="auto"/>
+              </w:rPr>
+            </w:pPr>
+          </w:p>
+        </w:tc>
+        <w:tc>
+          <w:tcPr>
+            <w:tcW w:w="2552" w:type="dxa"/>
+            <w:tcBorders>
+              <w:top w:val="dashSmallGap" w:sz="4" w:space="0" w:color="512EAB"/>
+              <w:left w:val="dashSmallGap" w:sz="4" w:space="0" w:color="512EAB"/>
+              <w:bottom w:val="dashSmallGap" w:sz="4" w:space="0" w:color="512EAB"/>
+              <w:right w:val="dashSmallGap" w:sz="4" w:space="0" w:color="512EAB"/>
+            </w:tcBorders>
+            <w:shd w:val="clear" w:color="auto" w:fill="F2F2F2" w:themeFill="background1" w:themeFillShade="F2"/>
+            <w:vAlign w:val="center"/>
+          </w:tcPr>
+          <w:p>
+            <w:pPr>
+              <w:rPr>
+                <w:rFonts w:ascii="Plus Jakarta Sans" w:hAnsi="Plus Jakarta Sans" w:cs="Open Sans"/>
+                <w:b/>
+                <w:color w:val="0D004D"/>
+              </w:rPr>
+            </w:pPr>
+            <w:r>
+              <w:rPr>
+                <w:rFonts w:ascii="Plus Jakarta Sans" w:hAnsi="Plus Jakarta Sans" w:cs="Open Sans"/>
+                <w:b/>
+                <w:color w:val="0D004D"/>
+              </w:rPr>
+              <w:t xml:space="preserve">Student </w:t>
+            </w:r>
+            <w:r>
+              <w:rPr>
+                <w:rFonts w:ascii="Plus Jakarta Sans" w:hAnsi="Plus Jakarta Sans" w:cs="Open Sans"/>
+                <w:b/>
+                <w:color w:val="0D004D"/>
+              </w:rPr>
+              <w:t>r</w:t>
+            </w:r>
+            <w:r>
+              <w:rPr>
+                <w:rFonts w:ascii="Plus Jakarta Sans" w:hAnsi="Plus Jakarta Sans" w:cs="Open Sans"/>
+                <w:b/>
+                <w:color w:val="0D004D"/>
+              </w:rPr>
+              <w:t>egistration Number</w:t>
+            </w:r>
+          </w:p>
+        </w:tc>
+        <w:tc>
+          <w:tcPr>
+            <w:tcW w:w="2977" w:type="dxa"/>
+            <w:tcBorders>
+              <w:top w:val="dashSmallGap" w:sz="4" w:space="0" w:color="512EAB"/>
+              <w:left w:val="dashSmallGap" w:sz="4" w:space="0" w:color="512EAB"/>
+              <w:bottom w:val="dashSmallGap" w:sz="4" w:space="0" w:color="512EAB"/>
+              <w:right w:val="dashSmallGap" w:sz="4" w:space="0" w:color="512EAB"/>
             </w:tcBorders>
             <w:shd w:val="clear" w:color="auto" w:fill="FFFFFF" w:themeFill="background1"/>
             <w:vAlign w:val="center"/>
@@ -3397,58 +3636,8 @@
             <w:pPr>
               <w:jc w:val="right"/>
               <w:rPr>
-                <w:rFonts w:ascii="Open Sans" w:hAnsi="Open Sans" w:cs="Open Sans"/>
-                <w:sz w:val="16"/>
-                <w:szCs w:val="16"/>
-              </w:rPr>
-            </w:pPr>
-          </w:p>
-        </w:tc>
-        <w:tc>
-          <w:tcPr>
-            <w:tcW w:w="2552" w:type="dxa"/>
-            <w:tcBorders>
-              <w:top w:val="dashSmallGap" w:sz="4" w:space="0" w:color="5B9BD5" w:themeColor="accent1"/>
-            </w:tcBorders>
-            <w:shd w:val="clear" w:color="auto" w:fill="F2F2F2" w:themeFill="background1" w:themeFillShade="F2"/>
-            <w:vAlign w:val="center"/>
-          </w:tcPr>
-          <w:p>
-            <w:pPr>
-              <w:rPr>
-                <w:rFonts w:ascii="Open Sans" w:hAnsi="Open Sans" w:cs="Open Sans"/>
-                <w:sz w:val="16"/>
-                <w:szCs w:val="16"/>
-              </w:rPr>
-            </w:pPr>
-            <w:r>
-              <w:rPr>
-                <w:rFonts w:ascii="Open Sans" w:hAnsi="Open Sans" w:cs="Open Sans"/>
-                <w:b/>
-                <w:color w:val="2E74B5" w:themeColor="accent1" w:themeShade="BF"/>
-                <w:sz w:val="16"/>
-                <w:szCs w:val="16"/>
-              </w:rPr>
-              <w:t>Unit / Component Number and Title</w:t>
-            </w:r>
-          </w:p>
-        </w:tc>
-        <w:tc>
-          <w:tcPr>
-            <w:tcW w:w="2977" w:type="dxa"/>
-            <w:tcBorders>
-              <w:top w:val="dashSmallGap" w:sz="4" w:space="0" w:color="5B9BD5" w:themeColor="accent1"/>
-            </w:tcBorders>
-            <w:shd w:val="clear" w:color="auto" w:fill="FFFFFF" w:themeFill="background1"/>
-            <w:vAlign w:val="center"/>
-          </w:tcPr>
-          <w:p>
-            <w:pPr>
-              <w:jc w:val="right"/>
-              <w:rPr>
-                <w:rFonts w:ascii="Open Sans" w:hAnsi="Open Sans" w:cs="Open Sans"/>
-                <w:sz w:val="16"/>
-                <w:szCs w:val="16"/>
+                <w:rFonts w:ascii="Plus Jakarta Sans" w:hAnsi="Plus Jakarta Sans" w:cs="Open Sans"/>
+                <w:color w:val="0D004D"/>
               </w:rPr>
             </w:pPr>
           </w:p>
@@ -3463,6 +3652,10 @@
             <w:tcW w:w="2472" w:type="dxa"/>
             <w:gridSpan w:val="2"/>
             <w:vMerge/>
+            <w:tcBorders>
+              <w:left w:val="dashSmallGap" w:sz="4" w:space="0" w:color="512EAB"/>
+              <w:right w:val="dashSmallGap" w:sz="4" w:space="0" w:color="512EAB"/>
+            </w:tcBorders>
             <w:shd w:val="clear" w:color="auto" w:fill="F2F2F2" w:themeFill="background1" w:themeFillShade="F2"/>
             <w:tcMar>
               <w:top w:w="28" w:type="dxa"/>
@@ -3473,11 +3666,8 @@
           <w:p>
             <w:pPr>
               <w:rPr>
-                <w:rFonts w:ascii="Open Sans" w:hAnsi="Open Sans" w:cs="Open Sans"/>
-                <w:b/>
-                <w:color w:val="2E74B5" w:themeColor="accent1" w:themeShade="BF"/>
-                <w:sz w:val="16"/>
-                <w:szCs w:val="16"/>
+                <w:rFonts w:ascii="Plus Jakarta Sans" w:hAnsi="Plus Jakarta Sans" w:cs="Open Sans"/>
+                <w:color w:val="0D004D"/>
               </w:rPr>
             </w:pPr>
           </w:p>
@@ -3486,6 +3676,92 @@
           <w:tcPr>
             <w:tcW w:w="2693" w:type="dxa"/>
             <w:vMerge/>
+            <w:tcBorders>
+              <w:left w:val="dashSmallGap" w:sz="4" w:space="0" w:color="512EAB"/>
+              <w:right w:val="dashSmallGap" w:sz="4" w:space="0" w:color="512EAB"/>
+            </w:tcBorders>
+            <w:vAlign w:val="center"/>
+          </w:tcPr>
+          <w:p>
+            <w:pPr>
+              <w:jc w:val="right"/>
+              <w:rPr>
+                <w:rFonts w:ascii="Plus Jakarta Sans" w:hAnsi="Plus Jakarta Sans" w:cs="Open Sans"/>
+                <w:color w:val="auto"/>
+              </w:rPr>
+            </w:pPr>
+          </w:p>
+        </w:tc>
+        <w:tc>
+          <w:tcPr>
+            <w:tcW w:w="2552" w:type="dxa"/>
+            <w:tcBorders>
+              <w:top w:val="dashSmallGap" w:sz="4" w:space="0" w:color="512EAB"/>
+              <w:left w:val="dashSmallGap" w:sz="4" w:space="0" w:color="512EAB"/>
+              <w:bottom w:val="dashSmallGap" w:sz="4" w:space="0" w:color="512EAB"/>
+              <w:right w:val="dashSmallGap" w:sz="4" w:space="0" w:color="512EAB"/>
+            </w:tcBorders>
+            <w:shd w:val="clear" w:color="auto" w:fill="F2F2F2" w:themeFill="background1" w:themeFillShade="F2"/>
+            <w:vAlign w:val="center"/>
+          </w:tcPr>
+          <w:p>
+            <w:pPr>
+              <w:rPr>
+                <w:rFonts w:ascii="Plus Jakarta Sans" w:hAnsi="Plus Jakarta Sans" w:cs="Open Sans"/>
+                <w:color w:val="0D004D"/>
+              </w:rPr>
+            </w:pPr>
+            <w:r>
+              <w:rPr>
+                <w:rFonts w:ascii="Plus Jakarta Sans" w:hAnsi="Plus Jakarta Sans" w:cs="Open Sans"/>
+                <w:b/>
+                <w:color w:val="0D004D"/>
+              </w:rPr>
+              <w:t xml:space="preserve">Unit </w:t>
+            </w:r>
+            <w:r>
+              <w:rPr>
+                <w:rFonts w:ascii="Plus Jakarta Sans" w:hAnsi="Plus Jakarta Sans" w:cs="Open Sans"/>
+                <w:b/>
+                <w:color w:val="0D004D"/>
+              </w:rPr>
+              <w:t>n</w:t>
+            </w:r>
+            <w:r>
+              <w:rPr>
+                <w:rFonts w:ascii="Plus Jakarta Sans" w:hAnsi="Plus Jakarta Sans" w:cs="Open Sans"/>
+                <w:b/>
+                <w:color w:val="0D004D"/>
+              </w:rPr>
+              <w:t xml:space="preserve">umber and </w:t>
+            </w:r>
+            <w:r>
+              <w:rPr>
+                <w:rFonts w:ascii="Plus Jakarta Sans" w:hAnsi="Plus Jakarta Sans" w:cs="Open Sans"/>
+                <w:b/>
+                <w:color w:val="0D004D"/>
+              </w:rPr>
+              <w:t>t</w:t>
+            </w:r>
+            <w:r>
+              <w:rPr>
+                <w:rFonts w:ascii="Plus Jakarta Sans" w:hAnsi="Plus Jakarta Sans" w:cs="Open Sans"/>
+                <w:b/>
+                <w:color w:val="0D004D"/>
+              </w:rPr>
+              <w:t>itle</w:t>
+            </w:r>
+          </w:p>
+        </w:tc>
+        <w:tc>
+          <w:tcPr>
+            <w:tcW w:w="2977" w:type="dxa"/>
+            <w:tcBorders>
+              <w:top w:val="dashSmallGap" w:sz="4" w:space="0" w:color="512EAB"/>
+              <w:left w:val="dashSmallGap" w:sz="4" w:space="0" w:color="512EAB"/>
+              <w:bottom w:val="dashSmallGap" w:sz="4" w:space="0" w:color="512EAB"/>
+              <w:right w:val="dashSmallGap" w:sz="4" w:space="0" w:color="512EAB"/>
+            </w:tcBorders>
             <w:shd w:val="clear" w:color="auto" w:fill="FFFFFF" w:themeFill="background1"/>
             <w:vAlign w:val="center"/>
           </w:tcPr>
@@ -3493,9 +3769,61 @@
             <w:pPr>
               <w:jc w:val="right"/>
               <w:rPr>
-                <w:rFonts w:ascii="Open Sans" w:hAnsi="Open Sans" w:cs="Open Sans"/>
-                <w:sz w:val="16"/>
-                <w:szCs w:val="16"/>
+                <w:rFonts w:ascii="Plus Jakarta Sans" w:hAnsi="Plus Jakarta Sans" w:cs="Open Sans"/>
+                <w:color w:val="0D004D"/>
+              </w:rPr>
+            </w:pPr>
+          </w:p>
+        </w:tc>
+      </w:tr>
+      <w:tr>
+        <w:trPr>
+          <w:trHeight w:val="456"/>
+        </w:trPr>
+        <w:tc>
+          <w:tcPr>
+            <w:tcW w:w="2472" w:type="dxa"/>
+            <w:gridSpan w:val="2"/>
+            <w:vMerge/>
+            <w:tcBorders>
+              <w:left w:val="dashSmallGap" w:sz="4" w:space="0" w:color="512EAB"/>
+              <w:bottom w:val="dashSmallGap" w:sz="4" w:space="0" w:color="512EAB"/>
+              <w:right w:val="dashSmallGap" w:sz="4" w:space="0" w:color="512EAB"/>
+            </w:tcBorders>
+            <w:shd w:val="clear" w:color="auto" w:fill="F2F2F2" w:themeFill="background1" w:themeFillShade="F2"/>
+            <w:tcMar>
+              <w:top w:w="28" w:type="dxa"/>
+              <w:bottom w:w="28" w:type="dxa"/>
+            </w:tcMar>
+            <w:vAlign w:val="center"/>
+          </w:tcPr>
+          <w:p>
+            <w:pPr>
+              <w:rPr>
+                <w:rFonts w:ascii="Plus Jakarta Sans" w:hAnsi="Plus Jakarta Sans" w:cs="Open Sans"/>
+                <w:b/>
+                <w:color w:val="0D004D"/>
+              </w:rPr>
+            </w:pPr>
+          </w:p>
+        </w:tc>
+        <w:tc>
+          <w:tcPr>
+            <w:tcW w:w="2693" w:type="dxa"/>
+            <w:vMerge/>
+            <w:tcBorders>
+              <w:left w:val="dashSmallGap" w:sz="4" w:space="0" w:color="512EAB"/>
+              <w:bottom w:val="dashSmallGap" w:sz="4" w:space="0" w:color="512EAB"/>
+              <w:right w:val="dashSmallGap" w:sz="4" w:space="0" w:color="512EAB"/>
+            </w:tcBorders>
+            <w:vAlign w:val="center"/>
+          </w:tcPr>
+          <w:p>
+            <w:pPr>
+              <w:jc w:val="right"/>
+              <w:rPr>
+                <w:rFonts w:ascii="Plus Jakarta Sans" w:hAnsi="Plus Jakarta Sans" w:cs="Open Sans"/>
+                <w:color w:val="512EAB"/>
               </w:rPr>
             </w:pPr>
           </w:p>
@@ -3504,7 +3832,10 @@
           <w:tcPr>
             <w:tcW w:w="2552" w:type="dxa"/>
             <w:tcBorders>
-              <w:top w:val="dashSmallGap" w:sz="4" w:space="0" w:color="5B9BD5" w:themeColor="accent1"/>
+              <w:top w:val="dashSmallGap" w:sz="4" w:space="0" w:color="512EAB"/>
+              <w:left w:val="dashSmallGap" w:sz="4" w:space="0" w:color="512EAB"/>
+              <w:bottom w:val="dashSmallGap" w:sz="4" w:space="0" w:color="512EAB"/>
+              <w:right w:val="dashSmallGap" w:sz="4" w:space="0" w:color="512EAB"/>
             </w:tcBorders>
             <w:shd w:val="clear" w:color="auto" w:fill="F2F2F2" w:themeFill="background1" w:themeFillShade="F2"/>
             <w:vAlign w:val="center"/>
@@ -3512,22 +3843,34 @@
           <w:p>
             <w:pPr>
               <w:rPr>
-                <w:rFonts w:ascii="Open Sans" w:hAnsi="Open Sans" w:cs="Open Sans"/>
-                <w:b/>
-                <w:color w:val="2E74B5" w:themeColor="accent1" w:themeShade="BF"/>
-                <w:sz w:val="16"/>
-                <w:szCs w:val="16"/>
-              </w:rPr>
-            </w:pPr>
-            <w:r>
-              <w:rPr>
-                <w:rFonts w:ascii="Open Sans" w:hAnsi="Open Sans" w:cs="Open Sans"/>
-                <w:b/>
-                <w:color w:val="2E74B5" w:themeColor="accent1" w:themeShade="BF"/>
-                <w:sz w:val="16"/>
-                <w:szCs w:val="16"/>
-              </w:rPr>
-              <w:t>Assignment Title</w:t>
+                <w:rFonts w:ascii="Plus Jakarta Sans" w:hAnsi="Plus Jakarta Sans" w:cs="Open Sans"/>
+                <w:b/>
+                <w:color w:val="0D004D"/>
+              </w:rPr>
+            </w:pPr>
+            <w:r>
+              <w:rPr>
+                <w:rFonts w:ascii="Plus Jakarta Sans" w:hAnsi="Plus Jakarta Sans" w:cs="Open Sans"/>
+                <w:b/>
+                <w:color w:val="0D004D"/>
+              </w:rPr>
+              <w:t xml:space="preserve">Assignment </w:t>
+            </w:r>
+            <w:r>
+              <w:rPr>
+                <w:rFonts w:ascii="Plus Jakarta Sans" w:hAnsi="Plus Jakarta Sans" w:cs="Open Sans"/>
+                <w:b/>
+                <w:color w:val="0D004D"/>
+              </w:rPr>
+              <w:t>ti</w:t>
+            </w:r>
+            <w:r>
+              <w:rPr>
+                <w:rFonts w:ascii="Plus Jakarta Sans" w:hAnsi="Plus Jakarta Sans" w:cs="Open Sans"/>
+                <w:b/>
+                <w:color w:val="0D004D"/>
+              </w:rPr>
+              <w:t>tle</w:t>
             </w:r>
           </w:p>
         </w:tc>
@@ -3535,7 +3878,10 @@
           <w:tcPr>
             <w:tcW w:w="2977" w:type="dxa"/>
             <w:tcBorders>
-              <w:top w:val="dashSmallGap" w:sz="4" w:space="0" w:color="5B9BD5" w:themeColor="accent1"/>
+              <w:top w:val="dashSmallGap" w:sz="4" w:space="0" w:color="512EAB"/>
+              <w:left w:val="dashSmallGap" w:sz="4" w:space="0" w:color="512EAB"/>
+              <w:bottom w:val="dashSmallGap" w:sz="4" w:space="0" w:color="512EAB"/>
+              <w:right w:val="dashSmallGap" w:sz="4" w:space="0" w:color="512EAB"/>
             </w:tcBorders>
             <w:shd w:val="clear" w:color="auto" w:fill="FFFFFF" w:themeFill="background1"/>
             <w:vAlign w:val="center"/>
@@ -3544,11 +3890,9 @@
             <w:pPr>
               <w:jc w:val="right"/>
               <w:rPr>
-                <w:rFonts w:ascii="Open Sans" w:hAnsi="Open Sans" w:cs="Open Sans"/>
-                <w:b/>
-                <w:color w:val="2E74B5" w:themeColor="accent1" w:themeShade="BF"/>
-                <w:sz w:val="16"/>
-                <w:szCs w:val="16"/>
+                <w:rFonts w:ascii="Plus Jakarta Sans" w:hAnsi="Plus Jakarta Sans" w:cs="Open Sans"/>
+                <w:b/>
+                <w:color w:val="0D004D"/>
               </w:rPr>
             </w:pPr>
           </w:p>
@@ -3563,7 +3907,10 @@
             <w:tcW w:w="2472" w:type="dxa"/>
             <w:gridSpan w:val="2"/>
             <w:tcBorders>
-              <w:top w:val="dashSmallGap" w:sz="4" w:space="0" w:color="5B9BD5" w:themeColor="accent1"/>
+              <w:top w:val="dashSmallGap" w:sz="4" w:space="0" w:color="512EAB"/>
+              <w:left w:val="dashSmallGap" w:sz="4" w:space="0" w:color="512EAB"/>
+              <w:bottom w:val="dashSmallGap" w:sz="4" w:space="0" w:color="512EAB"/>
+              <w:right w:val="dashSmallGap" w:sz="4" w:space="0" w:color="512EAB"/>
             </w:tcBorders>
             <w:shd w:val="clear" w:color="auto" w:fill="F2F2F2" w:themeFill="background1" w:themeFillShade="F2"/>
             <w:tcMar>
@@ -3575,20 +3922,34 @@
           <w:p>
             <w:pPr>
               <w:rPr>
-                <w:rFonts w:ascii="Open Sans" w:hAnsi="Open Sans" w:cs="Open Sans"/>
-                <w:b/>
-                <w:color w:val="2E74B5" w:themeColor="accent1" w:themeShade="BF"/>
-                <w:sz w:val="16"/>
-                <w:szCs w:val="16"/>
-              </w:rPr>
-            </w:pPr>
-            <w:r>
-              <w:rPr>
-                <w:rFonts w:ascii="Open Sans" w:hAnsi="Open Sans" w:cs="Open Sans"/>
-                <w:b/>
-                <w:color w:val="2E74B5" w:themeColor="accent1" w:themeShade="BF"/>
-              </w:rPr>
-              <w:t>Resubmission or Retake</w:t>
+                <w:rFonts w:ascii="Plus Jakarta Sans" w:hAnsi="Plus Jakarta Sans" w:cs="Open Sans"/>
+                <w:b/>
+                <w:color w:val="0D004D"/>
+              </w:rPr>
+            </w:pPr>
+            <w:r>
+              <w:rPr>
+                <w:rFonts w:ascii="Plus Jakarta Sans" w:hAnsi="Plus Jakarta Sans" w:cs="Open Sans"/>
+                <w:b/>
+                <w:color w:val="0D004D"/>
+              </w:rPr>
+              <w:t xml:space="preserve">Resubmission or </w:t>
+            </w:r>
+            <w:r>
+              <w:rPr>
+                <w:rFonts w:ascii="Plus Jakarta Sans" w:hAnsi="Plus Jakarta Sans" w:cs="Open Sans"/>
+                <w:b/>
+                <w:color w:val="0D004D"/>
+              </w:rPr>
+              <w:t>r</w:t>
+            </w:r>
+            <w:r>
+              <w:rPr>
+                <w:rFonts w:ascii="Plus Jakarta Sans" w:hAnsi="Plus Jakarta Sans" w:cs="Open Sans"/>
+                <w:b/>
+                <w:color w:val="0D004D"/>
+              </w:rPr>
+              <w:t>etake</w:t>
             </w:r>
           </w:p>
         </w:tc>
@@ -3597,16 +3958,18 @@
             <w:tcW w:w="8222" w:type="dxa"/>
             <w:gridSpan w:val="3"/>
             <w:tcBorders>
-              <w:top w:val="dashSmallGap" w:sz="4" w:space="0" w:color="5B9BD5" w:themeColor="accent1"/>
-            </w:tcBorders>
-            <w:shd w:val="clear" w:color="auto" w:fill="auto"/>
+              <w:top w:val="dashSmallGap" w:sz="4" w:space="0" w:color="512EAB"/>
+              <w:left w:val="dashSmallGap" w:sz="4" w:space="0" w:color="512EAB"/>
+              <w:bottom w:val="dashSmallGap" w:sz="4" w:space="0" w:color="512EAB"/>
+              <w:right w:val="dashSmallGap" w:sz="4" w:space="0" w:color="512EAB"/>
+            </w:tcBorders>
             <w:vAlign w:val="center"/>
           </w:tcPr>
           <w:p>
             <w:pPr>
               <w:jc w:val="right"/>
               <w:rPr>
-                <w:rFonts w:ascii="Open Sans" w:hAnsi="Open Sans" w:cs="Open Sans"/>
+                <w:rFonts w:ascii="Plus Jakarta Sans" w:hAnsi="Plus Jakarta Sans" w:cs="Open Sans"/>
                 <w:color w:val="auto"/>
               </w:rPr>
             </w:pPr>
@@ -3622,7 +3985,10 @@
             <w:tcW w:w="2472" w:type="dxa"/>
             <w:gridSpan w:val="2"/>
             <w:tcBorders>
-              <w:top w:val="dashSmallGap" w:sz="4" w:space="0" w:color="5B9BD5" w:themeColor="accent1"/>
+              <w:top w:val="dashSmallGap" w:sz="4" w:space="0" w:color="512EAB"/>
+              <w:left w:val="dashSmallGap" w:sz="4" w:space="0" w:color="512EAB"/>
+              <w:bottom w:val="dashSmallGap" w:sz="4" w:space="0" w:color="512EAB"/>
+              <w:right w:val="dashSmallGap" w:sz="4" w:space="0" w:color="512EAB"/>
             </w:tcBorders>
             <w:shd w:val="clear" w:color="auto" w:fill="F2F2F2" w:themeFill="background1" w:themeFillShade="F2"/>
             <w:tcMar>
@@ -3634,20 +4000,16 @@
           <w:p>
             <w:pPr>
               <w:rPr>
-                <w:rFonts w:ascii="Open Sans" w:hAnsi="Open Sans" w:cs="Open Sans"/>
-                <w:b/>
-                <w:color w:val="2E74B5" w:themeColor="accent1" w:themeShade="BF"/>
-                <w:sz w:val="16"/>
-                <w:szCs w:val="16"/>
-              </w:rPr>
-            </w:pPr>
-            <w:r>
-              <w:rPr>
-                <w:rFonts w:ascii="Open Sans" w:hAnsi="Open Sans" w:cs="Open Sans"/>
-                <w:b/>
-                <w:color w:val="2E74B5" w:themeColor="accent1" w:themeShade="BF"/>
-                <w:sz w:val="16"/>
-                <w:szCs w:val="16"/>
+                <w:rFonts w:ascii="Plus Jakarta Sans" w:hAnsi="Plus Jakarta Sans" w:cs="Open Sans"/>
+                <w:b/>
+                <w:color w:val="0D004D"/>
+              </w:rPr>
+            </w:pPr>
+            <w:r>
+              <w:rPr>
+                <w:rFonts w:ascii="Plus Jakarta Sans" w:hAnsi="Plus Jakarta Sans" w:cs="Open Sans"/>
+                <w:b/>
+                <w:color w:val="0D004D"/>
               </w:rPr>
               <w:t>Deadline</w:t>
             </w:r>
@@ -3657,19 +4019,19 @@
           <w:tcPr>
             <w:tcW w:w="2693" w:type="dxa"/>
             <w:tcBorders>
-              <w:top w:val="dashSmallGap" w:sz="4" w:space="0" w:color="5B9BD5" w:themeColor="accent1"/>
-            </w:tcBorders>
-            <w:shd w:val="clear" w:color="auto" w:fill="auto"/>
-            <w:vAlign w:val="center"/>
-          </w:tcPr>
-          <w:p>
-            <w:pPr>
-              <w:rPr>
-                <w:rFonts w:ascii="Open Sans" w:hAnsi="Open Sans" w:cs="Open Sans"/>
-                <w:b/>
-                <w:color w:val="auto"/>
-                <w:sz w:val="16"/>
-                <w:szCs w:val="16"/>
+              <w:top w:val="dashSmallGap" w:sz="4" w:space="0" w:color="512EAB"/>
+              <w:left w:val="dashSmallGap" w:sz="4" w:space="0" w:color="512EAB"/>
+              <w:bottom w:val="dashSmallGap" w:sz="4" w:space="0" w:color="512EAB"/>
+              <w:right w:val="dashSmallGap" w:sz="4" w:space="0" w:color="512EAB"/>
+            </w:tcBorders>
+            <w:vAlign w:val="center"/>
+          </w:tcPr>
+          <w:p>
+            <w:pPr>
+              <w:rPr>
+                <w:rFonts w:ascii="Plus Jakarta Sans" w:hAnsi="Plus Jakarta Sans" w:cs="Open Sans"/>
+                <w:b/>
+                <w:color w:val="auto"/>
               </w:rPr>
             </w:pPr>
           </w:p>
@@ -3678,7 +4040,10 @@
           <w:tcPr>
             <w:tcW w:w="2552" w:type="dxa"/>
             <w:tcBorders>
-              <w:top w:val="dashSmallGap" w:sz="4" w:space="0" w:color="5B9BD5" w:themeColor="accent1"/>
+              <w:top w:val="dashSmallGap" w:sz="4" w:space="0" w:color="512EAB"/>
+              <w:left w:val="dashSmallGap" w:sz="4" w:space="0" w:color="512EAB"/>
+              <w:bottom w:val="dashSmallGap" w:sz="4" w:space="0" w:color="512EAB"/>
+              <w:right w:val="dashSmallGap" w:sz="4" w:space="0" w:color="512EAB"/>
             </w:tcBorders>
             <w:shd w:val="clear" w:color="auto" w:fill="F2F2F2"/>
             <w:tcMar>
@@ -3690,22 +4055,34 @@
           <w:p>
             <w:pPr>
               <w:rPr>
-                <w:rFonts w:ascii="Open Sans" w:hAnsi="Open Sans" w:cs="Open Sans"/>
-                <w:b/>
-                <w:color w:val="2E74B5" w:themeColor="accent1" w:themeShade="BF"/>
-                <w:sz w:val="16"/>
-                <w:szCs w:val="16"/>
-              </w:rPr>
-            </w:pPr>
-            <w:r>
-              <w:rPr>
-                <w:rFonts w:ascii="Open Sans" w:hAnsi="Open Sans" w:cs="Open Sans"/>
-                <w:b/>
-                <w:color w:val="2E74B5" w:themeColor="accent1" w:themeShade="BF"/>
-                <w:sz w:val="16"/>
-                <w:szCs w:val="16"/>
-              </w:rPr>
-              <w:t>Date Submitted</w:t>
+                <w:rFonts w:ascii="Plus Jakarta Sans" w:hAnsi="Plus Jakarta Sans" w:cs="Open Sans"/>
+                <w:b/>
+                <w:color w:val="auto"/>
+              </w:rPr>
+            </w:pPr>
+            <w:r>
+              <w:rPr>
+                <w:rFonts w:ascii="Plus Jakarta Sans" w:hAnsi="Plus Jakarta Sans" w:cs="Open Sans"/>
+                <w:b/>
+                <w:color w:val="0D004D"/>
+              </w:rPr>
+              <w:t xml:space="preserve">Date </w:t>
+            </w:r>
+            <w:r>
+              <w:rPr>
+                <w:rFonts w:ascii="Plus Jakarta Sans" w:hAnsi="Plus Jakarta Sans" w:cs="Open Sans"/>
+                <w:b/>
+                <w:color w:val="0D004D"/>
+              </w:rPr>
+              <w:t>s</w:t>
+            </w:r>
+            <w:r>
+              <w:rPr>
+                <w:rFonts w:ascii="Plus Jakarta Sans" w:hAnsi="Plus Jakarta Sans" w:cs="Open Sans"/>
+                <w:b/>
+                <w:color w:val="0D004D"/>
+              </w:rPr>
+              <w:t>ubmitted</w:t>
             </w:r>
           </w:p>
         </w:tc>
@@ -3713,7 +4090,10 @@
           <w:tcPr>
             <w:tcW w:w="2977" w:type="dxa"/>
             <w:tcBorders>
-              <w:top w:val="dashSmallGap" w:sz="4" w:space="0" w:color="5B9BD5" w:themeColor="accent1"/>
+              <w:top w:val="dashSmallGap" w:sz="4" w:space="0" w:color="512EAB"/>
+              <w:left w:val="dashSmallGap" w:sz="4" w:space="0" w:color="512EAB"/>
+              <w:bottom w:val="dashSmallGap" w:sz="4" w:space="0" w:color="512EAB"/>
+              <w:right w:val="dashSmallGap" w:sz="4" w:space="0" w:color="512EAB"/>
             </w:tcBorders>
             <w:tcMar>
               <w:top w:w="28" w:type="dxa"/>
@@ -3724,7 +4104,7 @@
           <w:p>
             <w:pPr>
               <w:rPr>
-                <w:rFonts w:ascii="Open Sans" w:hAnsi="Open Sans" w:cs="Open Sans"/>
+                <w:rFonts w:ascii="Plus Jakarta Sans" w:hAnsi="Plus Jakarta Sans" w:cs="Open Sans"/>
                 <w:color w:val="auto"/>
               </w:rPr>
             </w:pPr>
@@ -3738,6 +4118,12 @@
         <w:tc>
           <w:tcPr>
             <w:tcW w:w="1236" w:type="dxa"/>
+            <w:tcBorders>
+              <w:top w:val="dashSmallGap" w:sz="4" w:space="0" w:color="512EAB"/>
+              <w:left w:val="dashSmallGap" w:sz="4" w:space="0" w:color="512EAB"/>
+              <w:bottom w:val="dashSmallGap" w:sz="4" w:space="0" w:color="512EAB"/>
+              <w:right w:val="dashSmallGap" w:sz="4" w:space="0" w:color="512EAB"/>
+            </w:tcBorders>
             <w:shd w:val="clear" w:color="auto" w:fill="F2F2F2"/>
             <w:tcMar>
               <w:top w:w="28" w:type="dxa"/>
@@ -3749,28 +4135,46 @@
             <w:pPr>
               <w:jc w:val="center"/>
               <w:rPr>
-                <w:rFonts w:ascii="Open Sans" w:hAnsi="Open Sans" w:cs="Open Sans"/>
-                <w:b/>
-                <w:color w:val="2E74B5" w:themeColor="accent1" w:themeShade="BF"/>
-                <w:sz w:val="16"/>
-                <w:szCs w:val="16"/>
-              </w:rPr>
-            </w:pPr>
-            <w:r>
-              <w:rPr>
-                <w:rFonts w:ascii="Open Sans" w:hAnsi="Open Sans" w:cs="Open Sans"/>
-                <w:b/>
-                <w:color w:val="2E74B5" w:themeColor="accent1" w:themeShade="BF"/>
-                <w:sz w:val="16"/>
-                <w:szCs w:val="16"/>
-              </w:rPr>
-              <w:t>Targeted Criteria</w:t>
+                <w:rFonts w:ascii="Plus Jakarta Sans" w:hAnsi="Plus Jakarta Sans" w:cs="Open Sans"/>
+                <w:b/>
+                <w:color w:val="0D004D"/>
+              </w:rPr>
+            </w:pPr>
+            <w:r>
+              <w:rPr>
+                <w:rFonts w:ascii="Plus Jakarta Sans" w:hAnsi="Plus Jakarta Sans" w:cs="Open Sans"/>
+                <w:b/>
+                <w:color w:val="0D004D"/>
+              </w:rPr>
+              <w:t xml:space="preserve">Targeted </w:t>
+            </w:r>
+            <w:r>
+              <w:rPr>
+                <w:rFonts w:ascii="Plus Jakarta Sans" w:hAnsi="Plus Jakarta Sans" w:cs="Open Sans"/>
+                <w:b/>
+                <w:color w:val="0D004D"/>
+              </w:rPr>
+              <w:t>c</w:t>
+            </w:r>
+            <w:r>
+              <w:rPr>
+                <w:rFonts w:ascii="Plus Jakarta Sans" w:hAnsi="Plus Jakarta Sans" w:cs="Open Sans"/>
+                <w:b/>
+                <w:color w:val="0D004D"/>
+              </w:rPr>
+              <w:t>riteria</w:t>
             </w:r>
           </w:p>
         </w:tc>
         <w:tc>
           <w:tcPr>
             <w:tcW w:w="1236" w:type="dxa"/>
+            <w:tcBorders>
+              <w:top w:val="dashSmallGap" w:sz="4" w:space="0" w:color="512EAB"/>
+              <w:left w:val="dashSmallGap" w:sz="4" w:space="0" w:color="512EAB"/>
+              <w:bottom w:val="dashSmallGap" w:sz="4" w:space="0" w:color="512EAB"/>
+              <w:right w:val="dashSmallGap" w:sz="4" w:space="0" w:color="512EAB"/>
+            </w:tcBorders>
             <w:shd w:val="clear" w:color="auto" w:fill="F2F2F2"/>
             <w:tcMar>
               <w:top w:w="28" w:type="dxa"/>
@@ -3782,19 +4186,15 @@
             <w:pPr>
               <w:jc w:val="center"/>
               <w:rPr>
-                <w:rFonts w:ascii="Open Sans" w:hAnsi="Open Sans" w:cs="Open Sans"/>
-                <w:color w:val="2E74B5" w:themeColor="accent1" w:themeShade="BF"/>
-                <w:sz w:val="16"/>
-                <w:szCs w:val="16"/>
-              </w:rPr>
-            </w:pPr>
-            <w:r>
-              <w:rPr>
-                <w:rFonts w:ascii="Open Sans" w:hAnsi="Open Sans" w:cs="Open Sans"/>
-                <w:b/>
-                <w:color w:val="2E74B5" w:themeColor="accent1" w:themeShade="BF"/>
-                <w:sz w:val="16"/>
-                <w:szCs w:val="16"/>
+                <w:rFonts w:ascii="Plus Jakarta Sans" w:hAnsi="Plus Jakarta Sans" w:cs="Open Sans"/>
+                <w:color w:val="0D004D"/>
+              </w:rPr>
+            </w:pPr>
+            <w:r>
+              <w:rPr>
+                <w:rFonts w:ascii="Plus Jakarta Sans" w:hAnsi="Plus Jakarta Sans" w:cs="Open Sans"/>
+                <w:b/>
+                <w:color w:val="0D004D"/>
               </w:rPr>
               <w:t>Criteria achieved</w:t>
             </w:r>
@@ -3804,25 +4204,27 @@
           <w:tcPr>
             <w:tcW w:w="8222" w:type="dxa"/>
             <w:gridSpan w:val="3"/>
+            <w:tcBorders>
+              <w:top w:val="dashSmallGap" w:sz="4" w:space="0" w:color="512EAB"/>
+              <w:left w:val="dashSmallGap" w:sz="4" w:space="0" w:color="512EAB"/>
+              <w:bottom w:val="dashSmallGap" w:sz="4" w:space="0" w:color="512EAB"/>
+              <w:right w:val="dashSmallGap" w:sz="4" w:space="0" w:color="512EAB"/>
+            </w:tcBorders>
             <w:shd w:val="clear" w:color="auto" w:fill="F2F2F2"/>
             <w:vAlign w:val="center"/>
           </w:tcPr>
           <w:p>
             <w:pPr>
               <w:rPr>
-                <w:rFonts w:ascii="Open Sans" w:hAnsi="Open Sans" w:cs="Open Sans"/>
-                <w:color w:val="2E74B5" w:themeColor="accent1" w:themeShade="BF"/>
-                <w:sz w:val="16"/>
-                <w:szCs w:val="16"/>
-              </w:rPr>
-            </w:pPr>
-            <w:r>
-              <w:rPr>
-                <w:rFonts w:ascii="Open Sans" w:hAnsi="Open Sans" w:cs="Open Sans"/>
-                <w:b/>
-                <w:color w:val="2E74B5" w:themeColor="accent1" w:themeShade="BF"/>
-                <w:sz w:val="16"/>
-                <w:szCs w:val="16"/>
+                <w:rFonts w:ascii="Plus Jakarta Sans" w:hAnsi="Plus Jakarta Sans" w:cs="Open Sans"/>
+                <w:color w:val="512EAB"/>
+              </w:rPr>
+            </w:pPr>
+            <w:r>
+              <w:rPr>
+                <w:rFonts w:ascii="Plus Jakarta Sans" w:hAnsi="Plus Jakarta Sans" w:cs="Open Sans"/>
+                <w:b/>
+                <w:color w:val="0D004D"/>
               </w:rPr>
               <w:t>Assessment comments</w:t>
             </w:r>
@@ -3836,6 +4238,12 @@
         <w:tc>
           <w:tcPr>
             <w:tcW w:w="1236" w:type="dxa"/>
+            <w:tcBorders>
+              <w:top w:val="dashSmallGap" w:sz="4" w:space="0" w:color="512EAB"/>
+              <w:left w:val="dashSmallGap" w:sz="4" w:space="0" w:color="512EAB"/>
+              <w:bottom w:val="dashSmallGap" w:sz="4" w:space="0" w:color="512EAB"/>
+              <w:right w:val="dashSmallGap" w:sz="4" w:space="0" w:color="512EAB"/>
+            </w:tcBorders>
             <w:tcMar>
               <w:top w:w="28" w:type="dxa"/>
               <w:bottom w:w="28" w:type="dxa"/>
@@ -3845,7 +4253,8 @@
           <w:p>
             <w:pPr>
               <w:rPr>
-                <w:rFonts w:ascii="Open Sans" w:hAnsi="Open Sans" w:cs="Open Sans"/>
+                <w:rFonts w:ascii="Plus Jakarta Sans" w:hAnsi="Plus Jakarta Sans" w:cs="Open Sans"/>
+                <w:color w:val="auto"/>
               </w:rPr>
             </w:pPr>
           </w:p>
@@ -3853,6 +4262,12 @@
         <w:tc>
           <w:tcPr>
             <w:tcW w:w="1236" w:type="dxa"/>
+            <w:tcBorders>
+              <w:top w:val="dashSmallGap" w:sz="4" w:space="0" w:color="512EAB"/>
+              <w:left w:val="dashSmallGap" w:sz="4" w:space="0" w:color="512EAB"/>
+              <w:bottom w:val="dashSmallGap" w:sz="4" w:space="0" w:color="512EAB"/>
+              <w:right w:val="dashSmallGap" w:sz="4" w:space="0" w:color="512EAB"/>
+            </w:tcBorders>
             <w:tcMar>
               <w:top w:w="28" w:type="dxa"/>
               <w:bottom w:w="28" w:type="dxa"/>
@@ -3863,7 +4278,7 @@
             <w:pPr>
               <w:jc w:val="center"/>
               <w:rPr>
-                <w:rFonts w:ascii="Open Sans" w:hAnsi="Open Sans" w:cs="Open Sans"/>
+                <w:rFonts w:ascii="Plus Jakarta Sans" w:hAnsi="Plus Jakarta Sans" w:cs="Open Sans"/>
                 <w:color w:val="auto"/>
               </w:rPr>
             </w:pPr>
@@ -3873,12 +4288,18 @@
           <w:tcPr>
             <w:tcW w:w="8222" w:type="dxa"/>
             <w:gridSpan w:val="3"/>
-            <w:vAlign w:val="center"/>
-          </w:tcPr>
-          <w:p>
-            <w:pPr>
-              <w:rPr>
-                <w:rFonts w:ascii="Open Sans" w:hAnsi="Open Sans" w:cs="Open Sans"/>
+            <w:tcBorders>
+              <w:top w:val="dashSmallGap" w:sz="4" w:space="0" w:color="512EAB"/>
+              <w:left w:val="dashSmallGap" w:sz="4" w:space="0" w:color="512EAB"/>
+              <w:bottom w:val="dashSmallGap" w:sz="4" w:space="0" w:color="512EAB"/>
+              <w:right w:val="dashSmallGap" w:sz="4" w:space="0" w:color="512EAB"/>
+            </w:tcBorders>
+            <w:vAlign w:val="center"/>
+          </w:tcPr>
+          <w:p>
+            <w:pPr>
+              <w:rPr>
+                <w:rFonts w:ascii="Plus Jakarta Sans" w:hAnsi="Plus Jakarta Sans" w:cs="Open Sans"/>
                 <w:color w:val="auto"/>
               </w:rPr>
             </w:pPr>
@@ -3892,6 +4313,12 @@
         <w:tc>
           <w:tcPr>
             <w:tcW w:w="1236" w:type="dxa"/>
+            <w:tcBorders>
+              <w:top w:val="dashSmallGap" w:sz="4" w:space="0" w:color="512EAB"/>
+              <w:left w:val="dashSmallGap" w:sz="4" w:space="0" w:color="512EAB"/>
+              <w:bottom w:val="dashSmallGap" w:sz="4" w:space="0" w:color="512EAB"/>
+              <w:right w:val="dashSmallGap" w:sz="4" w:space="0" w:color="512EAB"/>
+            </w:tcBorders>
             <w:tcMar>
               <w:top w:w="28" w:type="dxa"/>
               <w:bottom w:w="28" w:type="dxa"/>
@@ -3901,7 +4328,8 @@
           <w:p>
             <w:pPr>
               <w:rPr>
-                <w:rFonts w:ascii="Open Sans" w:hAnsi="Open Sans" w:cs="Open Sans"/>
+                <w:rFonts w:ascii="Plus Jakarta Sans" w:hAnsi="Plus Jakarta Sans" w:cs="Open Sans"/>
+                <w:color w:val="auto"/>
               </w:rPr>
             </w:pPr>
           </w:p>
@@ -3909,6 +4337,12 @@
         <w:tc>
           <w:tcPr>
             <w:tcW w:w="1236" w:type="dxa"/>
+            <w:tcBorders>
+              <w:top w:val="dashSmallGap" w:sz="4" w:space="0" w:color="512EAB"/>
+              <w:left w:val="dashSmallGap" w:sz="4" w:space="0" w:color="512EAB"/>
+              <w:bottom w:val="dashSmallGap" w:sz="4" w:space="0" w:color="512EAB"/>
+              <w:right w:val="dashSmallGap" w:sz="4" w:space="0" w:color="512EAB"/>
+            </w:tcBorders>
             <w:tcMar>
               <w:top w:w="28" w:type="dxa"/>
               <w:bottom w:w="28" w:type="dxa"/>
@@ -3919,7 +4353,7 @@
             <w:pPr>
               <w:jc w:val="center"/>
               <w:rPr>
-                <w:rFonts w:ascii="Open Sans" w:hAnsi="Open Sans" w:cs="Open Sans"/>
+                <w:rFonts w:ascii="Plus Jakarta Sans" w:hAnsi="Plus Jakarta Sans" w:cs="Open Sans"/>
                 <w:color w:val="auto"/>
               </w:rPr>
             </w:pPr>
@@ -3929,12 +4363,18 @@
           <w:tcPr>
             <w:tcW w:w="8222" w:type="dxa"/>
             <w:gridSpan w:val="3"/>
-            <w:vAlign w:val="center"/>
-          </w:tcPr>
-          <w:p>
-            <w:pPr>
-              <w:rPr>
-                <w:rFonts w:ascii="Open Sans" w:hAnsi="Open Sans" w:cs="Open Sans"/>
+            <w:tcBorders>
+              <w:top w:val="dashSmallGap" w:sz="4" w:space="0" w:color="512EAB"/>
+              <w:left w:val="dashSmallGap" w:sz="4" w:space="0" w:color="512EAB"/>
+              <w:bottom w:val="dashSmallGap" w:sz="4" w:space="0" w:color="512EAB"/>
+              <w:right w:val="dashSmallGap" w:sz="4" w:space="0" w:color="512EAB"/>
+            </w:tcBorders>
+            <w:vAlign w:val="center"/>
+          </w:tcPr>
+          <w:p>
+            <w:pPr>
+              <w:rPr>
+                <w:rFonts w:ascii="Plus Jakarta Sans" w:hAnsi="Plus Jakarta Sans" w:cs="Open Sans"/>
                 <w:color w:val="auto"/>
               </w:rPr>
             </w:pPr>
@@ -3948,6 +4388,12 @@
         <w:tc>
           <w:tcPr>
             <w:tcW w:w="1236" w:type="dxa"/>
+            <w:tcBorders>
+              <w:top w:val="dashSmallGap" w:sz="4" w:space="0" w:color="512EAB"/>
+              <w:left w:val="dashSmallGap" w:sz="4" w:space="0" w:color="512EAB"/>
+              <w:bottom w:val="dashSmallGap" w:sz="4" w:space="0" w:color="512EAB"/>
+              <w:right w:val="dashSmallGap" w:sz="4" w:space="0" w:color="512EAB"/>
+            </w:tcBorders>
             <w:tcMar>
               <w:top w:w="28" w:type="dxa"/>
               <w:bottom w:w="28" w:type="dxa"/>
@@ -3957,7 +4403,8 @@
           <w:p>
             <w:pPr>
               <w:rPr>
-                <w:rFonts w:ascii="Open Sans" w:hAnsi="Open Sans" w:cs="Open Sans"/>
+                <w:rFonts w:ascii="Plus Jakarta Sans" w:hAnsi="Plus Jakarta Sans" w:cs="Open Sans"/>
+                <w:color w:val="auto"/>
               </w:rPr>
             </w:pPr>
           </w:p>
@@ -3965,6 +4412,12 @@
         <w:tc>
           <w:tcPr>
             <w:tcW w:w="1236" w:type="dxa"/>
+            <w:tcBorders>
+              <w:top w:val="dashSmallGap" w:sz="4" w:space="0" w:color="512EAB"/>
+              <w:left w:val="dashSmallGap" w:sz="4" w:space="0" w:color="512EAB"/>
+              <w:bottom w:val="dashSmallGap" w:sz="4" w:space="0" w:color="512EAB"/>
+              <w:right w:val="dashSmallGap" w:sz="4" w:space="0" w:color="512EAB"/>
+            </w:tcBorders>
             <w:tcMar>
               <w:top w:w="28" w:type="dxa"/>
               <w:bottom w:w="28" w:type="dxa"/>
@@ -3975,7 +4428,7 @@
             <w:pPr>
               <w:jc w:val="center"/>
               <w:rPr>
-                <w:rFonts w:ascii="Open Sans" w:hAnsi="Open Sans" w:cs="Open Sans"/>
+                <w:rFonts w:ascii="Plus Jakarta Sans" w:hAnsi="Plus Jakarta Sans" w:cs="Open Sans"/>
                 <w:color w:val="auto"/>
               </w:rPr>
             </w:pPr>
@@ -3985,12 +4438,18 @@
           <w:tcPr>
             <w:tcW w:w="8222" w:type="dxa"/>
             <w:gridSpan w:val="3"/>
-            <w:vAlign w:val="center"/>
-          </w:tcPr>
-          <w:p>
-            <w:pPr>
-              <w:rPr>
-                <w:rFonts w:ascii="Open Sans" w:hAnsi="Open Sans" w:cs="Open Sans"/>
+            <w:tcBorders>
+              <w:top w:val="dashSmallGap" w:sz="4" w:space="0" w:color="512EAB"/>
+              <w:left w:val="dashSmallGap" w:sz="4" w:space="0" w:color="512EAB"/>
+              <w:bottom w:val="dashSmallGap" w:sz="4" w:space="0" w:color="512EAB"/>
+              <w:right w:val="dashSmallGap" w:sz="4" w:space="0" w:color="512EAB"/>
+            </w:tcBorders>
+            <w:vAlign w:val="center"/>
+          </w:tcPr>
+          <w:p>
+            <w:pPr>
+              <w:rPr>
+                <w:rFonts w:ascii="Plus Jakarta Sans" w:hAnsi="Plus Jakarta Sans" w:cs="Open Sans"/>
                 <w:color w:val="auto"/>
               </w:rPr>
             </w:pPr>
@@ -4005,6 +4464,12 @@
           <w:tcPr>
             <w:tcW w:w="10694" w:type="dxa"/>
             <w:gridSpan w:val="5"/>
+            <w:tcBorders>
+              <w:top w:val="dashSmallGap" w:sz="4" w:space="0" w:color="512EAB"/>
+              <w:left w:val="dashSmallGap" w:sz="4" w:space="0" w:color="512EAB"/>
+              <w:bottom w:val="dashSmallGap" w:sz="4" w:space="0" w:color="512EAB"/>
+              <w:right w:val="dashSmallGap" w:sz="4" w:space="0" w:color="512EAB"/>
+            </w:tcBorders>
             <w:shd w:val="clear" w:color="auto" w:fill="F2F2F2" w:themeFill="background1" w:themeFillShade="F2"/>
             <w:tcMar>
               <w:top w:w="28" w:type="dxa"/>
@@ -4015,16 +4480,15 @@
           <w:p>
             <w:pPr>
               <w:rPr>
-                <w:rFonts w:ascii="Open Sans" w:hAnsi="Open Sans" w:cs="Open Sans"/>
-              </w:rPr>
-            </w:pPr>
-            <w:r>
-              <w:rPr>
-                <w:rFonts w:ascii="Open Sans" w:hAnsi="Open Sans" w:cs="Open Sans"/>
-                <w:b/>
-                <w:color w:val="2E74B5" w:themeColor="accent1" w:themeShade="BF"/>
-                <w:sz w:val="16"/>
-                <w:szCs w:val="16"/>
+                <w:rFonts w:ascii="Plus Jakarta Sans" w:hAnsi="Plus Jakarta Sans" w:cs="Open Sans"/>
+                <w:color w:val="512EAB"/>
+              </w:rPr>
+            </w:pPr>
+            <w:r>
+              <w:rPr>
+                <w:rFonts w:ascii="Plus Jakarta Sans" w:hAnsi="Plus Jakarta Sans" w:cs="Open Sans"/>
+                <w:b/>
+                <w:color w:val="0D004D"/>
               </w:rPr>
               <w:t xml:space="preserve">General comments </w:t>
             </w:r>
@@ -4039,11 +4503,18 @@
           <w:tcPr>
             <w:tcW w:w="10694" w:type="dxa"/>
             <w:gridSpan w:val="5"/>
+            <w:tcBorders>
+              <w:top w:val="dashSmallGap" w:sz="4" w:space="0" w:color="512EAB"/>
+              <w:left w:val="dashSmallGap" w:sz="4" w:space="0" w:color="512EAB"/>
+              <w:bottom w:val="dashSmallGap" w:sz="4" w:space="0" w:color="512EAB"/>
+              <w:right w:val="dashSmallGap" w:sz="4" w:space="0" w:color="512EAB"/>
+            </w:tcBorders>
           </w:tcPr>
           <w:p>
             <w:pPr>
               <w:rPr>
                 <w:rFonts w:ascii="Open Sans" w:hAnsi="Open Sans" w:cs="Open Sans"/>
+                <w:color w:val="auto"/>
               </w:rPr>
             </w:pPr>
           </w:p>
@@ -4051,6 +4522,7 @@
             <w:pPr>
               <w:rPr>
                 <w:rFonts w:ascii="Open Sans" w:hAnsi="Open Sans" w:cs="Open Sans"/>
+                <w:color w:val="auto"/>
               </w:rPr>
             </w:pPr>
           </w:p>
@@ -4060,6 +4532,91 @@
                 <w:rFonts w:ascii="Open Sans" w:hAnsi="Open Sans" w:cs="Open Sans"/>
               </w:rPr>
             </w:pPr>
+          </w:p>
+        </w:tc>
+      </w:tr>
+    </w:tbl>
+    <w:tbl>
+      <w:tblPr>
+        <w:tblW w:w="10694" w:type="dxa"/>
+        <w:tblInd w:w="-67" w:type="dxa"/>
+        <w:tblBorders>
+          <w:top w:val="dashSmallGap" w:sz="4" w:space="0" w:color="2E74B5" w:themeColor="accent1" w:themeShade="BF"/>
+          <w:left w:val="dashSmallGap" w:sz="4" w:space="0" w:color="2E74B5" w:themeColor="accent1" w:themeShade="BF"/>
+          <w:bottom w:val="dashSmallGap" w:sz="4" w:space="0" w:color="2E74B5" w:themeColor="accent1" w:themeShade="BF"/>
+          <w:right w:val="dashSmallGap" w:sz="4" w:space="0" w:color="2E74B5" w:themeColor="accent1" w:themeShade="BF"/>
+          <w:insideH w:val="dashSmallGap" w:sz="4" w:space="0" w:color="2E74B5" w:themeColor="accent1" w:themeShade="BF"/>
+          <w:insideV w:val="dashSmallGap" w:sz="4" w:space="0" w:color="2E74B5" w:themeColor="accent1" w:themeShade="BF"/>
+        </w:tblBorders>
+        <w:tblLayout w:type="fixed"/>
+        <w:tblCellMar>
+          <w:top w:w="57" w:type="dxa"/>
+          <w:left w:w="57" w:type="dxa"/>
+          <w:bottom w:w="57" w:type="dxa"/>
+          <w:right w:w="57" w:type="dxa"/>
+        </w:tblCellMar>
+        <w:tblLook w:val="0000" w:firstRow="0" w:lastRow="0" w:firstColumn="0" w:lastColumn="0" w:noHBand="0" w:noVBand="0"/>
+      </w:tblPr>
+      <w:tblGrid>
+        <w:gridCol w:w="2189"/>
+        <w:gridCol w:w="484"/>
+        <w:gridCol w:w="2776"/>
+        <w:gridCol w:w="2693"/>
+        <w:gridCol w:w="2552"/>
+      </w:tblGrid>
+      <w:tr>
+        <w:trPr>
+          <w:trHeight w:val="513"/>
+        </w:trPr>
+        <w:tc>
+          <w:tcPr>
+            <w:tcW w:w="10694" w:type="dxa"/>
+            <w:gridSpan w:val="5"/>
+            <w:tcBorders>
+              <w:top w:val="dashSmallGap" w:sz="4" w:space="0" w:color="512EAB"/>
+              <w:left w:val="dashSmallGap" w:sz="4" w:space="0" w:color="512EAB"/>
+              <w:bottom w:val="dashSmallGap" w:sz="4" w:space="0" w:color="512EAB"/>
+              <w:right w:val="dashSmallGap" w:sz="4" w:space="0" w:color="512EAB"/>
+            </w:tcBorders>
+            <w:shd w:val="clear" w:color="auto" w:fill="F2F2F2" w:themeFill="background1" w:themeFillShade="F2"/>
+          </w:tcPr>
+          <w:p>
+            <w:pPr>
+              <w:rPr>
+                <w:rFonts w:ascii="Open Sans" w:hAnsi="Open Sans" w:cs="Open Sans"/>
+              </w:rPr>
+            </w:pPr>
+            <w:r>
+              <w:rPr>
+                <w:rFonts w:ascii="Plus Jakarta Sans" w:hAnsi="Plus Jakarta Sans" w:cs="Open Sans"/>
+                <w:b/>
+                <w:bCs/>
+                <w:color w:val="0D004D"/>
+                <w:sz w:val="18"/>
+                <w:szCs w:val="18"/>
+              </w:rPr>
+              <w:t>Student d</w:t>
+            </w:r>
+            <w:r>
+              <w:rPr>
+                <w:rFonts w:ascii="Plus Jakarta Sans" w:hAnsi="Plus Jakarta Sans" w:cs="Open Sans"/>
+                <w:b/>
+                <w:bCs/>
+                <w:color w:val="0D004D"/>
+                <w:sz w:val="18"/>
+                <w:szCs w:val="18"/>
+              </w:rPr>
+              <w:t xml:space="preserve">eclaration - </w:t>
+            </w:r>
+            <w:r>
+              <w:rPr>
+                <w:rFonts w:ascii="Plus Jakarta Sans" w:hAnsi="Plus Jakarta Sans" w:cs="Open Sans"/>
+                <w:color w:val="auto"/>
+                <w:sz w:val="16"/>
+                <w:szCs w:val="16"/>
+              </w:rPr>
+              <w:t>I certify that the evidence submitted for this assignment is my own. I have clearly referenced any sources, and any artificial intelligence (AI) tools used in the work. I understand that false declaration is a form of malpractice.</w:t>
+            </w:r>
           </w:p>
         </w:tc>
       </w:tr>
@@ -4069,10 +4626,11 @@
         </w:trPr>
         <w:tc>
           <w:tcPr>
-            <w:tcW w:w="5165" w:type="dxa"/>
-            <w:gridSpan w:val="3"/>
-            <w:vMerge w:val="restart"/>
-            <w:shd w:val="clear" w:color="auto" w:fill="F2F2F2"/>
+            <w:tcW w:w="2189" w:type="dxa"/>
+            <w:tcBorders>
+              <w:right w:val="dashSmallGap" w:sz="4" w:space="0" w:color="512EAB"/>
+            </w:tcBorders>
+            <w:shd w:val="clear" w:color="auto" w:fill="F2F2F2" w:themeFill="background1" w:themeFillShade="F2"/>
             <w:tcMar>
               <w:top w:w="28" w:type="dxa"/>
               <w:bottom w:w="28" w:type="dxa"/>
@@ -4082,70 +4640,101 @@
           <w:p>
             <w:pPr>
               <w:rPr>
+                <w:rFonts w:ascii="Plus Jakarta Sans" w:hAnsi="Plus Jakarta Sans" w:cs="Open Sans"/>
+                <w:b/>
+                <w:bCs/>
+                <w:color w:val="512EAB"/>
+              </w:rPr>
+            </w:pPr>
+            <w:r>
+              <w:rPr>
+                <w:rFonts w:ascii="Plus Jakarta Sans" w:hAnsi="Plus Jakarta Sans" w:cs="Open Sans"/>
+                <w:b/>
+                <w:bCs/>
+                <w:color w:val="0D004D"/>
+              </w:rPr>
+              <w:t>Student s</w:t>
+            </w:r>
+            <w:r>
+              <w:rPr>
+                <w:rFonts w:ascii="Plus Jakarta Sans" w:hAnsi="Plus Jakarta Sans" w:cs="Open Sans"/>
+                <w:b/>
+                <w:bCs/>
+                <w:color w:val="0D004D"/>
+              </w:rPr>
+              <w:t>ignature</w:t>
+            </w:r>
+          </w:p>
+        </w:tc>
+        <w:tc>
+          <w:tcPr>
+            <w:tcW w:w="3260" w:type="dxa"/>
+            <w:gridSpan w:val="2"/>
+            <w:tcBorders>
+              <w:top w:val="dashSmallGap" w:sz="4" w:space="0" w:color="512EAB"/>
+              <w:left w:val="dashSmallGap" w:sz="4" w:space="0" w:color="512EAB"/>
+              <w:bottom w:val="dashSmallGap" w:sz="4" w:space="0" w:color="512EAB"/>
+              <w:right w:val="dashSmallGap" w:sz="4" w:space="0" w:color="512EAB"/>
+            </w:tcBorders>
+            <w:vAlign w:val="center"/>
+          </w:tcPr>
+          <w:p>
+            <w:pPr>
+              <w:rPr>
+                <w:rFonts w:ascii="Plus Jakarta Sans" w:hAnsi="Plus Jakarta Sans" w:cs="Open Sans"/>
+                <w:b/>
+                <w:bCs/>
+                <w:color w:val="auto"/>
+              </w:rPr>
+            </w:pPr>
+          </w:p>
+        </w:tc>
+        <w:tc>
+          <w:tcPr>
+            <w:tcW w:w="2693" w:type="dxa"/>
+            <w:tcBorders>
+              <w:top w:val="dashSmallGap" w:sz="4" w:space="0" w:color="512EAB"/>
+              <w:left w:val="dashSmallGap" w:sz="4" w:space="0" w:color="512EAB"/>
+              <w:bottom w:val="dashSmallGap" w:sz="4" w:space="0" w:color="512EAB"/>
+              <w:right w:val="dashSmallGap" w:sz="4" w:space="0" w:color="512EAB"/>
+            </w:tcBorders>
+            <w:shd w:val="clear" w:color="auto" w:fill="F2F2F2" w:themeFill="background1" w:themeFillShade="F2"/>
+            <w:vAlign w:val="center"/>
+          </w:tcPr>
+          <w:p>
+            <w:pPr>
+              <w:rPr>
+                <w:rFonts w:ascii="Plus Jakarta Sans" w:hAnsi="Plus Jakarta Sans" w:cs="Open Sans"/>
+                <w:b/>
+                <w:color w:val="512EAB"/>
+              </w:rPr>
+            </w:pPr>
+            <w:r>
+              <w:rPr>
+                <w:rFonts w:ascii="Plus Jakarta Sans" w:hAnsi="Plus Jakarta Sans" w:cs="Open Sans"/>
+                <w:b/>
+                <w:color w:val="0D004D"/>
+              </w:rPr>
+              <w:t>Date</w:t>
+            </w:r>
+          </w:p>
+        </w:tc>
+        <w:tc>
+          <w:tcPr>
+            <w:tcW w:w="2552" w:type="dxa"/>
+            <w:tcBorders>
+              <w:top w:val="dashSmallGap" w:sz="4" w:space="0" w:color="512EAB"/>
+              <w:left w:val="dashSmallGap" w:sz="4" w:space="0" w:color="512EAB"/>
+              <w:bottom w:val="dashSmallGap" w:sz="4" w:space="0" w:color="512EAB"/>
+              <w:right w:val="dashSmallGap" w:sz="4" w:space="0" w:color="512EAB"/>
+            </w:tcBorders>
+            <w:vAlign w:val="center"/>
+          </w:tcPr>
+          <w:p>
+            <w:pPr>
+              <w:rPr>
                 <w:rFonts w:ascii="Open Sans" w:hAnsi="Open Sans" w:cs="Open Sans"/>
-                <w:sz w:val="16"/>
-                <w:szCs w:val="16"/>
-              </w:rPr>
-            </w:pPr>
-            <w:r>
-              <w:rPr>
-                <w:rFonts w:ascii="Open Sans" w:hAnsi="Open Sans" w:cs="Open Sans"/>
-                <w:b/>
-                <w:color w:val="2E74B5" w:themeColor="accent1" w:themeShade="BF"/>
-                <w:sz w:val="16"/>
-                <w:szCs w:val="16"/>
-              </w:rPr>
-              <w:lastRenderedPageBreak/>
-              <w:t xml:space="preserve">Learner Declaration - </w:t>
-            </w:r>
-            <w:r>
-              <w:rPr>
-                <w:rFonts w:ascii="Open Sans" w:hAnsi="Open Sans" w:cs="Open Sans"/>
-                <w:color w:val="auto"/>
-                <w:sz w:val="16"/>
-                <w:szCs w:val="16"/>
-              </w:rPr>
-              <w:t>I certify that the evidence submitted for this assignment is my own. I have clearly referenced any sources and any artificial intelligence (AI) tools used in the work. I understand that false declaration is a form of malpractice.</w:t>
-            </w:r>
-          </w:p>
-        </w:tc>
-        <w:tc>
-          <w:tcPr>
-            <w:tcW w:w="2552" w:type="dxa"/>
-            <w:shd w:val="clear" w:color="auto" w:fill="F2F2F2" w:themeFill="background1" w:themeFillShade="F2"/>
-            <w:vAlign w:val="center"/>
-          </w:tcPr>
-          <w:p>
-            <w:pPr>
-              <w:rPr>
-                <w:rFonts w:ascii="Open Sans" w:hAnsi="Open Sans" w:cs="Open Sans"/>
-                <w:b/>
-                <w:color w:val="2E74B5" w:themeColor="accent1" w:themeShade="BF"/>
-                <w:sz w:val="16"/>
-                <w:szCs w:val="16"/>
-              </w:rPr>
-            </w:pPr>
-            <w:r>
-              <w:rPr>
-                <w:rFonts w:ascii="Open Sans" w:hAnsi="Open Sans" w:cs="Open Sans"/>
-                <w:b/>
-                <w:color w:val="2E74B5" w:themeColor="accent1" w:themeShade="BF"/>
-                <w:sz w:val="16"/>
-                <w:szCs w:val="16"/>
-              </w:rPr>
-              <w:t>Learner signature</w:t>
-            </w:r>
-          </w:p>
-        </w:tc>
-        <w:tc>
-          <w:tcPr>
-            <w:tcW w:w="2977" w:type="dxa"/>
-            <w:vAlign w:val="center"/>
-          </w:tcPr>
-          <w:p>
-            <w:pPr>
-              <w:rPr>
-                <w:rFonts w:ascii="Open Sans" w:hAnsi="Open Sans" w:cs="Open Sans"/>
+                <w:color w:val="auto"/>
                 <w:sz w:val="16"/>
                 <w:szCs w:val="16"/>
               </w:rPr>
@@ -4155,14 +4744,19 @@
       </w:tr>
       <w:tr>
         <w:trPr>
-          <w:trHeight w:val="377"/>
+          <w:trHeight w:val="926"/>
         </w:trPr>
         <w:tc>
           <w:tcPr>
-            <w:tcW w:w="5165" w:type="dxa"/>
-            <w:gridSpan w:val="3"/>
-            <w:vMerge/>
-            <w:shd w:val="clear" w:color="auto" w:fill="F2F2F2"/>
+            <w:tcW w:w="10694" w:type="dxa"/>
+            <w:gridSpan w:val="5"/>
+            <w:tcBorders>
+              <w:top w:val="dashSmallGap" w:sz="4" w:space="0" w:color="512EAB"/>
+              <w:left w:val="dashSmallGap" w:sz="4" w:space="0" w:color="512EAB"/>
+              <w:bottom w:val="dashSmallGap" w:sz="4" w:space="0" w:color="512EAB"/>
+              <w:right w:val="dashSmallGap" w:sz="4" w:space="0" w:color="512EAB"/>
+            </w:tcBorders>
+            <w:shd w:val="clear" w:color="auto" w:fill="F2F2F2" w:themeFill="background1" w:themeFillShade="F2"/>
             <w:tcMar>
               <w:top w:w="28" w:type="dxa"/>
               <w:bottom w:w="28" w:type="dxa"/>
@@ -4172,44 +4766,142 @@
           <w:p>
             <w:pPr>
               <w:rPr>
-                <w:rFonts w:ascii="Open Sans" w:hAnsi="Open Sans" w:cs="Open Sans"/>
-                <w:sz w:val="16"/>
-                <w:szCs w:val="16"/>
-              </w:rPr>
-            </w:pPr>
-          </w:p>
-        </w:tc>
-        <w:tc>
-          <w:tcPr>
-            <w:tcW w:w="2552" w:type="dxa"/>
-            <w:shd w:val="clear" w:color="auto" w:fill="F2F2F2" w:themeFill="background1" w:themeFillShade="F2"/>
-            <w:vAlign w:val="center"/>
-          </w:tcPr>
-          <w:p>
-            <w:pPr>
-              <w:rPr>
-                <w:rFonts w:ascii="Open Sans" w:hAnsi="Open Sans" w:cs="Open Sans"/>
-                <w:sz w:val="16"/>
-                <w:szCs w:val="16"/>
-              </w:rPr>
-            </w:pPr>
-            <w:r>
-              <w:rPr>
-                <w:rFonts w:ascii="Open Sans" w:hAnsi="Open Sans" w:cs="Open Sans"/>
-                <w:b/>
-                <w:color w:val="2E74B5" w:themeColor="accent1" w:themeShade="BF"/>
-                <w:sz w:val="16"/>
-                <w:szCs w:val="16"/>
-              </w:rPr>
-              <w:t>Date</w:t>
-            </w:r>
-          </w:p>
-        </w:tc>
-        <w:tc>
-          <w:tcPr>
-            <w:tcW w:w="2977" w:type="dxa"/>
-            <w:vAlign w:val="center"/>
-          </w:tcPr>
+                <w:rFonts w:ascii="Plus Jakarta Sans" w:hAnsi="Plus Jakarta Sans" w:cs="Open Sans"/>
+                <w:sz w:val="16"/>
+                <w:szCs w:val="16"/>
+              </w:rPr>
+            </w:pPr>
+            <w:r>
+              <w:rPr>
+                <w:rFonts w:ascii="Plus Jakarta Sans" w:hAnsi="Plus Jakarta Sans" w:cs="Open Sans"/>
+                <w:b/>
+                <w:color w:val="0D004D"/>
+                <w:sz w:val="18"/>
+                <w:szCs w:val="18"/>
+              </w:rPr>
+              <w:t xml:space="preserve">Assessor declaration – </w:t>
+            </w:r>
+            <w:r>
+              <w:rPr>
+                <w:rFonts w:ascii="Plus Jakarta Sans" w:hAnsi="Plus Jakarta Sans" w:cs="Open Sans"/>
+                <w:color w:val="auto"/>
+                <w:sz w:val="16"/>
+                <w:szCs w:val="16"/>
+              </w:rPr>
+              <w:t>I declare that the work submitted for assessment has been carried out without assistance other than that which is acceptable according to the rules of the specification. I certify that to the best of my knowledge the evidence submitted for this assignment is the</w:t>
+            </w:r>
+            <w:r>
+              <w:rPr>
+                <w:rFonts w:ascii="Plus Jakarta Sans" w:hAnsi="Plus Jakarta Sans" w:cs="Open Sans"/>
+                <w:color w:val="auto"/>
+                <w:sz w:val="16"/>
+                <w:szCs w:val="16"/>
+              </w:rPr>
+              <w:t xml:space="preserve"> student</w:t>
+            </w:r>
+            <w:r>
+              <w:rPr>
+                <w:rFonts w:ascii="Plus Jakarta Sans" w:hAnsi="Plus Jakarta Sans" w:cs="Open Sans"/>
+                <w:color w:val="auto"/>
+                <w:sz w:val="16"/>
+                <w:szCs w:val="16"/>
+              </w:rPr>
+              <w:t xml:space="preserve">’s own. The </w:t>
+            </w:r>
+            <w:r>
+              <w:rPr>
+                <w:rFonts w:ascii="Plus Jakarta Sans" w:hAnsi="Plus Jakarta Sans" w:cs="Open Sans"/>
+                <w:color w:val="auto"/>
+                <w:sz w:val="16"/>
+                <w:szCs w:val="16"/>
+              </w:rPr>
+              <w:t>student</w:t>
+            </w:r>
+            <w:r>
+              <w:rPr>
+                <w:rFonts w:ascii="Plus Jakarta Sans" w:hAnsi="Plus Jakarta Sans" w:cs="Open Sans"/>
+                <w:color w:val="auto"/>
+                <w:sz w:val="16"/>
+                <w:szCs w:val="16"/>
+              </w:rPr>
+              <w:t xml:space="preserve"> has clearly referenced any sources, and any AI tools used in the work.</w:t>
+            </w:r>
+            <w:r>
+              <w:rPr>
+                <w:rFonts w:ascii="Plus Jakarta Sans" w:hAnsi="Plus Jakarta Sans" w:cs="Open Sans"/>
+                <w:color w:val="auto"/>
+                <w:sz w:val="16"/>
+                <w:szCs w:val="16"/>
+              </w:rPr>
+              <w:t xml:space="preserve"> </w:t>
+            </w:r>
+            <w:r>
+              <w:rPr>
+                <w:rFonts w:ascii="Plus Jakarta Sans" w:hAnsi="Plus Jakarta Sans" w:cs="Open Sans"/>
+                <w:i/>
+                <w:iCs/>
+                <w:color w:val="512EAB"/>
+                <w:sz w:val="16"/>
+                <w:szCs w:val="16"/>
+                <w:u w:val="single"/>
+              </w:rPr>
+              <w:t xml:space="preserve">I have not solely used AI to mark </w:t>
+            </w:r>
+            <w:r>
+              <w:rPr>
+                <w:rFonts w:ascii="Plus Jakarta Sans" w:hAnsi="Plus Jakarta Sans" w:cs="Open Sans"/>
+                <w:i/>
+                <w:iCs/>
+                <w:color w:val="512EAB"/>
+                <w:sz w:val="16"/>
+                <w:szCs w:val="16"/>
+                <w:u w:val="single"/>
+              </w:rPr>
+              <w:t>student</w:t>
+            </w:r>
+            <w:r>
+              <w:rPr>
+                <w:rFonts w:ascii="Plus Jakarta Sans" w:hAnsi="Plus Jakarta Sans" w:cs="Open Sans"/>
+                <w:i/>
+                <w:iCs/>
+                <w:color w:val="512EAB"/>
+                <w:sz w:val="16"/>
+                <w:szCs w:val="16"/>
+                <w:u w:val="single"/>
+              </w:rPr>
+              <w:t xml:space="preserve">'s </w:t>
+            </w:r>
+            <w:r>
+              <w:rPr>
+                <w:rFonts w:ascii="Plus Jakarta Sans" w:hAnsi="Plus Jakarta Sans" w:cs="Open Sans"/>
+                <w:i/>
+                <w:iCs/>
+                <w:color w:val="512EAB"/>
+                <w:sz w:val="16"/>
+                <w:szCs w:val="16"/>
+                <w:u w:val="single"/>
+              </w:rPr>
+              <w:t>work</w:t>
+            </w:r>
+            <w:r>
+              <w:rPr>
+                <w:rFonts w:ascii="Plus Jakarta Sans" w:hAnsi="Plus Jakarta Sans" w:cs="Open Sans"/>
+                <w:color w:val="auto"/>
+                <w:sz w:val="16"/>
+                <w:szCs w:val="16"/>
+              </w:rPr>
+              <w:t xml:space="preserve">. </w:t>
+            </w:r>
+            <w:r>
+              <w:rPr>
+                <w:rFonts w:ascii="Plus Jakarta Sans" w:hAnsi="Plus Jakarta Sans" w:cs="Open Sans"/>
+                <w:color w:val="auto"/>
+                <w:sz w:val="16"/>
+                <w:szCs w:val="16"/>
+              </w:rPr>
+              <w:t>I understand that false declaration is a form of malpractice.</w:t>
+            </w:r>
+          </w:p>
           <w:p>
             <w:pPr>
               <w:rPr>
@@ -4223,14 +4915,19 @@
       </w:tr>
       <w:tr>
         <w:trPr>
-          <w:trHeight w:val="412"/>
+          <w:trHeight w:val="448"/>
         </w:trPr>
         <w:tc>
           <w:tcPr>
-            <w:tcW w:w="5165" w:type="dxa"/>
-            <w:gridSpan w:val="3"/>
-            <w:vMerge w:val="restart"/>
-            <w:shd w:val="clear" w:color="auto" w:fill="F2F2F2"/>
+            <w:tcW w:w="2673" w:type="dxa"/>
+            <w:gridSpan w:val="2"/>
+            <w:tcBorders>
+              <w:top w:val="dashSmallGap" w:sz="4" w:space="0" w:color="512EAB"/>
+              <w:left w:val="dashSmallGap" w:sz="4" w:space="0" w:color="512EAB"/>
+              <w:bottom w:val="dashSmallGap" w:sz="4" w:space="0" w:color="512EAB"/>
+              <w:right w:val="dashSmallGap" w:sz="4" w:space="0" w:color="512EAB"/>
+            </w:tcBorders>
+            <w:shd w:val="clear" w:color="auto" w:fill="F2F2F2" w:themeFill="background1" w:themeFillShade="F2"/>
             <w:tcMar>
               <w:top w:w="28" w:type="dxa"/>
               <w:bottom w:w="28" w:type="dxa"/>
@@ -4240,202 +4937,119 @@
           <w:p>
             <w:pPr>
               <w:rPr>
-                <w:rFonts w:ascii="Open Sans" w:hAnsi="Open Sans" w:cs="Open Sans"/>
-                <w:sz w:val="16"/>
-                <w:szCs w:val="16"/>
-              </w:rPr>
-            </w:pPr>
-            <w:r>
-              <w:rPr>
-                <w:rFonts w:ascii="Open Sans" w:hAnsi="Open Sans" w:cs="Open Sans"/>
-                <w:b/>
-                <w:color w:val="2E74B5" w:themeColor="accent1" w:themeShade="BF"/>
-                <w:sz w:val="16"/>
-                <w:szCs w:val="16"/>
-              </w:rPr>
-              <w:t xml:space="preserve">Assessor declaration - </w:t>
-            </w:r>
-            <w:r>
-              <w:rPr>
-                <w:rFonts w:ascii="Open Sans" w:hAnsi="Open Sans" w:cs="Open Sans"/>
-                <w:color w:val="auto"/>
-                <w:sz w:val="16"/>
-                <w:szCs w:val="16"/>
-              </w:rPr>
-              <w:t xml:space="preserve">I declare that the work submitted for assessment has been carried out without assistance other than that which is acceptable according to the rules of the specification. I </w:t>
-            </w:r>
-            <w:r>
-              <w:rPr>
-                <w:rFonts w:ascii="Open Sans" w:hAnsi="Open Sans" w:cs="Open Sans"/>
-                <w:color w:val="auto"/>
-                <w:sz w:val="16"/>
-                <w:szCs w:val="16"/>
-              </w:rPr>
-              <w:t xml:space="preserve">certify that to the best of my knowledge the evidence submitted for this assignment is the learner’s own. The learner has clearly referenced any sources </w:t>
-            </w:r>
-            <w:r>
-              <w:rPr>
-                <w:rFonts w:ascii="Open Sans" w:hAnsi="Open Sans" w:cs="Open Sans"/>
-                <w:color w:val="auto"/>
-                <w:sz w:val="16"/>
-                <w:szCs w:val="16"/>
-              </w:rPr>
-              <w:t xml:space="preserve">and any AI tools </w:t>
-            </w:r>
-            <w:r>
-              <w:rPr>
-                <w:rFonts w:ascii="Open Sans" w:hAnsi="Open Sans" w:cs="Open Sans"/>
-                <w:color w:val="auto"/>
-                <w:sz w:val="16"/>
-                <w:szCs w:val="16"/>
-              </w:rPr>
-              <w:t xml:space="preserve">used in the work. </w:t>
-            </w:r>
-            <w:ins w:id="2" w:author="Lee Shirley" w:date="2023-12-19T14:26:00Z">
-              <w:r>
-                <w:rPr>
-                  <w:rFonts w:ascii="Open Sans" w:hAnsi="Open Sans" w:cs="Open Sans"/>
-                  <w:color w:val="auto"/>
-                  <w:sz w:val="16"/>
-                  <w:szCs w:val="16"/>
-                </w:rPr>
-                <w:t xml:space="preserve">I have not solely used AI to mark learner’s work. </w:t>
-              </w:r>
-            </w:ins>
-            <w:r>
-              <w:rPr>
-                <w:rFonts w:ascii="Open Sans" w:hAnsi="Open Sans" w:cs="Open Sans"/>
-                <w:color w:val="auto"/>
-                <w:sz w:val="16"/>
-                <w:szCs w:val="16"/>
-              </w:rPr>
-              <w:t>I understand that false declaration is a form of malpractice.</w:t>
+                <w:rFonts w:ascii="Plus Jakarta Sans" w:hAnsi="Plus Jakarta Sans" w:cs="Open Sans"/>
+                <w:b/>
+                <w:color w:val="512EAB"/>
+                <w:sz w:val="18"/>
+                <w:szCs w:val="18"/>
+              </w:rPr>
+            </w:pPr>
+            <w:r>
+              <w:rPr>
+                <w:rFonts w:ascii="Plus Jakarta Sans" w:hAnsi="Plus Jakarta Sans" w:cs="Open Sans"/>
+                <w:b/>
+                <w:bCs/>
+                <w:color w:val="0D004D"/>
+              </w:rPr>
+              <w:lastRenderedPageBreak/>
+              <w:t xml:space="preserve">Assessor </w:t>
+            </w:r>
+            <w:r>
+              <w:rPr>
+                <w:rFonts w:ascii="Plus Jakarta Sans" w:hAnsi="Plus Jakarta Sans" w:cs="Open Sans"/>
+                <w:b/>
+                <w:bCs/>
+                <w:color w:val="0D004D"/>
+              </w:rPr>
+              <w:t>s</w:t>
+            </w:r>
+            <w:r>
+              <w:rPr>
+                <w:rFonts w:ascii="Plus Jakarta Sans" w:hAnsi="Plus Jakarta Sans" w:cs="Open Sans"/>
+                <w:b/>
+                <w:bCs/>
+                <w:color w:val="0D004D"/>
+              </w:rPr>
+              <w:t>ignature</w:t>
+            </w:r>
+          </w:p>
+        </w:tc>
+        <w:tc>
+          <w:tcPr>
+            <w:tcW w:w="2776" w:type="dxa"/>
+            <w:tcBorders>
+              <w:top w:val="dashSmallGap" w:sz="4" w:space="0" w:color="512EAB"/>
+              <w:left w:val="dashSmallGap" w:sz="4" w:space="0" w:color="512EAB"/>
+              <w:bottom w:val="dashSmallGap" w:sz="4" w:space="0" w:color="512EAB"/>
+              <w:right w:val="dashSmallGap" w:sz="4" w:space="0" w:color="512EAB"/>
+            </w:tcBorders>
+            <w:shd w:val="clear" w:color="auto" w:fill="FFFFFF" w:themeFill="background1"/>
+            <w:vAlign w:val="center"/>
+          </w:tcPr>
+          <w:p>
+            <w:pPr>
+              <w:rPr>
+                <w:rFonts w:ascii="Plus Jakarta Sans" w:hAnsi="Plus Jakarta Sans" w:cs="Open Sans"/>
+                <w:b/>
+                <w:color w:val="auto"/>
+                <w:sz w:val="18"/>
+                <w:szCs w:val="18"/>
+              </w:rPr>
+            </w:pPr>
+          </w:p>
+        </w:tc>
+        <w:tc>
+          <w:tcPr>
+            <w:tcW w:w="2693" w:type="dxa"/>
+            <w:tcBorders>
+              <w:top w:val="dashSmallGap" w:sz="4" w:space="0" w:color="512EAB"/>
+              <w:left w:val="dashSmallGap" w:sz="4" w:space="0" w:color="512EAB"/>
+              <w:bottom w:val="dashSmallGap" w:sz="4" w:space="0" w:color="512EAB"/>
+              <w:right w:val="dashSmallGap" w:sz="4" w:space="0" w:color="512EAB"/>
+            </w:tcBorders>
+            <w:shd w:val="clear" w:color="auto" w:fill="F2F2F2" w:themeFill="background1" w:themeFillShade="F2"/>
+            <w:vAlign w:val="center"/>
+          </w:tcPr>
+          <w:p>
+            <w:pPr>
+              <w:rPr>
+                <w:rFonts w:ascii="Plus Jakarta Sans" w:hAnsi="Plus Jakarta Sans" w:cs="Open Sans"/>
+                <w:b/>
+                <w:color w:val="512EAB"/>
+                <w:sz w:val="18"/>
+                <w:szCs w:val="18"/>
+              </w:rPr>
+            </w:pPr>
+            <w:r>
+              <w:rPr>
+                <w:rFonts w:ascii="Plus Jakarta Sans" w:hAnsi="Plus Jakarta Sans" w:cs="Open Sans"/>
+                <w:b/>
+                <w:color w:val="0D004D"/>
+              </w:rPr>
+              <w:t>Date</w:t>
             </w:r>
           </w:p>
         </w:tc>
         <w:tc>
           <w:tcPr>
             <w:tcW w:w="2552" w:type="dxa"/>
-            <w:shd w:val="clear" w:color="auto" w:fill="F2F2F2"/>
-            <w:tcMar>
-              <w:top w:w="28" w:type="dxa"/>
-              <w:bottom w:w="28" w:type="dxa"/>
-            </w:tcMar>
-            <w:vAlign w:val="center"/>
-          </w:tcPr>
-          <w:p>
-            <w:pPr>
-              <w:rPr>
-                <w:rFonts w:ascii="Open Sans" w:hAnsi="Open Sans" w:cs="Open Sans"/>
-                <w:b/>
-                <w:color w:val="2E74B5" w:themeColor="accent1" w:themeShade="BF"/>
-                <w:sz w:val="16"/>
-                <w:szCs w:val="16"/>
-              </w:rPr>
-            </w:pPr>
-            <w:r>
-              <w:rPr>
-                <w:rFonts w:ascii="Open Sans" w:hAnsi="Open Sans" w:cs="Open Sans"/>
-                <w:b/>
-                <w:color w:val="2E74B5" w:themeColor="accent1" w:themeShade="BF"/>
-                <w:sz w:val="16"/>
-                <w:szCs w:val="16"/>
-              </w:rPr>
-              <w:t>Assessor signature</w:t>
-            </w:r>
-          </w:p>
-        </w:tc>
-        <w:tc>
-          <w:tcPr>
-            <w:tcW w:w="2977" w:type="dxa"/>
-            <w:tcMar>
-              <w:top w:w="28" w:type="dxa"/>
-              <w:bottom w:w="28" w:type="dxa"/>
-            </w:tcMar>
-            <w:vAlign w:val="center"/>
-          </w:tcPr>
-          <w:p>
-            <w:pPr>
-              <w:rPr>
-                <w:rFonts w:ascii="Open Sans" w:hAnsi="Open Sans" w:cs="Open Sans"/>
-                <w:sz w:val="16"/>
-                <w:szCs w:val="16"/>
-              </w:rPr>
-            </w:pPr>
-          </w:p>
-        </w:tc>
-      </w:tr>
-      <w:tr>
-        <w:trPr>
-          <w:trHeight w:val="412"/>
-        </w:trPr>
-        <w:tc>
-          <w:tcPr>
-            <w:tcW w:w="5165" w:type="dxa"/>
-            <w:gridSpan w:val="3"/>
-            <w:vMerge/>
-            <w:shd w:val="clear" w:color="auto" w:fill="F2F2F2"/>
-            <w:tcMar>
-              <w:top w:w="28" w:type="dxa"/>
-              <w:bottom w:w="28" w:type="dxa"/>
-            </w:tcMar>
-            <w:vAlign w:val="center"/>
-          </w:tcPr>
-          <w:p>
-            <w:pPr>
-              <w:rPr>
-                <w:rFonts w:ascii="Open Sans" w:hAnsi="Open Sans" w:cs="Open Sans"/>
-                <w:sz w:val="16"/>
-                <w:szCs w:val="16"/>
-              </w:rPr>
-            </w:pPr>
-          </w:p>
-        </w:tc>
-        <w:tc>
-          <w:tcPr>
-            <w:tcW w:w="2552" w:type="dxa"/>
-            <w:shd w:val="clear" w:color="auto" w:fill="F2F2F2"/>
-            <w:tcMar>
-              <w:top w:w="28" w:type="dxa"/>
-              <w:bottom w:w="28" w:type="dxa"/>
-            </w:tcMar>
-            <w:vAlign w:val="center"/>
-          </w:tcPr>
-          <w:p>
-            <w:pPr>
-              <w:rPr>
-                <w:rFonts w:ascii="Open Sans" w:hAnsi="Open Sans" w:cs="Open Sans"/>
-                <w:sz w:val="16"/>
-                <w:szCs w:val="16"/>
-              </w:rPr>
-            </w:pPr>
-            <w:r>
-              <w:rPr>
-                <w:rFonts w:ascii="Open Sans" w:hAnsi="Open Sans" w:cs="Open Sans"/>
-                <w:b/>
-                <w:color w:val="2E74B5" w:themeColor="accent1" w:themeShade="BF"/>
-                <w:sz w:val="16"/>
-                <w:szCs w:val="16"/>
-              </w:rPr>
-              <w:t>Date</w:t>
-            </w:r>
-          </w:p>
-        </w:tc>
-        <w:tc>
-          <w:tcPr>
-            <w:tcW w:w="2977" w:type="dxa"/>
-            <w:tcMar>
-              <w:top w:w="28" w:type="dxa"/>
-              <w:bottom w:w="28" w:type="dxa"/>
-            </w:tcMar>
-            <w:vAlign w:val="center"/>
-          </w:tcPr>
-          <w:p>
-            <w:pPr>
-              <w:rPr>
-                <w:rFonts w:ascii="Open Sans" w:hAnsi="Open Sans" w:cs="Open Sans"/>
-                <w:sz w:val="16"/>
-                <w:szCs w:val="16"/>
+            <w:tcBorders>
+              <w:top w:val="dashSmallGap" w:sz="4" w:space="0" w:color="512EAB"/>
+              <w:left w:val="dashSmallGap" w:sz="4" w:space="0" w:color="512EAB"/>
+              <w:bottom w:val="dashSmallGap" w:sz="4" w:space="0" w:color="512EAB"/>
+              <w:right w:val="dashSmallGap" w:sz="4" w:space="0" w:color="512EAB"/>
+            </w:tcBorders>
+            <w:shd w:val="clear" w:color="auto" w:fill="FFFFFF" w:themeFill="background1"/>
+            <w:vAlign w:val="center"/>
+          </w:tcPr>
+          <w:p>
+            <w:pPr>
+              <w:rPr>
+                <w:rFonts w:ascii="Plus Jakarta Sans" w:hAnsi="Plus Jakarta Sans" w:cs="Open Sans"/>
+                <w:b/>
+                <w:color w:val="auto"/>
+                <w:sz w:val="18"/>
+                <w:szCs w:val="18"/>
               </w:rPr>
             </w:pPr>
           </w:p>
@@ -4447,9 +5061,15 @@
         </w:trPr>
         <w:tc>
           <w:tcPr>
-            <w:tcW w:w="7717" w:type="dxa"/>
+            <w:tcW w:w="8142" w:type="dxa"/>
             <w:gridSpan w:val="4"/>
-            <w:shd w:val="clear" w:color="auto" w:fill="F2F2F2"/>
+            <w:tcBorders>
+              <w:top w:val="dashSmallGap" w:sz="4" w:space="0" w:color="512EAB"/>
+              <w:left w:val="dashSmallGap" w:sz="4" w:space="0" w:color="512EAB"/>
+              <w:bottom w:val="dashSmallGap" w:sz="4" w:space="0" w:color="512EAB"/>
+              <w:right w:val="dashSmallGap" w:sz="4" w:space="0" w:color="512EAB"/>
+            </w:tcBorders>
+            <w:shd w:val="clear" w:color="auto" w:fill="F2F2F2" w:themeFill="background1" w:themeFillShade="F2"/>
             <w:tcMar>
               <w:top w:w="28" w:type="dxa"/>
               <w:bottom w:w="28" w:type="dxa"/>
@@ -4459,7 +5079,7 @@
           <w:p>
             <w:pPr>
               <w:rPr>
-                <w:rFonts w:ascii="Open Sans" w:hAnsi="Open Sans" w:cs="Open Sans"/>
+                <w:rFonts w:ascii="Plus Jakarta Sans" w:hAnsi="Plus Jakarta Sans" w:cs="Open Sans"/>
                 <w:b/>
                 <w:color w:val="2E74B5" w:themeColor="accent1" w:themeShade="BF"/>
                 <w:sz w:val="16"/>
@@ -4468,49 +5088,55 @@
             </w:pPr>
             <w:r>
               <w:rPr>
-                <w:rFonts w:ascii="Open Sans" w:hAnsi="Open Sans" w:cs="Open Sans"/>
-                <w:b/>
-                <w:color w:val="2E74B5" w:themeColor="accent1" w:themeShade="BF"/>
-                <w:sz w:val="16"/>
-                <w:szCs w:val="16"/>
-              </w:rPr>
-              <w:t xml:space="preserve">Date of feedback to learner </w:t>
-            </w:r>
-            <w:r>
-              <w:rPr>
-                <w:rFonts w:ascii="Open Sans" w:hAnsi="Open Sans" w:cs="Open Sans"/>
-                <w:b/>
-                <w:color w:val="auto"/>
-                <w:sz w:val="16"/>
-                <w:szCs w:val="16"/>
-              </w:rPr>
-              <w:t xml:space="preserve">– </w:t>
-            </w:r>
-            <w:r>
-              <w:rPr>
-                <w:rFonts w:ascii="Open Sans" w:hAnsi="Open Sans" w:cs="Open Sans"/>
+                <w:rFonts w:ascii="Plus Jakarta Sans" w:hAnsi="Plus Jakarta Sans" w:cs="Open Sans"/>
+                <w:b/>
+                <w:color w:val="0D004D"/>
+                <w:sz w:val="18"/>
+                <w:szCs w:val="18"/>
+              </w:rPr>
+              <w:t xml:space="preserve">Date of feedback to </w:t>
+            </w:r>
+            <w:r>
+              <w:rPr>
+                <w:rFonts w:ascii="Plus Jakarta Sans" w:hAnsi="Plus Jakarta Sans" w:cs="Open Sans"/>
+                <w:b/>
+                <w:color w:val="0D004D"/>
+                <w:sz w:val="18"/>
+                <w:szCs w:val="18"/>
+              </w:rPr>
+              <w:t>student</w:t>
+            </w:r>
+            <w:r>
+              <w:rPr>
+                <w:rFonts w:ascii="Plus Jakarta Sans" w:hAnsi="Plus Jakarta Sans" w:cs="Open Sans"/>
+                <w:b/>
+                <w:color w:val="0D004D"/>
+                <w:sz w:val="18"/>
+                <w:szCs w:val="18"/>
+              </w:rPr>
+              <w:t xml:space="preserve"> – </w:t>
+            </w:r>
+            <w:r>
+              <w:rPr>
+                <w:rFonts w:ascii="Plus Jakarta Sans" w:hAnsi="Plus Jakarta Sans" w:cs="Open Sans"/>
                 <w:bCs/>
                 <w:color w:val="auto"/>
                 <w:sz w:val="16"/>
                 <w:szCs w:val="16"/>
               </w:rPr>
-              <w:t>this must be within a timely period of the assessment taking place</w:t>
-            </w:r>
-            <w:r>
-              <w:rPr>
-                <w:rFonts w:ascii="Open Sans" w:hAnsi="Open Sans" w:cs="Open Sans"/>
-                <w:bCs/>
-                <w:color w:val="auto"/>
-                <w:sz w:val="16"/>
-                <w:szCs w:val="16"/>
-              </w:rPr>
-              <w:t xml:space="preserve"> and after internal verification has taken place.</w:t>
-            </w:r>
-          </w:p>
-        </w:tc>
-        <w:tc>
-          <w:tcPr>
-            <w:tcW w:w="2977" w:type="dxa"/>
+              <w:t>this must be within a timely period of the assessment taking place and after internal verification has taken place.</w:t>
+            </w:r>
+          </w:p>
+        </w:tc>
+        <w:tc>
+          <w:tcPr>
+            <w:tcW w:w="2552" w:type="dxa"/>
+            <w:tcBorders>
+              <w:top w:val="dashSmallGap" w:sz="4" w:space="0" w:color="512EAB"/>
+              <w:left w:val="dashSmallGap" w:sz="4" w:space="0" w:color="512EAB"/>
+              <w:bottom w:val="dashSmallGap" w:sz="4" w:space="0" w:color="512EAB"/>
+              <w:right w:val="dashSmallGap" w:sz="4" w:space="0" w:color="512EAB"/>
+            </w:tcBorders>
             <w:tcMar>
               <w:top w:w="28" w:type="dxa"/>
               <w:bottom w:w="28" w:type="dxa"/>
@@ -4521,6 +5147,7 @@
             <w:pPr>
               <w:rPr>
                 <w:rFonts w:ascii="Open Sans" w:hAnsi="Open Sans" w:cs="Open Sans"/>
+                <w:color w:val="auto"/>
                 <w:sz w:val="16"/>
                 <w:szCs w:val="16"/>
               </w:rPr>
@@ -4531,10 +5158,14 @@
     </w:tbl>
     <w:p/>
     <w:sectPr>
-      <w:headerReference w:type="default" r:id="rId11"/>
-      <w:footerReference w:type="default" r:id="rId12"/>
+      <w:headerReference w:type="even" r:id="rId12"/>
+      <w:headerReference w:type="default" r:id="rId13"/>
+      <w:footerReference w:type="even" r:id="rId14"/>
+      <w:footerReference w:type="default" r:id="rId15"/>
+      <w:headerReference w:type="first" r:id="rId16"/>
+      <w:footerReference w:type="first" r:id="rId17"/>
       <w:pgSz w:w="11906" w:h="16838"/>
-      <w:pgMar w:top="601" w:right="622" w:bottom="426" w:left="720" w:header="284" w:footer="463" w:gutter="0"/>
+      <w:pgMar w:top="601" w:right="622" w:bottom="426" w:left="720" w:header="284" w:footer="567" w:gutter="0"/>
       <w:pgNumType w:start="1"/>
       <w:cols w:space="720"/>
       <w:docGrid w:linePitch="272"/>
@@ -4544,7 +5175,7 @@
 </file>
 
 <file path=word/endnotes.xml><?xml version="1.0" encoding="utf-8"?>
-<w:endnotes xmlns:wpc="http://schemas.microsoft.com/office/word/2010/wordprocessingCanvas" xmlns:cx="http://schemas.microsoft.com/office/drawing/2014/chartex" xmlns:cx1="http://schemas.microsoft.com/office/drawing/2015/9/8/chartex" xmlns:cx2="http://schemas.microsoft.com/office/drawing/2015/10/21/chartex" xmlns:cx3="http://schemas.microsoft.com/office/drawing/2016/5/9/chartex" xmlns:cx4="http://schemas.microsoft.com/office/drawing/2016/5/10/chartex" xmlns:cx5="http://schemas.microsoft.com/office/drawing/2016/5/11/chartex" xmlns:cx6="http://schemas.microsoft.com/office/drawing/2016/5/12/chartex" xmlns:cx7="http://schemas.microsoft.com/office/drawing/2016/5/13/chartex" xmlns:cx8="http://schemas.microsoft.com/office/drawing/2016/5/14/chartex" xmlns:mc="http://schemas.openxmlformats.org/markup-compatibility/2006" xmlns:aink="http://schemas.microsoft.com/office/drawing/2016/ink" xmlns:am3d="http://schemas.microsoft.com/office/drawing/2017/model3d" xmlns:o="urn:schemas-microsoft-com:office:office" xmlns:r="http://schemas.openxmlformats.org/officeDocument/2006/relationships" xmlns:m="http://schemas.openxmlformats.org/officeDocument/2006/math" xmlns:v="urn:schemas-microsoft-com:vml" xmlns:wp14="http://schemas.microsoft.com/office/word/2010/wordprocessingDrawing" xmlns:wp="http://schemas.openxmlformats.org/drawingml/2006/wordprocessingDrawing" xmlns:w10="urn:schemas-microsoft-com:office:word" xmlns:w="http://schemas.openxmlformats.org/wordprocessingml/2006/main" xmlns:w14="http://schemas.microsoft.com/office/word/2010/wordml" xmlns:w15="http://schemas.microsoft.com/office/word/2012/wordml" xmlns:w16cid="http://schemas.microsoft.com/office/word/2016/wordml/cid" xmlns:w16se="http://schemas.microsoft.com/office/word/2015/wordml/symex" xmlns:wpg="http://schemas.microsoft.com/office/word/2010/wordprocessingGroup" xmlns:wpi="http://schemas.microsoft.com/office/word/2010/wordprocessingInk" xmlns:wne="http://schemas.microsoft.com/office/word/2006/wordml" xmlns:wps="http://schemas.microsoft.com/office/word/2010/wordprocessingShape" mc:Ignorable="w14 w15 w16se w16cid wp14">
+<w:endnotes xmlns:wpc="http://schemas.microsoft.com/office/word/2010/wordprocessingCanvas" xmlns:cx="http://schemas.microsoft.com/office/drawing/2014/chartex" xmlns:cx1="http://schemas.microsoft.com/office/drawing/2015/9/8/chartex" xmlns:cx2="http://schemas.microsoft.com/office/drawing/2015/10/21/chartex" xmlns:cx3="http://schemas.microsoft.com/office/drawing/2016/5/9/chartex" xmlns:cx4="http://schemas.microsoft.com/office/drawing/2016/5/10/chartex" xmlns:cx5="http://schemas.microsoft.com/office/drawing/2016/5/11/chartex" xmlns:cx6="http://schemas.microsoft.com/office/drawing/2016/5/12/chartex" xmlns:cx7="http://schemas.microsoft.com/office/drawing/2016/5/13/chartex" xmlns:cx8="http://schemas.microsoft.com/office/drawing/2016/5/14/chartex" xmlns:mc="http://schemas.openxmlformats.org/markup-compatibility/2006" xmlns:aink="http://schemas.microsoft.com/office/drawing/2016/ink" xmlns:am3d="http://schemas.microsoft.com/office/drawing/2017/model3d" xmlns:o="urn:schemas-microsoft-com:office:office" xmlns:oel="http://schemas.microsoft.com/office/2019/extlst" xmlns:r="http://schemas.openxmlformats.org/officeDocument/2006/relationships" xmlns:m="http://schemas.openxmlformats.org/officeDocument/2006/math" xmlns:v="urn:schemas-microsoft-com:vml" xmlns:wp14="http://schemas.microsoft.com/office/word/2010/wordprocessingDrawing" xmlns:wp="http://schemas.openxmlformats.org/drawingml/2006/wordprocessingDrawing" xmlns:w10="urn:schemas-microsoft-com:office:word" xmlns:w="http://schemas.openxmlformats.org/wordprocessingml/2006/main" xmlns:w14="http://schemas.microsoft.com/office/word/2010/wordml" xmlns:w15="http://schemas.microsoft.com/office/word/2012/wordml" xmlns:w16cex="http://schemas.microsoft.com/office/word/2018/wordml/cex" xmlns:w16cid="http://schemas.microsoft.com/office/word/2016/wordml/cid" xmlns:w16="http://schemas.microsoft.com/office/word/2018/wordml" xmlns:w16du="http://schemas.microsoft.com/office/word/2023/wordml/word16du" xmlns:w16sdtdh="http://schemas.microsoft.com/office/word/2020/wordml/sdtdatahash" xmlns:w16sdtfl="http://schemas.microsoft.com/office/word/2024/wordml/sdtformatlock" xmlns:w16se="http://schemas.microsoft.com/office/word/2015/wordml/symex" xmlns:wpg="http://schemas.microsoft.com/office/word/2010/wordprocessingGroup" xmlns:wpi="http://schemas.microsoft.com/office/word/2010/wordprocessingInk" xmlns:wne="http://schemas.microsoft.com/office/word/2006/wordml" xmlns:wps="http://schemas.microsoft.com/office/word/2010/wordprocessingShape" mc:Ignorable="w14 w15 w16se w16cid w16 w16cex w16sdtdh w16sdtfl w16du wp14">
   <w:endnote w:type="separator" w:id="-1">
     <w:p>
       <w:r>
@@ -4566,261 +5197,167 @@
 </file>
 
 <file path=word/footer1.xml><?xml version="1.0" encoding="utf-8"?>
-<w:ftr xmlns:wpc="http://schemas.microsoft.com/office/word/2010/wordprocessingCanvas" xmlns:cx="http://schemas.microsoft.com/office/drawing/2014/chartex" xmlns:cx1="http://schemas.microsoft.com/office/drawing/2015/9/8/chartex" xmlns:cx2="http://schemas.microsoft.com/office/drawing/2015/10/21/chartex" xmlns:cx3="http://schemas.microsoft.com/office/drawing/2016/5/9/chartex" xmlns:cx4="http://schemas.microsoft.com/office/drawing/2016/5/10/chartex" xmlns:cx5="http://schemas.microsoft.com/office/drawing/2016/5/11/chartex" xmlns:cx6="http://schemas.microsoft.com/office/drawing/2016/5/12/chartex" xmlns:cx7="http://schemas.microsoft.com/office/drawing/2016/5/13/chartex" xmlns:cx8="http://schemas.microsoft.com/office/drawing/2016/5/14/chartex" xmlns:mc="http://schemas.openxmlformats.org/markup-compatibility/2006" xmlns:aink="http://schemas.microsoft.com/office/drawing/2016/ink" xmlns:am3d="http://schemas.microsoft.com/office/drawing/2017/model3d" xmlns:o="urn:schemas-microsoft-com:office:office" xmlns:r="http://schemas.openxmlformats.org/officeDocument/2006/relationships" xmlns:m="http://schemas.openxmlformats.org/officeDocument/2006/math" xmlns:v="urn:schemas-microsoft-com:vml" xmlns:wp14="http://schemas.microsoft.com/office/word/2010/wordprocessingDrawing" xmlns:wp="http://schemas.openxmlformats.org/drawingml/2006/wordprocessingDrawing" xmlns:w10="urn:schemas-microsoft-com:office:word" xmlns:w="http://schemas.openxmlformats.org/wordprocessingml/2006/main" xmlns:w14="http://schemas.microsoft.com/office/word/2010/wordml" xmlns:w15="http://schemas.microsoft.com/office/word/2012/wordml" xmlns:w16cid="http://schemas.microsoft.com/office/word/2016/wordml/cid" xmlns:w16se="http://schemas.microsoft.com/office/word/2015/wordml/symex" xmlns:wpg="http://schemas.microsoft.com/office/word/2010/wordprocessingGroup" xmlns:wpi="http://schemas.microsoft.com/office/word/2010/wordprocessingInk" xmlns:wne="http://schemas.microsoft.com/office/word/2006/wordml" xmlns:wps="http://schemas.microsoft.com/office/word/2010/wordprocessingShape" mc:Ignorable="w14 w15 w16se w16cid wp14">
+<w:ftr xmlns:wpc="http://schemas.microsoft.com/office/word/2010/wordprocessingCanvas" xmlns:cx="http://schemas.microsoft.com/office/drawing/2014/chartex" xmlns:cx1="http://schemas.microsoft.com/office/drawing/2015/9/8/chartex" xmlns:cx2="http://schemas.microsoft.com/office/drawing/2015/10/21/chartex" xmlns:cx3="http://schemas.microsoft.com/office/drawing/2016/5/9/chartex" xmlns:cx4="http://schemas.microsoft.com/office/drawing/2016/5/10/chartex" xmlns:cx5="http://schemas.microsoft.com/office/drawing/2016/5/11/chartex" xmlns:cx6="http://schemas.microsoft.com/office/drawing/2016/5/12/chartex" xmlns:cx7="http://schemas.microsoft.com/office/drawing/2016/5/13/chartex" xmlns:cx8="http://schemas.microsoft.com/office/drawing/2016/5/14/chartex" xmlns:mc="http://schemas.openxmlformats.org/markup-compatibility/2006" xmlns:aink="http://schemas.microsoft.com/office/drawing/2016/ink" xmlns:am3d="http://schemas.microsoft.com/office/drawing/2017/model3d" xmlns:o="urn:schemas-microsoft-com:office:office" xmlns:oel="http://schemas.microsoft.com/office/2019/extlst" xmlns:r="http://schemas.openxmlformats.org/officeDocument/2006/relationships" xmlns:m="http://schemas.openxmlformats.org/officeDocument/2006/math" xmlns:v="urn:schemas-microsoft-com:vml" xmlns:wp14="http://schemas.microsoft.com/office/word/2010/wordprocessingDrawing" xmlns:wp="http://schemas.openxmlformats.org/drawingml/2006/wordprocessingDrawing" xmlns:w10="urn:schemas-microsoft-com:office:word" xmlns:w="http://schemas.openxmlformats.org/wordprocessingml/2006/main" xmlns:w14="http://schemas.microsoft.com/office/word/2010/wordml" xmlns:w15="http://schemas.microsoft.com/office/word/2012/wordml" xmlns:w16cex="http://schemas.microsoft.com/office/word/2018/wordml/cex" xmlns:w16cid="http://schemas.microsoft.com/office/word/2016/wordml/cid" xmlns:w16="http://schemas.microsoft.com/office/word/2018/wordml" xmlns:w16du="http://schemas.microsoft.com/office/word/2023/wordml/word16du" xmlns:w16sdtdh="http://schemas.microsoft.com/office/word/2020/wordml/sdtdatahash" xmlns:w16sdtfl="http://schemas.microsoft.com/office/word/2024/wordml/sdtformatlock" xmlns:w16se="http://schemas.microsoft.com/office/word/2015/wordml/symex" xmlns:wpg="http://schemas.microsoft.com/office/word/2010/wordprocessingGroup" xmlns:wpi="http://schemas.microsoft.com/office/word/2010/wordprocessingInk" xmlns:wne="http://schemas.microsoft.com/office/word/2006/wordml" xmlns:wps="http://schemas.microsoft.com/office/word/2010/wordprocessingShape" mc:Ignorable="w14 w15 w16se w16cid w16 w16cex w16sdtdh w16sdtfl w16du wp14">
   <w:p>
     <w:pPr>
-      <w:ind w:left="-426"/>
-      <w:jc w:val="center"/>
-      <w:rPr>
-        <w:rFonts w:ascii="Open Sans" w:hAnsi="Open Sans" w:cs="Open Sans"/>
-      </w:rPr>
+      <w:pStyle w:val="Footer"/>
+    </w:pPr>
+  </w:p>
+</w:ftr>
+</file>
+
+<file path=word/footer2.xml><?xml version="1.0" encoding="utf-8"?>
+<w:ftr xmlns:wpc="http://schemas.microsoft.com/office/word/2010/wordprocessingCanvas" xmlns:cx="http://schemas.microsoft.com/office/drawing/2014/chartex" xmlns:cx1="http://schemas.microsoft.com/office/drawing/2015/9/8/chartex" xmlns:cx2="http://schemas.microsoft.com/office/drawing/2015/10/21/chartex" xmlns:cx3="http://schemas.microsoft.com/office/drawing/2016/5/9/chartex" xmlns:cx4="http://schemas.microsoft.com/office/drawing/2016/5/10/chartex" xmlns:cx5="http://schemas.microsoft.com/office/drawing/2016/5/11/chartex" xmlns:cx6="http://schemas.microsoft.com/office/drawing/2016/5/12/chartex" xmlns:cx7="http://schemas.microsoft.com/office/drawing/2016/5/13/chartex" xmlns:cx8="http://schemas.microsoft.com/office/drawing/2016/5/14/chartex" xmlns:mc="http://schemas.openxmlformats.org/markup-compatibility/2006" xmlns:aink="http://schemas.microsoft.com/office/drawing/2016/ink" xmlns:am3d="http://schemas.microsoft.com/office/drawing/2017/model3d" xmlns:o="urn:schemas-microsoft-com:office:office" xmlns:oel="http://schemas.microsoft.com/office/2019/extlst" xmlns:r="http://schemas.openxmlformats.org/officeDocument/2006/relationships" xmlns:m="http://schemas.openxmlformats.org/officeDocument/2006/math" xmlns:v="urn:schemas-microsoft-com:vml" xmlns:wp14="http://schemas.microsoft.com/office/word/2010/wordprocessingDrawing" xmlns:wp="http://schemas.openxmlformats.org/drawingml/2006/wordprocessingDrawing" xmlns:w10="urn:schemas-microsoft-com:office:word" xmlns:w="http://schemas.openxmlformats.org/wordprocessingml/2006/main" xmlns:w14="http://schemas.microsoft.com/office/word/2010/wordml" xmlns:w15="http://schemas.microsoft.com/office/word/2012/wordml" xmlns:w16cex="http://schemas.microsoft.com/office/word/2018/wordml/cex" xmlns:w16cid="http://schemas.microsoft.com/office/word/2016/wordml/cid" xmlns:w16="http://schemas.microsoft.com/office/word/2018/wordml" xmlns:w16du="http://schemas.microsoft.com/office/word/2023/wordml/word16du" xmlns:w16sdtdh="http://schemas.microsoft.com/office/word/2020/wordml/sdtdatahash" xmlns:w16sdtfl="http://schemas.microsoft.com/office/word/2024/wordml/sdtformatlock" xmlns:w16se="http://schemas.microsoft.com/office/word/2015/wordml/symex" xmlns:wpg="http://schemas.microsoft.com/office/word/2010/wordprocessingGroup" xmlns:wpi="http://schemas.microsoft.com/office/word/2010/wordprocessingInk" xmlns:wne="http://schemas.microsoft.com/office/word/2006/wordml" xmlns:wps="http://schemas.microsoft.com/office/word/2010/wordprocessingShape" mc:Ignorable="w14 w15 w16se w16cid w16 w16cex w16sdtdh w16sdtfl w16du wp14">
+  <w:p>
+    <w:pPr>
+      <w:pStyle w:val="Footer"/>
+      <w:tabs>
+        <w:tab w:val="center" w:pos="5103"/>
+      </w:tabs>
+      <w:ind w:right="106"/>
     </w:pPr>
     <w:r>
-      <w:rPr>
-        <w:rFonts w:ascii="Open Sans" w:hAnsi="Open Sans" w:cs="Open Sans"/>
-      </w:rPr>
-      <w:t>Author: VQAM</w:t>
+      <w:t>Author:</w:t>
     </w:r>
     <w:r>
-      <w:rPr>
-        <w:rFonts w:ascii="Open Sans" w:hAnsi="Open Sans" w:cs="Open Sans"/>
-      </w:rPr>
-      <w:tab/>
+      <w:t xml:space="preserve"> VQAM</w:t>
     </w:r>
     <w:r>
-      <w:rPr>
-        <w:rFonts w:ascii="Open Sans" w:hAnsi="Open Sans" w:cs="Open Sans"/>
-      </w:rPr>
-      <w:tab/>
-    </w:r>
-    <w:sdt>
-      <w:sdtPr>
-        <w:rPr>
-          <w:rFonts w:ascii="Open Sans" w:hAnsi="Open Sans" w:cs="Open Sans"/>
-        </w:rPr>
-        <w:id w:val="1812748228"/>
-        <w:docPartObj>
-          <w:docPartGallery w:val="Page Numbers (Top of Page)"/>
-          <w:docPartUnique/>
-        </w:docPartObj>
-      </w:sdtPr>
-      <w:sdtEndPr/>
-      <w:sdtContent>
-        <w:r>
-          <w:rPr>
-            <w:rFonts w:ascii="Open Sans" w:hAnsi="Open Sans" w:cs="Open Sans"/>
-          </w:rPr>
-          <w:tab/>
-        </w:r>
-        <w:proofErr w:type="gramStart"/>
-        <w:r>
-          <w:rPr>
-            <w:rFonts w:ascii="Open Sans" w:hAnsi="Open Sans" w:cs="Open Sans"/>
-          </w:rPr>
-          <w:tab/>
-          <w:t xml:space="preserve">  </w:t>
-        </w:r>
-        <w:r>
-          <w:rPr>
-            <w:rFonts w:ascii="Open Sans" w:hAnsi="Open Sans" w:cs="Open Sans"/>
-          </w:rPr>
-          <w:t>Page</w:t>
-        </w:r>
-        <w:proofErr w:type="gramEnd"/>
-        <w:r>
-          <w:rPr>
-            <w:rFonts w:ascii="Open Sans" w:hAnsi="Open Sans" w:cs="Open Sans"/>
-          </w:rPr>
-          <w:t xml:space="preserve"> </w:t>
-        </w:r>
-        <w:r>
-          <w:rPr>
-            <w:rFonts w:ascii="Open Sans" w:hAnsi="Open Sans" w:cs="Open Sans"/>
-          </w:rPr>
-          <w:fldChar w:fldCharType="begin"/>
-        </w:r>
-        <w:r>
-          <w:rPr>
-            <w:rFonts w:ascii="Open Sans" w:hAnsi="Open Sans" w:cs="Open Sans"/>
-          </w:rPr>
-          <w:instrText xml:space="preserve"> PAGE </w:instrText>
-        </w:r>
-        <w:r>
-          <w:rPr>
-            <w:rFonts w:ascii="Open Sans" w:hAnsi="Open Sans" w:cs="Open Sans"/>
-          </w:rPr>
-          <w:fldChar w:fldCharType="separate"/>
-        </w:r>
-        <w:r>
-          <w:rPr>
-            <w:rFonts w:ascii="Open Sans" w:hAnsi="Open Sans" w:cs="Open Sans"/>
-          </w:rPr>
-          <w:t>2</w:t>
-        </w:r>
-        <w:r>
-          <w:rPr>
-            <w:rFonts w:ascii="Open Sans" w:hAnsi="Open Sans" w:cs="Open Sans"/>
-          </w:rPr>
-          <w:fldChar w:fldCharType="end"/>
-        </w:r>
-        <w:r>
-          <w:rPr>
-            <w:rFonts w:ascii="Open Sans" w:hAnsi="Open Sans" w:cs="Open Sans"/>
-          </w:rPr>
-          <w:t xml:space="preserve"> of </w:t>
-        </w:r>
-        <w:r>
-          <w:rPr>
-            <w:rFonts w:ascii="Open Sans" w:hAnsi="Open Sans" w:cs="Open Sans"/>
-          </w:rPr>
-          <w:fldChar w:fldCharType="begin"/>
-        </w:r>
-        <w:r>
-          <w:rPr>
-            <w:rFonts w:ascii="Open Sans" w:hAnsi="Open Sans" w:cs="Open Sans"/>
-          </w:rPr>
-          <w:instrText xml:space="preserve"> NUMPAGES  </w:instrText>
-        </w:r>
-        <w:r>
-          <w:rPr>
-            <w:rFonts w:ascii="Open Sans" w:hAnsi="Open Sans" w:cs="Open Sans"/>
-          </w:rPr>
-          <w:fldChar w:fldCharType="separate"/>
-        </w:r>
-        <w:r>
-          <w:rPr>
-            <w:rFonts w:ascii="Open Sans" w:hAnsi="Open Sans" w:cs="Open Sans"/>
-          </w:rPr>
-          <w:t>29</w:t>
-        </w:r>
-        <w:r>
-          <w:rPr>
-            <w:rFonts w:ascii="Open Sans" w:hAnsi="Open Sans" w:cs="Open Sans"/>
-          </w:rPr>
-          <w:fldChar w:fldCharType="end"/>
-        </w:r>
-      </w:sdtContent>
-    </w:sdt>
-    <w:r>
-      <w:rPr>
-        <w:rFonts w:ascii="Open Sans" w:hAnsi="Open Sans" w:cs="Open Sans"/>
-      </w:rPr>
-      <w:tab/>
+      <w:ptab w:relativeTo="margin" w:alignment="center" w:leader="none"/>
     </w:r>
     <w:r>
-      <w:rPr>
-        <w:rFonts w:ascii="Open Sans" w:hAnsi="Open Sans" w:cs="Open Sans"/>
-      </w:rPr>
-      <w:tab/>
+      <w:t xml:space="preserve">Page </w:t>
     </w:r>
     <w:r>
       <w:rPr>
-        <w:rFonts w:ascii="Open Sans" w:hAnsi="Open Sans" w:cs="Open Sans"/>
-      </w:rPr>
-      <w:tab/>
-      <w:t xml:space="preserve">  </w:t>
+        <w:b/>
+        <w:bCs/>
+      </w:rPr>
+      <w:fldChar w:fldCharType="begin"/>
     </w:r>
     <w:r>
       <w:rPr>
-        <w:rFonts w:ascii="Open Sans" w:hAnsi="Open Sans" w:cs="Open Sans"/>
-      </w:rPr>
-      <w:tab/>
-      <w:t xml:space="preserve">          </w:t>
+        <w:b/>
+        <w:bCs/>
+      </w:rPr>
+      <w:instrText xml:space="preserve"> PAGE  \* Arabic  \* MERGEFORMAT </w:instrText>
     </w:r>
     <w:r>
       <w:rPr>
-        <w:rFonts w:ascii="Open Sans" w:hAnsi="Open Sans" w:cs="Open Sans"/>
-      </w:rPr>
+        <w:b/>
+        <w:bCs/>
+      </w:rPr>
+      <w:fldChar w:fldCharType="separate"/>
+    </w:r>
+    <w:r>
+      <w:rPr>
+        <w:b/>
+        <w:bCs/>
+      </w:rPr>
+      <w:t>2</w:t>
+    </w:r>
+    <w:r>
+      <w:rPr>
+        <w:b/>
+        <w:bCs/>
+      </w:rPr>
+      <w:fldChar w:fldCharType="end"/>
+    </w:r>
+    <w:r>
+      <w:t xml:space="preserve"> of </w:t>
+    </w:r>
+    <w:r>
+      <w:rPr>
+        <w:b/>
+        <w:bCs/>
+      </w:rPr>
+      <w:fldChar w:fldCharType="begin"/>
+    </w:r>
+    <w:r>
+      <w:rPr>
+        <w:b/>
+        <w:bCs/>
+      </w:rPr>
+      <w:instrText xml:space="preserve"> NUMPAGES  \* Arabic  \* MERGEFORMAT </w:instrText>
+    </w:r>
+    <w:r>
+      <w:rPr>
+        <w:b/>
+        <w:bCs/>
+      </w:rPr>
+      <w:fldChar w:fldCharType="separate"/>
+    </w:r>
+    <w:r>
+      <w:rPr>
+        <w:b/>
+        <w:bCs/>
+      </w:rPr>
+      <w:t>11</w:t>
+    </w:r>
+    <w:r>
+      <w:rPr>
+        <w:b/>
+        <w:bCs/>
+      </w:rPr>
+      <w:fldChar w:fldCharType="end"/>
+    </w:r>
+    <w:r>
+      <w:ptab w:relativeTo="margin" w:alignment="right" w:leader="none"/>
+    </w:r>
+    <w:r>
+      <w:t>Version:</w:t>
+    </w:r>
+    <w:r>
       <w:t xml:space="preserve"> </w:t>
     </w:r>
     <w:r>
-      <w:rPr>
-        <w:rFonts w:ascii="Open Sans" w:hAnsi="Open Sans" w:cs="Open Sans"/>
-      </w:rPr>
-      <w:t xml:space="preserve">   Version: </w:t>
+      <w:t>3.</w:t>
     </w:r>
     <w:r>
-      <w:rPr>
-        <w:rFonts w:ascii="Open Sans" w:hAnsi="Open Sans" w:cs="Open Sans"/>
-      </w:rPr>
       <w:t>2</w:t>
-    </w:r>
-    <w:r>
-      <w:rPr>
-        <w:rFonts w:ascii="Open Sans" w:hAnsi="Open Sans" w:cs="Open Sans"/>
-      </w:rPr>
-      <w:t>.</w:t>
-    </w:r>
-    <w:r>
-      <w:rPr>
-        <w:rFonts w:ascii="Open Sans" w:hAnsi="Open Sans" w:cs="Open Sans"/>
-      </w:rPr>
-      <w:t>5</w:t>
     </w:r>
   </w:p>
   <w:p>
     <w:pPr>
-      <w:ind w:left="-426"/>
-      <w:jc w:val="center"/>
-      <w:rPr>
-        <w:rFonts w:ascii="Open Sans" w:hAnsi="Open Sans" w:cs="Open Sans"/>
-        <w:color w:val="5B9BD5" w:themeColor="accent1"/>
-      </w:rPr>
+      <w:pStyle w:val="Footer"/>
+      <w:tabs>
+        <w:tab w:val="center" w:pos="5103"/>
+        <w:tab w:val="right" w:pos="10206"/>
+      </w:tabs>
+      <w:ind w:right="106"/>
     </w:pPr>
     <w:r>
-      <w:rPr>
-        <w:rFonts w:ascii="Open Sans" w:hAnsi="Open Sans" w:cs="Open Sans"/>
-      </w:rPr>
-      <w:t xml:space="preserve">Approver: VQAM Lead   </w:t>
+      <w:t>Approver:</w:t>
     </w:r>
     <w:r>
-      <w:rPr>
-        <w:rFonts w:ascii="Open Sans" w:hAnsi="Open Sans" w:cs="Open Sans"/>
-      </w:rPr>
+      <w:t xml:space="preserve"> VQAM Lead</w:t>
+    </w:r>
+    <w:r>
       <w:tab/>
     </w:r>
     <w:r>
-      <w:rPr>
-        <w:rFonts w:ascii="Open Sans" w:hAnsi="Open Sans" w:cs="Open Sans"/>
-      </w:rPr>
-      <w:tab/>
-      <w:t xml:space="preserve">                     Public     </w:t>
+      <w:t xml:space="preserve">                        </w:t>
     </w:r>
     <w:r>
-      <w:rPr>
-        <w:rFonts w:ascii="Open Sans" w:hAnsi="Open Sans" w:cs="Open Sans"/>
-      </w:rPr>
-      <w:tab/>
+      <w:t>Classification: DCL 1</w:t>
     </w:r>
     <w:r>
-      <w:rPr>
-        <w:rFonts w:ascii="Open Sans" w:hAnsi="Open Sans" w:cs="Open Sans"/>
-      </w:rPr>
-      <w:t xml:space="preserve">  </w:t>
+      <w:t xml:space="preserve">                               </w:t>
     </w:r>
     <w:r>
-      <w:rPr>
-        <w:rFonts w:ascii="Open Sans" w:hAnsi="Open Sans" w:cs="Open Sans"/>
-      </w:rPr>
-      <w:t xml:space="preserve">                                      </w:t>
+      <w:t>Date:</w:t>
     </w:r>
     <w:r>
-      <w:rPr>
-        <w:rFonts w:ascii="Open Sans" w:hAnsi="Open Sans" w:cs="Open Sans"/>
-      </w:rPr>
-      <w:t xml:space="preserve">   </w:t>
+      <w:t xml:space="preserve"> </w:t>
     </w:r>
     <w:r>
-      <w:rPr>
-        <w:rFonts w:ascii="Open Sans" w:hAnsi="Open Sans" w:cs="Open Sans"/>
-      </w:rPr>
-      <w:t xml:space="preserve"> Date: </w:t>
+      <w:t xml:space="preserve">29 </w:t>
     </w:r>
     <w:r>
-      <w:rPr>
-        <w:rFonts w:ascii="Open Sans" w:hAnsi="Open Sans" w:cs="Open Sans"/>
-      </w:rPr>
-      <w:t>1 July 2024</w:t>
+      <w:t>August</w:t>
+    </w:r>
+    <w:r>
+      <w:t xml:space="preserve"> 2025</w:t>
     </w:r>
   </w:p>
   <w:p>
@@ -4838,8 +5375,18 @@
 </w:ftr>
 </file>
 
+<file path=word/footer3.xml><?xml version="1.0" encoding="utf-8"?>
+<w:ftr xmlns:wpc="http://schemas.microsoft.com/office/word/2010/wordprocessingCanvas" xmlns:cx="http://schemas.microsoft.com/office/drawing/2014/chartex" xmlns:cx1="http://schemas.microsoft.com/office/drawing/2015/9/8/chartex" xmlns:cx2="http://schemas.microsoft.com/office/drawing/2015/10/21/chartex" xmlns:cx3="http://schemas.microsoft.com/office/drawing/2016/5/9/chartex" xmlns:cx4="http://schemas.microsoft.com/office/drawing/2016/5/10/chartex" xmlns:cx5="http://schemas.microsoft.com/office/drawing/2016/5/11/chartex" xmlns:cx6="http://schemas.microsoft.com/office/drawing/2016/5/12/chartex" xmlns:cx7="http://schemas.microsoft.com/office/drawing/2016/5/13/chartex" xmlns:cx8="http://schemas.microsoft.com/office/drawing/2016/5/14/chartex" xmlns:mc="http://schemas.openxmlformats.org/markup-compatibility/2006" xmlns:aink="http://schemas.microsoft.com/office/drawing/2016/ink" xmlns:am3d="http://schemas.microsoft.com/office/drawing/2017/model3d" xmlns:o="urn:schemas-microsoft-com:office:office" xmlns:oel="http://schemas.microsoft.com/office/2019/extlst" xmlns:r="http://schemas.openxmlformats.org/officeDocument/2006/relationships" xmlns:m="http://schemas.openxmlformats.org/officeDocument/2006/math" xmlns:v="urn:schemas-microsoft-com:vml" xmlns:wp14="http://schemas.microsoft.com/office/word/2010/wordprocessingDrawing" xmlns:wp="http://schemas.openxmlformats.org/drawingml/2006/wordprocessingDrawing" xmlns:w10="urn:schemas-microsoft-com:office:word" xmlns:w="http://schemas.openxmlformats.org/wordprocessingml/2006/main" xmlns:w14="http://schemas.microsoft.com/office/word/2010/wordml" xmlns:w15="http://schemas.microsoft.com/office/word/2012/wordml" xmlns:w16cex="http://schemas.microsoft.com/office/word/2018/wordml/cex" xmlns:w16cid="http://schemas.microsoft.com/office/word/2016/wordml/cid" xmlns:w16="http://schemas.microsoft.com/office/word/2018/wordml" xmlns:w16du="http://schemas.microsoft.com/office/word/2023/wordml/word16du" xmlns:w16sdtdh="http://schemas.microsoft.com/office/word/2020/wordml/sdtdatahash" xmlns:w16sdtfl="http://schemas.microsoft.com/office/word/2024/wordml/sdtformatlock" xmlns:w16se="http://schemas.microsoft.com/office/word/2015/wordml/symex" xmlns:wpg="http://schemas.microsoft.com/office/word/2010/wordprocessingGroup" xmlns:wpi="http://schemas.microsoft.com/office/word/2010/wordprocessingInk" xmlns:wne="http://schemas.microsoft.com/office/word/2006/wordml" xmlns:wps="http://schemas.microsoft.com/office/word/2010/wordprocessingShape" mc:Ignorable="w14 w15 w16se w16cid w16 w16cex w16sdtdh w16sdtfl w16du wp14">
+  <w:p>
+    <w:pPr>
+      <w:pStyle w:val="Footer"/>
+    </w:pPr>
+  </w:p>
+</w:ftr>
+</file>
+
 <file path=word/footnotes.xml><?xml version="1.0" encoding="utf-8"?>
-<w:footnotes xmlns:wpc="http://schemas.microsoft.com/office/word/2010/wordprocessingCanvas" xmlns:cx="http://schemas.microsoft.com/office/drawing/2014/chartex" xmlns:cx1="http://schemas.microsoft.com/office/drawing/2015/9/8/chartex" xmlns:cx2="http://schemas.microsoft.com/office/drawing/2015/10/21/chartex" xmlns:cx3="http://schemas.microsoft.com/office/drawing/2016/5/9/chartex" xmlns:cx4="http://schemas.microsoft.com/office/drawing/2016/5/10/chartex" xmlns:cx5="http://schemas.microsoft.com/office/drawing/2016/5/11/chartex" xmlns:cx6="http://schemas.microsoft.com/office/drawing/2016/5/12/chartex" xmlns:cx7="http://schemas.microsoft.com/office/drawing/2016/5/13/chartex" xmlns:cx8="http://schemas.microsoft.com/office/drawing/2016/5/14/chartex" xmlns:mc="http://schemas.openxmlformats.org/markup-compatibility/2006" xmlns:aink="http://schemas.microsoft.com/office/drawing/2016/ink" xmlns:am3d="http://schemas.microsoft.com/office/drawing/2017/model3d" xmlns:o="urn:schemas-microsoft-com:office:office" xmlns:r="http://schemas.openxmlformats.org/officeDocument/2006/relationships" xmlns:m="http://schemas.openxmlformats.org/officeDocument/2006/math" xmlns:v="urn:schemas-microsoft-com:vml" xmlns:wp14="http://schemas.microsoft.com/office/word/2010/wordprocessingDrawing" xmlns:wp="http://schemas.openxmlformats.org/drawingml/2006/wordprocessingDrawing" xmlns:w10="urn:schemas-microsoft-com:office:word" xmlns:w="http://schemas.openxmlformats.org/wordprocessingml/2006/main" xmlns:w14="http://schemas.microsoft.com/office/word/2010/wordml" xmlns:w15="http://schemas.microsoft.com/office/word/2012/wordml" xmlns:w16cid="http://schemas.microsoft.com/office/word/2016/wordml/cid" xmlns:w16se="http://schemas.microsoft.com/office/word/2015/wordml/symex" xmlns:wpg="http://schemas.microsoft.com/office/word/2010/wordprocessingGroup" xmlns:wpi="http://schemas.microsoft.com/office/word/2010/wordprocessingInk" xmlns:wne="http://schemas.microsoft.com/office/word/2006/wordml" xmlns:wps="http://schemas.microsoft.com/office/word/2010/wordprocessingShape" mc:Ignorable="w14 w15 w16se w16cid wp14">
+<w:footnotes xmlns:wpc="http://schemas.microsoft.com/office/word/2010/wordprocessingCanvas" xmlns:cx="http://schemas.microsoft.com/office/drawing/2014/chartex" xmlns:cx1="http://schemas.microsoft.com/office/drawing/2015/9/8/chartex" xmlns:cx2="http://schemas.microsoft.com/office/drawing/2015/10/21/chartex" xmlns:cx3="http://schemas.microsoft.com/office/drawing/2016/5/9/chartex" xmlns:cx4="http://schemas.microsoft.com/office/drawing/2016/5/10/chartex" xmlns:cx5="http://schemas.microsoft.com/office/drawing/2016/5/11/chartex" xmlns:cx6="http://schemas.microsoft.com/office/drawing/2016/5/12/chartex" xmlns:cx7="http://schemas.microsoft.com/office/drawing/2016/5/13/chartex" xmlns:cx8="http://schemas.microsoft.com/office/drawing/2016/5/14/chartex" xmlns:mc="http://schemas.openxmlformats.org/markup-compatibility/2006" xmlns:aink="http://schemas.microsoft.com/office/drawing/2016/ink" xmlns:am3d="http://schemas.microsoft.com/office/drawing/2017/model3d" xmlns:o="urn:schemas-microsoft-com:office:office" xmlns:oel="http://schemas.microsoft.com/office/2019/extlst" xmlns:r="http://schemas.openxmlformats.org/officeDocument/2006/relationships" xmlns:m="http://schemas.openxmlformats.org/officeDocument/2006/math" xmlns:v="urn:schemas-microsoft-com:vml" xmlns:wp14="http://schemas.microsoft.com/office/word/2010/wordprocessingDrawing" xmlns:wp="http://schemas.openxmlformats.org/drawingml/2006/wordprocessingDrawing" xmlns:w10="urn:schemas-microsoft-com:office:word" xmlns:w="http://schemas.openxmlformats.org/wordprocessingml/2006/main" xmlns:w14="http://schemas.microsoft.com/office/word/2010/wordml" xmlns:w15="http://schemas.microsoft.com/office/word/2012/wordml" xmlns:w16cex="http://schemas.microsoft.com/office/word/2018/wordml/cex" xmlns:w16cid="http://schemas.microsoft.com/office/word/2016/wordml/cid" xmlns:w16="http://schemas.microsoft.com/office/word/2018/wordml" xmlns:w16du="http://schemas.microsoft.com/office/word/2023/wordml/word16du" xmlns:w16sdtdh="http://schemas.microsoft.com/office/word/2020/wordml/sdtdatahash" xmlns:w16sdtfl="http://schemas.microsoft.com/office/word/2024/wordml/sdtformatlock" xmlns:w16se="http://schemas.microsoft.com/office/word/2015/wordml/symex" xmlns:wpg="http://schemas.microsoft.com/office/word/2010/wordprocessingGroup" xmlns:wpi="http://schemas.microsoft.com/office/word/2010/wordprocessingInk" xmlns:wne="http://schemas.microsoft.com/office/word/2006/wordml" xmlns:wps="http://schemas.microsoft.com/office/word/2010/wordprocessingShape" mc:Ignorable="w14 w15 w16se w16cid w16 w16cex w16sdtdh w16sdtfl w16du wp14">
   <w:footnote w:type="separator" w:id="-1">
     <w:p>
       <w:r>
@@ -4861,7 +5408,17 @@
 </file>
 
 <file path=word/header1.xml><?xml version="1.0" encoding="utf-8"?>
-<w:hdr xmlns:wpc="http://schemas.microsoft.com/office/word/2010/wordprocessingCanvas" xmlns:cx="http://schemas.microsoft.com/office/drawing/2014/chartex" xmlns:cx1="http://schemas.microsoft.com/office/drawing/2015/9/8/chartex" xmlns:cx2="http://schemas.microsoft.com/office/drawing/2015/10/21/chartex" xmlns:cx3="http://schemas.microsoft.com/office/drawing/2016/5/9/chartex" xmlns:cx4="http://schemas.microsoft.com/office/drawing/2016/5/10/chartex" xmlns:cx5="http://schemas.microsoft.com/office/drawing/2016/5/11/chartex" xmlns:cx6="http://schemas.microsoft.com/office/drawing/2016/5/12/chartex" xmlns:cx7="http://schemas.microsoft.com/office/drawing/2016/5/13/chartex" xmlns:cx8="http://schemas.microsoft.com/office/drawing/2016/5/14/chartex" xmlns:mc="http://schemas.openxmlformats.org/markup-compatibility/2006" xmlns:aink="http://schemas.microsoft.com/office/drawing/2016/ink" xmlns:am3d="http://schemas.microsoft.com/office/drawing/2017/model3d" xmlns:o="urn:schemas-microsoft-com:office:office" xmlns:r="http://schemas.openxmlformats.org/officeDocument/2006/relationships" xmlns:m="http://schemas.openxmlformats.org/officeDocument/2006/math" xmlns:v="urn:schemas-microsoft-com:vml" xmlns:wp14="http://schemas.microsoft.com/office/word/2010/wordprocessingDrawing" xmlns:wp="http://schemas.openxmlformats.org/drawingml/2006/wordprocessingDrawing" xmlns:w10="urn:schemas-microsoft-com:office:word" xmlns:w="http://schemas.openxmlformats.org/wordprocessingml/2006/main" xmlns:w14="http://schemas.microsoft.com/office/word/2010/wordml" xmlns:w15="http://schemas.microsoft.com/office/word/2012/wordml" xmlns:w16cid="http://schemas.microsoft.com/office/word/2016/wordml/cid" xmlns:w16se="http://schemas.microsoft.com/office/word/2015/wordml/symex" xmlns:wpg="http://schemas.microsoft.com/office/word/2010/wordprocessingGroup" xmlns:wpi="http://schemas.microsoft.com/office/word/2010/wordprocessingInk" xmlns:wne="http://schemas.microsoft.com/office/word/2006/wordml" xmlns:wps="http://schemas.microsoft.com/office/word/2010/wordprocessingShape" mc:Ignorable="w14 w15 w16se w16cid wp14">
+<w:hdr xmlns:wpc="http://schemas.microsoft.com/office/word/2010/wordprocessingCanvas" xmlns:cx="http://schemas.microsoft.com/office/drawing/2014/chartex" xmlns:cx1="http://schemas.microsoft.com/office/drawing/2015/9/8/chartex" xmlns:cx2="http://schemas.microsoft.com/office/drawing/2015/10/21/chartex" xmlns:cx3="http://schemas.microsoft.com/office/drawing/2016/5/9/chartex" xmlns:cx4="http://schemas.microsoft.com/office/drawing/2016/5/10/chartex" xmlns:cx5="http://schemas.microsoft.com/office/drawing/2016/5/11/chartex" xmlns:cx6="http://schemas.microsoft.com/office/drawing/2016/5/12/chartex" xmlns:cx7="http://schemas.microsoft.com/office/drawing/2016/5/13/chartex" xmlns:cx8="http://schemas.microsoft.com/office/drawing/2016/5/14/chartex" xmlns:mc="http://schemas.openxmlformats.org/markup-compatibility/2006" xmlns:aink="http://schemas.microsoft.com/office/drawing/2016/ink" xmlns:am3d="http://schemas.microsoft.com/office/drawing/2017/model3d" xmlns:o="urn:schemas-microsoft-com:office:office" xmlns:oel="http://schemas.microsoft.com/office/2019/extlst" xmlns:r="http://schemas.openxmlformats.org/officeDocument/2006/relationships" xmlns:m="http://schemas.openxmlformats.org/officeDocument/2006/math" xmlns:v="urn:schemas-microsoft-com:vml" xmlns:wp14="http://schemas.microsoft.com/office/word/2010/wordprocessingDrawing" xmlns:wp="http://schemas.openxmlformats.org/drawingml/2006/wordprocessingDrawing" xmlns:w10="urn:schemas-microsoft-com:office:word" xmlns:w="http://schemas.openxmlformats.org/wordprocessingml/2006/main" xmlns:w14="http://schemas.microsoft.com/office/word/2010/wordml" xmlns:w15="http://schemas.microsoft.com/office/word/2012/wordml" xmlns:w16cex="http://schemas.microsoft.com/office/word/2018/wordml/cex" xmlns:w16cid="http://schemas.microsoft.com/office/word/2016/wordml/cid" xmlns:w16="http://schemas.microsoft.com/office/word/2018/wordml" xmlns:w16du="http://schemas.microsoft.com/office/word/2023/wordml/word16du" xmlns:w16sdtdh="http://schemas.microsoft.com/office/word/2020/wordml/sdtdatahash" xmlns:w16sdtfl="http://schemas.microsoft.com/office/word/2024/wordml/sdtformatlock" xmlns:w16se="http://schemas.microsoft.com/office/word/2015/wordml/symex" xmlns:wpg="http://schemas.microsoft.com/office/word/2010/wordprocessingGroup" xmlns:wpi="http://schemas.microsoft.com/office/word/2010/wordprocessingInk" xmlns:wne="http://schemas.microsoft.com/office/word/2006/wordml" xmlns:wps="http://schemas.microsoft.com/office/word/2010/wordprocessingShape" mc:Ignorable="w14 w15 w16se w16cid w16 w16cex w16sdtdh w16sdtfl w16du wp14">
+  <w:p>
+    <w:pPr>
+      <w:pStyle w:val="Header"/>
+    </w:pPr>
+  </w:p>
+</w:hdr>
+</file>
+
+<file path=word/header2.xml><?xml version="1.0" encoding="utf-8"?>
+<w:hdr xmlns:wpc="http://schemas.microsoft.com/office/word/2010/wordprocessingCanvas" xmlns:cx="http://schemas.microsoft.com/office/drawing/2014/chartex" xmlns:cx1="http://schemas.microsoft.com/office/drawing/2015/9/8/chartex" xmlns:cx2="http://schemas.microsoft.com/office/drawing/2015/10/21/chartex" xmlns:cx3="http://schemas.microsoft.com/office/drawing/2016/5/9/chartex" xmlns:cx4="http://schemas.microsoft.com/office/drawing/2016/5/10/chartex" xmlns:cx5="http://schemas.microsoft.com/office/drawing/2016/5/11/chartex" xmlns:cx6="http://schemas.microsoft.com/office/drawing/2016/5/12/chartex" xmlns:cx7="http://schemas.microsoft.com/office/drawing/2016/5/13/chartex" xmlns:cx8="http://schemas.microsoft.com/office/drawing/2016/5/14/chartex" xmlns:mc="http://schemas.openxmlformats.org/markup-compatibility/2006" xmlns:aink="http://schemas.microsoft.com/office/drawing/2016/ink" xmlns:am3d="http://schemas.microsoft.com/office/drawing/2017/model3d" xmlns:o="urn:schemas-microsoft-com:office:office" xmlns:oel="http://schemas.microsoft.com/office/2019/extlst" xmlns:r="http://schemas.openxmlformats.org/officeDocument/2006/relationships" xmlns:m="http://schemas.openxmlformats.org/officeDocument/2006/math" xmlns:v="urn:schemas-microsoft-com:vml" xmlns:wp14="http://schemas.microsoft.com/office/word/2010/wordprocessingDrawing" xmlns:wp="http://schemas.openxmlformats.org/drawingml/2006/wordprocessingDrawing" xmlns:w10="urn:schemas-microsoft-com:office:word" xmlns:w="http://schemas.openxmlformats.org/wordprocessingml/2006/main" xmlns:w14="http://schemas.microsoft.com/office/word/2010/wordml" xmlns:w15="http://schemas.microsoft.com/office/word/2012/wordml" xmlns:w16cex="http://schemas.microsoft.com/office/word/2018/wordml/cex" xmlns:w16cid="http://schemas.microsoft.com/office/word/2016/wordml/cid" xmlns:w16="http://schemas.microsoft.com/office/word/2018/wordml" xmlns:w16du="http://schemas.microsoft.com/office/word/2023/wordml/word16du" xmlns:w16sdtdh="http://schemas.microsoft.com/office/word/2020/wordml/sdtdatahash" xmlns:w16sdtfl="http://schemas.microsoft.com/office/word/2024/wordml/sdtformatlock" xmlns:w16se="http://schemas.microsoft.com/office/word/2015/wordml/symex" xmlns:wpg="http://schemas.microsoft.com/office/word/2010/wordprocessingGroup" xmlns:wpi="http://schemas.microsoft.com/office/word/2010/wordprocessingInk" xmlns:wne="http://schemas.microsoft.com/office/word/2006/wordml" xmlns:wps="http://schemas.microsoft.com/office/word/2010/wordprocessingShape" mc:Ignorable="w14 w15 w16se w16cid w16 w16cex w16sdtdh w16sdtfl w16du wp14">
   <w:p>
     <w:pPr>
       <w:tabs>
@@ -4876,35 +5433,62 @@
     </w:pPr>
     <w:r>
       <w:rPr>
+        <w:rFonts w:cs="Open Sans Light"/>
+        <w:i/>
+        <w:iCs/>
         <w:noProof/>
+        <w:color w:val="222222"/>
         <w:sz w:val="14"/>
         <w:szCs w:val="14"/>
+        <w:shd w:val="clear" w:color="auto" w:fill="FFFFFF"/>
       </w:rPr>
       <w:drawing>
-        <wp:anchor distT="0" distB="0" distL="114300" distR="114300" simplePos="0" relativeHeight="251658240" behindDoc="0" locked="0" layoutInCell="1" allowOverlap="1" wp14:anchorId="5B652168" wp14:editId="2F3FC0C2">
+        <wp:anchor distT="0" distB="0" distL="114300" distR="114300" simplePos="0" relativeHeight="251658240" behindDoc="1" locked="0" layoutInCell="1" allowOverlap="1" wp14:anchorId="3891F885" wp14:editId="2C073B2A">
           <wp:simplePos x="0" y="0"/>
-          <wp:positionH relativeFrom="margin">
-            <wp:posOffset>5498465</wp:posOffset>
+          <wp:positionH relativeFrom="page">
+            <wp:posOffset>6032120</wp:posOffset>
           </wp:positionH>
           <wp:positionV relativeFrom="paragraph">
-            <wp:posOffset>79709</wp:posOffset>
+            <wp:posOffset>93040</wp:posOffset>
           </wp:positionV>
-          <wp:extent cx="1629787" cy="358546"/>
-          <wp:effectExtent l="0" t="0" r="0" b="3810"/>
+          <wp:extent cx="1341912" cy="285008"/>
+          <wp:effectExtent l="0" t="0" r="0" b="1270"/>
           <wp:wrapNone/>
-          <wp:docPr id="5" name="Picture 5" descr="A black and grey text&#10;&#10;Description automatically generated"/>
-          <wp:cNvGraphicFramePr>
-            <a:graphicFrameLocks xmlns:a="http://schemas.openxmlformats.org/drawingml/2006/main" noChangeAspect="1"/>
-          </wp:cNvGraphicFramePr>
+          <wp:docPr id="5" name="Pearson Logo" descr="Pearson Logo">
+            <a:extLst xmlns:a="http://schemas.openxmlformats.org/drawingml/2006/main">
+              <a:ext uri="{FF2B5EF4-FFF2-40B4-BE49-F238E27FC236}">
+                <a16:creationId xmlns:a16="http://schemas.microsoft.com/office/drawing/2014/main" id="{160A7F97-6209-F156-D033-087C9B50EAE0}"/>
+              </a:ext>
+              <a:ext uri="{C183D7F6-B498-43B3-948B-1728B52AA6E4}">
+                <adec:decorative xmlns:adec="http://schemas.microsoft.com/office/drawing/2017/decorative" val="0"/>
+              </a:ext>
+            </a:extLst>
+          </wp:docPr>
+          <wp:cNvGraphicFramePr/>
           <a:graphic xmlns:a="http://schemas.openxmlformats.org/drawingml/2006/main">
             <a:graphicData uri="http://schemas.openxmlformats.org/drawingml/2006/picture">
               <pic:pic xmlns:pic="http://schemas.openxmlformats.org/drawingml/2006/picture">
                 <pic:nvPicPr>
-                  <pic:cNvPr id="3" name="Picture 3" descr="A black and grey text&#10;&#10;Description automatically generated"/>
+                  <pic:cNvPr id="5" name="Pearson Logo" descr="Pearson Logo">
+                    <a:extLst>
+                      <a:ext uri="{FF2B5EF4-FFF2-40B4-BE49-F238E27FC236}">
+                        <a16:creationId xmlns:a16="http://schemas.microsoft.com/office/drawing/2014/main" id="{160A7F97-6209-F156-D033-087C9B50EAE0}"/>
+                      </a:ext>
+                      <a:ext uri="{C183D7F6-B498-43B3-948B-1728B52AA6E4}">
+                        <adec:decorative xmlns:adec="http://schemas.microsoft.com/office/drawing/2017/decorative" val="0"/>
+                      </a:ext>
+                    </a:extLst>
+                  </pic:cNvPr>
                   <pic:cNvPicPr/>
                 </pic:nvPicPr>
                 <pic:blipFill>
-                  <a:blip r:embed="rId1"/>
+                  <a:blip r:embed="rId1">
+                    <a:extLst>
+                      <a:ext uri="{96DAC541-7B7A-43D3-8B79-37D633B846F1}">
+                        <asvg:svgBlip xmlns:asvg="http://schemas.microsoft.com/office/drawing/2016/SVG/main" r:embed="rId2"/>
+                      </a:ext>
+                    </a:extLst>
+                  </a:blip>
                   <a:stretch>
                     <a:fillRect/>
                   </a:stretch>
@@ -4912,7 +5496,7 @@
                 <pic:spPr>
                   <a:xfrm>
                     <a:off x="0" y="0"/>
-                    <a:ext cx="1629787" cy="358546"/>
+                    <a:ext cx="1341912" cy="285008"/>
                   </a:xfrm>
                   <a:prstGeom prst="rect">
                     <a:avLst/>
@@ -4921,10 +5505,10 @@
               </pic:pic>
             </a:graphicData>
           </a:graphic>
-          <wp14:sizeRelH relativeFrom="margin">
+          <wp14:sizeRelH relativeFrom="page">
             <wp14:pctWidth>0</wp14:pctWidth>
           </wp14:sizeRelH>
-          <wp14:sizeRelV relativeFrom="margin">
+          <wp14:sizeRelV relativeFrom="page">
             <wp14:pctHeight>0</wp14:pctHeight>
           </wp14:sizeRelV>
         </wp:anchor>
@@ -4941,7 +5525,7 @@
         <w:szCs w:val="14"/>
         <w:shd w:val="clear" w:color="auto" w:fill="FFFFFF"/>
       </w:rPr>
-      <w:t>PLEASE NOTE: When submitting evidence for assessment, each learner must sign a declaration confirming that the work is their own. You may use this form, a separate learner authenticity declaration, an electronic platform or incorporate a learner declaration into an Assignment Brief front sheet.</w:t>
+      <w:t xml:space="preserve">PLEASE NOTE: When submitting evidence for assessment, each </w:t>
     </w:r>
     <w:r>
       <w:rPr>
@@ -4954,7 +5538,7 @@
         <w:szCs w:val="14"/>
         <w:shd w:val="clear" w:color="auto" w:fill="FFFFFF"/>
       </w:rPr>
-      <w:t xml:space="preserve"> </w:t>
+      <w:t>student</w:t>
     </w:r>
     <w:r>
       <w:rPr>
@@ -4967,7 +5551,7 @@
         <w:szCs w:val="14"/>
         <w:shd w:val="clear" w:color="auto" w:fill="FFFFFF"/>
       </w:rPr>
-      <w:t xml:space="preserve">Electronic signatures are acceptable </w:t>
+      <w:t xml:space="preserve"> must sign a declaration confirming that the work is their own. You may use this form, a separate</w:t>
     </w:r>
     <w:r>
       <w:rPr>
@@ -4980,7 +5564,7 @@
         <w:szCs w:val="14"/>
         <w:shd w:val="clear" w:color="auto" w:fill="FFFFFF"/>
       </w:rPr>
-      <w:t>if there is an audit trail to support its authenticity</w:t>
+      <w:t xml:space="preserve"> student</w:t>
     </w:r>
     <w:r>
       <w:rPr>
@@ -4993,7 +5577,7 @@
         <w:szCs w:val="14"/>
         <w:shd w:val="clear" w:color="auto" w:fill="FFFFFF"/>
       </w:rPr>
-      <w:t>.</w:t>
+      <w:t xml:space="preserve"> authenticity declaration, an electronic platform or incorporate </w:t>
     </w:r>
     <w:r>
       <w:rPr>
@@ -5006,7 +5590,7 @@
         <w:szCs w:val="14"/>
         <w:shd w:val="clear" w:color="auto" w:fill="FFFFFF"/>
       </w:rPr>
-      <w:t xml:space="preserve"> This includes a scanned signature or the individual’s </w:t>
+      <w:t>a</w:t>
     </w:r>
     <w:r>
       <w:rPr>
@@ -5019,7 +5603,7 @@
         <w:szCs w:val="14"/>
         <w:shd w:val="clear" w:color="auto" w:fill="FFFFFF"/>
       </w:rPr>
-      <w:t>centre-based</w:t>
+      <w:t xml:space="preserve"> </w:t>
     </w:r>
     <w:r>
       <w:rPr>
@@ -5032,7 +5616,7 @@
         <w:szCs w:val="14"/>
         <w:shd w:val="clear" w:color="auto" w:fill="FFFFFF"/>
       </w:rPr>
-      <w:t xml:space="preserve"> email address. A font style is not accepted. Plea</w:t>
+      <w:t xml:space="preserve">student </w:t>
     </w:r>
     <w:r>
       <w:rPr>
@@ -5045,7 +5629,326 @@
         <w:szCs w:val="14"/>
         <w:shd w:val="clear" w:color="auto" w:fill="FFFFFF"/>
       </w:rPr>
-      <w:t>se see the Centre Guide to Internal Assessment for further details.</w:t>
+      <w:t xml:space="preserve">declaration into an </w:t>
+    </w:r>
+    <w:r>
+      <w:rPr>
+        <w:rStyle w:val="normaltextrun"/>
+        <w:rFonts w:cs="Open Sans Light"/>
+        <w:i/>
+        <w:iCs/>
+        <w:color w:val="222222"/>
+        <w:sz w:val="14"/>
+        <w:szCs w:val="14"/>
+        <w:shd w:val="clear" w:color="auto" w:fill="FFFFFF"/>
+      </w:rPr>
+      <w:t>a</w:t>
+    </w:r>
+    <w:r>
+      <w:rPr>
+        <w:rStyle w:val="normaltextrun"/>
+        <w:rFonts w:cs="Open Sans Light"/>
+        <w:i/>
+        <w:iCs/>
+        <w:color w:val="222222"/>
+        <w:sz w:val="14"/>
+        <w:szCs w:val="14"/>
+        <w:shd w:val="clear" w:color="auto" w:fill="FFFFFF"/>
+      </w:rPr>
+      <w:t xml:space="preserve">ssignment </w:t>
+    </w:r>
+    <w:r>
+      <w:rPr>
+        <w:rStyle w:val="normaltextrun"/>
+        <w:rFonts w:cs="Open Sans Light"/>
+        <w:i/>
+        <w:iCs/>
+        <w:color w:val="222222"/>
+        <w:sz w:val="14"/>
+        <w:szCs w:val="14"/>
+        <w:shd w:val="clear" w:color="auto" w:fill="FFFFFF"/>
+      </w:rPr>
+      <w:t>b</w:t>
+    </w:r>
+    <w:r>
+      <w:rPr>
+        <w:rStyle w:val="normaltextrun"/>
+        <w:rFonts w:cs="Open Sans Light"/>
+        <w:i/>
+        <w:iCs/>
+        <w:color w:val="222222"/>
+        <w:sz w:val="14"/>
+        <w:szCs w:val="14"/>
+        <w:shd w:val="clear" w:color="auto" w:fill="FFFFFF"/>
+      </w:rPr>
+      <w:t>rief front sheet.</w:t>
+    </w:r>
+    <w:r>
+      <w:rPr>
+        <w:rStyle w:val="normaltextrun"/>
+        <w:rFonts w:cs="Open Sans Light"/>
+        <w:i/>
+        <w:iCs/>
+        <w:color w:val="222222"/>
+        <w:sz w:val="14"/>
+        <w:szCs w:val="14"/>
+        <w:shd w:val="clear" w:color="auto" w:fill="FFFFFF"/>
+      </w:rPr>
+      <w:t xml:space="preserve"> </w:t>
+    </w:r>
+    <w:r>
+      <w:rPr>
+        <w:rStyle w:val="normaltextrun"/>
+        <w:rFonts w:cs="Open Sans Light"/>
+        <w:i/>
+        <w:iCs/>
+        <w:color w:val="222222"/>
+        <w:sz w:val="14"/>
+        <w:szCs w:val="14"/>
+        <w:shd w:val="clear" w:color="auto" w:fill="FFFFFF"/>
+      </w:rPr>
+      <w:t xml:space="preserve">Electronic signatures are acceptable </w:t>
+    </w:r>
+    <w:r>
+      <w:rPr>
+        <w:rStyle w:val="normaltextrun"/>
+        <w:rFonts w:cs="Open Sans Light"/>
+        <w:i/>
+        <w:iCs/>
+        <w:color w:val="222222"/>
+        <w:sz w:val="14"/>
+        <w:szCs w:val="14"/>
+        <w:shd w:val="clear" w:color="auto" w:fill="FFFFFF"/>
+      </w:rPr>
+      <w:t>if there is an audit trail to support its authenticity</w:t>
+    </w:r>
+    <w:r>
+      <w:rPr>
+        <w:rStyle w:val="normaltextrun"/>
+        <w:rFonts w:cs="Open Sans Light"/>
+        <w:i/>
+        <w:iCs/>
+        <w:color w:val="222222"/>
+        <w:sz w:val="14"/>
+        <w:szCs w:val="14"/>
+        <w:shd w:val="clear" w:color="auto" w:fill="FFFFFF"/>
+      </w:rPr>
+      <w:t>.</w:t>
+    </w:r>
+    <w:r>
+      <w:rPr>
+        <w:rStyle w:val="normaltextrun"/>
+        <w:rFonts w:cs="Open Sans Light"/>
+        <w:i/>
+        <w:iCs/>
+        <w:color w:val="222222"/>
+        <w:sz w:val="14"/>
+        <w:szCs w:val="14"/>
+        <w:shd w:val="clear" w:color="auto" w:fill="FFFFFF"/>
+      </w:rPr>
+      <w:t xml:space="preserve"> </w:t>
+    </w:r>
+    <w:r>
+      <w:rPr>
+        <w:rStyle w:val="normaltextrun"/>
+        <w:rFonts w:cs="Open Sans Light"/>
+        <w:i/>
+        <w:iCs/>
+        <w:color w:val="222222"/>
+        <w:sz w:val="14"/>
+        <w:szCs w:val="14"/>
+        <w:shd w:val="clear" w:color="auto" w:fill="FFFFFF"/>
+      </w:rPr>
+      <w:t>T</w:t>
+    </w:r>
+    <w:r>
+      <w:rPr>
+        <w:rFonts w:cs="Open Sans Light"/>
+        <w:i/>
+        <w:iCs/>
+        <w:color w:val="222222"/>
+        <w:sz w:val="14"/>
+        <w:szCs w:val="14"/>
+        <w:shd w:val="clear" w:color="auto" w:fill="FFFFFF"/>
+      </w:rPr>
+      <w:t xml:space="preserve">his can be scanned or </w:t>
+    </w:r>
+    <w:r>
+      <w:rPr>
+        <w:rFonts w:cs="Open Sans Light"/>
+        <w:i/>
+        <w:iCs/>
+        <w:color w:val="222222"/>
+        <w:sz w:val="14"/>
+        <w:szCs w:val="14"/>
+        <w:shd w:val="clear" w:color="auto" w:fill="FFFFFF"/>
+      </w:rPr>
+      <w:t xml:space="preserve">a </w:t>
+    </w:r>
+    <w:r>
+      <w:rPr>
+        <w:rFonts w:cs="Open Sans Light"/>
+        <w:i/>
+        <w:iCs/>
+        <w:color w:val="222222"/>
+        <w:sz w:val="14"/>
+        <w:szCs w:val="14"/>
+        <w:shd w:val="clear" w:color="auto" w:fill="FFFFFF"/>
+      </w:rPr>
+      <w:t>typed</w:t>
+    </w:r>
+    <w:r>
+      <w:rPr>
+        <w:rFonts w:cs="Open Sans Light"/>
+        <w:i/>
+        <w:iCs/>
+        <w:color w:val="222222"/>
+        <w:sz w:val="14"/>
+        <w:szCs w:val="14"/>
+        <w:shd w:val="clear" w:color="auto" w:fill="FFFFFF"/>
+      </w:rPr>
+      <w:t xml:space="preserve"> name on</w:t>
+    </w:r>
+    <w:r>
+      <w:rPr>
+        <w:rFonts w:cs="Open Sans Light"/>
+        <w:i/>
+        <w:iCs/>
+        <w:color w:val="222222"/>
+        <w:sz w:val="14"/>
+        <w:szCs w:val="14"/>
+        <w:shd w:val="clear" w:color="auto" w:fill="FFFFFF"/>
+      </w:rPr>
+      <w:t xml:space="preserve"> the document</w:t>
+    </w:r>
+    <w:r>
+      <w:rPr>
+        <w:rFonts w:cs="Open Sans Light"/>
+        <w:i/>
+        <w:iCs/>
+        <w:color w:val="222222"/>
+        <w:sz w:val="14"/>
+        <w:szCs w:val="14"/>
+        <w:shd w:val="clear" w:color="auto" w:fill="FFFFFF"/>
+      </w:rPr>
+      <w:t xml:space="preserve">. Please </w:t>
+    </w:r>
+    <w:r>
+      <w:rPr>
+        <w:rStyle w:val="normaltextrun"/>
+        <w:rFonts w:cs="Open Sans Light"/>
+        <w:i/>
+        <w:iCs/>
+        <w:color w:val="222222"/>
+        <w:sz w:val="14"/>
+        <w:szCs w:val="14"/>
+        <w:shd w:val="clear" w:color="auto" w:fill="FFFFFF"/>
+      </w:rPr>
+      <w:t xml:space="preserve">see the </w:t>
+    </w:r>
+    <w:r>
+      <w:rPr>
+        <w:rStyle w:val="normaltextrun"/>
+        <w:rFonts w:cs="Open Sans Light"/>
+        <w:i/>
+        <w:iCs/>
+        <w:color w:val="222222"/>
+        <w:sz w:val="14"/>
+        <w:szCs w:val="14"/>
+        <w:shd w:val="clear" w:color="auto" w:fill="FFFFFF"/>
+      </w:rPr>
+      <w:t>c</w:t>
+    </w:r>
+    <w:r>
+      <w:rPr>
+        <w:rStyle w:val="normaltextrun"/>
+        <w:rFonts w:cs="Open Sans Light"/>
+        <w:i/>
+        <w:iCs/>
+        <w:color w:val="222222"/>
+        <w:sz w:val="14"/>
+        <w:szCs w:val="14"/>
+        <w:shd w:val="clear" w:color="auto" w:fill="FFFFFF"/>
+      </w:rPr>
+      <w:t xml:space="preserve">entre </w:t>
+    </w:r>
+    <w:r>
+      <w:rPr>
+        <w:rStyle w:val="normaltextrun"/>
+        <w:rFonts w:cs="Open Sans Light"/>
+        <w:i/>
+        <w:iCs/>
+        <w:color w:val="222222"/>
+        <w:sz w:val="14"/>
+        <w:szCs w:val="14"/>
+        <w:shd w:val="clear" w:color="auto" w:fill="FFFFFF"/>
+      </w:rPr>
+      <w:t>g</w:t>
+    </w:r>
+    <w:r>
+      <w:rPr>
+        <w:rStyle w:val="normaltextrun"/>
+        <w:rFonts w:cs="Open Sans Light"/>
+        <w:i/>
+        <w:iCs/>
+        <w:color w:val="222222"/>
+        <w:sz w:val="14"/>
+        <w:szCs w:val="14"/>
+        <w:shd w:val="clear" w:color="auto" w:fill="FFFFFF"/>
+      </w:rPr>
+      <w:t xml:space="preserve">uide to </w:t>
+    </w:r>
+    <w:r>
+      <w:rPr>
+        <w:rStyle w:val="normaltextrun"/>
+        <w:rFonts w:cs="Open Sans Light"/>
+        <w:i/>
+        <w:iCs/>
+        <w:color w:val="222222"/>
+        <w:sz w:val="14"/>
+        <w:szCs w:val="14"/>
+        <w:shd w:val="clear" w:color="auto" w:fill="FFFFFF"/>
+      </w:rPr>
+      <w:t>i</w:t>
+    </w:r>
+    <w:r>
+      <w:rPr>
+        <w:rStyle w:val="normaltextrun"/>
+        <w:rFonts w:cs="Open Sans Light"/>
+        <w:i/>
+        <w:iCs/>
+        <w:color w:val="222222"/>
+        <w:sz w:val="14"/>
+        <w:szCs w:val="14"/>
+        <w:shd w:val="clear" w:color="auto" w:fill="FFFFFF"/>
+      </w:rPr>
+      <w:t xml:space="preserve">nternal </w:t>
+    </w:r>
+    <w:r>
+      <w:rPr>
+        <w:rStyle w:val="normaltextrun"/>
+        <w:rFonts w:cs="Open Sans Light"/>
+        <w:i/>
+        <w:iCs/>
+        <w:color w:val="222222"/>
+        <w:sz w:val="14"/>
+        <w:szCs w:val="14"/>
+        <w:shd w:val="clear" w:color="auto" w:fill="FFFFFF"/>
+      </w:rPr>
+      <w:t>as</w:t>
+    </w:r>
+    <w:r>
+      <w:rPr>
+        <w:rStyle w:val="normaltextrun"/>
+        <w:rFonts w:cs="Open Sans Light"/>
+        <w:i/>
+        <w:iCs/>
+        <w:color w:val="222222"/>
+        <w:sz w:val="14"/>
+        <w:szCs w:val="14"/>
+        <w:shd w:val="clear" w:color="auto" w:fill="FFFFFF"/>
+      </w:rPr>
+      <w:t>sessment for further details.</w:t>
     </w:r>
     <w:r>
       <w:rPr>
@@ -5107,9 +6010,132 @@
 </w:hdr>
 </file>
 
+<file path=word/header3.xml><?xml version="1.0" encoding="utf-8"?>
+<w:hdr xmlns:wpc="http://schemas.microsoft.com/office/word/2010/wordprocessingCanvas" xmlns:cx="http://schemas.microsoft.com/office/drawing/2014/chartex" xmlns:cx1="http://schemas.microsoft.com/office/drawing/2015/9/8/chartex" xmlns:cx2="http://schemas.microsoft.com/office/drawing/2015/10/21/chartex" xmlns:cx3="http://schemas.microsoft.com/office/drawing/2016/5/9/chartex" xmlns:cx4="http://schemas.microsoft.com/office/drawing/2016/5/10/chartex" xmlns:cx5="http://schemas.microsoft.com/office/drawing/2016/5/11/chartex" xmlns:cx6="http://schemas.microsoft.com/office/drawing/2016/5/12/chartex" xmlns:cx7="http://schemas.microsoft.com/office/drawing/2016/5/13/chartex" xmlns:cx8="http://schemas.microsoft.com/office/drawing/2016/5/14/chartex" xmlns:mc="http://schemas.openxmlformats.org/markup-compatibility/2006" xmlns:aink="http://schemas.microsoft.com/office/drawing/2016/ink" xmlns:am3d="http://schemas.microsoft.com/office/drawing/2017/model3d" xmlns:o="urn:schemas-microsoft-com:office:office" xmlns:oel="http://schemas.microsoft.com/office/2019/extlst" xmlns:r="http://schemas.openxmlformats.org/officeDocument/2006/relationships" xmlns:m="http://schemas.openxmlformats.org/officeDocument/2006/math" xmlns:v="urn:schemas-microsoft-com:vml" xmlns:wp14="http://schemas.microsoft.com/office/word/2010/wordprocessingDrawing" xmlns:wp="http://schemas.openxmlformats.org/drawingml/2006/wordprocessingDrawing" xmlns:w10="urn:schemas-microsoft-com:office:word" xmlns:w="http://schemas.openxmlformats.org/wordprocessingml/2006/main" xmlns:w14="http://schemas.microsoft.com/office/word/2010/wordml" xmlns:w15="http://schemas.microsoft.com/office/word/2012/wordml" xmlns:w16cex="http://schemas.microsoft.com/office/word/2018/wordml/cex" xmlns:w16cid="http://schemas.microsoft.com/office/word/2016/wordml/cid" xmlns:w16="http://schemas.microsoft.com/office/word/2018/wordml" xmlns:w16du="http://schemas.microsoft.com/office/word/2023/wordml/word16du" xmlns:w16sdtdh="http://schemas.microsoft.com/office/word/2020/wordml/sdtdatahash" xmlns:w16sdtfl="http://schemas.microsoft.com/office/word/2024/wordml/sdtformatlock" xmlns:w16se="http://schemas.microsoft.com/office/word/2015/wordml/symex" xmlns:wpg="http://schemas.microsoft.com/office/word/2010/wordprocessingGroup" xmlns:wpi="http://schemas.microsoft.com/office/word/2010/wordprocessingInk" xmlns:wne="http://schemas.microsoft.com/office/word/2006/wordml" xmlns:wps="http://schemas.microsoft.com/office/word/2010/wordprocessingShape" mc:Ignorable="w14 w15 w16se w16cid w16 w16cex w16sdtdh w16sdtfl w16du wp14">
+  <w:p>
+    <w:pPr>
+      <w:pStyle w:val="Header"/>
+    </w:pPr>
+  </w:p>
+</w:hdr>
+</file>
+
 <file path=word/numbering.xml><?xml version="1.0" encoding="utf-8"?>
-<w:numbering xmlns:wpc="http://schemas.microsoft.com/office/word/2010/wordprocessingCanvas" xmlns:cx="http://schemas.microsoft.com/office/drawing/2014/chartex" xmlns:cx1="http://schemas.microsoft.com/office/drawing/2015/9/8/chartex" xmlns:cx2="http://schemas.microsoft.com/office/drawing/2015/10/21/chartex" xmlns:cx3="http://schemas.microsoft.com/office/drawing/2016/5/9/chartex" xmlns:cx4="http://schemas.microsoft.com/office/drawing/2016/5/10/chartex" xmlns:cx5="http://schemas.microsoft.com/office/drawing/2016/5/11/chartex" xmlns:cx6="http://schemas.microsoft.com/office/drawing/2016/5/12/chartex" xmlns:cx7="http://schemas.microsoft.com/office/drawing/2016/5/13/chartex" xmlns:cx8="http://schemas.microsoft.com/office/drawing/2016/5/14/chartex" xmlns:mc="http://schemas.openxmlformats.org/markup-compatibility/2006" xmlns:aink="http://schemas.microsoft.com/office/drawing/2016/ink" xmlns:am3d="http://schemas.microsoft.com/office/drawing/2017/model3d" xmlns:o="urn:schemas-microsoft-com:office:office" xmlns:r="http://schemas.openxmlformats.org/officeDocument/2006/relationships" xmlns:m="http://schemas.openxmlformats.org/officeDocument/2006/math" xmlns:v="urn:schemas-microsoft-com:vml" xmlns:wp14="http://schemas.microsoft.com/office/word/2010/wordprocessingDrawing" xmlns:wp="http://schemas.openxmlformats.org/drawingml/2006/wordprocessingDrawing" xmlns:w10="urn:schemas-microsoft-com:office:word" xmlns:w="http://schemas.openxmlformats.org/wordprocessingml/2006/main" xmlns:w14="http://schemas.microsoft.com/office/word/2010/wordml" xmlns:w15="http://schemas.microsoft.com/office/word/2012/wordml" xmlns:w16cid="http://schemas.microsoft.com/office/word/2016/wordml/cid" xmlns:w16se="http://schemas.microsoft.com/office/word/2015/wordml/symex" xmlns:wpg="http://schemas.microsoft.com/office/word/2010/wordprocessingGroup" xmlns:wpi="http://schemas.microsoft.com/office/word/2010/wordprocessingInk" xmlns:wne="http://schemas.microsoft.com/office/word/2006/wordml" xmlns:wps="http://schemas.microsoft.com/office/word/2010/wordprocessingShape" mc:Ignorable="w14 w15 w16se w16cid wp14">
+<w:numbering xmlns:wpc="http://schemas.microsoft.com/office/word/2010/wordprocessingCanvas" xmlns:cx="http://schemas.microsoft.com/office/drawing/2014/chartex" xmlns:cx1="http://schemas.microsoft.com/office/drawing/2015/9/8/chartex" xmlns:cx2="http://schemas.microsoft.com/office/drawing/2015/10/21/chartex" xmlns:cx3="http://schemas.microsoft.com/office/drawing/2016/5/9/chartex" xmlns:cx4="http://schemas.microsoft.com/office/drawing/2016/5/10/chartex" xmlns:cx5="http://schemas.microsoft.com/office/drawing/2016/5/11/chartex" xmlns:cx6="http://schemas.microsoft.com/office/drawing/2016/5/12/chartex" xmlns:cx7="http://schemas.microsoft.com/office/drawing/2016/5/13/chartex" xmlns:cx8="http://schemas.microsoft.com/office/drawing/2016/5/14/chartex" xmlns:mc="http://schemas.openxmlformats.org/markup-compatibility/2006" xmlns:aink="http://schemas.microsoft.com/office/drawing/2016/ink" xmlns:am3d="http://schemas.microsoft.com/office/drawing/2017/model3d" xmlns:o="urn:schemas-microsoft-com:office:office" xmlns:oel="http://schemas.microsoft.com/office/2019/extlst" xmlns:r="http://schemas.openxmlformats.org/officeDocument/2006/relationships" xmlns:m="http://schemas.openxmlformats.org/officeDocument/2006/math" xmlns:v="urn:schemas-microsoft-com:vml" xmlns:wp14="http://schemas.microsoft.com/office/word/2010/wordprocessingDrawing" xmlns:wp="http://schemas.openxmlformats.org/drawingml/2006/wordprocessingDrawing" xmlns:w10="urn:schemas-microsoft-com:office:word" xmlns:w="http://schemas.openxmlformats.org/wordprocessingml/2006/main" xmlns:w14="http://schemas.microsoft.com/office/word/2010/wordml" xmlns:w15="http://schemas.microsoft.com/office/word/2012/wordml" xmlns:w16cex="http://schemas.microsoft.com/office/word/2018/wordml/cex" xmlns:w16cid="http://schemas.microsoft.com/office/word/2016/wordml/cid" xmlns:w16="http://schemas.microsoft.com/office/word/2018/wordml" xmlns:w16du="http://schemas.microsoft.com/office/word/2023/wordml/word16du" xmlns:w16sdtdh="http://schemas.microsoft.com/office/word/2020/wordml/sdtdatahash" xmlns:w16sdtfl="http://schemas.microsoft.com/office/word/2024/wordml/sdtformatlock" xmlns:w16se="http://schemas.microsoft.com/office/word/2015/wordml/symex" xmlns:wpg="http://schemas.microsoft.com/office/word/2010/wordprocessingGroup" xmlns:wpi="http://schemas.microsoft.com/office/word/2010/wordprocessingInk" xmlns:wne="http://schemas.microsoft.com/office/word/2006/wordml" xmlns:wps="http://schemas.microsoft.com/office/word/2010/wordprocessingShape" mc:Ignorable="w14 w15 w16se w16cid w16 w16cex w16sdtdh w16sdtfl w16du wp14">
   <w:abstractNum w:abstractNumId="0" w15:restartNumberingAfterBreak="0">
+    <w:nsid w:val="2A2339E0"/>
+    <w:multiLevelType w:val="hybridMultilevel"/>
+    <w:tmpl w:val="029C60A0"/>
+    <w:lvl w:ilvl="0" w:tplc="08090001">
+      <w:start w:val="1"/>
+      <w:numFmt w:val="bullet"/>
+      <w:lvlText w:val=""/>
+      <w:lvlJc w:val="left"/>
+      <w:pPr>
+        <w:ind w:left="720" w:hanging="360"/>
+      </w:pPr>
+      <w:rPr>
+        <w:rFonts w:ascii="Symbol" w:hAnsi="Symbol" w:hint="default"/>
+      </w:rPr>
+    </w:lvl>
+    <w:lvl w:ilvl="1" w:tplc="08090003" w:tentative="1">
+      <w:start w:val="1"/>
+      <w:numFmt w:val="bullet"/>
+      <w:lvlText w:val="o"/>
+      <w:lvlJc w:val="left"/>
+      <w:pPr>
+        <w:ind w:left="1440" w:hanging="360"/>
+      </w:pPr>
+      <w:rPr>
+        <w:rFonts w:ascii="Courier New" w:hAnsi="Courier New" w:cs="Courier New" w:hint="default"/>
+      </w:rPr>
+    </w:lvl>
+    <w:lvl w:ilvl="2" w:tplc="08090005" w:tentative="1">
+      <w:start w:val="1"/>
+      <w:numFmt w:val="bullet"/>
+      <w:lvlText w:val=""/>
+      <w:lvlJc w:val="left"/>
+      <w:pPr>
+        <w:ind w:left="2160" w:hanging="360"/>
+      </w:pPr>
+      <w:rPr>
+        <w:rFonts w:ascii="Wingdings" w:hAnsi="Wingdings" w:hint="default"/>
+      </w:rPr>
+    </w:lvl>
+    <w:lvl w:ilvl="3" w:tplc="08090001" w:tentative="1">
+      <w:start w:val="1"/>
+      <w:numFmt w:val="bullet"/>
+      <w:lvlText w:val=""/>
+      <w:lvlJc w:val="left"/>
+      <w:pPr>
+        <w:ind w:left="2880" w:hanging="360"/>
+      </w:pPr>
+      <w:rPr>
+        <w:rFonts w:ascii="Symbol" w:hAnsi="Symbol" w:hint="default"/>
+      </w:rPr>
+    </w:lvl>
+    <w:lvl w:ilvl="4" w:tplc="08090003" w:tentative="1">
+      <w:start w:val="1"/>
+      <w:numFmt w:val="bullet"/>
+      <w:lvlText w:val="o"/>
+      <w:lvlJc w:val="left"/>
+      <w:pPr>
+        <w:ind w:left="3600" w:hanging="360"/>
+      </w:pPr>
+      <w:rPr>
+        <w:rFonts w:ascii="Courier New" w:hAnsi="Courier New" w:cs="Courier New" w:hint="default"/>
+      </w:rPr>
+    </w:lvl>
+    <w:lvl w:ilvl="5" w:tplc="08090005" w:tentative="1">
+      <w:start w:val="1"/>
+      <w:numFmt w:val="bullet"/>
+      <w:lvlText w:val=""/>
+      <w:lvlJc w:val="left"/>
+      <w:pPr>
+        <w:ind w:left="4320" w:hanging="360"/>
+      </w:pPr>
+      <w:rPr>
+        <w:rFonts w:ascii="Wingdings" w:hAnsi="Wingdings" w:hint="default"/>
+      </w:rPr>
+    </w:lvl>
+    <w:lvl w:ilvl="6" w:tplc="08090001" w:tentative="1">
+      <w:start w:val="1"/>
+      <w:numFmt w:val="bullet"/>
+      <w:lvlText w:val=""/>
+      <w:lvlJc w:val="left"/>
+      <w:pPr>
+        <w:ind w:left="5040" w:hanging="360"/>
+      </w:pPr>
+      <w:rPr>
+        <w:rFonts w:ascii="Symbol" w:hAnsi="Symbol" w:hint="default"/>
+      </w:rPr>
+    </w:lvl>
+    <w:lvl w:ilvl="7" w:tplc="08090003" w:tentative="1">
+      <w:start w:val="1"/>
+      <w:numFmt w:val="bullet"/>
+      <w:lvlText w:val="o"/>
+      <w:lvlJc w:val="left"/>
+      <w:pPr>
+        <w:ind w:left="5760" w:hanging="360"/>
+      </w:pPr>
+      <w:rPr>
+        <w:rFonts w:ascii="Courier New" w:hAnsi="Courier New" w:cs="Courier New" w:hint="default"/>
+      </w:rPr>
+    </w:lvl>
+    <w:lvl w:ilvl="8" w:tplc="08090005" w:tentative="1">
+      <w:start w:val="1"/>
+      <w:numFmt w:val="bullet"/>
+      <w:lvlText w:val=""/>
+      <w:lvlJc w:val="left"/>
+      <w:pPr>
+        <w:ind w:left="6480" w:hanging="360"/>
+      </w:pPr>
+      <w:rPr>
+        <w:rFonts w:ascii="Wingdings" w:hAnsi="Wingdings" w:hint="default"/>
+      </w:rPr>
+    </w:lvl>
+  </w:abstractNum>
+  <w:abstractNum w:abstractNumId="1" w15:restartNumberingAfterBreak="0">
     <w:nsid w:val="2FCA0551"/>
     <w:multiLevelType w:val="multilevel"/>
     <w:tmpl w:val="463AB4E4"/>
@@ -5231,7 +6257,7 @@
       </w:rPr>
     </w:lvl>
   </w:abstractNum>
-  <w:abstractNum w:abstractNumId="1" w15:restartNumberingAfterBreak="0">
+  <w:abstractNum w:abstractNumId="2" w15:restartNumberingAfterBreak="0">
     <w:nsid w:val="6DEF2E31"/>
     <w:multiLevelType w:val="hybridMultilevel"/>
     <w:tmpl w:val="89F28B60"/>
@@ -5344,7 +6370,7 @@
       </w:rPr>
     </w:lvl>
   </w:abstractNum>
-  <w:abstractNum w:abstractNumId="2" w15:restartNumberingAfterBreak="0">
+  <w:abstractNum w:abstractNumId="3" w15:restartNumberingAfterBreak="0">
     <w:nsid w:val="718E3358"/>
     <w:multiLevelType w:val="multilevel"/>
     <w:tmpl w:val="EF9E0BB8"/>
@@ -5493,31 +6519,26 @@
       </w:rPr>
     </w:lvl>
   </w:abstractNum>
-  <w:num w:numId="1">
-    <w:abstractNumId w:val="0"/>
+  <w:num w:numId="1" w16cid:durableId="195583295">
+    <w:abstractNumId w:val="1"/>
   </w:num>
-  <w:num w:numId="2">
+  <w:num w:numId="2" w16cid:durableId="839348226">
+    <w:abstractNumId w:val="3"/>
+  </w:num>
+  <w:num w:numId="3" w16cid:durableId="64232555">
     <w:abstractNumId w:val="2"/>
   </w:num>
-  <w:num w:numId="3">
+  <w:num w:numId="4" w16cid:durableId="890456798">
     <w:abstractNumId w:val="1"/>
   </w:num>
-  <w:num w:numId="4">
+  <w:num w:numId="5" w16cid:durableId="1320425143">
     <w:abstractNumId w:val="0"/>
   </w:num>
 </w:numbering>
 </file>
 
-<file path=word/people.xml><?xml version="1.0" encoding="utf-8"?>
-<w15:people xmlns:wpc="http://schemas.microsoft.com/office/word/2010/wordprocessingCanvas" xmlns:cx="http://schemas.microsoft.com/office/drawing/2014/chartex" xmlns:cx1="http://schemas.microsoft.com/office/drawing/2015/9/8/chartex" xmlns:cx2="http://schemas.microsoft.com/office/drawing/2015/10/21/chartex" xmlns:cx3="http://schemas.microsoft.com/office/drawing/2016/5/9/chartex" xmlns:cx4="http://schemas.microsoft.com/office/drawing/2016/5/10/chartex" xmlns:cx5="http://schemas.microsoft.com/office/drawing/2016/5/11/chartex" xmlns:cx6="http://schemas.microsoft.com/office/drawing/2016/5/12/chartex" xmlns:cx7="http://schemas.microsoft.com/office/drawing/2016/5/13/chartex" xmlns:cx8="http://schemas.microsoft.com/office/drawing/2016/5/14/chartex" xmlns:mc="http://schemas.openxmlformats.org/markup-compatibility/2006" xmlns:aink="http://schemas.microsoft.com/office/drawing/2016/ink" xmlns:am3d="http://schemas.microsoft.com/office/drawing/2017/model3d" xmlns:o="urn:schemas-microsoft-com:office:office" xmlns:r="http://schemas.openxmlformats.org/officeDocument/2006/relationships" xmlns:m="http://schemas.openxmlformats.org/officeDocument/2006/math" xmlns:v="urn:schemas-microsoft-com:vml" xmlns:wp14="http://schemas.microsoft.com/office/word/2010/wordprocessingDrawing" xmlns:wp="http://schemas.openxmlformats.org/drawingml/2006/wordprocessingDrawing" xmlns:w10="urn:schemas-microsoft-com:office:word" xmlns:w="http://schemas.openxmlformats.org/wordprocessingml/2006/main" xmlns:w14="http://schemas.microsoft.com/office/word/2010/wordml" xmlns:w15="http://schemas.microsoft.com/office/word/2012/wordml" xmlns:w16cid="http://schemas.microsoft.com/office/word/2016/wordml/cid" xmlns:w16se="http://schemas.microsoft.com/office/word/2015/wordml/symex" xmlns:wpg="http://schemas.microsoft.com/office/word/2010/wordprocessingGroup" xmlns:wpi="http://schemas.microsoft.com/office/word/2010/wordprocessingInk" xmlns:wne="http://schemas.microsoft.com/office/word/2006/wordml" xmlns:wps="http://schemas.microsoft.com/office/word/2010/wordprocessingShape" mc:Ignorable="w14 w15 w16se w16cid wp14">
-  <w15:person w15:author="Lee Shirley">
-    <w15:presenceInfo w15:providerId="AD" w15:userId="S::lee.shirley@pearson.com::77a28206-13ca-4331-bf26-dd7778f415b2"/>
-  </w15:person>
-</w15:people>
-</file>
-
 <file path=word/styles.xml><?xml version="1.0" encoding="utf-8"?>
-<w:styles xmlns:mc="http://schemas.openxmlformats.org/markup-compatibility/2006" xmlns:r="http://schemas.openxmlformats.org/officeDocument/2006/relationships" xmlns:w="http://schemas.openxmlformats.org/wordprocessingml/2006/main" xmlns:w14="http://schemas.microsoft.com/office/word/2010/wordml" xmlns:w15="http://schemas.microsoft.com/office/word/2012/wordml" xmlns:w16cid="http://schemas.microsoft.com/office/word/2016/wordml/cid" xmlns:w16se="http://schemas.microsoft.com/office/word/2015/wordml/symex" mc:Ignorable="w14 w15 w16se w16cid">
+<w:styles xmlns:mc="http://schemas.openxmlformats.org/markup-compatibility/2006" xmlns:r="http://schemas.openxmlformats.org/officeDocument/2006/relationships" xmlns:w="http://schemas.openxmlformats.org/wordprocessingml/2006/main" xmlns:w14="http://schemas.microsoft.com/office/word/2010/wordml" xmlns:w15="http://schemas.microsoft.com/office/word/2012/wordml" xmlns:w16cex="http://schemas.microsoft.com/office/word/2018/wordml/cex" xmlns:w16cid="http://schemas.microsoft.com/office/word/2016/wordml/cid" xmlns:w16="http://schemas.microsoft.com/office/word/2018/wordml" xmlns:w16du="http://schemas.microsoft.com/office/word/2023/wordml/word16du" xmlns:w16sdtdh="http://schemas.microsoft.com/office/word/2020/wordml/sdtdatahash" xmlns:w16sdtfl="http://schemas.microsoft.com/office/word/2024/wordml/sdtformatlock" xmlns:w16se="http://schemas.microsoft.com/office/word/2015/wordml/symex" mc:Ignorable="w14 w15 w16se w16cid w16 w16cex w16sdtdh w16sdtfl w16du">
   <w:docDefaults>
     <w:rPrDefault>
       <w:rPr>
@@ -5528,7 +6549,7 @@
     </w:rPrDefault>
     <w:pPrDefault/>
   </w:docDefaults>
-  <w:latentStyles w:defLockedState="0" w:defUIPriority="99" w:defSemiHidden="0" w:defUnhideWhenUsed="0" w:defQFormat="0" w:count="375">
+  <w:latentStyles w:defLockedState="0" w:defUIPriority="99" w:defSemiHidden="0" w:defUnhideWhenUsed="0" w:defQFormat="0" w:count="376">
     <w:lsdException w:name="Normal" w:uiPriority="0" w:qFormat="1"/>
     <w:lsdException w:name="heading 1" w:uiPriority="9" w:qFormat="1"/>
     <w:lsdException w:name="heading 2" w:semiHidden="1" w:uiPriority="9" w:unhideWhenUsed="1" w:qFormat="1"/>
@@ -5904,6 +6925,7 @@
     <w:lsdException w:name="Smart Hyperlink" w:semiHidden="1" w:unhideWhenUsed="1"/>
     <w:lsdException w:name="Hashtag" w:semiHidden="1" w:unhideWhenUsed="1"/>
     <w:lsdException w:name="Unresolved Mention" w:semiHidden="1" w:unhideWhenUsed="1"/>
+    <w:lsdException w:name="Smart Link" w:semiHidden="1" w:unhideWhenUsed="1"/>
   </w:latentStyles>
   <w:style w:type="paragraph" w:default="1" w:styleId="Normal">
     <w:name w:val="Normal"/>
@@ -6018,6 +7040,7 @@
   <w:style w:type="character" w:default="1" w:styleId="DefaultParagraphFont">
     <w:name w:val="Default Paragraph Font"/>
     <w:uiPriority w:val="1"/>
+    <w:semiHidden/>
     <w:unhideWhenUsed/>
   </w:style>
   <w:style w:type="table" w:default="1" w:styleId="TableNormal">
@@ -6264,6 +7287,40 @@
     <w:uiPriority w:val="99"/>
     <w:semiHidden/>
     <w:rsid w:val="00410904"/>
+  </w:style>
+  <w:style w:type="character" w:styleId="Hyperlink">
+    <w:name w:val="Hyperlink"/>
+    <w:basedOn w:val="DefaultParagraphFont"/>
+    <w:uiPriority w:val="99"/>
+    <w:unhideWhenUsed/>
+    <w:rsid w:val="000E05CA"/>
+    <w:rPr>
+      <w:color w:val="0563C1" w:themeColor="hyperlink"/>
+      <w:u w:val="single"/>
+    </w:rPr>
+  </w:style>
+  <w:style w:type="character" w:styleId="UnresolvedMention">
+    <w:name w:val="Unresolved Mention"/>
+    <w:basedOn w:val="DefaultParagraphFont"/>
+    <w:uiPriority w:val="99"/>
+    <w:semiHidden/>
+    <w:unhideWhenUsed/>
+    <w:rsid w:val="000E05CA"/>
+    <w:rPr>
+      <w:color w:val="605E5C"/>
+      <w:shd w:val="clear" w:color="auto" w:fill="E1DFDD"/>
+    </w:rPr>
+  </w:style>
+  <w:style w:type="paragraph" w:styleId="ListParagraph">
+    <w:name w:val="List Paragraph"/>
+    <w:basedOn w:val="Normal"/>
+    <w:uiPriority w:val="34"/>
+    <w:qFormat/>
+    <w:rsid w:val="00FF0B0A"/>
+    <w:pPr>
+      <w:ind w:left="720"/>
+      <w:contextualSpacing/>
+    </w:pPr>
   </w:style>
 </w:styles>
 </file>
@@ -6530,15 +7587,6 @@
 </file>
 
 <file path=customXml/item1.xml><?xml version="1.0" encoding="utf-8"?>
-<?mso-contentType ?>
-<FormTemplates xmlns="http://schemas.microsoft.com/sharepoint/v3/contenttype/forms">
-  <Display>DocumentLibraryForm</Display>
-  <Edit>DocumentLibraryForm</Edit>
-  <New>DocumentLibraryForm</New>
-</FormTemplates>
-</file>
-
-<file path=customXml/item2.xml><?xml version="1.0" encoding="utf-8"?>
 <p:properties xmlns:p="http://schemas.microsoft.com/office/2006/metadata/properties" xmlns:xsi="http://www.w3.org/2001/XMLSchema-instance" xmlns:pc="http://schemas.microsoft.com/office/infopath/2007/PartnerControls">
   <documentManagement>
     <TaxCatchAll xmlns="3b0546f9-1591-425f-a5ce-577a0197cd82" xsi:nil="true"/>
@@ -6581,7 +7629,7 @@
 </p:properties>
 </file>
 
-<file path=customXml/item3.xml><?xml version="1.0" encoding="utf-8"?>
+<file path=customXml/item2.xml><?xml version="1.0" encoding="utf-8"?>
 <ct:contentTypeSchema xmlns:ct="http://schemas.microsoft.com/office/2006/metadata/contentType" xmlns:ma="http://schemas.microsoft.com/office/2006/metadata/properties/metaAttributes" ct:_="" ma:_="" ma:contentTypeName="Document" ma:contentTypeID="0x0101008B7F7BC62E88274DB030B98DB86109F1" ma:contentTypeVersion="18" ma:contentTypeDescription="Create a new document." ma:contentTypeScope="" ma:versionID="af5224957d712b2c4c6eb0a37b955b27">
   <xsd:schema xmlns:xsd="http://www.w3.org/2001/XMLSchema" xmlns:xs="http://www.w3.org/2001/XMLSchema" xmlns:p="http://schemas.microsoft.com/office/2006/metadata/properties" xmlns:ns2="184593b7-ad5e-4fec-b620-657070b7e511" xmlns:ns3="3b0546f9-1591-425f-a5ce-577a0197cd82" targetNamespace="http://schemas.microsoft.com/office/2006/metadata/properties" ma:root="true" ma:fieldsID="eee6da7a7debdcc4afc87b42161348c0" ns2:_="" ns3:_="">
     <xsd:import namespace="184593b7-ad5e-4fec-b620-657070b7e511"/>
@@ -6830,15 +7878,16 @@
 </ct:contentTypeSchema>
 </file>
 
-<file path=customXml/itemProps1.xml><?xml version="1.0" encoding="utf-8"?>
-<ds:datastoreItem xmlns:ds="http://schemas.openxmlformats.org/officeDocument/2006/customXml" ds:itemID="{06BCBCEE-CE19-4AFE-9F66-52C83F887EA5}">
-  <ds:schemaRefs>
-    <ds:schemaRef ds:uri="http://schemas.microsoft.com/sharepoint/v3/contenttype/forms"/>
-  </ds:schemaRefs>
-</ds:datastoreItem>
+<file path=customXml/item3.xml><?xml version="1.0" encoding="utf-8"?>
+<?mso-contentType ?>
+<FormTemplates xmlns="http://schemas.microsoft.com/sharepoint/v3/contenttype/forms">
+  <Display>DocumentLibraryForm</Display>
+  <Edit>DocumentLibraryForm</Edit>
+  <New>DocumentLibraryForm</New>
+</FormTemplates>
 </file>
 
-<file path=customXml/itemProps2.xml><?xml version="1.0" encoding="utf-8"?>
+<file path=customXml/itemProps1.xml><?xml version="1.0" encoding="utf-8"?>
 <ds:datastoreItem xmlns:ds="http://schemas.openxmlformats.org/officeDocument/2006/customXml" ds:itemID="{2CB38153-5319-4411-A4F1-100AE80E3828}">
   <ds:schemaRefs>
     <ds:schemaRef ds:uri="http://schemas.microsoft.com/office/2006/metadata/properties"/>
@@ -6849,8 +7898,8 @@
 </ds:datastoreItem>
 </file>
 
-<file path=customXml/itemProps3.xml><?xml version="1.0" encoding="utf-8"?>
-<ds:datastoreItem xmlns:ds="http://schemas.openxmlformats.org/officeDocument/2006/customXml" ds:itemID="{544E857E-378A-414F-81B0-848D019A7DDC}">
+<file path=customXml/itemProps2.xml><?xml version="1.0" encoding="utf-8"?>
+<ds:datastoreItem xmlns:ds="http://schemas.openxmlformats.org/officeDocument/2006/customXml" ds:itemID="{C2FD815C-1035-4F50-8963-9143260825AF}">
   <ds:schemaRefs>
     <ds:schemaRef ds:uri="http://schemas.microsoft.com/office/2006/metadata/contentType"/>
     <ds:schemaRef ds:uri="http://schemas.microsoft.com/office/2006/metadata/properties/metaAttributes"/>
@@ -6866,4 +7915,18 @@
     <ds:schemaRef ds:uri="http://schemas.microsoft.com/internal/obd"/>
   </ds:schemaRefs>
 </ds:datastoreItem>
+</file>
+
+<file path=customXml/itemProps3.xml><?xml version="1.0" encoding="utf-8"?>
+<ds:datastoreItem xmlns:ds="http://schemas.openxmlformats.org/officeDocument/2006/customXml" ds:itemID="{06BCBCEE-CE19-4AFE-9F66-52C83F887EA5}">
+  <ds:schemaRefs>
+    <ds:schemaRef ds:uri="http://schemas.microsoft.com/sharepoint/v3/contenttype/forms"/>
+  </ds:schemaRefs>
+</ds:datastoreItem>
+</file>
+
+<file path=docMetadata/LabelInfo.xml><?xml version="1.0" encoding="utf-8"?>
+<clbl:labelList xmlns:clbl="http://schemas.microsoft.com/office/2020/mipLabelMetadata">
+  <clbl:label id="{8cc434d7-97d0-47d3-b5c5-14fe0e33e34b}" enabled="0" method="" siteId="{8cc434d7-97d0-47d3-b5c5-14fe0e33e34b}" removed="1"/>
+</clbl:labelList>
 </file>